--- a/Mohangraphy_Technical_Documentation.docx
+++ b/Mohangraphy_Technical_Documentation.docx
@@ -176,7 +176,6 @@
         <w:p>
           <w:pPr>
             <w:pStyle w:val="Normal"/>
-            <w:spacing w:lineRule="auto" w:line="240" w:before="0" w:after="0"/>
             <w:rPr>
               <w:rFonts w:ascii="Times New Roman" w:hAnsi="Times New Roman"/>
               <w:color w:val="000000"/>
@@ -244,6 +243,22 @@
           <w:color w:val="000000"/>
         </w:rPr>
       </w:r>
+    </w:p>
+    <w:p>
+      <w:pPr>
+        <w:pStyle w:val="Normal"/>
+        <w:spacing w:lineRule="auto" w:line="240" w:before="0" w:after="0"/>
+        <w:rPr>
+          <w:rFonts w:ascii="Times New Roman" w:hAnsi="Times New Roman"/>
+          <w:color w:val="000000"/>
+        </w:rPr>
+      </w:pPr>
+      <w:r>
+        <w:rPr>
+          <w:rFonts w:ascii="Times New Roman" w:hAnsi="Times New Roman"/>
+          <w:color w:val="000000"/>
+        </w:rPr>
+      </w:r>
       <w:r>
         <w:br w:type="page"/>
       </w:r>
@@ -383,14 +398,14 @@
         </w:tblCellMar>
       </w:tblPr>
       <w:tblGrid>
-        <w:gridCol w:w="2999"/>
-        <w:gridCol w:w="6361"/>
+        <w:gridCol w:w="2998"/>
+        <w:gridCol w:w="6362"/>
       </w:tblGrid>
       <w:tr>
         <w:trPr/>
         <w:tc>
           <w:tcPr>
-            <w:tcW w:w="2999" w:type="dxa"/>
+            <w:tcW w:w="2998" w:type="dxa"/>
             <w:tcBorders>
               <w:top w:val="single" w:sz="2" w:space="0" w:color="CCCCCC"/>
               <w:start w:val="single" w:sz="2" w:space="0" w:color="CCCCCC"/>
@@ -423,7 +438,7 @@
         </w:tc>
         <w:tc>
           <w:tcPr>
-            <w:tcW w:w="6361" w:type="dxa"/>
+            <w:tcW w:w="6362" w:type="dxa"/>
             <w:tcBorders>
               <w:top w:val="single" w:sz="2" w:space="0" w:color="CCCCCC"/>
               <w:start w:val="single" w:sz="2" w:space="0" w:color="CCCCCC"/>
@@ -459,7 +474,7 @@
         <w:trPr/>
         <w:tc>
           <w:tcPr>
-            <w:tcW w:w="2999" w:type="dxa"/>
+            <w:tcW w:w="2998" w:type="dxa"/>
             <w:tcBorders>
               <w:top w:val="single" w:sz="2" w:space="0" w:color="CCCCCC"/>
               <w:start w:val="single" w:sz="2" w:space="0" w:color="CCCCCC"/>
@@ -492,7 +507,7 @@
         </w:tc>
         <w:tc>
           <w:tcPr>
-            <w:tcW w:w="6361" w:type="dxa"/>
+            <w:tcW w:w="6362" w:type="dxa"/>
             <w:tcBorders>
               <w:top w:val="single" w:sz="2" w:space="0" w:color="CCCCCC"/>
               <w:start w:val="single" w:sz="2" w:space="0" w:color="CCCCCC"/>
@@ -528,7 +543,7 @@
         <w:trPr/>
         <w:tc>
           <w:tcPr>
-            <w:tcW w:w="2999" w:type="dxa"/>
+            <w:tcW w:w="2998" w:type="dxa"/>
             <w:tcBorders>
               <w:top w:val="single" w:sz="2" w:space="0" w:color="CCCCCC"/>
               <w:start w:val="single" w:sz="2" w:space="0" w:color="CCCCCC"/>
@@ -561,7 +576,7 @@
         </w:tc>
         <w:tc>
           <w:tcPr>
-            <w:tcW w:w="6361" w:type="dxa"/>
+            <w:tcW w:w="6362" w:type="dxa"/>
             <w:tcBorders>
               <w:top w:val="single" w:sz="2" w:space="0" w:color="CCCCCC"/>
               <w:start w:val="single" w:sz="2" w:space="0" w:color="CCCCCC"/>
@@ -597,7 +612,7 @@
         <w:trPr/>
         <w:tc>
           <w:tcPr>
-            <w:tcW w:w="2999" w:type="dxa"/>
+            <w:tcW w:w="2998" w:type="dxa"/>
             <w:tcBorders>
               <w:top w:val="single" w:sz="2" w:space="0" w:color="CCCCCC"/>
               <w:start w:val="single" w:sz="2" w:space="0" w:color="CCCCCC"/>
@@ -630,7 +645,7 @@
         </w:tc>
         <w:tc>
           <w:tcPr>
-            <w:tcW w:w="6361" w:type="dxa"/>
+            <w:tcW w:w="6362" w:type="dxa"/>
             <w:tcBorders>
               <w:top w:val="single" w:sz="2" w:space="0" w:color="CCCCCC"/>
               <w:start w:val="single" w:sz="2" w:space="0" w:color="CCCCCC"/>
@@ -666,7 +681,7 @@
         <w:trPr/>
         <w:tc>
           <w:tcPr>
-            <w:tcW w:w="2999" w:type="dxa"/>
+            <w:tcW w:w="2998" w:type="dxa"/>
             <w:tcBorders>
               <w:top w:val="single" w:sz="2" w:space="0" w:color="CCCCCC"/>
               <w:start w:val="single" w:sz="2" w:space="0" w:color="CCCCCC"/>
@@ -699,7 +714,7 @@
         </w:tc>
         <w:tc>
           <w:tcPr>
-            <w:tcW w:w="6361" w:type="dxa"/>
+            <w:tcW w:w="6362" w:type="dxa"/>
             <w:tcBorders>
               <w:top w:val="single" w:sz="2" w:space="0" w:color="CCCCCC"/>
               <w:start w:val="single" w:sz="2" w:space="0" w:color="CCCCCC"/>
@@ -735,7 +750,7 @@
         <w:trPr/>
         <w:tc>
           <w:tcPr>
-            <w:tcW w:w="2999" w:type="dxa"/>
+            <w:tcW w:w="2998" w:type="dxa"/>
             <w:tcBorders>
               <w:top w:val="single" w:sz="2" w:space="0" w:color="CCCCCC"/>
               <w:start w:val="single" w:sz="2" w:space="0" w:color="CCCCCC"/>
@@ -768,7 +783,7 @@
         </w:tc>
         <w:tc>
           <w:tcPr>
-            <w:tcW w:w="6361" w:type="dxa"/>
+            <w:tcW w:w="6362" w:type="dxa"/>
             <w:tcBorders>
               <w:top w:val="single" w:sz="2" w:space="0" w:color="CCCCCC"/>
               <w:start w:val="single" w:sz="2" w:space="0" w:color="CCCCCC"/>
@@ -804,7 +819,7 @@
         <w:trPr/>
         <w:tc>
           <w:tcPr>
-            <w:tcW w:w="2999" w:type="dxa"/>
+            <w:tcW w:w="2998" w:type="dxa"/>
             <w:tcBorders>
               <w:top w:val="single" w:sz="2" w:space="0" w:color="CCCCCC"/>
               <w:start w:val="single" w:sz="2" w:space="0" w:color="CCCCCC"/>
@@ -837,7 +852,7 @@
         </w:tc>
         <w:tc>
           <w:tcPr>
-            <w:tcW w:w="6361" w:type="dxa"/>
+            <w:tcW w:w="6362" w:type="dxa"/>
             <w:tcBorders>
               <w:top w:val="single" w:sz="2" w:space="0" w:color="CCCCCC"/>
               <w:start w:val="single" w:sz="2" w:space="0" w:color="CCCCCC"/>
@@ -873,7 +888,7 @@
         <w:trPr/>
         <w:tc>
           <w:tcPr>
-            <w:tcW w:w="2999" w:type="dxa"/>
+            <w:tcW w:w="2998" w:type="dxa"/>
             <w:tcBorders>
               <w:top w:val="single" w:sz="2" w:space="0" w:color="CCCCCC"/>
               <w:start w:val="single" w:sz="2" w:space="0" w:color="CCCCCC"/>
@@ -906,7 +921,7 @@
         </w:tc>
         <w:tc>
           <w:tcPr>
-            <w:tcW w:w="6361" w:type="dxa"/>
+            <w:tcW w:w="6362" w:type="dxa"/>
             <w:tcBorders>
               <w:top w:val="single" w:sz="2" w:space="0" w:color="CCCCCC"/>
               <w:start w:val="single" w:sz="2" w:space="0" w:color="CCCCCC"/>
@@ -942,7 +957,7 @@
         <w:trPr/>
         <w:tc>
           <w:tcPr>
-            <w:tcW w:w="2999" w:type="dxa"/>
+            <w:tcW w:w="2998" w:type="dxa"/>
             <w:tcBorders>
               <w:top w:val="single" w:sz="2" w:space="0" w:color="CCCCCC"/>
               <w:start w:val="single" w:sz="2" w:space="0" w:color="CCCCCC"/>
@@ -975,7 +990,7 @@
         </w:tc>
         <w:tc>
           <w:tcPr>
-            <w:tcW w:w="6361" w:type="dxa"/>
+            <w:tcW w:w="6362" w:type="dxa"/>
             <w:tcBorders>
               <w:top w:val="single" w:sz="2" w:space="0" w:color="CCCCCC"/>
               <w:start w:val="single" w:sz="2" w:space="0" w:color="CCCCCC"/>
@@ -1059,14 +1074,14 @@
         </w:tblCellMar>
       </w:tblPr>
       <w:tblGrid>
-        <w:gridCol w:w="2999"/>
-        <w:gridCol w:w="6361"/>
+        <w:gridCol w:w="2998"/>
+        <w:gridCol w:w="6362"/>
       </w:tblGrid>
       <w:tr>
         <w:trPr/>
         <w:tc>
           <w:tcPr>
-            <w:tcW w:w="2999" w:type="dxa"/>
+            <w:tcW w:w="2998" w:type="dxa"/>
             <w:tcBorders>
               <w:top w:val="single" w:sz="2" w:space="0" w:color="CCCCCC"/>
               <w:start w:val="single" w:sz="2" w:space="0" w:color="CCCCCC"/>
@@ -1099,7 +1114,7 @@
         </w:tc>
         <w:tc>
           <w:tcPr>
-            <w:tcW w:w="6361" w:type="dxa"/>
+            <w:tcW w:w="6362" w:type="dxa"/>
             <w:tcBorders>
               <w:top w:val="single" w:sz="2" w:space="0" w:color="CCCCCC"/>
               <w:start w:val="single" w:sz="2" w:space="0" w:color="CCCCCC"/>
@@ -1135,7 +1150,7 @@
         <w:trPr/>
         <w:tc>
           <w:tcPr>
-            <w:tcW w:w="2999" w:type="dxa"/>
+            <w:tcW w:w="2998" w:type="dxa"/>
             <w:tcBorders>
               <w:top w:val="single" w:sz="2" w:space="0" w:color="CCCCCC"/>
               <w:start w:val="single" w:sz="2" w:space="0" w:color="CCCCCC"/>
@@ -1168,7 +1183,7 @@
         </w:tc>
         <w:tc>
           <w:tcPr>
-            <w:tcW w:w="6361" w:type="dxa"/>
+            <w:tcW w:w="6362" w:type="dxa"/>
             <w:tcBorders>
               <w:top w:val="single" w:sz="2" w:space="0" w:color="CCCCCC"/>
               <w:start w:val="single" w:sz="2" w:space="0" w:color="CCCCCC"/>
@@ -1204,7 +1219,7 @@
         <w:trPr/>
         <w:tc>
           <w:tcPr>
-            <w:tcW w:w="2999" w:type="dxa"/>
+            <w:tcW w:w="2998" w:type="dxa"/>
             <w:tcBorders>
               <w:top w:val="single" w:sz="2" w:space="0" w:color="CCCCCC"/>
               <w:start w:val="single" w:sz="2" w:space="0" w:color="CCCCCC"/>
@@ -1237,7 +1252,7 @@
         </w:tc>
         <w:tc>
           <w:tcPr>
-            <w:tcW w:w="6361" w:type="dxa"/>
+            <w:tcW w:w="6362" w:type="dxa"/>
             <w:tcBorders>
               <w:top w:val="single" w:sz="2" w:space="0" w:color="CCCCCC"/>
               <w:start w:val="single" w:sz="2" w:space="0" w:color="CCCCCC"/>
@@ -1273,7 +1288,7 @@
         <w:trPr/>
         <w:tc>
           <w:tcPr>
-            <w:tcW w:w="2999" w:type="dxa"/>
+            <w:tcW w:w="2998" w:type="dxa"/>
             <w:tcBorders>
               <w:top w:val="single" w:sz="2" w:space="0" w:color="CCCCCC"/>
               <w:start w:val="single" w:sz="2" w:space="0" w:color="CCCCCC"/>
@@ -1306,7 +1321,7 @@
         </w:tc>
         <w:tc>
           <w:tcPr>
-            <w:tcW w:w="6361" w:type="dxa"/>
+            <w:tcW w:w="6362" w:type="dxa"/>
             <w:tcBorders>
               <w:top w:val="single" w:sz="2" w:space="0" w:color="CCCCCC"/>
               <w:start w:val="single" w:sz="2" w:space="0" w:color="CCCCCC"/>
@@ -1342,7 +1357,7 @@
         <w:trPr/>
         <w:tc>
           <w:tcPr>
-            <w:tcW w:w="2999" w:type="dxa"/>
+            <w:tcW w:w="2998" w:type="dxa"/>
             <w:tcBorders>
               <w:top w:val="single" w:sz="2" w:space="0" w:color="CCCCCC"/>
               <w:start w:val="single" w:sz="2" w:space="0" w:color="CCCCCC"/>
@@ -1375,7 +1390,7 @@
         </w:tc>
         <w:tc>
           <w:tcPr>
-            <w:tcW w:w="6361" w:type="dxa"/>
+            <w:tcW w:w="6362" w:type="dxa"/>
             <w:tcBorders>
               <w:top w:val="single" w:sz="2" w:space="0" w:color="CCCCCC"/>
               <w:start w:val="single" w:sz="2" w:space="0" w:color="CCCCCC"/>
@@ -1411,7 +1426,7 @@
         <w:trPr/>
         <w:tc>
           <w:tcPr>
-            <w:tcW w:w="2999" w:type="dxa"/>
+            <w:tcW w:w="2998" w:type="dxa"/>
             <w:tcBorders>
               <w:top w:val="single" w:sz="2" w:space="0" w:color="CCCCCC"/>
               <w:start w:val="single" w:sz="2" w:space="0" w:color="CCCCCC"/>
@@ -1444,7 +1459,7 @@
         </w:tc>
         <w:tc>
           <w:tcPr>
-            <w:tcW w:w="6361" w:type="dxa"/>
+            <w:tcW w:w="6362" w:type="dxa"/>
             <w:tcBorders>
               <w:top w:val="single" w:sz="2" w:space="0" w:color="CCCCCC"/>
               <w:start w:val="single" w:sz="2" w:space="0" w:color="CCCCCC"/>
@@ -1480,7 +1495,7 @@
         <w:trPr/>
         <w:tc>
           <w:tcPr>
-            <w:tcW w:w="2999" w:type="dxa"/>
+            <w:tcW w:w="2998" w:type="dxa"/>
             <w:tcBorders>
               <w:top w:val="single" w:sz="2" w:space="0" w:color="CCCCCC"/>
               <w:start w:val="single" w:sz="2" w:space="0" w:color="CCCCCC"/>
@@ -1513,7 +1528,7 @@
         </w:tc>
         <w:tc>
           <w:tcPr>
-            <w:tcW w:w="6361" w:type="dxa"/>
+            <w:tcW w:w="6362" w:type="dxa"/>
             <w:tcBorders>
               <w:top w:val="single" w:sz="2" w:space="0" w:color="CCCCCC"/>
               <w:start w:val="single" w:sz="2" w:space="0" w:color="CCCCCC"/>
@@ -1549,7 +1564,7 @@
         <w:trPr/>
         <w:tc>
           <w:tcPr>
-            <w:tcW w:w="2999" w:type="dxa"/>
+            <w:tcW w:w="2998" w:type="dxa"/>
             <w:tcBorders>
               <w:top w:val="single" w:sz="2" w:space="0" w:color="CCCCCC"/>
               <w:start w:val="single" w:sz="2" w:space="0" w:color="CCCCCC"/>
@@ -1582,7 +1597,7 @@
         </w:tc>
         <w:tc>
           <w:tcPr>
-            <w:tcW w:w="6361" w:type="dxa"/>
+            <w:tcW w:w="6362" w:type="dxa"/>
             <w:tcBorders>
               <w:top w:val="single" w:sz="2" w:space="0" w:color="CCCCCC"/>
               <w:start w:val="single" w:sz="2" w:space="0" w:color="CCCCCC"/>
@@ -1617,26 +1632,6 @@
     </w:tbl>
     <w:p>
       <w:pPr>
-        <w:pStyle w:val="Normal"/>
-        <w:spacing w:lineRule="auto" w:line="240" w:before="0" w:after="0"/>
-        <w:rPr>
-          <w:rFonts w:ascii="Times New Roman" w:hAnsi="Times New Roman"/>
-          <w:color w:val="000000"/>
-        </w:rPr>
-      </w:pPr>
-      <w:r>
-        <w:br w:type="page"/>
-      </w:r>
-      <w:r>
-        <w:rPr>
-          <w:rFonts w:ascii="Times New Roman" w:hAnsi="Times New Roman"/>
-          <w:color w:val="000000"/>
-        </w:rPr>
-        <w:br/>
-      </w:r>
-    </w:p>
-    <w:p>
-      <w:pPr>
         <w:pStyle w:val="Heading1"/>
         <w:pBdr>
           <w:bottom w:val="single" w:sz="6" w:space="4" w:color="C9A96E"/>
@@ -1647,6 +1642,9 @@
           <w:color w:val="000000"/>
         </w:rPr>
       </w:pPr>
+      <w:r>
+        <w:br w:type="page"/>
+      </w:r>
       <w:r>
         <w:rPr>
           <w:rFonts w:eastAsia="Arial" w:cs="Arial" w:ascii="Times New Roman" w:hAnsi="Times New Roman"/>
@@ -1732,14 +1730,14 @@
       </w:tblPr>
       <w:tblGrid>
         <w:gridCol w:w="1739"/>
-        <w:gridCol w:w="165"/>
+        <w:gridCol w:w="164"/>
         <w:gridCol w:w="1740"/>
-        <w:gridCol w:w="166"/>
-        <w:gridCol w:w="1739"/>
-        <w:gridCol w:w="166"/>
+        <w:gridCol w:w="167"/>
+        <w:gridCol w:w="1738"/>
+        <w:gridCol w:w="167"/>
         <w:gridCol w:w="1740"/>
-        <w:gridCol w:w="165"/>
-        <w:gridCol w:w="1740"/>
+        <w:gridCol w:w="164"/>
+        <w:gridCol w:w="1741"/>
       </w:tblGrid>
       <w:tr>
         <w:trPr/>
@@ -1757,29 +1755,33 @@
           <w:p>
             <w:pPr>
               <w:pStyle w:val="Normal"/>
-              <w:spacing w:lineRule="auto" w:line="240" w:before="0" w:after="0"/>
+              <w:spacing w:lineRule="auto" w:line="240"/>
               <w:jc w:val="center"/>
               <w:rPr>
                 <w:rFonts w:ascii="Times New Roman" w:hAnsi="Times New Roman"/>
-                <w:color w:val="000000"/>
-              </w:rPr>
-            </w:pPr>
-            <w:r>
-              <w:rPr>
-                <w:rFonts w:eastAsia="Arial" w:cs="Arial" w:ascii="Times New Roman" w:hAnsi="Times New Roman"/>
-                <w:b/>
-                <w:bCs/>
-                <w:color w:val="000000"/>
+                <w:b/>
+                <w:bCs/>
+                <w:color w:val="FFFFFF"/>
                 <w:sz w:val="18"/>
                 <w:szCs w:val="18"/>
               </w:rPr>
+            </w:pPr>
+            <w:r>
+              <w:rPr>
+                <w:rFonts w:ascii="Times New Roman" w:hAnsi="Times New Roman"/>
+                <w:b/>
+                <w:bCs/>
+                <w:color w:val="FFFFFF"/>
+                <w:sz w:val="18"/>
+                <w:szCs w:val="18"/>
+              </w:rPr>
               <w:t>PHOTOGRAPHER (NC Mohan)</w:t>
             </w:r>
           </w:p>
         </w:tc>
         <w:tc>
           <w:tcPr>
-            <w:tcW w:w="165" w:type="dxa"/>
+            <w:tcW w:w="164" w:type="dxa"/>
             <w:tcBorders/>
             <w:shd w:fill="FFFFFF" w:val="clear"/>
             <w:tcMar>
@@ -1792,16 +1794,25 @@
           <w:p>
             <w:pPr>
               <w:pStyle w:val="Normal"/>
-              <w:spacing w:lineRule="auto" w:line="240" w:before="0" w:after="0"/>
-              <w:rPr>
-                <w:rFonts w:ascii="Times New Roman" w:hAnsi="Times New Roman"/>
-                <w:color w:val="000000"/>
-              </w:rPr>
-            </w:pPr>
-            <w:r>
-              <w:rPr>
-                <w:rFonts w:ascii="Times New Roman" w:hAnsi="Times New Roman"/>
-                <w:color w:val="000000"/>
+              <w:spacing w:lineRule="auto" w:line="240"/>
+              <w:jc w:val="center"/>
+              <w:rPr>
+                <w:rFonts w:ascii="Times New Roman" w:hAnsi="Times New Roman"/>
+                <w:b/>
+                <w:bCs/>
+                <w:color w:val="FFFFFF"/>
+                <w:sz w:val="18"/>
+                <w:szCs w:val="18"/>
+              </w:rPr>
+            </w:pPr>
+            <w:r>
+              <w:rPr>
+                <w:rFonts w:ascii="Times New Roman" w:hAnsi="Times New Roman"/>
+                <w:b/>
+                <w:bCs/>
+                <w:color w:val="FFFFFF"/>
+                <w:sz w:val="18"/>
+                <w:szCs w:val="18"/>
               </w:rPr>
             </w:r>
           </w:p>
@@ -1820,29 +1831,33 @@
           <w:p>
             <w:pPr>
               <w:pStyle w:val="Normal"/>
-              <w:spacing w:lineRule="auto" w:line="240" w:before="0" w:after="0"/>
+              <w:spacing w:lineRule="auto" w:line="240"/>
               <w:jc w:val="center"/>
               <w:rPr>
                 <w:rFonts w:ascii="Times New Roman" w:hAnsi="Times New Roman"/>
-                <w:color w:val="000000"/>
-              </w:rPr>
-            </w:pPr>
-            <w:r>
-              <w:rPr>
-                <w:rFonts w:eastAsia="Arial" w:cs="Arial" w:ascii="Times New Roman" w:hAnsi="Times New Roman"/>
-                <w:b/>
-                <w:bCs/>
-                <w:color w:val="000000"/>
+                <w:b/>
+                <w:bCs/>
+                <w:color w:val="FFFFFF"/>
                 <w:sz w:val="18"/>
                 <w:szCs w:val="18"/>
               </w:rPr>
+            </w:pPr>
+            <w:r>
+              <w:rPr>
+                <w:rFonts w:ascii="Times New Roman" w:hAnsi="Times New Roman"/>
+                <w:b/>
+                <w:bCs/>
+                <w:color w:val="FFFFFF"/>
+                <w:sz w:val="18"/>
+                <w:szCs w:val="18"/>
+              </w:rPr>
               <w:t>GITHUB REPOSITORY</w:t>
             </w:r>
           </w:p>
         </w:tc>
         <w:tc>
           <w:tcPr>
-            <w:tcW w:w="166" w:type="dxa"/>
+            <w:tcW w:w="167" w:type="dxa"/>
             <w:tcBorders/>
             <w:shd w:fill="FFFFFF" w:val="clear"/>
             <w:tcMar>
@@ -1855,23 +1870,32 @@
           <w:p>
             <w:pPr>
               <w:pStyle w:val="Normal"/>
-              <w:spacing w:lineRule="auto" w:line="240" w:before="0" w:after="0"/>
-              <w:rPr>
-                <w:rFonts w:ascii="Times New Roman" w:hAnsi="Times New Roman"/>
-                <w:color w:val="000000"/>
-              </w:rPr>
-            </w:pPr>
-            <w:r>
-              <w:rPr>
-                <w:rFonts w:ascii="Times New Roman" w:hAnsi="Times New Roman"/>
-                <w:color w:val="000000"/>
-              </w:rPr>
-            </w:r>
-          </w:p>
-        </w:tc>
-        <w:tc>
-          <w:tcPr>
-            <w:tcW w:w="1739" w:type="dxa"/>
+              <w:spacing w:lineRule="auto" w:line="240"/>
+              <w:jc w:val="center"/>
+              <w:rPr>
+                <w:rFonts w:ascii="Times New Roman" w:hAnsi="Times New Roman"/>
+                <w:b/>
+                <w:bCs/>
+                <w:color w:val="FFFFFF"/>
+                <w:sz w:val="18"/>
+                <w:szCs w:val="18"/>
+              </w:rPr>
+            </w:pPr>
+            <w:r>
+              <w:rPr>
+                <w:rFonts w:ascii="Times New Roman" w:hAnsi="Times New Roman"/>
+                <w:b/>
+                <w:bCs/>
+                <w:color w:val="FFFFFF"/>
+                <w:sz w:val="18"/>
+                <w:szCs w:val="18"/>
+              </w:rPr>
+            </w:r>
+          </w:p>
+        </w:tc>
+        <w:tc>
+          <w:tcPr>
+            <w:tcW w:w="1738" w:type="dxa"/>
             <w:tcBorders>
               <w:top w:val="single" w:sz="2" w:space="0" w:color="C9A96E"/>
               <w:start w:val="single" w:sz="2" w:space="0" w:color="C9A96E"/>
@@ -1883,29 +1907,33 @@
           <w:p>
             <w:pPr>
               <w:pStyle w:val="Normal"/>
-              <w:spacing w:lineRule="auto" w:line="240" w:before="0" w:after="0"/>
+              <w:spacing w:lineRule="auto" w:line="240"/>
               <w:jc w:val="center"/>
               <w:rPr>
                 <w:rFonts w:ascii="Times New Roman" w:hAnsi="Times New Roman"/>
-                <w:color w:val="000000"/>
-              </w:rPr>
-            </w:pPr>
-            <w:r>
-              <w:rPr>
-                <w:rFonts w:eastAsia="Arial" w:cs="Arial" w:ascii="Times New Roman" w:hAnsi="Times New Roman"/>
-                <w:b/>
-                <w:bCs/>
-                <w:color w:val="000000"/>
+                <w:b/>
+                <w:bCs/>
+                <w:color w:val="FFFFFF"/>
                 <w:sz w:val="18"/>
                 <w:szCs w:val="18"/>
               </w:rPr>
+            </w:pPr>
+            <w:r>
+              <w:rPr>
+                <w:rFonts w:ascii="Times New Roman" w:hAnsi="Times New Roman"/>
+                <w:b/>
+                <w:bCs/>
+                <w:color w:val="FFFFFF"/>
+                <w:sz w:val="18"/>
+                <w:szCs w:val="18"/>
+              </w:rPr>
               <w:t>SUPABASE DATABASE</w:t>
             </w:r>
           </w:p>
         </w:tc>
         <w:tc>
           <w:tcPr>
-            <w:tcW w:w="166" w:type="dxa"/>
+            <w:tcW w:w="167" w:type="dxa"/>
             <w:tcBorders/>
             <w:shd w:fill="FFFFFF" w:val="clear"/>
             <w:tcMar>
@@ -1918,16 +1946,25 @@
           <w:p>
             <w:pPr>
               <w:pStyle w:val="Normal"/>
-              <w:spacing w:lineRule="auto" w:line="240" w:before="0" w:after="0"/>
-              <w:rPr>
-                <w:rFonts w:ascii="Times New Roman" w:hAnsi="Times New Roman"/>
-                <w:color w:val="000000"/>
-              </w:rPr>
-            </w:pPr>
-            <w:r>
-              <w:rPr>
-                <w:rFonts w:ascii="Times New Roman" w:hAnsi="Times New Roman"/>
-                <w:color w:val="000000"/>
+              <w:spacing w:lineRule="auto" w:line="240"/>
+              <w:jc w:val="center"/>
+              <w:rPr>
+                <w:rFonts w:ascii="Times New Roman" w:hAnsi="Times New Roman"/>
+                <w:b/>
+                <w:bCs/>
+                <w:color w:val="FFFFFF"/>
+                <w:sz w:val="18"/>
+                <w:szCs w:val="18"/>
+              </w:rPr>
+            </w:pPr>
+            <w:r>
+              <w:rPr>
+                <w:rFonts w:ascii="Times New Roman" w:hAnsi="Times New Roman"/>
+                <w:b/>
+                <w:bCs/>
+                <w:color w:val="FFFFFF"/>
+                <w:sz w:val="18"/>
+                <w:szCs w:val="18"/>
               </w:rPr>
             </w:r>
           </w:p>
@@ -1946,29 +1983,33 @@
           <w:p>
             <w:pPr>
               <w:pStyle w:val="Normal"/>
-              <w:spacing w:lineRule="auto" w:line="240" w:before="0" w:after="0"/>
+              <w:spacing w:lineRule="auto" w:line="240"/>
               <w:jc w:val="center"/>
               <w:rPr>
                 <w:rFonts w:ascii="Times New Roman" w:hAnsi="Times New Roman"/>
-                <w:color w:val="000000"/>
-              </w:rPr>
-            </w:pPr>
-            <w:r>
-              <w:rPr>
-                <w:rFonts w:eastAsia="Arial" w:cs="Arial" w:ascii="Times New Roman" w:hAnsi="Times New Roman"/>
-                <w:b/>
-                <w:bCs/>
-                <w:color w:val="000000"/>
+                <w:b/>
+                <w:bCs/>
+                <w:color w:val="FFFFFF"/>
                 <w:sz w:val="18"/>
                 <w:szCs w:val="18"/>
               </w:rPr>
+            </w:pPr>
+            <w:r>
+              <w:rPr>
+                <w:rFonts w:ascii="Times New Roman" w:hAnsi="Times New Roman"/>
+                <w:b/>
+                <w:bCs/>
+                <w:color w:val="FFFFFF"/>
+                <w:sz w:val="18"/>
+                <w:szCs w:val="18"/>
+              </w:rPr>
               <w:t>RESEND EMAIL SERVICE</w:t>
             </w:r>
           </w:p>
         </w:tc>
         <w:tc>
           <w:tcPr>
-            <w:tcW w:w="165" w:type="dxa"/>
+            <w:tcW w:w="164" w:type="dxa"/>
             <w:tcBorders/>
             <w:shd w:fill="FFFFFF" w:val="clear"/>
             <w:tcMar>
@@ -1981,23 +2022,32 @@
           <w:p>
             <w:pPr>
               <w:pStyle w:val="Normal"/>
-              <w:spacing w:lineRule="auto" w:line="240" w:before="0" w:after="0"/>
-              <w:rPr>
-                <w:rFonts w:ascii="Times New Roman" w:hAnsi="Times New Roman"/>
-                <w:color w:val="000000"/>
-              </w:rPr>
-            </w:pPr>
-            <w:r>
-              <w:rPr>
-                <w:rFonts w:ascii="Times New Roman" w:hAnsi="Times New Roman"/>
-                <w:color w:val="000000"/>
-              </w:rPr>
-            </w:r>
-          </w:p>
-        </w:tc>
-        <w:tc>
-          <w:tcPr>
-            <w:tcW w:w="1740" w:type="dxa"/>
+              <w:spacing w:lineRule="auto" w:line="240"/>
+              <w:jc w:val="center"/>
+              <w:rPr>
+                <w:rFonts w:ascii="Times New Roman" w:hAnsi="Times New Roman"/>
+                <w:b/>
+                <w:bCs/>
+                <w:color w:val="FFFFFF"/>
+                <w:sz w:val="18"/>
+                <w:szCs w:val="18"/>
+              </w:rPr>
+            </w:pPr>
+            <w:r>
+              <w:rPr>
+                <w:rFonts w:ascii="Times New Roman" w:hAnsi="Times New Roman"/>
+                <w:b/>
+                <w:bCs/>
+                <w:color w:val="FFFFFF"/>
+                <w:sz w:val="18"/>
+                <w:szCs w:val="18"/>
+              </w:rPr>
+            </w:r>
+          </w:p>
+        </w:tc>
+        <w:tc>
+          <w:tcPr>
+            <w:tcW w:w="1741" w:type="dxa"/>
             <w:tcBorders>
               <w:top w:val="single" w:sz="2" w:space="0" w:color="C9A96E"/>
               <w:start w:val="single" w:sz="2" w:space="0" w:color="C9A96E"/>
@@ -2009,19 +2059,23 @@
           <w:p>
             <w:pPr>
               <w:pStyle w:val="Normal"/>
-              <w:spacing w:lineRule="auto" w:line="240" w:before="0" w:after="0"/>
+              <w:spacing w:lineRule="auto" w:line="240"/>
               <w:jc w:val="center"/>
               <w:rPr>
                 <w:rFonts w:ascii="Times New Roman" w:hAnsi="Times New Roman"/>
-                <w:color w:val="000000"/>
-              </w:rPr>
-            </w:pPr>
-            <w:r>
-              <w:rPr>
-                <w:rFonts w:eastAsia="Arial" w:cs="Arial" w:ascii="Times New Roman" w:hAnsi="Times New Roman"/>
-                <w:b/>
-                <w:bCs/>
-                <w:color w:val="000000"/>
+                <w:b/>
+                <w:bCs/>
+                <w:color w:val="FFFFFF"/>
+                <w:sz w:val="18"/>
+                <w:szCs w:val="18"/>
+              </w:rPr>
+            </w:pPr>
+            <w:r>
+              <w:rPr>
+                <w:rFonts w:ascii="Times New Roman" w:hAnsi="Times New Roman"/>
+                <w:b/>
+                <w:bCs/>
+                <w:color w:val="FFFFFF"/>
                 <w:sz w:val="18"/>
                 <w:szCs w:val="18"/>
               </w:rPr>
@@ -2048,32 +2102,36 @@
           <w:p>
             <w:pPr>
               <w:pStyle w:val="Normal"/>
-              <w:spacing w:lineRule="auto" w:line="240" w:before="0" w:after="0"/>
+              <w:spacing w:lineRule="auto" w:line="240"/>
               <w:jc w:val="center"/>
               <w:rPr>
                 <w:rFonts w:ascii="Times New Roman" w:hAnsi="Times New Roman"/>
-                <w:color w:val="000000"/>
-              </w:rPr>
-            </w:pPr>
-            <w:r>
-              <w:rPr>
-                <w:rFonts w:eastAsia="Arial" w:cs="Arial" w:ascii="Times New Roman" w:hAnsi="Times New Roman"/>
-                <w:b w:val="false"/>
-                <w:bCs w:val="false"/>
-                <w:color w:val="000000"/>
-                <w:sz w:val="20"/>
-                <w:szCs w:val="20"/>
+                <w:b/>
+                <w:bCs/>
+                <w:color w:val="FFFFFF"/>
+                <w:sz w:val="18"/>
+                <w:szCs w:val="18"/>
+              </w:rPr>
+            </w:pPr>
+            <w:r>
+              <w:rPr>
+                <w:rFonts w:ascii="Times New Roman" w:hAnsi="Times New Roman"/>
+                <w:b/>
+                <w:bCs/>
+                <w:color w:val="FFFFFF"/>
+                <w:sz w:val="18"/>
+                <w:szCs w:val="18"/>
               </w:rPr>
               <w:t xml:space="preserve">▼  </w:t>
             </w:r>
             <w:r>
               <w:rPr>
-                <w:rFonts w:eastAsia="Arial" w:cs="Arial" w:ascii="Times New Roman" w:hAnsi="Times New Roman"/>
-                <w:b w:val="false"/>
-                <w:bCs w:val="false"/>
-                <w:color w:val="000000"/>
-                <w:sz w:val="20"/>
-                <w:szCs w:val="20"/>
+                <w:rFonts w:ascii="Times New Roman" w:hAnsi="Times New Roman"/>
+                <w:b/>
+                <w:bCs/>
+                <w:color w:val="FFFFFF"/>
+                <w:sz w:val="18"/>
+                <w:szCs w:val="18"/>
               </w:rPr>
               <w:t>deploy script  ▼                       ▼  REST API  ▼                       ▼  HTTP  ▼</w:t>
             </w:r>
@@ -2118,7 +2176,7 @@
         </w:tc>
         <w:tc>
           <w:tcPr>
-            <w:tcW w:w="165" w:type="dxa"/>
+            <w:tcW w:w="164" w:type="dxa"/>
             <w:tcBorders/>
             <w:shd w:fill="FFFFFF" w:val="clear"/>
             <w:tcMar>
@@ -2181,7 +2239,7 @@
         </w:tc>
         <w:tc>
           <w:tcPr>
-            <w:tcW w:w="166" w:type="dxa"/>
+            <w:tcW w:w="167" w:type="dxa"/>
             <w:tcBorders/>
             <w:shd w:fill="FFFFFF" w:val="clear"/>
             <w:tcMar>
@@ -2210,7 +2268,7 @@
         </w:tc>
         <w:tc>
           <w:tcPr>
-            <w:tcW w:w="1739" w:type="dxa"/>
+            <w:tcW w:w="1738" w:type="dxa"/>
             <w:tcBorders>
               <w:top w:val="single" w:sz="2" w:space="0" w:color="C9A96E"/>
               <w:start w:val="single" w:sz="2" w:space="0" w:color="C9A96E"/>
@@ -2244,7 +2302,7 @@
         </w:tc>
         <w:tc>
           <w:tcPr>
-            <w:tcW w:w="166" w:type="dxa"/>
+            <w:tcW w:w="167" w:type="dxa"/>
             <w:tcBorders/>
             <w:shd w:fill="FFFFFF" w:val="clear"/>
             <w:tcMar>
@@ -2307,7 +2365,7 @@
         </w:tc>
         <w:tc>
           <w:tcPr>
-            <w:tcW w:w="165" w:type="dxa"/>
+            <w:tcW w:w="164" w:type="dxa"/>
             <w:tcBorders/>
             <w:shd w:fill="FFFFFF" w:val="clear"/>
             <w:tcMar>
@@ -2336,7 +2394,7 @@
         </w:tc>
         <w:tc>
           <w:tcPr>
-            <w:tcW w:w="1740" w:type="dxa"/>
+            <w:tcW w:w="1741" w:type="dxa"/>
             <w:tcBorders>
               <w:top w:val="single" w:sz="2" w:space="0" w:color="C9A96E"/>
               <w:start w:val="single" w:sz="2" w:space="0" w:color="C9A96E"/>
@@ -2446,7 +2504,7 @@
         </w:tc>
         <w:tc>
           <w:tcPr>
-            <w:tcW w:w="165" w:type="dxa"/>
+            <w:tcW w:w="164" w:type="dxa"/>
             <w:tcBorders/>
             <w:shd w:fill="FFFFFF" w:val="clear"/>
             <w:tcMar>
@@ -2509,7 +2567,7 @@
         </w:tc>
         <w:tc>
           <w:tcPr>
-            <w:tcW w:w="166" w:type="dxa"/>
+            <w:tcW w:w="167" w:type="dxa"/>
             <w:tcBorders/>
             <w:shd w:fill="FFFFFF" w:val="clear"/>
             <w:tcMar>
@@ -2538,7 +2596,7 @@
         </w:tc>
         <w:tc>
           <w:tcPr>
-            <w:tcW w:w="1739" w:type="dxa"/>
+            <w:tcW w:w="1738" w:type="dxa"/>
             <w:tcBorders>
               <w:top w:val="single" w:sz="2" w:space="0" w:color="C9A96E"/>
               <w:start w:val="single" w:sz="2" w:space="0" w:color="C9A96E"/>
@@ -2572,7 +2630,7 @@
         </w:tc>
         <w:tc>
           <w:tcPr>
-            <w:tcW w:w="166" w:type="dxa"/>
+            <w:tcW w:w="167" w:type="dxa"/>
             <w:tcBorders/>
             <w:shd w:fill="FFFFFF" w:val="clear"/>
             <w:tcMar>
@@ -2635,7 +2693,7 @@
         </w:tc>
         <w:tc>
           <w:tcPr>
-            <w:tcW w:w="165" w:type="dxa"/>
+            <w:tcW w:w="164" w:type="dxa"/>
             <w:tcBorders/>
             <w:shd w:fill="FFFFFF" w:val="clear"/>
             <w:tcMar>
@@ -2664,7 +2722,7 @@
         </w:tc>
         <w:tc>
           <w:tcPr>
-            <w:tcW w:w="1740" w:type="dxa"/>
+            <w:tcW w:w="1741" w:type="dxa"/>
             <w:tcBorders>
               <w:top w:val="single" w:sz="2" w:space="0" w:color="C9A96E"/>
               <w:start w:val="single" w:sz="2" w:space="0" w:color="C9A96E"/>
@@ -2698,22 +2756,6 @@
         </w:tc>
       </w:tr>
     </w:tbl>
-    <w:p>
-      <w:pPr>
-        <w:pStyle w:val="Normal"/>
-        <w:spacing w:lineRule="auto" w:line="240" w:before="0" w:after="0"/>
-        <w:rPr>
-          <w:rFonts w:ascii="Times New Roman" w:hAnsi="Times New Roman"/>
-          <w:color w:val="000000"/>
-        </w:rPr>
-      </w:pPr>
-      <w:r>
-        <w:rPr>
-          <w:rFonts w:ascii="Times New Roman" w:hAnsi="Times New Roman"/>
-          <w:color w:val="000000"/>
-        </w:rPr>
-      </w:r>
-    </w:p>
     <w:p>
       <w:pPr>
         <w:pStyle w:val="Normal"/>
@@ -2825,16 +2867,15 @@
               <w:spacing w:lineRule="auto" w:line="240" w:before="0" w:after="0"/>
               <w:jc w:val="center"/>
               <w:rPr>
-                <w:rFonts w:ascii="Times New Roman" w:hAnsi="Times New Roman"/>
-                <w:color w:val="000000"/>
-              </w:rPr>
-            </w:pPr>
-            <w:r>
-              <w:rPr>
-                <w:rFonts w:eastAsia="Arial" w:cs="Arial" w:ascii="Times New Roman" w:hAnsi="Times New Roman"/>
-                <w:b/>
-                <w:bCs/>
-                <w:color w:val="000000"/>
+                <w:color w:val="FFFFFF"/>
+              </w:rPr>
+            </w:pPr>
+            <w:r>
+              <w:rPr>
+                <w:rFonts w:eastAsia="Arial" w:cs="Arial" w:ascii="Times New Roman" w:hAnsi="Times New Roman"/>
+                <w:b/>
+                <w:bCs/>
+                <w:color w:val="FFFFFF"/>
                 <w:sz w:val="18"/>
                 <w:szCs w:val="18"/>
               </w:rPr>
@@ -2864,10 +2905,7 @@
               </w:rPr>
             </w:pPr>
             <w:r>
-              <w:rPr>
-                <w:rFonts w:ascii="Times New Roman" w:hAnsi="Times New Roman"/>
-                <w:color w:val="000000"/>
-              </w:rPr>
+              <w:rPr/>
             </w:r>
           </w:p>
         </w:tc>
@@ -2888,16 +2926,15 @@
               <w:spacing w:lineRule="auto" w:line="240" w:before="0" w:after="0"/>
               <w:jc w:val="center"/>
               <w:rPr>
-                <w:rFonts w:ascii="Times New Roman" w:hAnsi="Times New Roman"/>
-                <w:color w:val="000000"/>
-              </w:rPr>
-            </w:pPr>
-            <w:r>
-              <w:rPr>
-                <w:rFonts w:eastAsia="Arial" w:cs="Arial" w:ascii="Times New Roman" w:hAnsi="Times New Roman"/>
-                <w:b/>
-                <w:bCs/>
-                <w:color w:val="000000"/>
+                <w:color w:val="FFFFFF"/>
+              </w:rPr>
+            </w:pPr>
+            <w:r>
+              <w:rPr>
+                <w:rFonts w:eastAsia="Arial" w:cs="Arial" w:ascii="Times New Roman" w:hAnsi="Times New Roman"/>
+                <w:b/>
+                <w:bCs/>
+                <w:color w:val="FFFFFF"/>
                 <w:sz w:val="18"/>
                 <w:szCs w:val="18"/>
               </w:rPr>
@@ -2927,8 +2964,7 @@
               <w:spacing w:lineRule="auto" w:line="240" w:before="0" w:after="0"/>
               <w:jc w:val="center"/>
               <w:rPr>
-                <w:rFonts w:ascii="Times New Roman" w:hAnsi="Times New Roman"/>
-                <w:color w:val="000000"/>
+                <w:color w:val="FFFFFF"/>
               </w:rPr>
             </w:pPr>
             <w:r>
@@ -2936,7 +2972,7 @@
                 <w:rFonts w:eastAsia="Arial" w:cs="Arial" w:ascii="Times New Roman" w:hAnsi="Times New Roman"/>
                 <w:b w:val="false"/>
                 <w:bCs w:val="false"/>
-                <w:color w:val="000000"/>
+                <w:color w:val="FFFFFF"/>
                 <w:sz w:val="20"/>
                 <w:szCs w:val="20"/>
               </w:rPr>
@@ -3463,22 +3499,6 @@
         </w:tc>
       </w:tr>
     </w:tbl>
-    <w:p>
-      <w:pPr>
-        <w:pStyle w:val="Normal"/>
-        <w:spacing w:lineRule="auto" w:line="240" w:before="0" w:after="0"/>
-        <w:rPr>
-          <w:rFonts w:ascii="Times New Roman" w:hAnsi="Times New Roman"/>
-          <w:color w:val="000000"/>
-        </w:rPr>
-      </w:pPr>
-      <w:r>
-        <w:rPr>
-          <w:rFonts w:ascii="Times New Roman" w:hAnsi="Times New Roman"/>
-          <w:color w:val="000000"/>
-        </w:rPr>
-      </w:r>
-    </w:p>
     <w:p>
       <w:pPr>
         <w:pStyle w:val="Normal"/>
@@ -3572,8 +3592,8 @@
         <w:gridCol w:w="1754"/>
         <w:gridCol w:w="147"/>
         <w:gridCol w:w="1755"/>
-        <w:gridCol w:w="147"/>
-        <w:gridCol w:w="1754"/>
+        <w:gridCol w:w="146"/>
+        <w:gridCol w:w="1755"/>
         <w:gridCol w:w="147"/>
         <w:gridCol w:w="1755"/>
       </w:tblGrid>
@@ -3596,16 +3616,15 @@
               <w:spacing w:lineRule="auto" w:line="240" w:before="0" w:after="0"/>
               <w:jc w:val="center"/>
               <w:rPr>
-                <w:rFonts w:ascii="Times New Roman" w:hAnsi="Times New Roman"/>
-                <w:color w:val="000000"/>
-              </w:rPr>
-            </w:pPr>
-            <w:r>
-              <w:rPr>
-                <w:rFonts w:eastAsia="Arial" w:cs="Arial" w:ascii="Times New Roman" w:hAnsi="Times New Roman"/>
-                <w:b/>
-                <w:bCs/>
-                <w:color w:val="000000"/>
+                <w:color w:val="FFFFFF"/>
+              </w:rPr>
+            </w:pPr>
+            <w:r>
+              <w:rPr>
+                <w:rFonts w:eastAsia="Arial" w:cs="Arial" w:ascii="Times New Roman" w:hAnsi="Times New Roman"/>
+                <w:b/>
+                <w:bCs/>
+                <w:color w:val="FFFFFF"/>
                 <w:sz w:val="18"/>
                 <w:szCs w:val="18"/>
               </w:rPr>
@@ -3631,13 +3650,13 @@
               <w:spacing w:lineRule="auto" w:line="240" w:before="0" w:after="0"/>
               <w:rPr>
                 <w:rFonts w:ascii="Times New Roman" w:hAnsi="Times New Roman"/>
-                <w:color w:val="000000"/>
-              </w:rPr>
-            </w:pPr>
-            <w:r>
-              <w:rPr>
-                <w:rFonts w:ascii="Times New Roman" w:hAnsi="Times New Roman"/>
-                <w:color w:val="000000"/>
+                <w:color w:val="FFFFFF"/>
+              </w:rPr>
+            </w:pPr>
+            <w:r>
+              <w:rPr>
+                <w:rFonts w:ascii="Times New Roman" w:hAnsi="Times New Roman"/>
+                <w:color w:val="FFFFFF"/>
               </w:rPr>
             </w:r>
           </w:p>
@@ -3659,16 +3678,15 @@
               <w:spacing w:lineRule="auto" w:line="240" w:before="0" w:after="0"/>
               <w:jc w:val="center"/>
               <w:rPr>
-                <w:rFonts w:ascii="Times New Roman" w:hAnsi="Times New Roman"/>
-                <w:color w:val="000000"/>
-              </w:rPr>
-            </w:pPr>
-            <w:r>
-              <w:rPr>
-                <w:rFonts w:eastAsia="Arial" w:cs="Arial" w:ascii="Times New Roman" w:hAnsi="Times New Roman"/>
-                <w:b/>
-                <w:bCs/>
-                <w:color w:val="000000"/>
+                <w:color w:val="FFFFFF"/>
+              </w:rPr>
+            </w:pPr>
+            <w:r>
+              <w:rPr>
+                <w:rFonts w:eastAsia="Arial" w:cs="Arial" w:ascii="Times New Roman" w:hAnsi="Times New Roman"/>
+                <w:b/>
+                <w:bCs/>
+                <w:color w:val="FFFFFF"/>
                 <w:sz w:val="18"/>
                 <w:szCs w:val="18"/>
               </w:rPr>
@@ -3741,6 +3759,68 @@
         </w:tc>
         <w:tc>
           <w:tcPr>
+            <w:tcW w:w="146" w:type="dxa"/>
+            <w:tcBorders/>
+            <w:shd w:fill="FFFFFF" w:val="clear"/>
+            <w:tcMar>
+              <w:top w:w="10" w:type="dxa"/>
+              <w:start w:w="20" w:type="dxa"/>
+              <w:bottom w:w="10" w:type="dxa"/>
+              <w:end w:w="20" w:type="dxa"/>
+            </w:tcMar>
+          </w:tcPr>
+          <w:p>
+            <w:pPr>
+              <w:pStyle w:val="Normal"/>
+              <w:spacing w:lineRule="auto" w:line="240" w:before="0" w:after="0"/>
+              <w:rPr>
+                <w:rFonts w:ascii="Times New Roman" w:hAnsi="Times New Roman"/>
+                <w:color w:val="000000"/>
+              </w:rPr>
+            </w:pPr>
+            <w:r>
+              <w:rPr>
+                <w:rFonts w:ascii="Times New Roman" w:hAnsi="Times New Roman"/>
+                <w:color w:val="000000"/>
+              </w:rPr>
+            </w:r>
+          </w:p>
+        </w:tc>
+        <w:tc>
+          <w:tcPr>
+            <w:tcW w:w="1755" w:type="dxa"/>
+            <w:tcBorders>
+              <w:top w:val="single" w:sz="2" w:space="0" w:color="C9A96E"/>
+              <w:start w:val="single" w:sz="2" w:space="0" w:color="C9A96E"/>
+              <w:bottom w:val="single" w:sz="2" w:space="0" w:color="C9A96E"/>
+              <w:end w:val="single" w:sz="2" w:space="0" w:color="C9A96E"/>
+            </w:tcBorders>
+            <w:shd w:fill="1A1A1A" w:val="clear"/>
+          </w:tcPr>
+          <w:p>
+            <w:pPr>
+              <w:pStyle w:val="Normal"/>
+              <w:spacing w:lineRule="auto" w:line="240" w:before="0" w:after="0"/>
+              <w:jc w:val="center"/>
+              <w:rPr>
+                <w:color w:val="FFFFFF"/>
+              </w:rPr>
+            </w:pPr>
+            <w:r>
+              <w:rPr>
+                <w:rFonts w:eastAsia="Arial" w:cs="Arial" w:ascii="Times New Roman" w:hAnsi="Times New Roman"/>
+                <w:b/>
+                <w:bCs/>
+                <w:color w:val="FFFFFF"/>
+                <w:sz w:val="18"/>
+                <w:szCs w:val="18"/>
+              </w:rPr>
+              <w:t>Visit counter recorded in Supabase</w:t>
+            </w:r>
+          </w:p>
+        </w:tc>
+        <w:tc>
+          <w:tcPr>
             <w:tcW w:w="147" w:type="dxa"/>
             <w:tcBorders/>
             <w:shd w:fill="FFFFFF" w:val="clear"/>
@@ -3757,27 +3837,27 @@
               <w:spacing w:lineRule="auto" w:line="240" w:before="0" w:after="0"/>
               <w:rPr>
                 <w:rFonts w:ascii="Times New Roman" w:hAnsi="Times New Roman"/>
-                <w:color w:val="000000"/>
-              </w:rPr>
-            </w:pPr>
-            <w:r>
-              <w:rPr>
-                <w:rFonts w:ascii="Times New Roman" w:hAnsi="Times New Roman"/>
-                <w:color w:val="000000"/>
-              </w:rPr>
-            </w:r>
-          </w:p>
-        </w:tc>
-        <w:tc>
-          <w:tcPr>
-            <w:tcW w:w="1754" w:type="dxa"/>
+                <w:color w:val="FFFFFF"/>
+              </w:rPr>
+            </w:pPr>
+            <w:r>
+              <w:rPr>
+                <w:rFonts w:ascii="Times New Roman" w:hAnsi="Times New Roman"/>
+                <w:color w:val="FFFFFF"/>
+              </w:rPr>
+            </w:r>
+          </w:p>
+        </w:tc>
+        <w:tc>
+          <w:tcPr>
+            <w:tcW w:w="1755" w:type="dxa"/>
             <w:tcBorders>
               <w:top w:val="single" w:sz="2" w:space="0" w:color="C9A96E"/>
               <w:start w:val="single" w:sz="2" w:space="0" w:color="C9A96E"/>
               <w:bottom w:val="single" w:sz="2" w:space="0" w:color="C9A96E"/>
               <w:end w:val="single" w:sz="2" w:space="0" w:color="C9A96E"/>
             </w:tcBorders>
-            <w:shd w:fill="1A1A1A" w:val="clear"/>
+            <w:shd w:fill="F5F5F5" w:val="clear"/>
           </w:tcPr>
           <w:p>
             <w:pPr>
@@ -3785,70 +3865,6 @@
               <w:spacing w:lineRule="auto" w:line="240" w:before="0" w:after="0"/>
               <w:jc w:val="center"/>
               <w:rPr>
-                <w:rFonts w:ascii="Times New Roman" w:hAnsi="Times New Roman"/>
-                <w:color w:val="000000"/>
-              </w:rPr>
-            </w:pPr>
-            <w:r>
-              <w:rPr>
-                <w:rFonts w:eastAsia="Arial" w:cs="Arial" w:ascii="Times New Roman" w:hAnsi="Times New Roman"/>
-                <w:b/>
-                <w:bCs/>
-                <w:color w:val="000000"/>
-                <w:sz w:val="18"/>
-                <w:szCs w:val="18"/>
-              </w:rPr>
-              <w:t>Visit counter recorded in Supabase</w:t>
-            </w:r>
-          </w:p>
-        </w:tc>
-        <w:tc>
-          <w:tcPr>
-            <w:tcW w:w="147" w:type="dxa"/>
-            <w:tcBorders/>
-            <w:shd w:fill="FFFFFF" w:val="clear"/>
-            <w:tcMar>
-              <w:top w:w="10" w:type="dxa"/>
-              <w:start w:w="20" w:type="dxa"/>
-              <w:bottom w:w="10" w:type="dxa"/>
-              <w:end w:w="20" w:type="dxa"/>
-            </w:tcMar>
-          </w:tcPr>
-          <w:p>
-            <w:pPr>
-              <w:pStyle w:val="Normal"/>
-              <w:spacing w:lineRule="auto" w:line="240" w:before="0" w:after="0"/>
-              <w:rPr>
-                <w:rFonts w:ascii="Times New Roman" w:hAnsi="Times New Roman"/>
-                <w:color w:val="000000"/>
-              </w:rPr>
-            </w:pPr>
-            <w:r>
-              <w:rPr>
-                <w:rFonts w:ascii="Times New Roman" w:hAnsi="Times New Roman"/>
-                <w:color w:val="000000"/>
-              </w:rPr>
-            </w:r>
-          </w:p>
-        </w:tc>
-        <w:tc>
-          <w:tcPr>
-            <w:tcW w:w="1755" w:type="dxa"/>
-            <w:tcBorders>
-              <w:top w:val="single" w:sz="2" w:space="0" w:color="C9A96E"/>
-              <w:start w:val="single" w:sz="2" w:space="0" w:color="C9A96E"/>
-              <w:bottom w:val="single" w:sz="2" w:space="0" w:color="C9A96E"/>
-              <w:end w:val="single" w:sz="2" w:space="0" w:color="C9A96E"/>
-            </w:tcBorders>
-            <w:shd w:fill="F5F5F5" w:val="clear"/>
-          </w:tcPr>
-          <w:p>
-            <w:pPr>
-              <w:pStyle w:val="Normal"/>
-              <w:spacing w:lineRule="auto" w:line="240" w:before="0" w:after="0"/>
-              <w:jc w:val="center"/>
-              <w:rPr>
-                <w:rFonts w:ascii="Times New Roman" w:hAnsi="Times New Roman"/>
                 <w:color w:val="000000"/>
               </w:rPr>
             </w:pPr>
@@ -4080,7 +4096,7 @@
         </w:tc>
         <w:tc>
           <w:tcPr>
-            <w:tcW w:w="147" w:type="dxa"/>
+            <w:tcW w:w="146" w:type="dxa"/>
             <w:tcBorders/>
             <w:shd w:fill="FFFFFF" w:val="clear"/>
             <w:tcMar>
@@ -4109,7 +4125,7 @@
         </w:tc>
         <w:tc>
           <w:tcPr>
-            <w:tcW w:w="1754" w:type="dxa"/>
+            <w:tcW w:w="1755" w:type="dxa"/>
             <w:tcBorders>
               <w:top w:val="single" w:sz="2" w:space="0" w:color="C9A96E"/>
               <w:start w:val="single" w:sz="2" w:space="0" w:color="C9A96E"/>
@@ -4419,6 +4435,69 @@
         </w:tc>
         <w:tc>
           <w:tcPr>
+            <w:tcW w:w="146" w:type="dxa"/>
+            <w:tcBorders/>
+            <w:shd w:fill="FFFFFF" w:val="clear"/>
+            <w:tcMar>
+              <w:top w:w="10" w:type="dxa"/>
+              <w:start w:w="20" w:type="dxa"/>
+              <w:bottom w:w="10" w:type="dxa"/>
+              <w:end w:w="20" w:type="dxa"/>
+            </w:tcMar>
+          </w:tcPr>
+          <w:p>
+            <w:pPr>
+              <w:pStyle w:val="Normal"/>
+              <w:spacing w:lineRule="auto" w:line="240" w:before="0" w:after="0"/>
+              <w:rPr>
+                <w:rFonts w:ascii="Times New Roman" w:hAnsi="Times New Roman"/>
+                <w:color w:val="000000"/>
+              </w:rPr>
+            </w:pPr>
+            <w:r>
+              <w:rPr>
+                <w:rFonts w:ascii="Times New Roman" w:hAnsi="Times New Roman"/>
+                <w:color w:val="000000"/>
+              </w:rPr>
+            </w:r>
+          </w:p>
+        </w:tc>
+        <w:tc>
+          <w:tcPr>
+            <w:tcW w:w="1755" w:type="dxa"/>
+            <w:tcBorders>
+              <w:top w:val="single" w:sz="2" w:space="0" w:color="C9A96E"/>
+              <w:start w:val="single" w:sz="2" w:space="0" w:color="C9A96E"/>
+              <w:bottom w:val="single" w:sz="2" w:space="0" w:color="C9A96E"/>
+              <w:end w:val="single" w:sz="2" w:space="0" w:color="C9A96E"/>
+            </w:tcBorders>
+            <w:shd w:fill="F5F5F5" w:val="clear"/>
+          </w:tcPr>
+          <w:p>
+            <w:pPr>
+              <w:pStyle w:val="Normal"/>
+              <w:spacing w:lineRule="auto" w:line="240" w:before="0" w:after="0"/>
+              <w:jc w:val="center"/>
+              <w:rPr>
+                <w:rFonts w:ascii="Times New Roman" w:hAnsi="Times New Roman"/>
+                <w:color w:val="000000"/>
+              </w:rPr>
+            </w:pPr>
+            <w:r>
+              <w:rPr>
+                <w:rFonts w:eastAsia="Arial" w:cs="Arial" w:ascii="Times New Roman" w:hAnsi="Times New Roman"/>
+                <w:b/>
+                <w:bCs/>
+                <w:color w:val="000000"/>
+                <w:sz w:val="18"/>
+                <w:szCs w:val="18"/>
+              </w:rPr>
+              <w:t>Print size request</w:t>
+            </w:r>
+          </w:p>
+        </w:tc>
+        <w:tc>
+          <w:tcPr>
             <w:tcW w:w="147" w:type="dxa"/>
             <w:tcBorders/>
             <w:shd w:fill="FFFFFF" w:val="clear"/>
@@ -4448,7 +4527,7 @@
         </w:tc>
         <w:tc>
           <w:tcPr>
-            <w:tcW w:w="1754" w:type="dxa"/>
+            <w:tcW w:w="1755" w:type="dxa"/>
             <w:tcBorders>
               <w:top w:val="single" w:sz="2" w:space="0" w:color="C9A96E"/>
               <w:start w:val="single" w:sz="2" w:space="0" w:color="C9A96E"/>
@@ -4476,69 +4555,6 @@
                 <w:sz w:val="18"/>
                 <w:szCs w:val="18"/>
               </w:rPr>
-              <w:t>Print size request</w:t>
-            </w:r>
-          </w:p>
-        </w:tc>
-        <w:tc>
-          <w:tcPr>
-            <w:tcW w:w="147" w:type="dxa"/>
-            <w:tcBorders/>
-            <w:shd w:fill="FFFFFF" w:val="clear"/>
-            <w:tcMar>
-              <w:top w:w="10" w:type="dxa"/>
-              <w:start w:w="20" w:type="dxa"/>
-              <w:bottom w:w="10" w:type="dxa"/>
-              <w:end w:w="20" w:type="dxa"/>
-            </w:tcMar>
-          </w:tcPr>
-          <w:p>
-            <w:pPr>
-              <w:pStyle w:val="Normal"/>
-              <w:spacing w:lineRule="auto" w:line="240" w:before="0" w:after="0"/>
-              <w:rPr>
-                <w:rFonts w:ascii="Times New Roman" w:hAnsi="Times New Roman"/>
-                <w:color w:val="000000"/>
-              </w:rPr>
-            </w:pPr>
-            <w:r>
-              <w:rPr>
-                <w:rFonts w:ascii="Times New Roman" w:hAnsi="Times New Roman"/>
-                <w:color w:val="000000"/>
-              </w:rPr>
-            </w:r>
-          </w:p>
-        </w:tc>
-        <w:tc>
-          <w:tcPr>
-            <w:tcW w:w="1755" w:type="dxa"/>
-            <w:tcBorders>
-              <w:top w:val="single" w:sz="2" w:space="0" w:color="C9A96E"/>
-              <w:start w:val="single" w:sz="2" w:space="0" w:color="C9A96E"/>
-              <w:bottom w:val="single" w:sz="2" w:space="0" w:color="C9A96E"/>
-              <w:end w:val="single" w:sz="2" w:space="0" w:color="C9A96E"/>
-            </w:tcBorders>
-            <w:shd w:fill="F5F5F5" w:val="clear"/>
-          </w:tcPr>
-          <w:p>
-            <w:pPr>
-              <w:pStyle w:val="Normal"/>
-              <w:spacing w:lineRule="auto" w:line="240" w:before="0" w:after="0"/>
-              <w:jc w:val="center"/>
-              <w:rPr>
-                <w:rFonts w:ascii="Times New Roman" w:hAnsi="Times New Roman"/>
-                <w:color w:val="000000"/>
-              </w:rPr>
-            </w:pPr>
-            <w:r>
-              <w:rPr>
-                <w:rFonts w:eastAsia="Arial" w:cs="Arial" w:ascii="Times New Roman" w:hAnsi="Times New Roman"/>
-                <w:b/>
-                <w:bCs/>
-                <w:color w:val="000000"/>
-                <w:sz w:val="18"/>
-                <w:szCs w:val="18"/>
-              </w:rPr>
               <w:t>NEW badge on recent photos</w:t>
             </w:r>
           </w:p>
@@ -4557,6 +4573,383 @@
       <w:r>
         <w:br w:type="page"/>
       </w:r>
+      <w:r>
+        <w:rPr>
+          <w:rFonts w:eastAsia="Arial" w:cs="Arial" w:ascii="Times New Roman" w:hAnsi="Times New Roman"/>
+          <w:b/>
+          <w:bCs/>
+          <w:color w:val="000000"/>
+          <w:sz w:val="36"/>
+          <w:szCs w:val="36"/>
+        </w:rPr>
+        <w:t>3. DEPLOY SCRIPT (CLAUDE_MOHANGRAPHY.PY)</w:t>
+      </w:r>
+    </w:p>
+    <w:p>
+      <w:pPr>
+        <w:pStyle w:val="Normal"/>
+        <w:spacing w:lineRule="auto" w:line="240" w:before="0" w:after="0"/>
+        <w:rPr>
+          <w:rFonts w:ascii="Times New Roman" w:hAnsi="Times New Roman"/>
+          <w:color w:val="000000"/>
+        </w:rPr>
+      </w:pPr>
+      <w:r>
+        <w:rPr>
+          <w:rFonts w:eastAsia="Arial" w:cs="Arial" w:ascii="Times New Roman" w:hAnsi="Times New Roman"/>
+          <w:b w:val="false"/>
+          <w:bCs w:val="false"/>
+          <w:color w:val="000000"/>
+          <w:sz w:val="24"/>
+          <w:szCs w:val="24"/>
+        </w:rPr>
+        <w:t>This script regenerates the entire website from scratch and pushes it to GitHub. It is the only file you need to run when making any change to the site.</w:t>
+      </w:r>
+    </w:p>
+    <w:p>
+      <w:pPr>
+        <w:pStyle w:val="Normal"/>
+        <w:spacing w:lineRule="auto" w:line="240" w:before="0" w:after="0"/>
+        <w:rPr>
+          <w:rFonts w:ascii="Times New Roman" w:hAnsi="Times New Roman"/>
+          <w:color w:val="000000"/>
+        </w:rPr>
+      </w:pPr>
+      <w:r>
+        <w:rPr>
+          <w:rFonts w:ascii="Times New Roman" w:hAnsi="Times New Roman"/>
+          <w:color w:val="000000"/>
+        </w:rPr>
+      </w:r>
+    </w:p>
+    <w:p>
+      <w:pPr>
+        <w:pStyle w:val="Heading2"/>
+        <w:spacing w:lineRule="auto" w:line="240" w:before="0" w:after="0"/>
+        <w:rPr>
+          <w:rFonts w:ascii="Times New Roman" w:hAnsi="Times New Roman"/>
+          <w:color w:val="000000"/>
+        </w:rPr>
+      </w:pPr>
+      <w:r>
+        <w:rPr>
+          <w:rFonts w:eastAsia="Arial" w:cs="Arial" w:ascii="Times New Roman" w:hAnsi="Times New Roman"/>
+          <w:b/>
+          <w:bCs/>
+          <w:color w:val="000000"/>
+          <w:sz w:val="28"/>
+          <w:szCs w:val="28"/>
+        </w:rPr>
+        <w:t>3.1 How to Run</w:t>
+      </w:r>
+    </w:p>
+    <w:p>
+      <w:pPr>
+        <w:pStyle w:val="Normal"/>
+        <w:shd w:val="clear" w:fill="F0F4F8"/>
+        <w:spacing w:lineRule="auto" w:line="240" w:before="0" w:after="0"/>
+        <w:ind w:start="360"/>
+        <w:rPr>
+          <w:rFonts w:ascii="Times New Roman" w:hAnsi="Times New Roman"/>
+          <w:color w:val="000000"/>
+        </w:rPr>
+      </w:pPr>
+      <w:r>
+        <w:rPr>
+          <w:rFonts w:eastAsia="Courier New" w:cs="Courier New" w:ascii="Times New Roman" w:hAnsi="Times New Roman"/>
+          <w:color w:val="000000"/>
+          <w:sz w:val="20"/>
+          <w:szCs w:val="20"/>
+        </w:rPr>
+        <w:t>cd /Users/ncm/Pictures/Mohangraphy &amp;&amp; python3 Scripts/Claude_mohangraphy.py</w:t>
+      </w:r>
+    </w:p>
+    <w:p>
+      <w:pPr>
+        <w:pStyle w:val="Normal"/>
+        <w:spacing w:lineRule="auto" w:line="240" w:before="0" w:after="0"/>
+        <w:rPr>
+          <w:rFonts w:ascii="Times New Roman" w:hAnsi="Times New Roman"/>
+          <w:color w:val="000000"/>
+        </w:rPr>
+      </w:pPr>
+      <w:r>
+        <w:rPr>
+          <w:rFonts w:ascii="Times New Roman" w:hAnsi="Times New Roman"/>
+          <w:color w:val="000000"/>
+        </w:rPr>
+      </w:r>
+    </w:p>
+    <w:p>
+      <w:pPr>
+        <w:pStyle w:val="Heading2"/>
+        <w:spacing w:lineRule="auto" w:line="240" w:before="0" w:after="0"/>
+        <w:rPr>
+          <w:rFonts w:ascii="Times New Roman" w:hAnsi="Times New Roman"/>
+          <w:color w:val="000000"/>
+        </w:rPr>
+      </w:pPr>
+      <w:r>
+        <w:rPr>
+          <w:rFonts w:eastAsia="Arial" w:cs="Arial" w:ascii="Times New Roman" w:hAnsi="Times New Roman"/>
+          <w:b/>
+          <w:bCs/>
+          <w:color w:val="000000"/>
+          <w:sz w:val="28"/>
+          <w:szCs w:val="28"/>
+        </w:rPr>
+        <w:t>3.2 What it Does</w:t>
+      </w:r>
+    </w:p>
+    <w:p>
+      <w:pPr>
+        <w:pStyle w:val="ListParagraph"/>
+        <w:numPr>
+          <w:ilvl w:val="0"/>
+          <w:numId w:val="4"/>
+        </w:numPr>
+        <w:spacing w:lineRule="auto" w:line="240" w:before="0" w:after="0"/>
+        <w:rPr>
+          <w:rFonts w:ascii="Times New Roman" w:hAnsi="Times New Roman"/>
+          <w:color w:val="000000"/>
+        </w:rPr>
+      </w:pPr>
+      <w:r>
+        <w:rPr>
+          <w:rFonts w:eastAsia="Arial" w:cs="Arial" w:ascii="Times New Roman" w:hAnsi="Times New Roman"/>
+          <w:b w:val="false"/>
+          <w:bCs w:val="false"/>
+          <w:color w:val="000000"/>
+          <w:sz w:val="24"/>
+          <w:szCs w:val="24"/>
+        </w:rPr>
+        <w:t>Reads content.json for site settings and credentials</w:t>
+      </w:r>
+    </w:p>
+    <w:p>
+      <w:pPr>
+        <w:pStyle w:val="ListParagraph"/>
+        <w:numPr>
+          <w:ilvl w:val="0"/>
+          <w:numId w:val="2"/>
+        </w:numPr>
+        <w:spacing w:lineRule="auto" w:line="240" w:before="0" w:after="0"/>
+        <w:rPr>
+          <w:rFonts w:ascii="Times New Roman" w:hAnsi="Times New Roman"/>
+          <w:color w:val="000000"/>
+        </w:rPr>
+      </w:pPr>
+      <w:r>
+        <w:rPr>
+          <w:rFonts w:eastAsia="Arial" w:cs="Arial" w:ascii="Times New Roman" w:hAnsi="Times New Roman"/>
+          <w:b w:val="false"/>
+          <w:bCs w:val="false"/>
+          <w:color w:val="000000"/>
+          <w:sz w:val="24"/>
+          <w:szCs w:val="24"/>
+        </w:rPr>
+        <w:t>Reads photo_metadata.json for all photo data</w:t>
+      </w:r>
+    </w:p>
+    <w:p>
+      <w:pPr>
+        <w:pStyle w:val="ListParagraph"/>
+        <w:numPr>
+          <w:ilvl w:val="0"/>
+          <w:numId w:val="2"/>
+        </w:numPr>
+        <w:spacing w:lineRule="auto" w:line="240" w:before="0" w:after="0"/>
+        <w:rPr>
+          <w:rFonts w:ascii="Times New Roman" w:hAnsi="Times New Roman"/>
+          <w:color w:val="000000"/>
+        </w:rPr>
+      </w:pPr>
+      <w:r>
+        <w:rPr>
+          <w:rFonts w:eastAsia="Arial" w:cs="Arial" w:ascii="Times New Roman" w:hAnsi="Times New Roman"/>
+          <w:b w:val="false"/>
+          <w:bCs w:val="false"/>
+          <w:color w:val="000000"/>
+          <w:sz w:val="24"/>
+          <w:szCs w:val="24"/>
+        </w:rPr>
+        <w:t>Generates a complete index.html with all CSS and JS embedded</w:t>
+      </w:r>
+    </w:p>
+    <w:p>
+      <w:pPr>
+        <w:pStyle w:val="ListParagraph"/>
+        <w:numPr>
+          <w:ilvl w:val="0"/>
+          <w:numId w:val="2"/>
+        </w:numPr>
+        <w:spacing w:lineRule="auto" w:line="240" w:before="0" w:after="0"/>
+        <w:rPr>
+          <w:rFonts w:ascii="Times New Roman" w:hAnsi="Times New Roman"/>
+          <w:color w:val="000000"/>
+        </w:rPr>
+      </w:pPr>
+      <w:r>
+        <w:rPr>
+          <w:rFonts w:eastAsia="Arial" w:cs="Arial" w:ascii="Times New Roman" w:hAnsi="Times New Roman"/>
+          <w:b w:val="false"/>
+          <w:bCs w:val="false"/>
+          <w:color w:val="000000"/>
+          <w:sz w:val="24"/>
+          <w:szCs w:val="24"/>
+        </w:rPr>
+        <w:t>Commits and pushes to GitHub, which triggers GitHub Actions</w:t>
+      </w:r>
+    </w:p>
+    <w:p>
+      <w:pPr>
+        <w:pStyle w:val="ListParagraph"/>
+        <w:numPr>
+          <w:ilvl w:val="0"/>
+          <w:numId w:val="2"/>
+        </w:numPr>
+        <w:spacing w:lineRule="auto" w:line="240" w:before="0" w:after="0"/>
+        <w:rPr>
+          <w:rFonts w:ascii="Times New Roman" w:hAnsi="Times New Roman"/>
+          <w:color w:val="000000"/>
+        </w:rPr>
+      </w:pPr>
+      <w:r>
+        <w:rPr>
+          <w:rFonts w:eastAsia="Arial" w:cs="Arial" w:ascii="Times New Roman" w:hAnsi="Times New Roman"/>
+          <w:b w:val="false"/>
+          <w:bCs w:val="false"/>
+          <w:color w:val="000000"/>
+          <w:sz w:val="24"/>
+          <w:szCs w:val="24"/>
+        </w:rPr>
+        <w:t>GitHub Actions sends email notifications to all subscribers via Resend</w:t>
+      </w:r>
+    </w:p>
+    <w:p>
+      <w:pPr>
+        <w:pStyle w:val="Normal"/>
+        <w:spacing w:lineRule="auto" w:line="240" w:before="0" w:after="0"/>
+        <w:rPr>
+          <w:rFonts w:ascii="Times New Roman" w:hAnsi="Times New Roman"/>
+          <w:color w:val="000000"/>
+        </w:rPr>
+      </w:pPr>
+      <w:r>
+        <w:rPr>
+          <w:rFonts w:ascii="Times New Roman" w:hAnsi="Times New Roman"/>
+          <w:color w:val="000000"/>
+        </w:rPr>
+      </w:r>
+    </w:p>
+    <w:p>
+      <w:pPr>
+        <w:pStyle w:val="Heading2"/>
+        <w:spacing w:lineRule="auto" w:line="240" w:before="0" w:after="0"/>
+        <w:rPr>
+          <w:rFonts w:ascii="Times New Roman" w:hAnsi="Times New Roman"/>
+          <w:color w:val="000000"/>
+        </w:rPr>
+      </w:pPr>
+      <w:r>
+        <w:rPr>
+          <w:rFonts w:eastAsia="Arial" w:cs="Arial" w:ascii="Times New Roman" w:hAnsi="Times New Roman"/>
+          <w:b/>
+          <w:bCs/>
+          <w:color w:val="000000"/>
+          <w:sz w:val="28"/>
+          <w:szCs w:val="28"/>
+        </w:rPr>
+        <w:t>3.3 Important Rules</w:t>
+      </w:r>
+    </w:p>
+    <w:p>
+      <w:pPr>
+        <w:pStyle w:val="ListParagraph"/>
+        <w:numPr>
+          <w:ilvl w:val="0"/>
+          <w:numId w:val="2"/>
+        </w:numPr>
+        <w:spacing w:lineRule="auto" w:line="240" w:before="0" w:after="0"/>
+        <w:rPr>
+          <w:rFonts w:ascii="Times New Roman" w:hAnsi="Times New Roman"/>
+          <w:color w:val="000000"/>
+        </w:rPr>
+      </w:pPr>
+      <w:r>
+        <w:rPr>
+          <w:rFonts w:eastAsia="Arial" w:cs="Arial" w:ascii="Times New Roman" w:hAnsi="Times New Roman"/>
+          <w:b w:val="false"/>
+          <w:bCs w:val="false"/>
+          <w:color w:val="000000"/>
+          <w:sz w:val="24"/>
+          <w:szCs w:val="24"/>
+        </w:rPr>
+        <w:t>Never edit index.html directly — it is overwritten on every deploy</w:t>
+      </w:r>
+    </w:p>
+    <w:p>
+      <w:pPr>
+        <w:pStyle w:val="ListParagraph"/>
+        <w:numPr>
+          <w:ilvl w:val="0"/>
+          <w:numId w:val="2"/>
+        </w:numPr>
+        <w:spacing w:lineRule="auto" w:line="240" w:before="0" w:after="0"/>
+        <w:rPr>
+          <w:rFonts w:ascii="Times New Roman" w:hAnsi="Times New Roman"/>
+          <w:color w:val="000000"/>
+        </w:rPr>
+      </w:pPr>
+      <w:r>
+        <w:rPr>
+          <w:rFonts w:eastAsia="Arial" w:cs="Arial" w:ascii="Times New Roman" w:hAnsi="Times New Roman"/>
+          <w:b w:val="false"/>
+          <w:bCs w:val="false"/>
+          <w:color w:val="000000"/>
+          <w:sz w:val="24"/>
+          <w:szCs w:val="24"/>
+        </w:rPr>
+        <w:t>All permanent changes must be made inside Claude_mohangraphy.py</w:t>
+      </w:r>
+    </w:p>
+    <w:p>
+      <w:pPr>
+        <w:pStyle w:val="ListParagraph"/>
+        <w:numPr>
+          <w:ilvl w:val="0"/>
+          <w:numId w:val="2"/>
+        </w:numPr>
+        <w:spacing w:lineRule="auto" w:line="240" w:before="0" w:after="0"/>
+        <w:rPr>
+          <w:rFonts w:ascii="Times New Roman" w:hAnsi="Times New Roman"/>
+          <w:color w:val="000000"/>
+        </w:rPr>
+      </w:pPr>
+      <w:r>
+        <w:rPr>
+          <w:rFonts w:eastAsia="Arial" w:cs="Arial" w:ascii="Times New Roman" w:hAnsi="Times New Roman"/>
+          <w:b w:val="false"/>
+          <w:bCs w:val="false"/>
+          <w:color w:val="000000"/>
+          <w:sz w:val="24"/>
+          <w:szCs w:val="24"/>
+        </w:rPr>
+        <w:t>Always run curator.py first when adding new photos</w:t>
+      </w:r>
+      <w:r>
+        <w:br w:type="page"/>
+      </w:r>
+    </w:p>
+    <w:p>
+      <w:pPr>
+        <w:pStyle w:val="Normal"/>
+        <w:spacing w:lineRule="auto" w:line="240" w:before="0" w:after="0"/>
+        <w:rPr>
+          <w:rFonts w:ascii="Times New Roman" w:hAnsi="Times New Roman"/>
+          <w:color w:val="000000"/>
+        </w:rPr>
+      </w:pPr>
       <w:r>
         <w:rPr>
           <w:rFonts w:ascii="Times New Roman" w:hAnsi="Times New Roman"/>
@@ -4586,7 +4979,7 @@
           <w:sz w:val="36"/>
           <w:szCs w:val="36"/>
         </w:rPr>
-        <w:t>3. DEPLOY SCRIPT (CLAUDE_MOHANGRAPHY.PY)</w:t>
+        <w:t>4. PHOTO TAGGING (CURATOR.PY)</w:t>
       </w:r>
     </w:p>
     <w:p>
@@ -4607,7 +5000,7 @@
           <w:sz w:val="24"/>
           <w:szCs w:val="24"/>
         </w:rPr>
-        <w:t>This script regenerates the entire website from scratch and pushes it to GitHub. It is the only file you need to run when making any change to the site.</w:t>
+        <w:t>curator.py is a Mac GUI tool that opens each photo and prompts for metadata. All data is saved to photo_metadata.json which is used by the deploy script.</w:t>
       </w:r>
     </w:p>
     <w:p>
@@ -4644,7 +5037,7 @@
           <w:sz w:val="28"/>
           <w:szCs w:val="28"/>
         </w:rPr>
-        <w:t>3.1 How to Run</w:t>
+        <w:t>4.1 How to Run</w:t>
       </w:r>
     </w:p>
     <w:p>
@@ -4665,7 +5058,7 @@
           <w:sz w:val="20"/>
           <w:szCs w:val="20"/>
         </w:rPr>
-        <w:t>cd /Users/ncm/Pictures/Mohangraphy &amp;&amp; python3 Scripts/Claude_mohangraphy.py</w:t>
+        <w:t>python3 /Users/ncm/Pictures/Mohangraphy/Scripts/curator.py</w:t>
       </w:r>
     </w:p>
     <w:p>
@@ -4702,7 +5095,7 @@
           <w:sz w:val="28"/>
           <w:szCs w:val="28"/>
         </w:rPr>
-        <w:t>3.2 What it Does</w:t>
+        <w:t>4.2 Tagging Flow</w:t>
       </w:r>
     </w:p>
     <w:p>
@@ -4710,7 +5103,7 @@
         <w:pStyle w:val="ListParagraph"/>
         <w:numPr>
           <w:ilvl w:val="0"/>
-          <w:numId w:val="3"/>
+          <w:numId w:val="2"/>
         </w:numPr>
         <w:spacing w:lineRule="auto" w:line="240" w:before="0" w:after="0"/>
         <w:rPr>
@@ -4727,7 +5120,7 @@
           <w:sz w:val="24"/>
           <w:szCs w:val="24"/>
         </w:rPr>
-        <w:t>Reads content.json for site settings and credentials</w:t>
+        <w:t>Each photo opens in Preview automatically</w:t>
       </w:r>
     </w:p>
     <w:p>
@@ -4735,7 +5128,7 @@
         <w:pStyle w:val="ListParagraph"/>
         <w:numPr>
           <w:ilvl w:val="0"/>
-          <w:numId w:val="1"/>
+          <w:numId w:val="2"/>
         </w:numPr>
         <w:spacing w:lineRule="auto" w:line="240" w:before="0" w:after="0"/>
         <w:rPr>
@@ -4752,7 +5145,7 @@
           <w:sz w:val="24"/>
           <w:szCs w:val="24"/>
         </w:rPr>
-        <w:t>Reads photo_metadata.json for all photo data</w:t>
+        <w:t>Choose: Edit/Tag, Skip, or Stop</w:t>
       </w:r>
     </w:p>
     <w:p>
@@ -4760,7 +5153,7 @@
         <w:pStyle w:val="ListParagraph"/>
         <w:numPr>
           <w:ilvl w:val="0"/>
-          <w:numId w:val="1"/>
+          <w:numId w:val="2"/>
         </w:numPr>
         <w:spacing w:lineRule="auto" w:line="240" w:before="0" w:after="0"/>
         <w:rPr>
@@ -4777,7 +5170,7 @@
           <w:sz w:val="24"/>
           <w:szCs w:val="24"/>
         </w:rPr>
-        <w:t>Generates a complete index.html with all CSS and JS embedded</w:t>
+        <w:t>Select one or more categories from the list</w:t>
       </w:r>
     </w:p>
     <w:p>
@@ -4785,7 +5178,7 @@
         <w:pStyle w:val="ListParagraph"/>
         <w:numPr>
           <w:ilvl w:val="0"/>
-          <w:numId w:val="1"/>
+          <w:numId w:val="2"/>
         </w:numPr>
         <w:spacing w:lineRule="auto" w:line="240" w:before="0" w:after="0"/>
         <w:rPr>
@@ -4802,7 +5195,82 @@
           <w:sz w:val="24"/>
           <w:szCs w:val="24"/>
         </w:rPr>
-        <w:t>Commits and pushes to GitHub, which triggers GitHub Actions</w:t>
+        <w:t>Enter location — logic depends on category selected:</w:t>
+      </w:r>
+    </w:p>
+    <w:p>
+      <w:pPr>
+        <w:pStyle w:val="ListParagraph"/>
+        <w:numPr>
+          <w:ilvl w:val="1"/>
+          <w:numId w:val="2"/>
+        </w:numPr>
+        <w:spacing w:lineRule="auto" w:line="240" w:before="0" w:after="0"/>
+        <w:rPr>
+          <w:rFonts w:ascii="Times New Roman" w:hAnsi="Times New Roman"/>
+          <w:color w:val="000000"/>
+        </w:rPr>
+      </w:pPr>
+      <w:r>
+        <w:rPr>
+          <w:rFonts w:eastAsia="Arial" w:cs="Arial" w:ascii="Times New Roman" w:hAnsi="Times New Roman"/>
+          <w:b w:val="false"/>
+          <w:bCs w:val="false"/>
+          <w:color w:val="000000"/>
+          <w:sz w:val="24"/>
+          <w:szCs w:val="24"/>
+        </w:rPr>
+        <w:t>Places/National → asks for State then City</w:t>
+      </w:r>
+    </w:p>
+    <w:p>
+      <w:pPr>
+        <w:pStyle w:val="ListParagraph"/>
+        <w:numPr>
+          <w:ilvl w:val="1"/>
+          <w:numId w:val="2"/>
+        </w:numPr>
+        <w:spacing w:lineRule="auto" w:line="240" w:before="0" w:after="0"/>
+        <w:rPr>
+          <w:rFonts w:ascii="Times New Roman" w:hAnsi="Times New Roman"/>
+          <w:color w:val="000000"/>
+        </w:rPr>
+      </w:pPr>
+      <w:r>
+        <w:rPr>
+          <w:rFonts w:eastAsia="Arial" w:cs="Arial" w:ascii="Times New Roman" w:hAnsi="Times New Roman"/>
+          <w:b w:val="false"/>
+          <w:bCs w:val="false"/>
+          <w:color w:val="000000"/>
+          <w:sz w:val="24"/>
+          <w:szCs w:val="24"/>
+        </w:rPr>
+        <w:t>Places/International → asks for Country then City</w:t>
+      </w:r>
+    </w:p>
+    <w:p>
+      <w:pPr>
+        <w:pStyle w:val="ListParagraph"/>
+        <w:numPr>
+          <w:ilvl w:val="1"/>
+          <w:numId w:val="2"/>
+        </w:numPr>
+        <w:spacing w:lineRule="auto" w:line="240" w:before="0" w:after="0"/>
+        <w:rPr>
+          <w:rFonts w:ascii="Times New Roman" w:hAnsi="Times New Roman"/>
+          <w:color w:val="000000"/>
+        </w:rPr>
+      </w:pPr>
+      <w:r>
+        <w:rPr>
+          <w:rFonts w:eastAsia="Arial" w:cs="Arial" w:ascii="Times New Roman" w:hAnsi="Times New Roman"/>
+          <w:b w:val="false"/>
+          <w:bCs w:val="false"/>
+          <w:color w:val="000000"/>
+          <w:sz w:val="24"/>
+          <w:szCs w:val="24"/>
+        </w:rPr>
+        <w:t>Other categories → single Location field</w:t>
       </w:r>
     </w:p>
     <w:p>
@@ -4810,7 +5278,7 @@
         <w:pStyle w:val="ListParagraph"/>
         <w:numPr>
           <w:ilvl w:val="0"/>
-          <w:numId w:val="1"/>
+          <w:numId w:val="2"/>
         </w:numPr>
         <w:spacing w:lineRule="auto" w:line="240" w:before="0" w:after="0"/>
         <w:rPr>
@@ -4827,44 +5295,7 @@
           <w:sz w:val="24"/>
           <w:szCs w:val="24"/>
         </w:rPr>
-        <w:t>GitHub Actions sends email notifications to all subscribers via Resend</w:t>
-      </w:r>
-    </w:p>
-    <w:p>
-      <w:pPr>
-        <w:pStyle w:val="Normal"/>
-        <w:spacing w:lineRule="auto" w:line="240" w:before="0" w:after="0"/>
-        <w:rPr>
-          <w:rFonts w:ascii="Times New Roman" w:hAnsi="Times New Roman"/>
-          <w:color w:val="000000"/>
-        </w:rPr>
-      </w:pPr>
-      <w:r>
-        <w:rPr>
-          <w:rFonts w:ascii="Times New Roman" w:hAnsi="Times New Roman"/>
-          <w:color w:val="000000"/>
-        </w:rPr>
-      </w:r>
-    </w:p>
-    <w:p>
-      <w:pPr>
-        <w:pStyle w:val="Heading2"/>
-        <w:spacing w:lineRule="auto" w:line="240" w:before="0" w:after="0"/>
-        <w:rPr>
-          <w:rFonts w:ascii="Times New Roman" w:hAnsi="Times New Roman"/>
-          <w:color w:val="000000"/>
-        </w:rPr>
-      </w:pPr>
-      <w:r>
-        <w:rPr>
-          <w:rFonts w:eastAsia="Arial" w:cs="Arial" w:ascii="Times New Roman" w:hAnsi="Times New Roman"/>
-          <w:b/>
-          <w:bCs/>
-          <w:color w:val="000000"/>
-          <w:sz w:val="28"/>
-          <w:szCs w:val="28"/>
-        </w:rPr>
-        <w:t>3.3 Important Rules</w:t>
+        <w:t>Enter optional remarks — caption shown as overlay on photo</w:t>
       </w:r>
     </w:p>
     <w:p>
@@ -4872,7 +5303,7 @@
         <w:pStyle w:val="ListParagraph"/>
         <w:numPr>
           <w:ilvl w:val="0"/>
-          <w:numId w:val="1"/>
+          <w:numId w:val="2"/>
         </w:numPr>
         <w:spacing w:lineRule="auto" w:line="240" w:before="0" w:after="0"/>
         <w:rPr>
@@ -4889,7 +5320,7 @@
           <w:sz w:val="24"/>
           <w:szCs w:val="24"/>
         </w:rPr>
-        <w:t>Never edit index.html directly — it is overwritten on every deploy</w:t>
+        <w:t>Confirm date added — defaults to today's date</w:t>
       </w:r>
     </w:p>
     <w:p>
@@ -4897,442 +5328,7 @@
         <w:pStyle w:val="ListParagraph"/>
         <w:numPr>
           <w:ilvl w:val="0"/>
-          <w:numId w:val="1"/>
-        </w:numPr>
-        <w:spacing w:lineRule="auto" w:line="240" w:before="0" w:after="0"/>
-        <w:rPr>
-          <w:rFonts w:ascii="Times New Roman" w:hAnsi="Times New Roman"/>
-          <w:color w:val="000000"/>
-        </w:rPr>
-      </w:pPr>
-      <w:r>
-        <w:rPr>
-          <w:rFonts w:eastAsia="Arial" w:cs="Arial" w:ascii="Times New Roman" w:hAnsi="Times New Roman"/>
-          <w:b w:val="false"/>
-          <w:bCs w:val="false"/>
-          <w:color w:val="000000"/>
-          <w:sz w:val="24"/>
-          <w:szCs w:val="24"/>
-        </w:rPr>
-        <w:t>All permanent changes must be made inside Claude_mohangraphy.py</w:t>
-      </w:r>
-    </w:p>
-    <w:p>
-      <w:pPr>
-        <w:pStyle w:val="ListParagraph"/>
-        <w:numPr>
-          <w:ilvl w:val="0"/>
-          <w:numId w:val="1"/>
-        </w:numPr>
-        <w:spacing w:lineRule="auto" w:line="240" w:before="0" w:after="0"/>
-        <w:rPr>
-          <w:rFonts w:ascii="Times New Roman" w:hAnsi="Times New Roman"/>
-          <w:color w:val="000000"/>
-        </w:rPr>
-      </w:pPr>
-      <w:r>
-        <w:rPr>
-          <w:rFonts w:eastAsia="Arial" w:cs="Arial" w:ascii="Times New Roman" w:hAnsi="Times New Roman"/>
-          <w:b w:val="false"/>
-          <w:bCs w:val="false"/>
-          <w:color w:val="000000"/>
-          <w:sz w:val="24"/>
-          <w:szCs w:val="24"/>
-        </w:rPr>
-        <w:t>Always run curator.py first when adding new photos</w:t>
-      </w:r>
-      <w:r>
-        <w:br w:type="page"/>
-      </w:r>
-    </w:p>
-    <w:p>
-      <w:pPr>
-        <w:pStyle w:val="Normal"/>
-        <w:spacing w:lineRule="auto" w:line="240" w:before="0" w:after="0"/>
-        <w:rPr>
-          <w:rFonts w:ascii="Times New Roman" w:hAnsi="Times New Roman"/>
-          <w:color w:val="000000"/>
-        </w:rPr>
-      </w:pPr>
-      <w:r>
-        <w:rPr>
-          <w:rFonts w:ascii="Times New Roman" w:hAnsi="Times New Roman"/>
-          <w:color w:val="000000"/>
-        </w:rPr>
-        <w:br/>
-      </w:r>
-    </w:p>
-    <w:p>
-      <w:pPr>
-        <w:pStyle w:val="Heading1"/>
-        <w:pBdr>
-          <w:bottom w:val="single" w:sz="6" w:space="4" w:color="C9A96E"/>
-        </w:pBdr>
-        <w:spacing w:lineRule="auto" w:line="240" w:before="0" w:after="0"/>
-        <w:rPr>
-          <w:rFonts w:ascii="Times New Roman" w:hAnsi="Times New Roman"/>
-          <w:color w:val="000000"/>
-        </w:rPr>
-      </w:pPr>
-      <w:r>
-        <w:rPr>
-          <w:rFonts w:eastAsia="Arial" w:cs="Arial" w:ascii="Times New Roman" w:hAnsi="Times New Roman"/>
-          <w:b/>
-          <w:bCs/>
-          <w:color w:val="000000"/>
-          <w:sz w:val="36"/>
-          <w:szCs w:val="36"/>
-        </w:rPr>
-        <w:t>4. PHOTO TAGGING (CURATOR.PY)</w:t>
-      </w:r>
-    </w:p>
-    <w:p>
-      <w:pPr>
-        <w:pStyle w:val="Normal"/>
-        <w:spacing w:lineRule="auto" w:line="240" w:before="0" w:after="0"/>
-        <w:rPr>
-          <w:rFonts w:ascii="Times New Roman" w:hAnsi="Times New Roman"/>
-          <w:color w:val="000000"/>
-        </w:rPr>
-      </w:pPr>
-      <w:r>
-        <w:rPr>
-          <w:rFonts w:eastAsia="Arial" w:cs="Arial" w:ascii="Times New Roman" w:hAnsi="Times New Roman"/>
-          <w:b w:val="false"/>
-          <w:bCs w:val="false"/>
-          <w:color w:val="000000"/>
-          <w:sz w:val="24"/>
-          <w:szCs w:val="24"/>
-        </w:rPr>
-        <w:t>curator.py is a Mac GUI tool that opens each photo and prompts for metadata. All data is saved to photo_metadata.json which is used by the deploy script.</w:t>
-      </w:r>
-    </w:p>
-    <w:p>
-      <w:pPr>
-        <w:pStyle w:val="Normal"/>
-        <w:spacing w:lineRule="auto" w:line="240" w:before="0" w:after="0"/>
-        <w:rPr>
-          <w:rFonts w:ascii="Times New Roman" w:hAnsi="Times New Roman"/>
-          <w:color w:val="000000"/>
-        </w:rPr>
-      </w:pPr>
-      <w:r>
-        <w:rPr>
-          <w:rFonts w:ascii="Times New Roman" w:hAnsi="Times New Roman"/>
-          <w:color w:val="000000"/>
-        </w:rPr>
-      </w:r>
-    </w:p>
-    <w:p>
-      <w:pPr>
-        <w:pStyle w:val="Heading2"/>
-        <w:spacing w:lineRule="auto" w:line="240" w:before="0" w:after="0"/>
-        <w:rPr>
-          <w:rFonts w:ascii="Times New Roman" w:hAnsi="Times New Roman"/>
-          <w:color w:val="000000"/>
-        </w:rPr>
-      </w:pPr>
-      <w:r>
-        <w:rPr>
-          <w:rFonts w:eastAsia="Arial" w:cs="Arial" w:ascii="Times New Roman" w:hAnsi="Times New Roman"/>
-          <w:b/>
-          <w:bCs/>
-          <w:color w:val="000000"/>
-          <w:sz w:val="28"/>
-          <w:szCs w:val="28"/>
-        </w:rPr>
-        <w:t>4.1 How to Run</w:t>
-      </w:r>
-    </w:p>
-    <w:p>
-      <w:pPr>
-        <w:pStyle w:val="Normal"/>
-        <w:shd w:val="clear" w:fill="F0F4F8"/>
-        <w:spacing w:lineRule="auto" w:line="240" w:before="0" w:after="0"/>
-        <w:ind w:start="360"/>
-        <w:rPr>
-          <w:rFonts w:ascii="Times New Roman" w:hAnsi="Times New Roman"/>
-          <w:color w:val="000000"/>
-        </w:rPr>
-      </w:pPr>
-      <w:r>
-        <w:rPr>
-          <w:rFonts w:eastAsia="Courier New" w:cs="Courier New" w:ascii="Times New Roman" w:hAnsi="Times New Roman"/>
-          <w:color w:val="000000"/>
-          <w:sz w:val="20"/>
-          <w:szCs w:val="20"/>
-        </w:rPr>
-        <w:t>python3 /Users/ncm/Pictures/Mohangraphy/Scripts/curator.py</w:t>
-      </w:r>
-    </w:p>
-    <w:p>
-      <w:pPr>
-        <w:pStyle w:val="Normal"/>
-        <w:spacing w:lineRule="auto" w:line="240" w:before="0" w:after="0"/>
-        <w:rPr>
-          <w:rFonts w:ascii="Times New Roman" w:hAnsi="Times New Roman"/>
-          <w:color w:val="000000"/>
-        </w:rPr>
-      </w:pPr>
-      <w:r>
-        <w:rPr>
-          <w:rFonts w:ascii="Times New Roman" w:hAnsi="Times New Roman"/>
-          <w:color w:val="000000"/>
-        </w:rPr>
-      </w:r>
-    </w:p>
-    <w:p>
-      <w:pPr>
-        <w:pStyle w:val="Heading2"/>
-        <w:spacing w:lineRule="auto" w:line="240" w:before="0" w:after="0"/>
-        <w:rPr>
-          <w:rFonts w:ascii="Times New Roman" w:hAnsi="Times New Roman"/>
-          <w:color w:val="000000"/>
-        </w:rPr>
-      </w:pPr>
-      <w:r>
-        <w:rPr>
-          <w:rFonts w:eastAsia="Arial" w:cs="Arial" w:ascii="Times New Roman" w:hAnsi="Times New Roman"/>
-          <w:b/>
-          <w:bCs/>
-          <w:color w:val="000000"/>
-          <w:sz w:val="28"/>
-          <w:szCs w:val="28"/>
-        </w:rPr>
-        <w:t>4.2 Tagging Flow</w:t>
-      </w:r>
-    </w:p>
-    <w:p>
-      <w:pPr>
-        <w:pStyle w:val="ListParagraph"/>
-        <w:numPr>
-          <w:ilvl w:val="0"/>
-          <w:numId w:val="1"/>
-        </w:numPr>
-        <w:spacing w:lineRule="auto" w:line="240" w:before="0" w:after="0"/>
-        <w:rPr>
-          <w:rFonts w:ascii="Times New Roman" w:hAnsi="Times New Roman"/>
-          <w:color w:val="000000"/>
-        </w:rPr>
-      </w:pPr>
-      <w:r>
-        <w:rPr>
-          <w:rFonts w:eastAsia="Arial" w:cs="Arial" w:ascii="Times New Roman" w:hAnsi="Times New Roman"/>
-          <w:b w:val="false"/>
-          <w:bCs w:val="false"/>
-          <w:color w:val="000000"/>
-          <w:sz w:val="24"/>
-          <w:szCs w:val="24"/>
-        </w:rPr>
-        <w:t>Each photo opens in Preview automatically</w:t>
-      </w:r>
-    </w:p>
-    <w:p>
-      <w:pPr>
-        <w:pStyle w:val="ListParagraph"/>
-        <w:numPr>
-          <w:ilvl w:val="0"/>
-          <w:numId w:val="1"/>
-        </w:numPr>
-        <w:spacing w:lineRule="auto" w:line="240" w:before="0" w:after="0"/>
-        <w:rPr>
-          <w:rFonts w:ascii="Times New Roman" w:hAnsi="Times New Roman"/>
-          <w:color w:val="000000"/>
-        </w:rPr>
-      </w:pPr>
-      <w:r>
-        <w:rPr>
-          <w:rFonts w:eastAsia="Arial" w:cs="Arial" w:ascii="Times New Roman" w:hAnsi="Times New Roman"/>
-          <w:b w:val="false"/>
-          <w:bCs w:val="false"/>
-          <w:color w:val="000000"/>
-          <w:sz w:val="24"/>
-          <w:szCs w:val="24"/>
-        </w:rPr>
-        <w:t>Choose: Edit/Tag, Skip, or Stop</w:t>
-      </w:r>
-    </w:p>
-    <w:p>
-      <w:pPr>
-        <w:pStyle w:val="ListParagraph"/>
-        <w:numPr>
-          <w:ilvl w:val="0"/>
-          <w:numId w:val="1"/>
-        </w:numPr>
-        <w:spacing w:lineRule="auto" w:line="240" w:before="0" w:after="0"/>
-        <w:rPr>
-          <w:rFonts w:ascii="Times New Roman" w:hAnsi="Times New Roman"/>
-          <w:color w:val="000000"/>
-        </w:rPr>
-      </w:pPr>
-      <w:r>
-        <w:rPr>
-          <w:rFonts w:eastAsia="Arial" w:cs="Arial" w:ascii="Times New Roman" w:hAnsi="Times New Roman"/>
-          <w:b w:val="false"/>
-          <w:bCs w:val="false"/>
-          <w:color w:val="000000"/>
-          <w:sz w:val="24"/>
-          <w:szCs w:val="24"/>
-        </w:rPr>
-        <w:t>Select one or more categories from the list</w:t>
-      </w:r>
-    </w:p>
-    <w:p>
-      <w:pPr>
-        <w:pStyle w:val="ListParagraph"/>
-        <w:numPr>
-          <w:ilvl w:val="0"/>
-          <w:numId w:val="1"/>
-        </w:numPr>
-        <w:spacing w:lineRule="auto" w:line="240" w:before="0" w:after="0"/>
-        <w:rPr>
-          <w:rFonts w:ascii="Times New Roman" w:hAnsi="Times New Roman"/>
-          <w:color w:val="000000"/>
-        </w:rPr>
-      </w:pPr>
-      <w:r>
-        <w:rPr>
-          <w:rFonts w:eastAsia="Arial" w:cs="Arial" w:ascii="Times New Roman" w:hAnsi="Times New Roman"/>
-          <w:b w:val="false"/>
-          <w:bCs w:val="false"/>
-          <w:color w:val="000000"/>
-          <w:sz w:val="24"/>
-          <w:szCs w:val="24"/>
-        </w:rPr>
-        <w:t>Enter location — logic depends on category selected:</w:t>
-      </w:r>
-    </w:p>
-    <w:p>
-      <w:pPr>
-        <w:pStyle w:val="ListParagraph"/>
-        <w:numPr>
-          <w:ilvl w:val="1"/>
-          <w:numId w:val="1"/>
-        </w:numPr>
-        <w:spacing w:lineRule="auto" w:line="240" w:before="0" w:after="0"/>
-        <w:rPr>
-          <w:rFonts w:ascii="Times New Roman" w:hAnsi="Times New Roman"/>
-          <w:color w:val="000000"/>
-        </w:rPr>
-      </w:pPr>
-      <w:r>
-        <w:rPr>
-          <w:rFonts w:eastAsia="Arial" w:cs="Arial" w:ascii="Times New Roman" w:hAnsi="Times New Roman"/>
-          <w:b w:val="false"/>
-          <w:bCs w:val="false"/>
-          <w:color w:val="000000"/>
-          <w:sz w:val="24"/>
-          <w:szCs w:val="24"/>
-        </w:rPr>
-        <w:t>Places/National → asks for State then City</w:t>
-      </w:r>
-    </w:p>
-    <w:p>
-      <w:pPr>
-        <w:pStyle w:val="ListParagraph"/>
-        <w:numPr>
-          <w:ilvl w:val="1"/>
-          <w:numId w:val="1"/>
-        </w:numPr>
-        <w:spacing w:lineRule="auto" w:line="240" w:before="0" w:after="0"/>
-        <w:rPr>
-          <w:rFonts w:ascii="Times New Roman" w:hAnsi="Times New Roman"/>
-          <w:color w:val="000000"/>
-        </w:rPr>
-      </w:pPr>
-      <w:r>
-        <w:rPr>
-          <w:rFonts w:eastAsia="Arial" w:cs="Arial" w:ascii="Times New Roman" w:hAnsi="Times New Roman"/>
-          <w:b w:val="false"/>
-          <w:bCs w:val="false"/>
-          <w:color w:val="000000"/>
-          <w:sz w:val="24"/>
-          <w:szCs w:val="24"/>
-        </w:rPr>
-        <w:t>Places/International → asks for Country then City</w:t>
-      </w:r>
-    </w:p>
-    <w:p>
-      <w:pPr>
-        <w:pStyle w:val="ListParagraph"/>
-        <w:numPr>
-          <w:ilvl w:val="1"/>
-          <w:numId w:val="1"/>
-        </w:numPr>
-        <w:spacing w:lineRule="auto" w:line="240" w:before="0" w:after="0"/>
-        <w:rPr>
-          <w:rFonts w:ascii="Times New Roman" w:hAnsi="Times New Roman"/>
-          <w:color w:val="000000"/>
-        </w:rPr>
-      </w:pPr>
-      <w:r>
-        <w:rPr>
-          <w:rFonts w:eastAsia="Arial" w:cs="Arial" w:ascii="Times New Roman" w:hAnsi="Times New Roman"/>
-          <w:b w:val="false"/>
-          <w:bCs w:val="false"/>
-          <w:color w:val="000000"/>
-          <w:sz w:val="24"/>
-          <w:szCs w:val="24"/>
-        </w:rPr>
-        <w:t>Other categories → single Location field</w:t>
-      </w:r>
-    </w:p>
-    <w:p>
-      <w:pPr>
-        <w:pStyle w:val="ListParagraph"/>
-        <w:numPr>
-          <w:ilvl w:val="0"/>
-          <w:numId w:val="1"/>
-        </w:numPr>
-        <w:spacing w:lineRule="auto" w:line="240" w:before="0" w:after="0"/>
-        <w:rPr>
-          <w:rFonts w:ascii="Times New Roman" w:hAnsi="Times New Roman"/>
-          <w:color w:val="000000"/>
-        </w:rPr>
-      </w:pPr>
-      <w:r>
-        <w:rPr>
-          <w:rFonts w:eastAsia="Arial" w:cs="Arial" w:ascii="Times New Roman" w:hAnsi="Times New Roman"/>
-          <w:b w:val="false"/>
-          <w:bCs w:val="false"/>
-          <w:color w:val="000000"/>
-          <w:sz w:val="24"/>
-          <w:szCs w:val="24"/>
-        </w:rPr>
-        <w:t>Enter optional remarks — caption shown as overlay on photo</w:t>
-      </w:r>
-    </w:p>
-    <w:p>
-      <w:pPr>
-        <w:pStyle w:val="ListParagraph"/>
-        <w:numPr>
-          <w:ilvl w:val="0"/>
-          <w:numId w:val="1"/>
-        </w:numPr>
-        <w:spacing w:lineRule="auto" w:line="240" w:before="0" w:after="0"/>
-        <w:rPr>
-          <w:rFonts w:ascii="Times New Roman" w:hAnsi="Times New Roman"/>
-          <w:color w:val="000000"/>
-        </w:rPr>
-      </w:pPr>
-      <w:r>
-        <w:rPr>
-          <w:rFonts w:eastAsia="Arial" w:cs="Arial" w:ascii="Times New Roman" w:hAnsi="Times New Roman"/>
-          <w:b w:val="false"/>
-          <w:bCs w:val="false"/>
-          <w:color w:val="000000"/>
-          <w:sz w:val="24"/>
-          <w:szCs w:val="24"/>
-        </w:rPr>
-        <w:t>Confirm date added — defaults to today's date</w:t>
-      </w:r>
-    </w:p>
-    <w:p>
-      <w:pPr>
-        <w:pStyle w:val="ListParagraph"/>
-        <w:numPr>
-          <w:ilvl w:val="0"/>
-          <w:numId w:val="1"/>
+          <w:numId w:val="2"/>
         </w:numPr>
         <w:spacing w:lineRule="auto" w:line="240" w:before="0" w:after="0"/>
         <w:rPr>
@@ -5403,14 +5399,14 @@
         </w:tblCellMar>
       </w:tblPr>
       <w:tblGrid>
-        <w:gridCol w:w="2999"/>
-        <w:gridCol w:w="6361"/>
+        <w:gridCol w:w="2998"/>
+        <w:gridCol w:w="6362"/>
       </w:tblGrid>
       <w:tr>
         <w:trPr/>
         <w:tc>
           <w:tcPr>
-            <w:tcW w:w="2999" w:type="dxa"/>
+            <w:tcW w:w="2998" w:type="dxa"/>
             <w:tcBorders>
               <w:top w:val="single" w:sz="2" w:space="0" w:color="CCCCCC"/>
               <w:start w:val="single" w:sz="2" w:space="0" w:color="CCCCCC"/>
@@ -5443,7 +5439,7 @@
         </w:tc>
         <w:tc>
           <w:tcPr>
-            <w:tcW w:w="6361" w:type="dxa"/>
+            <w:tcW w:w="6362" w:type="dxa"/>
             <w:tcBorders>
               <w:top w:val="single" w:sz="2" w:space="0" w:color="CCCCCC"/>
               <w:start w:val="single" w:sz="2" w:space="0" w:color="CCCCCC"/>
@@ -5479,7 +5475,7 @@
         <w:trPr/>
         <w:tc>
           <w:tcPr>
-            <w:tcW w:w="2999" w:type="dxa"/>
+            <w:tcW w:w="2998" w:type="dxa"/>
             <w:tcBorders>
               <w:top w:val="single" w:sz="2" w:space="0" w:color="CCCCCC"/>
               <w:start w:val="single" w:sz="2" w:space="0" w:color="CCCCCC"/>
@@ -5512,7 +5508,7 @@
         </w:tc>
         <w:tc>
           <w:tcPr>
-            <w:tcW w:w="6361" w:type="dxa"/>
+            <w:tcW w:w="6362" w:type="dxa"/>
             <w:tcBorders>
               <w:top w:val="single" w:sz="2" w:space="0" w:color="CCCCCC"/>
               <w:start w:val="single" w:sz="2" w:space="0" w:color="CCCCCC"/>
@@ -5548,7 +5544,7 @@
         <w:trPr/>
         <w:tc>
           <w:tcPr>
-            <w:tcW w:w="2999" w:type="dxa"/>
+            <w:tcW w:w="2998" w:type="dxa"/>
             <w:tcBorders>
               <w:top w:val="single" w:sz="2" w:space="0" w:color="CCCCCC"/>
               <w:start w:val="single" w:sz="2" w:space="0" w:color="CCCCCC"/>
@@ -5581,7 +5577,7 @@
         </w:tc>
         <w:tc>
           <w:tcPr>
-            <w:tcW w:w="6361" w:type="dxa"/>
+            <w:tcW w:w="6362" w:type="dxa"/>
             <w:tcBorders>
               <w:top w:val="single" w:sz="2" w:space="0" w:color="CCCCCC"/>
               <w:start w:val="single" w:sz="2" w:space="0" w:color="CCCCCC"/>
@@ -5617,7 +5613,7 @@
         <w:trPr/>
         <w:tc>
           <w:tcPr>
-            <w:tcW w:w="2999" w:type="dxa"/>
+            <w:tcW w:w="2998" w:type="dxa"/>
             <w:tcBorders>
               <w:top w:val="single" w:sz="2" w:space="0" w:color="CCCCCC"/>
               <w:start w:val="single" w:sz="2" w:space="0" w:color="CCCCCC"/>
@@ -5650,7 +5646,7 @@
         </w:tc>
         <w:tc>
           <w:tcPr>
-            <w:tcW w:w="6361" w:type="dxa"/>
+            <w:tcW w:w="6362" w:type="dxa"/>
             <w:tcBorders>
               <w:top w:val="single" w:sz="2" w:space="0" w:color="CCCCCC"/>
               <w:start w:val="single" w:sz="2" w:space="0" w:color="CCCCCC"/>
@@ -5686,7 +5682,7 @@
         <w:trPr/>
         <w:tc>
           <w:tcPr>
-            <w:tcW w:w="2999" w:type="dxa"/>
+            <w:tcW w:w="2998" w:type="dxa"/>
             <w:tcBorders>
               <w:top w:val="single" w:sz="2" w:space="0" w:color="CCCCCC"/>
               <w:start w:val="single" w:sz="2" w:space="0" w:color="CCCCCC"/>
@@ -5719,7 +5715,7 @@
         </w:tc>
         <w:tc>
           <w:tcPr>
-            <w:tcW w:w="6361" w:type="dxa"/>
+            <w:tcW w:w="6362" w:type="dxa"/>
             <w:tcBorders>
               <w:top w:val="single" w:sz="2" w:space="0" w:color="CCCCCC"/>
               <w:start w:val="single" w:sz="2" w:space="0" w:color="CCCCCC"/>
@@ -6166,14 +6162,14 @@
         </w:tblCellMar>
       </w:tblPr>
       <w:tblGrid>
-        <w:gridCol w:w="2999"/>
-        <w:gridCol w:w="6361"/>
+        <w:gridCol w:w="2998"/>
+        <w:gridCol w:w="6362"/>
       </w:tblGrid>
       <w:tr>
         <w:trPr/>
         <w:tc>
           <w:tcPr>
-            <w:tcW w:w="2999" w:type="dxa"/>
+            <w:tcW w:w="2998" w:type="dxa"/>
             <w:tcBorders>
               <w:top w:val="single" w:sz="2" w:space="0" w:color="CCCCCC"/>
               <w:start w:val="single" w:sz="2" w:space="0" w:color="CCCCCC"/>
@@ -6206,7 +6202,7 @@
         </w:tc>
         <w:tc>
           <w:tcPr>
-            <w:tcW w:w="6361" w:type="dxa"/>
+            <w:tcW w:w="6362" w:type="dxa"/>
             <w:tcBorders>
               <w:top w:val="single" w:sz="2" w:space="0" w:color="CCCCCC"/>
               <w:start w:val="single" w:sz="2" w:space="0" w:color="CCCCCC"/>
@@ -6242,7 +6238,7 @@
         <w:trPr/>
         <w:tc>
           <w:tcPr>
-            <w:tcW w:w="2999" w:type="dxa"/>
+            <w:tcW w:w="2998" w:type="dxa"/>
             <w:tcBorders>
               <w:top w:val="single" w:sz="2" w:space="0" w:color="CCCCCC"/>
               <w:start w:val="single" w:sz="2" w:space="0" w:color="CCCCCC"/>
@@ -6275,7 +6271,7 @@
         </w:tc>
         <w:tc>
           <w:tcPr>
-            <w:tcW w:w="6361" w:type="dxa"/>
+            <w:tcW w:w="6362" w:type="dxa"/>
             <w:tcBorders>
               <w:top w:val="single" w:sz="2" w:space="0" w:color="CCCCCC"/>
               <w:start w:val="single" w:sz="2" w:space="0" w:color="CCCCCC"/>
@@ -6311,7 +6307,7 @@
         <w:trPr/>
         <w:tc>
           <w:tcPr>
-            <w:tcW w:w="2999" w:type="dxa"/>
+            <w:tcW w:w="2998" w:type="dxa"/>
             <w:tcBorders>
               <w:top w:val="single" w:sz="2" w:space="0" w:color="CCCCCC"/>
               <w:start w:val="single" w:sz="2" w:space="0" w:color="CCCCCC"/>
@@ -6344,7 +6340,7 @@
         </w:tc>
         <w:tc>
           <w:tcPr>
-            <w:tcW w:w="6361" w:type="dxa"/>
+            <w:tcW w:w="6362" w:type="dxa"/>
             <w:tcBorders>
               <w:top w:val="single" w:sz="2" w:space="0" w:color="CCCCCC"/>
               <w:start w:val="single" w:sz="2" w:space="0" w:color="CCCCCC"/>
@@ -6380,7 +6376,7 @@
         <w:trPr/>
         <w:tc>
           <w:tcPr>
-            <w:tcW w:w="2999" w:type="dxa"/>
+            <w:tcW w:w="2998" w:type="dxa"/>
             <w:tcBorders>
               <w:top w:val="single" w:sz="2" w:space="0" w:color="CCCCCC"/>
               <w:start w:val="single" w:sz="2" w:space="0" w:color="CCCCCC"/>
@@ -6413,7 +6409,7 @@
         </w:tc>
         <w:tc>
           <w:tcPr>
-            <w:tcW w:w="6361" w:type="dxa"/>
+            <w:tcW w:w="6362" w:type="dxa"/>
             <w:tcBorders>
               <w:top w:val="single" w:sz="2" w:space="0" w:color="CCCCCC"/>
               <w:start w:val="single" w:sz="2" w:space="0" w:color="CCCCCC"/>
@@ -6449,7 +6445,7 @@
         <w:trPr/>
         <w:tc>
           <w:tcPr>
-            <w:tcW w:w="2999" w:type="dxa"/>
+            <w:tcW w:w="2998" w:type="dxa"/>
             <w:tcBorders>
               <w:top w:val="single" w:sz="2" w:space="0" w:color="CCCCCC"/>
               <w:start w:val="single" w:sz="2" w:space="0" w:color="CCCCCC"/>
@@ -6482,7 +6478,7 @@
         </w:tc>
         <w:tc>
           <w:tcPr>
-            <w:tcW w:w="6361" w:type="dxa"/>
+            <w:tcW w:w="6362" w:type="dxa"/>
             <w:tcBorders>
               <w:top w:val="single" w:sz="2" w:space="0" w:color="CCCCCC"/>
               <w:start w:val="single" w:sz="2" w:space="0" w:color="CCCCCC"/>
@@ -6518,7 +6514,7 @@
         <w:trPr/>
         <w:tc>
           <w:tcPr>
-            <w:tcW w:w="2999" w:type="dxa"/>
+            <w:tcW w:w="2998" w:type="dxa"/>
             <w:tcBorders>
               <w:top w:val="single" w:sz="2" w:space="0" w:color="CCCCCC"/>
               <w:start w:val="single" w:sz="2" w:space="0" w:color="CCCCCC"/>
@@ -6551,7 +6547,7 @@
         </w:tc>
         <w:tc>
           <w:tcPr>
-            <w:tcW w:w="6361" w:type="dxa"/>
+            <w:tcW w:w="6362" w:type="dxa"/>
             <w:tcBorders>
               <w:top w:val="single" w:sz="2" w:space="0" w:color="CCCCCC"/>
               <w:start w:val="single" w:sz="2" w:space="0" w:color="CCCCCC"/>
@@ -6587,7 +6583,7 @@
         <w:trPr/>
         <w:tc>
           <w:tcPr>
-            <w:tcW w:w="2999" w:type="dxa"/>
+            <w:tcW w:w="2998" w:type="dxa"/>
             <w:tcBorders>
               <w:top w:val="single" w:sz="2" w:space="0" w:color="CCCCCC"/>
               <w:start w:val="single" w:sz="2" w:space="0" w:color="CCCCCC"/>
@@ -6620,7 +6616,7 @@
         </w:tc>
         <w:tc>
           <w:tcPr>
-            <w:tcW w:w="6361" w:type="dxa"/>
+            <w:tcW w:w="6362" w:type="dxa"/>
             <w:tcBorders>
               <w:top w:val="single" w:sz="2" w:space="0" w:color="CCCCCC"/>
               <w:start w:val="single" w:sz="2" w:space="0" w:color="CCCCCC"/>
@@ -6656,7 +6652,7 @@
         <w:trPr/>
         <w:tc>
           <w:tcPr>
-            <w:tcW w:w="2999" w:type="dxa"/>
+            <w:tcW w:w="2998" w:type="dxa"/>
             <w:tcBorders>
               <w:top w:val="single" w:sz="2" w:space="0" w:color="CCCCCC"/>
               <w:start w:val="single" w:sz="2" w:space="0" w:color="CCCCCC"/>
@@ -6689,7 +6685,7 @@
         </w:tc>
         <w:tc>
           <w:tcPr>
-            <w:tcW w:w="6361" w:type="dxa"/>
+            <w:tcW w:w="6362" w:type="dxa"/>
             <w:tcBorders>
               <w:top w:val="single" w:sz="2" w:space="0" w:color="CCCCCC"/>
               <w:start w:val="single" w:sz="2" w:space="0" w:color="CCCCCC"/>
@@ -6725,7 +6721,7 @@
         <w:trPr/>
         <w:tc>
           <w:tcPr>
-            <w:tcW w:w="2999" w:type="dxa"/>
+            <w:tcW w:w="2998" w:type="dxa"/>
             <w:tcBorders>
               <w:top w:val="single" w:sz="2" w:space="0" w:color="CCCCCC"/>
               <w:start w:val="single" w:sz="2" w:space="0" w:color="CCCCCC"/>
@@ -6758,7 +6754,7 @@
         </w:tc>
         <w:tc>
           <w:tcPr>
-            <w:tcW w:w="6361" w:type="dxa"/>
+            <w:tcW w:w="6362" w:type="dxa"/>
             <w:tcBorders>
               <w:top w:val="single" w:sz="2" w:space="0" w:color="CCCCCC"/>
               <w:start w:val="single" w:sz="2" w:space="0" w:color="CCCCCC"/>
@@ -6861,7 +6857,7 @@
         <w:pStyle w:val="ListParagraph"/>
         <w:numPr>
           <w:ilvl w:val="0"/>
-          <w:numId w:val="1"/>
+          <w:numId w:val="2"/>
         </w:numPr>
         <w:spacing w:lineRule="auto" w:line="240" w:before="0" w:after="0"/>
         <w:rPr>
@@ -6886,7 +6882,7 @@
         <w:pStyle w:val="ListParagraph"/>
         <w:numPr>
           <w:ilvl w:val="0"/>
-          <w:numId w:val="1"/>
+          <w:numId w:val="2"/>
         </w:numPr>
         <w:spacing w:lineRule="auto" w:line="240" w:before="0" w:after="0"/>
         <w:rPr>
@@ -6911,7 +6907,7 @@
         <w:pStyle w:val="ListParagraph"/>
         <w:numPr>
           <w:ilvl w:val="0"/>
-          <w:numId w:val="1"/>
+          <w:numId w:val="2"/>
         </w:numPr>
         <w:spacing w:lineRule="auto" w:line="240" w:before="0" w:after="0"/>
         <w:rPr>
@@ -6936,7 +6932,7 @@
         <w:pStyle w:val="ListParagraph"/>
         <w:numPr>
           <w:ilvl w:val="0"/>
-          <w:numId w:val="1"/>
+          <w:numId w:val="2"/>
         </w:numPr>
         <w:spacing w:lineRule="auto" w:line="240" w:before="0" w:after="0"/>
         <w:rPr>
@@ -6961,7 +6957,7 @@
         <w:pStyle w:val="ListParagraph"/>
         <w:numPr>
           <w:ilvl w:val="0"/>
-          <w:numId w:val="1"/>
+          <w:numId w:val="2"/>
         </w:numPr>
         <w:spacing w:lineRule="auto" w:line="240" w:before="0" w:after="0"/>
         <w:rPr>
@@ -6986,7 +6982,7 @@
         <w:pStyle w:val="ListParagraph"/>
         <w:numPr>
           <w:ilvl w:val="0"/>
-          <w:numId w:val="1"/>
+          <w:numId w:val="2"/>
         </w:numPr>
         <w:spacing w:lineRule="auto" w:line="240" w:before="0" w:after="0"/>
         <w:rPr>
@@ -7048,7 +7044,7 @@
         <w:pStyle w:val="ListParagraph"/>
         <w:numPr>
           <w:ilvl w:val="0"/>
-          <w:numId w:val="1"/>
+          <w:numId w:val="2"/>
         </w:numPr>
         <w:spacing w:lineRule="auto" w:line="240" w:before="0" w:after="0"/>
         <w:rPr>
@@ -7073,7 +7069,7 @@
         <w:pStyle w:val="ListParagraph"/>
         <w:numPr>
           <w:ilvl w:val="0"/>
-          <w:numId w:val="1"/>
+          <w:numId w:val="2"/>
         </w:numPr>
         <w:spacing w:lineRule="auto" w:line="240" w:before="0" w:after="0"/>
         <w:rPr>
@@ -7098,7 +7094,7 @@
         <w:pStyle w:val="ListParagraph"/>
         <w:numPr>
           <w:ilvl w:val="0"/>
-          <w:numId w:val="1"/>
+          <w:numId w:val="2"/>
         </w:numPr>
         <w:spacing w:lineRule="auto" w:line="240" w:before="0" w:after="0"/>
         <w:rPr>
@@ -7123,7 +7119,7 @@
         <w:pStyle w:val="ListParagraph"/>
         <w:numPr>
           <w:ilvl w:val="0"/>
-          <w:numId w:val="1"/>
+          <w:numId w:val="2"/>
         </w:numPr>
         <w:spacing w:lineRule="auto" w:line="240" w:before="0" w:after="0"/>
         <w:rPr>
@@ -7185,7 +7181,7 @@
         <w:pStyle w:val="ListParagraph"/>
         <w:numPr>
           <w:ilvl w:val="0"/>
-          <w:numId w:val="1"/>
+          <w:numId w:val="2"/>
         </w:numPr>
         <w:spacing w:lineRule="auto" w:line="240" w:before="0" w:after="0"/>
         <w:rPr>
@@ -7210,7 +7206,7 @@
         <w:pStyle w:val="ListParagraph"/>
         <w:numPr>
           <w:ilvl w:val="0"/>
-          <w:numId w:val="1"/>
+          <w:numId w:val="2"/>
         </w:numPr>
         <w:spacing w:lineRule="auto" w:line="240" w:before="0" w:after="0"/>
         <w:rPr>
@@ -7235,7 +7231,7 @@
         <w:pStyle w:val="ListParagraph"/>
         <w:numPr>
           <w:ilvl w:val="0"/>
-          <w:numId w:val="1"/>
+          <w:numId w:val="2"/>
         </w:numPr>
         <w:spacing w:lineRule="auto" w:line="240" w:before="0" w:after="0"/>
         <w:rPr>
@@ -7297,7 +7293,7 @@
         <w:pStyle w:val="ListParagraph"/>
         <w:numPr>
           <w:ilvl w:val="0"/>
-          <w:numId w:val="1"/>
+          <w:numId w:val="2"/>
         </w:numPr>
         <w:spacing w:lineRule="auto" w:line="240" w:before="0" w:after="0"/>
         <w:rPr>
@@ -7322,7 +7318,7 @@
         <w:pStyle w:val="ListParagraph"/>
         <w:numPr>
           <w:ilvl w:val="0"/>
-          <w:numId w:val="1"/>
+          <w:numId w:val="2"/>
         </w:numPr>
         <w:spacing w:lineRule="auto" w:line="240" w:before="0" w:after="0"/>
         <w:rPr>
@@ -7347,7 +7343,7 @@
         <w:pStyle w:val="ListParagraph"/>
         <w:numPr>
           <w:ilvl w:val="0"/>
-          <w:numId w:val="1"/>
+          <w:numId w:val="2"/>
         </w:numPr>
         <w:spacing w:lineRule="auto" w:line="240" w:before="0" w:after="0"/>
         <w:rPr>
@@ -7372,7 +7368,7 @@
         <w:pStyle w:val="ListParagraph"/>
         <w:numPr>
           <w:ilvl w:val="0"/>
-          <w:numId w:val="1"/>
+          <w:numId w:val="2"/>
         </w:numPr>
         <w:spacing w:lineRule="auto" w:line="240" w:before="0" w:after="0"/>
         <w:rPr>
@@ -7434,7 +7430,7 @@
         <w:pStyle w:val="ListParagraph"/>
         <w:numPr>
           <w:ilvl w:val="0"/>
-          <w:numId w:val="1"/>
+          <w:numId w:val="2"/>
         </w:numPr>
         <w:spacing w:lineRule="auto" w:line="240" w:before="0" w:after="0"/>
         <w:rPr>
@@ -7459,7 +7455,7 @@
         <w:pStyle w:val="ListParagraph"/>
         <w:numPr>
           <w:ilvl w:val="0"/>
-          <w:numId w:val="1"/>
+          <w:numId w:val="2"/>
         </w:numPr>
         <w:spacing w:lineRule="auto" w:line="240" w:before="0" w:after="0"/>
         <w:rPr>
@@ -7484,7 +7480,7 @@
         <w:pStyle w:val="ListParagraph"/>
         <w:numPr>
           <w:ilvl w:val="0"/>
-          <w:numId w:val="1"/>
+          <w:numId w:val="2"/>
         </w:numPr>
         <w:spacing w:lineRule="auto" w:line="240" w:before="0" w:after="0"/>
         <w:rPr>
@@ -7509,7 +7505,7 @@
         <w:pStyle w:val="ListParagraph"/>
         <w:numPr>
           <w:ilvl w:val="0"/>
-          <w:numId w:val="1"/>
+          <w:numId w:val="2"/>
         </w:numPr>
         <w:spacing w:lineRule="auto" w:line="240" w:before="0" w:after="0"/>
         <w:rPr>
@@ -7534,7 +7530,7 @@
         <w:pStyle w:val="ListParagraph"/>
         <w:numPr>
           <w:ilvl w:val="0"/>
-          <w:numId w:val="1"/>
+          <w:numId w:val="2"/>
         </w:numPr>
         <w:spacing w:lineRule="auto" w:line="240" w:before="0" w:after="0"/>
         <w:rPr>
@@ -7559,7 +7555,7 @@
         <w:pStyle w:val="ListParagraph"/>
         <w:numPr>
           <w:ilvl w:val="0"/>
-          <w:numId w:val="1"/>
+          <w:numId w:val="2"/>
         </w:numPr>
         <w:spacing w:lineRule="auto" w:line="240" w:before="0" w:after="0"/>
         <w:rPr>
@@ -7621,7 +7617,7 @@
         <w:pStyle w:val="ListParagraph"/>
         <w:numPr>
           <w:ilvl w:val="0"/>
-          <w:numId w:val="1"/>
+          <w:numId w:val="2"/>
         </w:numPr>
         <w:spacing w:lineRule="auto" w:line="240" w:before="0" w:after="0"/>
         <w:rPr>
@@ -7646,7 +7642,7 @@
         <w:pStyle w:val="ListParagraph"/>
         <w:numPr>
           <w:ilvl w:val="0"/>
-          <w:numId w:val="1"/>
+          <w:numId w:val="2"/>
         </w:numPr>
         <w:spacing w:lineRule="auto" w:line="240" w:before="0" w:after="0"/>
         <w:rPr>
@@ -7671,7 +7667,7 @@
         <w:pStyle w:val="ListParagraph"/>
         <w:numPr>
           <w:ilvl w:val="0"/>
-          <w:numId w:val="1"/>
+          <w:numId w:val="2"/>
         </w:numPr>
         <w:spacing w:lineRule="auto" w:line="240" w:before="0" w:after="0"/>
         <w:rPr>
@@ -7696,7 +7692,7 @@
         <w:pStyle w:val="ListParagraph"/>
         <w:numPr>
           <w:ilvl w:val="0"/>
-          <w:numId w:val="1"/>
+          <w:numId w:val="2"/>
         </w:numPr>
         <w:spacing w:lineRule="auto" w:line="240" w:before="0" w:after="0"/>
         <w:rPr>
@@ -7786,7 +7782,7 @@
         <w:pStyle w:val="ListParagraph"/>
         <w:numPr>
           <w:ilvl w:val="0"/>
-          <w:numId w:val="1"/>
+          <w:numId w:val="2"/>
         </w:numPr>
         <w:spacing w:lineRule="auto" w:line="240" w:before="0" w:after="0"/>
         <w:rPr>
@@ -7811,7 +7807,7 @@
         <w:pStyle w:val="ListParagraph"/>
         <w:numPr>
           <w:ilvl w:val="0"/>
-          <w:numId w:val="1"/>
+          <w:numId w:val="2"/>
         </w:numPr>
         <w:spacing w:lineRule="auto" w:line="240" w:before="0" w:after="0"/>
         <w:rPr>
@@ -7836,7 +7832,7 @@
         <w:pStyle w:val="ListParagraph"/>
         <w:numPr>
           <w:ilvl w:val="0"/>
-          <w:numId w:val="1"/>
+          <w:numId w:val="2"/>
         </w:numPr>
         <w:spacing w:lineRule="auto" w:line="240" w:before="0" w:after="0"/>
         <w:rPr>
@@ -7861,7 +7857,7 @@
         <w:pStyle w:val="ListParagraph"/>
         <w:numPr>
           <w:ilvl w:val="0"/>
-          <w:numId w:val="1"/>
+          <w:numId w:val="2"/>
         </w:numPr>
         <w:spacing w:lineRule="auto" w:line="240" w:before="0" w:after="0"/>
         <w:rPr>
@@ -7886,7 +7882,7 @@
         <w:pStyle w:val="ListParagraph"/>
         <w:numPr>
           <w:ilvl w:val="0"/>
-          <w:numId w:val="1"/>
+          <w:numId w:val="2"/>
         </w:numPr>
         <w:spacing w:lineRule="auto" w:line="240" w:before="0" w:after="0"/>
         <w:rPr>
@@ -7978,14 +7974,14 @@
         </w:tblCellMar>
       </w:tblPr>
       <w:tblGrid>
-        <w:gridCol w:w="2999"/>
-        <w:gridCol w:w="6361"/>
+        <w:gridCol w:w="2998"/>
+        <w:gridCol w:w="6362"/>
       </w:tblGrid>
       <w:tr>
         <w:trPr/>
         <w:tc>
           <w:tcPr>
-            <w:tcW w:w="2999" w:type="dxa"/>
+            <w:tcW w:w="2998" w:type="dxa"/>
             <w:tcBorders>
               <w:top w:val="single" w:sz="2" w:space="0" w:color="CCCCCC"/>
               <w:start w:val="single" w:sz="2" w:space="0" w:color="CCCCCC"/>
@@ -8018,7 +8014,7 @@
         </w:tc>
         <w:tc>
           <w:tcPr>
-            <w:tcW w:w="6361" w:type="dxa"/>
+            <w:tcW w:w="6362" w:type="dxa"/>
             <w:tcBorders>
               <w:top w:val="single" w:sz="2" w:space="0" w:color="CCCCCC"/>
               <w:start w:val="single" w:sz="2" w:space="0" w:color="CCCCCC"/>
@@ -8054,7 +8050,7 @@
         <w:trPr/>
         <w:tc>
           <w:tcPr>
-            <w:tcW w:w="2999" w:type="dxa"/>
+            <w:tcW w:w="2998" w:type="dxa"/>
             <w:tcBorders>
               <w:top w:val="single" w:sz="2" w:space="0" w:color="CCCCCC"/>
               <w:start w:val="single" w:sz="2" w:space="0" w:color="CCCCCC"/>
@@ -8087,7 +8083,7 @@
         </w:tc>
         <w:tc>
           <w:tcPr>
-            <w:tcW w:w="6361" w:type="dxa"/>
+            <w:tcW w:w="6362" w:type="dxa"/>
             <w:tcBorders>
               <w:top w:val="single" w:sz="2" w:space="0" w:color="CCCCCC"/>
               <w:start w:val="single" w:sz="2" w:space="0" w:color="CCCCCC"/>
@@ -8123,7 +8119,7 @@
         <w:trPr/>
         <w:tc>
           <w:tcPr>
-            <w:tcW w:w="2999" w:type="dxa"/>
+            <w:tcW w:w="2998" w:type="dxa"/>
             <w:tcBorders>
               <w:top w:val="single" w:sz="2" w:space="0" w:color="CCCCCC"/>
               <w:start w:val="single" w:sz="2" w:space="0" w:color="CCCCCC"/>
@@ -8156,7 +8152,7 @@
         </w:tc>
         <w:tc>
           <w:tcPr>
-            <w:tcW w:w="6361" w:type="dxa"/>
+            <w:tcW w:w="6362" w:type="dxa"/>
             <w:tcBorders>
               <w:top w:val="single" w:sz="2" w:space="0" w:color="CCCCCC"/>
               <w:start w:val="single" w:sz="2" w:space="0" w:color="CCCCCC"/>
@@ -8192,7 +8188,7 @@
         <w:trPr/>
         <w:tc>
           <w:tcPr>
-            <w:tcW w:w="2999" w:type="dxa"/>
+            <w:tcW w:w="2998" w:type="dxa"/>
             <w:tcBorders>
               <w:top w:val="single" w:sz="2" w:space="0" w:color="CCCCCC"/>
               <w:start w:val="single" w:sz="2" w:space="0" w:color="CCCCCC"/>
@@ -8225,7 +8221,7 @@
         </w:tc>
         <w:tc>
           <w:tcPr>
-            <w:tcW w:w="6361" w:type="dxa"/>
+            <w:tcW w:w="6362" w:type="dxa"/>
             <w:tcBorders>
               <w:top w:val="single" w:sz="2" w:space="0" w:color="CCCCCC"/>
               <w:start w:val="single" w:sz="2" w:space="0" w:color="CCCCCC"/>
@@ -8309,14 +8305,14 @@
         </w:tblCellMar>
       </w:tblPr>
       <w:tblGrid>
-        <w:gridCol w:w="2999"/>
-        <w:gridCol w:w="6361"/>
+        <w:gridCol w:w="2998"/>
+        <w:gridCol w:w="6362"/>
       </w:tblGrid>
       <w:tr>
         <w:trPr/>
         <w:tc>
           <w:tcPr>
-            <w:tcW w:w="2999" w:type="dxa"/>
+            <w:tcW w:w="2998" w:type="dxa"/>
             <w:tcBorders>
               <w:top w:val="single" w:sz="2" w:space="0" w:color="CCCCCC"/>
               <w:start w:val="single" w:sz="2" w:space="0" w:color="CCCCCC"/>
@@ -8349,7 +8345,7 @@
         </w:tc>
         <w:tc>
           <w:tcPr>
-            <w:tcW w:w="6361" w:type="dxa"/>
+            <w:tcW w:w="6362" w:type="dxa"/>
             <w:tcBorders>
               <w:top w:val="single" w:sz="2" w:space="0" w:color="CCCCCC"/>
               <w:start w:val="single" w:sz="2" w:space="0" w:color="CCCCCC"/>
@@ -8385,7 +8381,7 @@
         <w:trPr/>
         <w:tc>
           <w:tcPr>
-            <w:tcW w:w="2999" w:type="dxa"/>
+            <w:tcW w:w="2998" w:type="dxa"/>
             <w:tcBorders>
               <w:top w:val="single" w:sz="2" w:space="0" w:color="CCCCCC"/>
               <w:start w:val="single" w:sz="2" w:space="0" w:color="CCCCCC"/>
@@ -8418,7 +8414,7 @@
         </w:tc>
         <w:tc>
           <w:tcPr>
-            <w:tcW w:w="6361" w:type="dxa"/>
+            <w:tcW w:w="6362" w:type="dxa"/>
             <w:tcBorders>
               <w:top w:val="single" w:sz="2" w:space="0" w:color="CCCCCC"/>
               <w:start w:val="single" w:sz="2" w:space="0" w:color="CCCCCC"/>
@@ -8454,7 +8450,7 @@
         <w:trPr/>
         <w:tc>
           <w:tcPr>
-            <w:tcW w:w="2999" w:type="dxa"/>
+            <w:tcW w:w="2998" w:type="dxa"/>
             <w:tcBorders>
               <w:top w:val="single" w:sz="2" w:space="0" w:color="CCCCCC"/>
               <w:start w:val="single" w:sz="2" w:space="0" w:color="CCCCCC"/>
@@ -8487,7 +8483,7 @@
         </w:tc>
         <w:tc>
           <w:tcPr>
-            <w:tcW w:w="6361" w:type="dxa"/>
+            <w:tcW w:w="6362" w:type="dxa"/>
             <w:tcBorders>
               <w:top w:val="single" w:sz="2" w:space="0" w:color="CCCCCC"/>
               <w:start w:val="single" w:sz="2" w:space="0" w:color="CCCCCC"/>
@@ -8523,7 +8519,7 @@
         <w:trPr/>
         <w:tc>
           <w:tcPr>
-            <w:tcW w:w="2999" w:type="dxa"/>
+            <w:tcW w:w="2998" w:type="dxa"/>
             <w:tcBorders>
               <w:top w:val="single" w:sz="2" w:space="0" w:color="CCCCCC"/>
               <w:start w:val="single" w:sz="2" w:space="0" w:color="CCCCCC"/>
@@ -8556,7 +8552,7 @@
         </w:tc>
         <w:tc>
           <w:tcPr>
-            <w:tcW w:w="6361" w:type="dxa"/>
+            <w:tcW w:w="6362" w:type="dxa"/>
             <w:tcBorders>
               <w:top w:val="single" w:sz="2" w:space="0" w:color="CCCCCC"/>
               <w:start w:val="single" w:sz="2" w:space="0" w:color="CCCCCC"/>
@@ -8754,7 +8750,7 @@
         <w:pStyle w:val="ListParagraph"/>
         <w:numPr>
           <w:ilvl w:val="0"/>
-          <w:numId w:val="1"/>
+          <w:numId w:val="2"/>
         </w:numPr>
         <w:spacing w:lineRule="auto" w:line="240" w:before="0" w:after="0"/>
         <w:rPr>
@@ -8779,7 +8775,7 @@
         <w:pStyle w:val="ListParagraph"/>
         <w:numPr>
           <w:ilvl w:val="0"/>
-          <w:numId w:val="1"/>
+          <w:numId w:val="2"/>
         </w:numPr>
         <w:spacing w:lineRule="auto" w:line="240" w:before="0" w:after="0"/>
         <w:rPr>
@@ -8804,7 +8800,7 @@
         <w:pStyle w:val="ListParagraph"/>
         <w:numPr>
           <w:ilvl w:val="0"/>
-          <w:numId w:val="1"/>
+          <w:numId w:val="2"/>
         </w:numPr>
         <w:spacing w:lineRule="auto" w:line="240" w:before="0" w:after="0"/>
         <w:rPr>
@@ -8829,7 +8825,7 @@
         <w:pStyle w:val="ListParagraph"/>
         <w:numPr>
           <w:ilvl w:val="0"/>
-          <w:numId w:val="1"/>
+          <w:numId w:val="2"/>
         </w:numPr>
         <w:spacing w:lineRule="auto" w:line="240" w:before="0" w:after="0"/>
         <w:rPr>
@@ -8900,14 +8896,14 @@
         </w:tblCellMar>
       </w:tblPr>
       <w:tblGrid>
-        <w:gridCol w:w="2999"/>
-        <w:gridCol w:w="6361"/>
+        <w:gridCol w:w="2998"/>
+        <w:gridCol w:w="6362"/>
       </w:tblGrid>
       <w:tr>
         <w:trPr/>
         <w:tc>
           <w:tcPr>
-            <w:tcW w:w="2999" w:type="dxa"/>
+            <w:tcW w:w="2998" w:type="dxa"/>
             <w:tcBorders>
               <w:top w:val="single" w:sz="2" w:space="0" w:color="CCCCCC"/>
               <w:start w:val="single" w:sz="2" w:space="0" w:color="CCCCCC"/>
@@ -8940,7 +8936,7 @@
         </w:tc>
         <w:tc>
           <w:tcPr>
-            <w:tcW w:w="6361" w:type="dxa"/>
+            <w:tcW w:w="6362" w:type="dxa"/>
             <w:tcBorders>
               <w:top w:val="single" w:sz="2" w:space="0" w:color="CCCCCC"/>
               <w:start w:val="single" w:sz="2" w:space="0" w:color="CCCCCC"/>
@@ -8976,7 +8972,7 @@
         <w:trPr/>
         <w:tc>
           <w:tcPr>
-            <w:tcW w:w="2999" w:type="dxa"/>
+            <w:tcW w:w="2998" w:type="dxa"/>
             <w:tcBorders>
               <w:top w:val="single" w:sz="2" w:space="0" w:color="CCCCCC"/>
               <w:start w:val="single" w:sz="2" w:space="0" w:color="CCCCCC"/>
@@ -9009,7 +9005,7 @@
         </w:tc>
         <w:tc>
           <w:tcPr>
-            <w:tcW w:w="6361" w:type="dxa"/>
+            <w:tcW w:w="6362" w:type="dxa"/>
             <w:tcBorders>
               <w:top w:val="single" w:sz="2" w:space="0" w:color="CCCCCC"/>
               <w:start w:val="single" w:sz="2" w:space="0" w:color="CCCCCC"/>
@@ -9045,7 +9041,7 @@
         <w:trPr/>
         <w:tc>
           <w:tcPr>
-            <w:tcW w:w="2999" w:type="dxa"/>
+            <w:tcW w:w="2998" w:type="dxa"/>
             <w:tcBorders>
               <w:top w:val="single" w:sz="2" w:space="0" w:color="CCCCCC"/>
               <w:start w:val="single" w:sz="2" w:space="0" w:color="CCCCCC"/>
@@ -9078,7 +9074,7 @@
         </w:tc>
         <w:tc>
           <w:tcPr>
-            <w:tcW w:w="6361" w:type="dxa"/>
+            <w:tcW w:w="6362" w:type="dxa"/>
             <w:tcBorders>
               <w:top w:val="single" w:sz="2" w:space="0" w:color="CCCCCC"/>
               <w:start w:val="single" w:sz="2" w:space="0" w:color="CCCCCC"/>
@@ -9114,7 +9110,7 @@
         <w:trPr/>
         <w:tc>
           <w:tcPr>
-            <w:tcW w:w="2999" w:type="dxa"/>
+            <w:tcW w:w="2998" w:type="dxa"/>
             <w:tcBorders>
               <w:top w:val="single" w:sz="2" w:space="0" w:color="CCCCCC"/>
               <w:start w:val="single" w:sz="2" w:space="0" w:color="CCCCCC"/>
@@ -9147,7 +9143,7 @@
         </w:tc>
         <w:tc>
           <w:tcPr>
-            <w:tcW w:w="6361" w:type="dxa"/>
+            <w:tcW w:w="6362" w:type="dxa"/>
             <w:tcBorders>
               <w:top w:val="single" w:sz="2" w:space="0" w:color="CCCCCC"/>
               <w:start w:val="single" w:sz="2" w:space="0" w:color="CCCCCC"/>
@@ -9183,7 +9179,7 @@
         <w:trPr/>
         <w:tc>
           <w:tcPr>
-            <w:tcW w:w="2999" w:type="dxa"/>
+            <w:tcW w:w="2998" w:type="dxa"/>
             <w:tcBorders>
               <w:top w:val="single" w:sz="2" w:space="0" w:color="CCCCCC"/>
               <w:start w:val="single" w:sz="2" w:space="0" w:color="CCCCCC"/>
@@ -9216,7 +9212,7 @@
         </w:tc>
         <w:tc>
           <w:tcPr>
-            <w:tcW w:w="6361" w:type="dxa"/>
+            <w:tcW w:w="6362" w:type="dxa"/>
             <w:tcBorders>
               <w:top w:val="single" w:sz="2" w:space="0" w:color="CCCCCC"/>
               <w:start w:val="single" w:sz="2" w:space="0" w:color="CCCCCC"/>
@@ -9291,7 +9287,7 @@
         <w:pStyle w:val="ListParagraph"/>
         <w:numPr>
           <w:ilvl w:val="0"/>
-          <w:numId w:val="1"/>
+          <w:numId w:val="2"/>
         </w:numPr>
         <w:spacing w:lineRule="auto" w:line="240" w:before="0" w:after="0"/>
         <w:rPr>
@@ -9316,7 +9312,7 @@
         <w:pStyle w:val="ListParagraph"/>
         <w:numPr>
           <w:ilvl w:val="0"/>
-          <w:numId w:val="1"/>
+          <w:numId w:val="2"/>
         </w:numPr>
         <w:spacing w:lineRule="auto" w:line="240" w:before="0" w:after="0"/>
         <w:rPr>
@@ -9341,7 +9337,7 @@
         <w:pStyle w:val="ListParagraph"/>
         <w:numPr>
           <w:ilvl w:val="0"/>
-          <w:numId w:val="1"/>
+          <w:numId w:val="2"/>
         </w:numPr>
         <w:spacing w:lineRule="auto" w:line="240" w:before="0" w:after="0"/>
         <w:rPr>
@@ -9431,7 +9427,7 @@
         <w:pStyle w:val="ListParagraph"/>
         <w:numPr>
           <w:ilvl w:val="0"/>
-          <w:numId w:val="1"/>
+          <w:numId w:val="2"/>
         </w:numPr>
         <w:spacing w:lineRule="auto" w:line="240" w:before="0" w:after="0"/>
         <w:rPr>
@@ -9456,7 +9452,7 @@
         <w:pStyle w:val="ListParagraph"/>
         <w:numPr>
           <w:ilvl w:val="0"/>
-          <w:numId w:val="1"/>
+          <w:numId w:val="2"/>
         </w:numPr>
         <w:spacing w:lineRule="auto" w:line="240" w:before="0" w:after="0"/>
         <w:rPr>
@@ -9481,7 +9477,7 @@
         <w:pStyle w:val="ListParagraph"/>
         <w:numPr>
           <w:ilvl w:val="0"/>
-          <w:numId w:val="1"/>
+          <w:numId w:val="2"/>
         </w:numPr>
         <w:spacing w:lineRule="auto" w:line="240" w:before="0" w:after="0"/>
         <w:rPr>
@@ -9564,7 +9560,7 @@
         <w:pStyle w:val="ListParagraph"/>
         <w:numPr>
           <w:ilvl w:val="0"/>
-          <w:numId w:val="1"/>
+          <w:numId w:val="2"/>
         </w:numPr>
         <w:spacing w:lineRule="auto" w:line="240" w:before="0" w:after="0"/>
         <w:rPr>
@@ -9589,7 +9585,7 @@
         <w:pStyle w:val="ListParagraph"/>
         <w:numPr>
           <w:ilvl w:val="0"/>
-          <w:numId w:val="1"/>
+          <w:numId w:val="2"/>
         </w:numPr>
         <w:spacing w:lineRule="auto" w:line="240" w:before="0" w:after="0"/>
         <w:rPr>
@@ -9651,7 +9647,7 @@
         <w:pStyle w:val="ListParagraph"/>
         <w:numPr>
           <w:ilvl w:val="0"/>
-          <w:numId w:val="1"/>
+          <w:numId w:val="2"/>
         </w:numPr>
         <w:spacing w:lineRule="auto" w:line="240" w:before="0" w:after="0"/>
         <w:rPr>
@@ -9676,7 +9672,7 @@
         <w:pStyle w:val="ListParagraph"/>
         <w:numPr>
           <w:ilvl w:val="0"/>
-          <w:numId w:val="1"/>
+          <w:numId w:val="2"/>
         </w:numPr>
         <w:spacing w:lineRule="auto" w:line="240" w:before="0" w:after="0"/>
         <w:rPr>
@@ -9791,14 +9787,14 @@
         </w:tblCellMar>
       </w:tblPr>
       <w:tblGrid>
-        <w:gridCol w:w="2999"/>
-        <w:gridCol w:w="6361"/>
+        <w:gridCol w:w="2998"/>
+        <w:gridCol w:w="6362"/>
       </w:tblGrid>
       <w:tr>
         <w:trPr/>
         <w:tc>
           <w:tcPr>
-            <w:tcW w:w="2999" w:type="dxa"/>
+            <w:tcW w:w="2998" w:type="dxa"/>
             <w:tcBorders>
               <w:top w:val="single" w:sz="2" w:space="0" w:color="CCCCCC"/>
               <w:start w:val="single" w:sz="2" w:space="0" w:color="CCCCCC"/>
@@ -9831,7 +9827,7 @@
         </w:tc>
         <w:tc>
           <w:tcPr>
-            <w:tcW w:w="6361" w:type="dxa"/>
+            <w:tcW w:w="6362" w:type="dxa"/>
             <w:tcBorders>
               <w:top w:val="single" w:sz="2" w:space="0" w:color="CCCCCC"/>
               <w:start w:val="single" w:sz="2" w:space="0" w:color="CCCCCC"/>
@@ -9867,7 +9863,7 @@
         <w:trPr/>
         <w:tc>
           <w:tcPr>
-            <w:tcW w:w="2999" w:type="dxa"/>
+            <w:tcW w:w="2998" w:type="dxa"/>
             <w:tcBorders>
               <w:top w:val="single" w:sz="2" w:space="0" w:color="CCCCCC"/>
               <w:start w:val="single" w:sz="2" w:space="0" w:color="CCCCCC"/>
@@ -9900,7 +9896,7 @@
         </w:tc>
         <w:tc>
           <w:tcPr>
-            <w:tcW w:w="6361" w:type="dxa"/>
+            <w:tcW w:w="6362" w:type="dxa"/>
             <w:tcBorders>
               <w:top w:val="single" w:sz="2" w:space="0" w:color="CCCCCC"/>
               <w:start w:val="single" w:sz="2" w:space="0" w:color="CCCCCC"/>
@@ -9936,7 +9932,7 @@
         <w:trPr/>
         <w:tc>
           <w:tcPr>
-            <w:tcW w:w="2999" w:type="dxa"/>
+            <w:tcW w:w="2998" w:type="dxa"/>
             <w:tcBorders>
               <w:top w:val="single" w:sz="2" w:space="0" w:color="CCCCCC"/>
               <w:start w:val="single" w:sz="2" w:space="0" w:color="CCCCCC"/>
@@ -9969,7 +9965,7 @@
         </w:tc>
         <w:tc>
           <w:tcPr>
-            <w:tcW w:w="6361" w:type="dxa"/>
+            <w:tcW w:w="6362" w:type="dxa"/>
             <w:tcBorders>
               <w:top w:val="single" w:sz="2" w:space="0" w:color="CCCCCC"/>
               <w:start w:val="single" w:sz="2" w:space="0" w:color="CCCCCC"/>
@@ -10005,7 +10001,7 @@
         <w:trPr/>
         <w:tc>
           <w:tcPr>
-            <w:tcW w:w="2999" w:type="dxa"/>
+            <w:tcW w:w="2998" w:type="dxa"/>
             <w:tcBorders>
               <w:top w:val="single" w:sz="2" w:space="0" w:color="CCCCCC"/>
               <w:start w:val="single" w:sz="2" w:space="0" w:color="CCCCCC"/>
@@ -10038,7 +10034,7 @@
         </w:tc>
         <w:tc>
           <w:tcPr>
-            <w:tcW w:w="6361" w:type="dxa"/>
+            <w:tcW w:w="6362" w:type="dxa"/>
             <w:tcBorders>
               <w:top w:val="single" w:sz="2" w:space="0" w:color="CCCCCC"/>
               <w:start w:val="single" w:sz="2" w:space="0" w:color="CCCCCC"/>
@@ -10074,7 +10070,7 @@
         <w:trPr/>
         <w:tc>
           <w:tcPr>
-            <w:tcW w:w="2999" w:type="dxa"/>
+            <w:tcW w:w="2998" w:type="dxa"/>
             <w:tcBorders>
               <w:top w:val="single" w:sz="2" w:space="0" w:color="CCCCCC"/>
               <w:start w:val="single" w:sz="2" w:space="0" w:color="CCCCCC"/>
@@ -10107,7 +10103,7 @@
         </w:tc>
         <w:tc>
           <w:tcPr>
-            <w:tcW w:w="6361" w:type="dxa"/>
+            <w:tcW w:w="6362" w:type="dxa"/>
             <w:tcBorders>
               <w:top w:val="single" w:sz="2" w:space="0" w:color="CCCCCC"/>
               <w:start w:val="single" w:sz="2" w:space="0" w:color="CCCCCC"/>
@@ -10143,7 +10139,7 @@
         <w:trPr/>
         <w:tc>
           <w:tcPr>
-            <w:tcW w:w="2999" w:type="dxa"/>
+            <w:tcW w:w="2998" w:type="dxa"/>
             <w:tcBorders>
               <w:top w:val="single" w:sz="2" w:space="0" w:color="CCCCCC"/>
               <w:start w:val="single" w:sz="2" w:space="0" w:color="CCCCCC"/>
@@ -10176,7 +10172,7 @@
         </w:tc>
         <w:tc>
           <w:tcPr>
-            <w:tcW w:w="6361" w:type="dxa"/>
+            <w:tcW w:w="6362" w:type="dxa"/>
             <w:tcBorders>
               <w:top w:val="single" w:sz="2" w:space="0" w:color="CCCCCC"/>
               <w:start w:val="single" w:sz="2" w:space="0" w:color="CCCCCC"/>
@@ -10212,7 +10208,7 @@
         <w:trPr/>
         <w:tc>
           <w:tcPr>
-            <w:tcW w:w="2999" w:type="dxa"/>
+            <w:tcW w:w="2998" w:type="dxa"/>
             <w:tcBorders>
               <w:top w:val="single" w:sz="2" w:space="0" w:color="CCCCCC"/>
               <w:start w:val="single" w:sz="2" w:space="0" w:color="CCCCCC"/>
@@ -10245,7 +10241,7 @@
         </w:tc>
         <w:tc>
           <w:tcPr>
-            <w:tcW w:w="6361" w:type="dxa"/>
+            <w:tcW w:w="6362" w:type="dxa"/>
             <w:tcBorders>
               <w:top w:val="single" w:sz="2" w:space="0" w:color="CCCCCC"/>
               <w:start w:val="single" w:sz="2" w:space="0" w:color="CCCCCC"/>
@@ -10281,7 +10277,7 @@
         <w:trPr/>
         <w:tc>
           <w:tcPr>
-            <w:tcW w:w="2999" w:type="dxa"/>
+            <w:tcW w:w="2998" w:type="dxa"/>
             <w:tcBorders>
               <w:top w:val="single" w:sz="2" w:space="0" w:color="CCCCCC"/>
               <w:start w:val="single" w:sz="2" w:space="0" w:color="CCCCCC"/>
@@ -10314,7 +10310,7 @@
         </w:tc>
         <w:tc>
           <w:tcPr>
-            <w:tcW w:w="6361" w:type="dxa"/>
+            <w:tcW w:w="6362" w:type="dxa"/>
             <w:tcBorders>
               <w:top w:val="single" w:sz="2" w:space="0" w:color="CCCCCC"/>
               <w:start w:val="single" w:sz="2" w:space="0" w:color="CCCCCC"/>
@@ -10350,7 +10346,7 @@
         <w:trPr/>
         <w:tc>
           <w:tcPr>
-            <w:tcW w:w="2999" w:type="dxa"/>
+            <w:tcW w:w="2998" w:type="dxa"/>
             <w:tcBorders>
               <w:start w:val="single" w:sz="2" w:space="0" w:color="CCCCCC"/>
               <w:bottom w:val="single" w:sz="2" w:space="0" w:color="CCCCCC"/>
@@ -10377,7 +10373,7 @@
         </w:tc>
         <w:tc>
           <w:tcPr>
-            <w:tcW w:w="6361" w:type="dxa"/>
+            <w:tcW w:w="6362" w:type="dxa"/>
             <w:tcBorders>
               <w:start w:val="single" w:sz="2" w:space="0" w:color="CCCCCC"/>
               <w:bottom w:val="single" w:sz="2" w:space="0" w:color="CCCCCC"/>
@@ -10445,13 +10441,13 @@
         </w:rPr>
       </w:pPr>
       <w:r>
+        <w:rPr>
+          <w:rFonts w:ascii="Times New Roman" w:hAnsi="Times New Roman"/>
+          <w:color w:val="000000"/>
+        </w:rPr>
+      </w:r>
+      <w:r>
         <w:br w:type="page"/>
-      </w:r>
-      <w:r>
-        <w:rPr>
-          <w:rFonts w:ascii="Times New Roman" w:hAnsi="Times New Roman"/>
-          <w:color w:val="000000"/>
-        </w:rPr>
       </w:r>
     </w:p>
     <w:p>
@@ -10483,7 +10479,7 @@
         <w:pStyle w:val="ListParagraph"/>
         <w:numPr>
           <w:ilvl w:val="0"/>
-          <w:numId w:val="1"/>
+          <w:numId w:val="2"/>
         </w:numPr>
         <w:spacing w:lineRule="auto" w:line="240" w:before="0" w:after="0"/>
         <w:rPr>
@@ -10508,7 +10504,7 @@
         <w:pStyle w:val="ListParagraph"/>
         <w:numPr>
           <w:ilvl w:val="0"/>
-          <w:numId w:val="1"/>
+          <w:numId w:val="2"/>
         </w:numPr>
         <w:spacing w:lineRule="auto" w:line="240" w:before="0" w:after="0"/>
         <w:rPr>
@@ -10533,7 +10529,7 @@
         <w:pStyle w:val="ListParagraph"/>
         <w:numPr>
           <w:ilvl w:val="0"/>
-          <w:numId w:val="1"/>
+          <w:numId w:val="2"/>
         </w:numPr>
         <w:spacing w:lineRule="auto" w:line="240" w:before="0" w:after="0"/>
         <w:rPr>
@@ -10558,7 +10554,7 @@
         <w:pStyle w:val="ListParagraph"/>
         <w:numPr>
           <w:ilvl w:val="0"/>
-          <w:numId w:val="1"/>
+          <w:numId w:val="2"/>
         </w:numPr>
         <w:spacing w:lineRule="auto" w:line="240" w:before="0" w:after="0"/>
         <w:rPr>
@@ -10583,7 +10579,7 @@
         <w:pStyle w:val="ListParagraph"/>
         <w:numPr>
           <w:ilvl w:val="0"/>
-          <w:numId w:val="1"/>
+          <w:numId w:val="2"/>
         </w:numPr>
         <w:spacing w:lineRule="auto" w:line="240" w:before="0" w:after="0"/>
         <w:rPr>
@@ -10662,7 +10658,7 @@
       </w:tblPr>
       <w:tblGrid>
         <w:gridCol w:w="4859"/>
-        <w:gridCol w:w="4860"/>
+        <w:gridCol w:w="4861"/>
       </w:tblGrid>
       <w:tr>
         <w:trPr/>
@@ -10699,7 +10695,7 @@
         </w:tc>
         <w:tc>
           <w:tcPr>
-            <w:tcW w:w="4860" w:type="dxa"/>
+            <w:tcW w:w="4861" w:type="dxa"/>
             <w:tcBorders/>
           </w:tcPr>
           <w:p>
@@ -10764,7 +10760,7 @@
         </w:tc>
         <w:tc>
           <w:tcPr>
-            <w:tcW w:w="4860" w:type="dxa"/>
+            <w:tcW w:w="4861" w:type="dxa"/>
             <w:tcBorders/>
           </w:tcPr>
           <w:p>
@@ -10825,7 +10821,7 @@
         </w:tc>
         <w:tc>
           <w:tcPr>
-            <w:tcW w:w="4860" w:type="dxa"/>
+            <w:tcW w:w="4861" w:type="dxa"/>
             <w:tcBorders/>
           </w:tcPr>
           <w:p>
@@ -10886,7 +10882,7 @@
         </w:tc>
         <w:tc>
           <w:tcPr>
-            <w:tcW w:w="4860" w:type="dxa"/>
+            <w:tcW w:w="4861" w:type="dxa"/>
             <w:tcBorders/>
           </w:tcPr>
           <w:p>
@@ -10947,7 +10943,7 @@
         </w:tc>
         <w:tc>
           <w:tcPr>
-            <w:tcW w:w="4860" w:type="dxa"/>
+            <w:tcW w:w="4861" w:type="dxa"/>
             <w:tcBorders/>
           </w:tcPr>
           <w:p>
@@ -11008,7 +11004,7 @@
         </w:tc>
         <w:tc>
           <w:tcPr>
-            <w:tcW w:w="4860" w:type="dxa"/>
+            <w:tcW w:w="4861" w:type="dxa"/>
             <w:tcBorders/>
           </w:tcPr>
           <w:p>
@@ -11069,7 +11065,7 @@
         </w:tc>
         <w:tc>
           <w:tcPr>
-            <w:tcW w:w="4860" w:type="dxa"/>
+            <w:tcW w:w="4861" w:type="dxa"/>
             <w:tcBorders/>
           </w:tcPr>
           <w:p>
@@ -11130,7 +11126,7 @@
         </w:tc>
         <w:tc>
           <w:tcPr>
-            <w:tcW w:w="4860" w:type="dxa"/>
+            <w:tcW w:w="4861" w:type="dxa"/>
             <w:tcBorders/>
           </w:tcPr>
           <w:p>
@@ -11191,7 +11187,7 @@
         </w:tc>
         <w:tc>
           <w:tcPr>
-            <w:tcW w:w="4860" w:type="dxa"/>
+            <w:tcW w:w="4861" w:type="dxa"/>
             <w:tcBorders/>
           </w:tcPr>
           <w:p>
@@ -11252,7 +11248,7 @@
         </w:tc>
         <w:tc>
           <w:tcPr>
-            <w:tcW w:w="4860" w:type="dxa"/>
+            <w:tcW w:w="4861" w:type="dxa"/>
             <w:tcBorders/>
           </w:tcPr>
           <w:p>
@@ -11739,37 +11735,37 @@
     </w:r>
     <w:r>
       <w:rPr>
+        <w:rFonts w:eastAsia="Courier New" w:cs="Courier New" w:ascii="Courier New" w:hAnsi="Courier New"/>
+        <w:color w:val="2E4057"/>
         <w:sz w:val="20"/>
         <w:szCs w:val="20"/>
-        <w:rFonts w:eastAsia="Courier New" w:cs="Courier New" w:ascii="Courier New" w:hAnsi="Courier New"/>
-        <w:color w:val="2E4057"/>
       </w:rPr>
       <w:instrText xml:space="preserve"> PAGE </w:instrText>
     </w:r>
     <w:r>
       <w:rPr>
+        <w:rFonts w:eastAsia="Courier New" w:cs="Courier New" w:ascii="Courier New" w:hAnsi="Courier New"/>
+        <w:color w:val="2E4057"/>
         <w:sz w:val="20"/>
         <w:szCs w:val="20"/>
-        <w:rFonts w:eastAsia="Courier New" w:cs="Courier New" w:ascii="Courier New" w:hAnsi="Courier New"/>
-        <w:color w:val="2E4057"/>
       </w:rPr>
       <w:fldChar w:fldCharType="separate"/>
     </w:r>
     <w:r>
       <w:rPr>
+        <w:rFonts w:eastAsia="Courier New" w:cs="Courier New" w:ascii="Courier New" w:hAnsi="Courier New"/>
+        <w:color w:val="2E4057"/>
         <w:sz w:val="20"/>
         <w:szCs w:val="20"/>
-        <w:rFonts w:eastAsia="Courier New" w:cs="Courier New" w:ascii="Courier New" w:hAnsi="Courier New"/>
-        <w:color w:val="2E4057"/>
       </w:rPr>
       <w:t>0</w:t>
     </w:r>
     <w:r>
       <w:rPr>
+        <w:rFonts w:eastAsia="Courier New" w:cs="Courier New" w:ascii="Courier New" w:hAnsi="Courier New"/>
+        <w:color w:val="2E4057"/>
         <w:sz w:val="20"/>
         <w:szCs w:val="20"/>
-        <w:rFonts w:eastAsia="Courier New" w:cs="Courier New" w:ascii="Courier New" w:hAnsi="Courier New"/>
-        <w:color w:val="2E4057"/>
       </w:rPr>
       <w:fldChar w:fldCharType="end"/>
     </w:r>
@@ -11795,37 +11791,37 @@
     </w:r>
     <w:r>
       <w:rPr>
+        <w:rFonts w:eastAsia="Courier New" w:cs="Courier New" w:ascii="Courier New" w:hAnsi="Courier New"/>
+        <w:color w:val="2E4057"/>
         <w:sz w:val="20"/>
         <w:szCs w:val="20"/>
-        <w:rFonts w:eastAsia="Courier New" w:cs="Courier New" w:ascii="Courier New" w:hAnsi="Courier New"/>
-        <w:color w:val="2E4057"/>
       </w:rPr>
       <w:instrText xml:space="preserve"> NUMPAGES </w:instrText>
     </w:r>
     <w:r>
       <w:rPr>
+        <w:rFonts w:eastAsia="Courier New" w:cs="Courier New" w:ascii="Courier New" w:hAnsi="Courier New"/>
+        <w:color w:val="2E4057"/>
         <w:sz w:val="20"/>
         <w:szCs w:val="20"/>
-        <w:rFonts w:eastAsia="Courier New" w:cs="Courier New" w:ascii="Courier New" w:hAnsi="Courier New"/>
-        <w:color w:val="2E4057"/>
       </w:rPr>
       <w:fldChar w:fldCharType="separate"/>
     </w:r>
     <w:r>
       <w:rPr>
+        <w:rFonts w:eastAsia="Courier New" w:cs="Courier New" w:ascii="Courier New" w:hAnsi="Courier New"/>
+        <w:color w:val="2E4057"/>
         <w:sz w:val="20"/>
         <w:szCs w:val="20"/>
-        <w:rFonts w:eastAsia="Courier New" w:cs="Courier New" w:ascii="Courier New" w:hAnsi="Courier New"/>
-        <w:color w:val="2E4057"/>
       </w:rPr>
-      <w:t>14</w:t>
+      <w:t>13</w:t>
     </w:r>
     <w:r>
       <w:rPr>
+        <w:rFonts w:eastAsia="Courier New" w:cs="Courier New" w:ascii="Courier New" w:hAnsi="Courier New"/>
+        <w:color w:val="2E4057"/>
         <w:sz w:val="20"/>
         <w:szCs w:val="20"/>
-        <w:rFonts w:eastAsia="Courier New" w:cs="Courier New" w:ascii="Courier New" w:hAnsi="Courier New"/>
-        <w:color w:val="2E4057"/>
       </w:rPr>
       <w:fldChar w:fldCharType="end"/>
     </w:r>
@@ -11867,37 +11863,37 @@
     </w:r>
     <w:r>
       <w:rPr>
+        <w:rFonts w:eastAsia="Courier New" w:cs="Courier New" w:ascii="Courier New" w:hAnsi="Courier New"/>
+        <w:color w:val="2E4057"/>
         <w:sz w:val="20"/>
         <w:szCs w:val="20"/>
-        <w:rFonts w:eastAsia="Courier New" w:cs="Courier New" w:ascii="Courier New" w:hAnsi="Courier New"/>
-        <w:color w:val="2E4057"/>
       </w:rPr>
       <w:instrText xml:space="preserve"> PAGE </w:instrText>
     </w:r>
     <w:r>
       <w:rPr>
+        <w:rFonts w:eastAsia="Courier New" w:cs="Courier New" w:ascii="Courier New" w:hAnsi="Courier New"/>
+        <w:color w:val="2E4057"/>
         <w:sz w:val="20"/>
         <w:szCs w:val="20"/>
-        <w:rFonts w:eastAsia="Courier New" w:cs="Courier New" w:ascii="Courier New" w:hAnsi="Courier New"/>
-        <w:color w:val="2E4057"/>
       </w:rPr>
       <w:fldChar w:fldCharType="separate"/>
     </w:r>
     <w:r>
       <w:rPr>
+        <w:rFonts w:eastAsia="Courier New" w:cs="Courier New" w:ascii="Courier New" w:hAnsi="Courier New"/>
+        <w:color w:val="2E4057"/>
         <w:sz w:val="20"/>
         <w:szCs w:val="20"/>
-        <w:rFonts w:eastAsia="Courier New" w:cs="Courier New" w:ascii="Courier New" w:hAnsi="Courier New"/>
-        <w:color w:val="2E4057"/>
       </w:rPr>
       <w:t>0</w:t>
     </w:r>
     <w:r>
       <w:rPr>
+        <w:rFonts w:eastAsia="Courier New" w:cs="Courier New" w:ascii="Courier New" w:hAnsi="Courier New"/>
+        <w:color w:val="2E4057"/>
         <w:sz w:val="20"/>
         <w:szCs w:val="20"/>
-        <w:rFonts w:eastAsia="Courier New" w:cs="Courier New" w:ascii="Courier New" w:hAnsi="Courier New"/>
-        <w:color w:val="2E4057"/>
       </w:rPr>
       <w:fldChar w:fldCharType="end"/>
     </w:r>
@@ -11923,37 +11919,37 @@
     </w:r>
     <w:r>
       <w:rPr>
+        <w:rFonts w:eastAsia="Courier New" w:cs="Courier New" w:ascii="Courier New" w:hAnsi="Courier New"/>
+        <w:color w:val="2E4057"/>
         <w:sz w:val="20"/>
         <w:szCs w:val="20"/>
-        <w:rFonts w:eastAsia="Courier New" w:cs="Courier New" w:ascii="Courier New" w:hAnsi="Courier New"/>
-        <w:color w:val="2E4057"/>
       </w:rPr>
       <w:instrText xml:space="preserve"> NUMPAGES </w:instrText>
     </w:r>
     <w:r>
       <w:rPr>
+        <w:rFonts w:eastAsia="Courier New" w:cs="Courier New" w:ascii="Courier New" w:hAnsi="Courier New"/>
+        <w:color w:val="2E4057"/>
         <w:sz w:val="20"/>
         <w:szCs w:val="20"/>
-        <w:rFonts w:eastAsia="Courier New" w:cs="Courier New" w:ascii="Courier New" w:hAnsi="Courier New"/>
-        <w:color w:val="2E4057"/>
       </w:rPr>
       <w:fldChar w:fldCharType="separate"/>
     </w:r>
     <w:r>
       <w:rPr>
+        <w:rFonts w:eastAsia="Courier New" w:cs="Courier New" w:ascii="Courier New" w:hAnsi="Courier New"/>
+        <w:color w:val="2E4057"/>
         <w:sz w:val="20"/>
         <w:szCs w:val="20"/>
-        <w:rFonts w:eastAsia="Courier New" w:cs="Courier New" w:ascii="Courier New" w:hAnsi="Courier New"/>
-        <w:color w:val="2E4057"/>
       </w:rPr>
-      <w:t>14</w:t>
+      <w:t>13</w:t>
     </w:r>
     <w:r>
       <w:rPr>
+        <w:rFonts w:eastAsia="Courier New" w:cs="Courier New" w:ascii="Courier New" w:hAnsi="Courier New"/>
+        <w:color w:val="2E4057"/>
         <w:sz w:val="20"/>
         <w:szCs w:val="20"/>
-        <w:rFonts w:eastAsia="Courier New" w:cs="Courier New" w:ascii="Courier New" w:hAnsi="Courier New"/>
-        <w:color w:val="2E4057"/>
       </w:rPr>
       <w:fldChar w:fldCharType="end"/>
     </w:r>
@@ -12093,6 +12089,7 @@
         </w:tabs>
         <w:ind w:start="1440" w:hanging="360"/>
       </w:pPr>
+      <w:rPr/>
     </w:lvl>
     <w:lvl w:ilvl="3">
       <w:start w:val="1"/>
@@ -12105,6 +12102,7 @@
         </w:tabs>
         <w:ind w:start="1800" w:hanging="360"/>
       </w:pPr>
+      <w:rPr/>
     </w:lvl>
     <w:lvl w:ilvl="4">
       <w:start w:val="1"/>
@@ -12117,6 +12115,7 @@
         </w:tabs>
         <w:ind w:start="2160" w:hanging="360"/>
       </w:pPr>
+      <w:rPr/>
     </w:lvl>
     <w:lvl w:ilvl="5">
       <w:start w:val="1"/>
@@ -12129,6 +12128,7 @@
         </w:tabs>
         <w:ind w:start="2520" w:hanging="360"/>
       </w:pPr>
+      <w:rPr/>
     </w:lvl>
     <w:lvl w:ilvl="6">
       <w:start w:val="1"/>
@@ -12141,6 +12141,7 @@
         </w:tabs>
         <w:ind w:start="2880" w:hanging="360"/>
       </w:pPr>
+      <w:rPr/>
     </w:lvl>
     <w:lvl w:ilvl="7">
       <w:start w:val="1"/>
@@ -12153,6 +12154,7 @@
         </w:tabs>
         <w:ind w:start="3240" w:hanging="360"/>
       </w:pPr>
+      <w:rPr/>
     </w:lvl>
     <w:lvl w:ilvl="8">
       <w:start w:val="1"/>
@@ -12165,9 +12167,133 @@
         </w:tabs>
         <w:ind w:start="3600" w:hanging="360"/>
       </w:pPr>
+      <w:rPr/>
     </w:lvl>
   </w:abstractNum>
   <w:abstractNum w:abstractNumId="2">
+    <w:lvl w:ilvl="0">
+      <w:start w:val="1"/>
+      <w:numFmt w:val="bullet"/>
+      <w:lvlText w:val=""/>
+      <w:lvlJc w:val="start"/>
+      <w:pPr>
+        <w:tabs>
+          <w:tab w:val="num" w:pos="0"/>
+        </w:tabs>
+        <w:ind w:start="720" w:hanging="360"/>
+      </w:pPr>
+      <w:rPr>
+        <w:rFonts w:ascii="Symbol" w:hAnsi="Symbol" w:cs="Symbol" w:hint="default"/>
+      </w:rPr>
+    </w:lvl>
+    <w:lvl w:ilvl="1">
+      <w:start w:val="1"/>
+      <w:numFmt w:val="bullet"/>
+      <w:lvlText w:val="◦"/>
+      <w:lvlJc w:val="start"/>
+      <w:pPr>
+        <w:tabs>
+          <w:tab w:val="num" w:pos="0"/>
+        </w:tabs>
+        <w:ind w:start="1080" w:hanging="360"/>
+      </w:pPr>
+      <w:rPr>
+        <w:rFonts w:ascii="OpenSymbol" w:hAnsi="OpenSymbol" w:cs="OpenSymbol" w:hint="default"/>
+      </w:rPr>
+    </w:lvl>
+    <w:lvl w:ilvl="2">
+      <w:start w:val="1"/>
+      <w:numFmt w:val="decimal"/>
+      <w:lvlText w:val="%3."/>
+      <w:lvlJc w:val="start"/>
+      <w:pPr>
+        <w:tabs>
+          <w:tab w:val="num" w:pos="1440"/>
+        </w:tabs>
+        <w:ind w:start="1440" w:hanging="360"/>
+      </w:pPr>
+      <w:rPr/>
+    </w:lvl>
+    <w:lvl w:ilvl="3">
+      <w:start w:val="1"/>
+      <w:numFmt w:val="decimal"/>
+      <w:lvlText w:val="%4."/>
+      <w:lvlJc w:val="start"/>
+      <w:pPr>
+        <w:tabs>
+          <w:tab w:val="num" w:pos="1800"/>
+        </w:tabs>
+        <w:ind w:start="1800" w:hanging="360"/>
+      </w:pPr>
+      <w:rPr/>
+    </w:lvl>
+    <w:lvl w:ilvl="4">
+      <w:start w:val="1"/>
+      <w:numFmt w:val="decimal"/>
+      <w:lvlText w:val="%5."/>
+      <w:lvlJc w:val="start"/>
+      <w:pPr>
+        <w:tabs>
+          <w:tab w:val="num" w:pos="2160"/>
+        </w:tabs>
+        <w:ind w:start="2160" w:hanging="360"/>
+      </w:pPr>
+      <w:rPr/>
+    </w:lvl>
+    <w:lvl w:ilvl="5">
+      <w:start w:val="1"/>
+      <w:numFmt w:val="decimal"/>
+      <w:lvlText w:val="%6."/>
+      <w:lvlJc w:val="start"/>
+      <w:pPr>
+        <w:tabs>
+          <w:tab w:val="num" w:pos="2520"/>
+        </w:tabs>
+        <w:ind w:start="2520" w:hanging="360"/>
+      </w:pPr>
+      <w:rPr/>
+    </w:lvl>
+    <w:lvl w:ilvl="6">
+      <w:start w:val="1"/>
+      <w:numFmt w:val="decimal"/>
+      <w:lvlText w:val="%7."/>
+      <w:lvlJc w:val="start"/>
+      <w:pPr>
+        <w:tabs>
+          <w:tab w:val="num" w:pos="2880"/>
+        </w:tabs>
+        <w:ind w:start="2880" w:hanging="360"/>
+      </w:pPr>
+      <w:rPr/>
+    </w:lvl>
+    <w:lvl w:ilvl="7">
+      <w:start w:val="1"/>
+      <w:numFmt w:val="decimal"/>
+      <w:lvlText w:val="%8."/>
+      <w:lvlJc w:val="start"/>
+      <w:pPr>
+        <w:tabs>
+          <w:tab w:val="num" w:pos="3240"/>
+        </w:tabs>
+        <w:ind w:start="3240" w:hanging="360"/>
+      </w:pPr>
+      <w:rPr/>
+    </w:lvl>
+    <w:lvl w:ilvl="8">
+      <w:start w:val="1"/>
+      <w:numFmt w:val="decimal"/>
+      <w:lvlText w:val="%9."/>
+      <w:lvlJc w:val="start"/>
+      <w:pPr>
+        <w:tabs>
+          <w:tab w:val="num" w:pos="3600"/>
+        </w:tabs>
+        <w:ind w:start="3600" w:hanging="360"/>
+      </w:pPr>
+      <w:rPr/>
+    </w:lvl>
+  </w:abstractNum>
+  <w:abstractNum w:abstractNumId="3">
     <w:lvl w:ilvl="0">
       <w:start w:val="1"/>
       <w:numFmt w:val="none"/>
@@ -12293,7 +12419,10 @@
     <w:abstractNumId w:val="2"/>
   </w:num>
   <w:num w:numId="3">
-    <w:abstractNumId w:val="1"/>
+    <w:abstractNumId w:val="3"/>
+  </w:num>
+  <w:num w:numId="4">
+    <w:abstractNumId w:val="2"/>
     <w:lvlOverride w:ilvl="0">
       <w:startOverride w:val="1"/>
     </w:lvlOverride>
@@ -12324,6 +12453,7 @@
     <w:qFormat/>
     <w:pPr>
       <w:widowControl/>
+      <w:suppressAutoHyphens w:val="true"/>
       <w:bidi w:val="0"/>
       <w:spacing w:before="0" w:after="0"/>
       <w:jc w:val="start"/>
@@ -12420,11 +12550,18 @@
       <w:u w:val="single"/>
     </w:rPr>
   </w:style>
-  <w:style w:type="character" w:styleId="FootnoteCharacters">
-    <w:name w:val="Footnote Characters"/>
+  <w:style w:type="character" w:styleId="FootnoteCharactersuser">
+    <w:name w:val="Footnote Characters (user)"/>
     <w:uiPriority w:val="99"/>
     <w:semiHidden/>
     <w:unhideWhenUsed/>
+    <w:qFormat/>
+    <w:rPr>
+      <w:vertAlign w:val="superscript"/>
+    </w:rPr>
+  </w:style>
+  <w:style w:type="character" w:styleId="FootnoteCharacters">
+    <w:name w:val="Footnote Characters"/>
     <w:qFormat/>
     <w:rPr>
       <w:vertAlign w:val="superscript"/>
@@ -12521,6 +12658,7 @@
     <w:qFormat/>
     <w:pPr>
       <w:widowControl/>
+      <w:suppressAutoHyphens w:val="true"/>
       <w:bidi w:val="0"/>
       <w:spacing w:before="0" w:after="0"/>
       <w:jc w:val="start"/>
@@ -12541,6 +12679,7 @@
     <w:qFormat/>
     <w:pPr>
       <w:widowControl/>
+      <w:suppressAutoHyphens w:val="true"/>
       <w:bidi w:val="0"/>
       <w:spacing w:before="0" w:after="0"/>
       <w:jc w:val="start"/>
@@ -12599,37 +12738,37 @@
         <a:srgbClr val="000000"/>
       </a:dk1>
       <a:lt1>
-        <a:srgbClr val="ffffff"/>
+        <a:srgbClr val="FFFFFF"/>
       </a:lt1>
       <a:dk2>
         <a:srgbClr val="000000"/>
       </a:dk2>
       <a:lt2>
-        <a:srgbClr val="ffffff"/>
+        <a:srgbClr val="FFFFFF"/>
       </a:lt2>
       <a:accent1>
-        <a:srgbClr val="18a303"/>
+        <a:srgbClr val="18A303"/>
       </a:accent1>
       <a:accent2>
-        <a:srgbClr val="0369a3"/>
+        <a:srgbClr val="0369A3"/>
       </a:accent2>
       <a:accent3>
-        <a:srgbClr val="a33e03"/>
+        <a:srgbClr val="A33E03"/>
       </a:accent3>
       <a:accent4>
-        <a:srgbClr val="8e03a3"/>
+        <a:srgbClr val="8E03A3"/>
       </a:accent4>
       <a:accent5>
-        <a:srgbClr val="c99c00"/>
+        <a:srgbClr val="C99C00"/>
       </a:accent5>
       <a:accent6>
-        <a:srgbClr val="c9211e"/>
+        <a:srgbClr val="C9211E"/>
       </a:accent6>
       <a:hlink>
-        <a:srgbClr val="0000ee"/>
+        <a:srgbClr val="0000EE"/>
       </a:hlink>
       <a:folHlink>
-        <a:srgbClr val="551a8b"/>
+        <a:srgbClr val="551A8B"/>
       </a:folHlink>
     </a:clrScheme>
     <a:fontScheme name="Office">

--- a/Mohangraphy_Technical_Documentation.docx
+++ b/Mohangraphy_Technical_Documentation.docx
@@ -92,77 +92,6 @@
           <w:szCs w:val="24"/>
         </w:rPr>
         <w:t>NC Mohan  ·  mohangraphy.com  ·  March 2026</w:t>
-      </w:r>
-    </w:p>
-    <w:p>
-      <w:pPr>
-        <w:pStyle w:val="Normal"/>
-        <w:spacing w:lineRule="auto" w:line="240" w:before="0" w:after="0"/>
-        <w:jc w:val="center"/>
-        <w:rPr>
-          <w:rFonts w:ascii="Times New Roman" w:hAnsi="Times New Roman" w:eastAsia="Arial" w:cs="Arial"/>
-          <w:b w:val="false"/>
-          <w:bCs w:val="false"/>
-          <w:color w:val="000000"/>
-          <w:sz w:val="24"/>
-          <w:szCs w:val="24"/>
-        </w:rPr>
-      </w:pPr>
-      <w:r>
-        <w:rPr>
-          <w:rFonts w:eastAsia="Arial" w:cs="Arial" w:ascii="Times New Roman" w:hAnsi="Times New Roman"/>
-          <w:b w:val="false"/>
-          <w:bCs w:val="false"/>
-          <w:color w:val="000000"/>
-          <w:sz w:val="24"/>
-          <w:szCs w:val="24"/>
-        </w:rPr>
-      </w:r>
-    </w:p>
-    <w:p>
-      <w:pPr>
-        <w:pStyle w:val="Normal"/>
-        <w:spacing w:lineRule="auto" w:line="240" w:before="0" w:after="0"/>
-        <w:jc w:val="center"/>
-        <w:rPr>
-          <w:rFonts w:ascii="Times New Roman" w:hAnsi="Times New Roman" w:eastAsia="Arial" w:cs="Arial"/>
-          <w:b w:val="false"/>
-          <w:bCs w:val="false"/>
-          <w:color w:val="000000"/>
-          <w:sz w:val="24"/>
-          <w:szCs w:val="24"/>
-        </w:rPr>
-      </w:pPr>
-      <w:r>
-        <w:rPr>
-          <w:rFonts w:eastAsia="Arial" w:cs="Arial" w:ascii="Times New Roman" w:hAnsi="Times New Roman"/>
-          <w:b w:val="false"/>
-          <w:bCs w:val="false"/>
-          <w:color w:val="000000"/>
-          <w:sz w:val="24"/>
-          <w:szCs w:val="24"/>
-        </w:rPr>
-      </w:r>
-    </w:p>
-    <w:p>
-      <w:pPr>
-        <w:pStyle w:val="Normal"/>
-        <w:spacing w:lineRule="auto" w:line="240" w:before="0" w:after="0"/>
-        <w:rPr>
-          <w:rFonts w:ascii="Times New Roman" w:hAnsi="Times New Roman"/>
-          <w:color w:val="000000"/>
-        </w:rPr>
-      </w:pPr>
-      <w:r>
-        <w:rPr>
-          <w:rFonts w:eastAsia="Arial" w:cs="Arial" w:ascii="Times New Roman" w:hAnsi="Times New Roman"/>
-          <w:b/>
-          <w:bCs/>
-          <w:color w:val="000000"/>
-          <w:sz w:val="36"/>
-          <w:szCs w:val="36"/>
-        </w:rPr>
-        <w:t>TABLE OF CONTENTS</w:t>
       </w:r>
     </w:p>
     <w:sdt>
@@ -176,10 +105,7 @@
         <w:p>
           <w:pPr>
             <w:pStyle w:val="Normal"/>
-            <w:rPr>
-              <w:rFonts w:ascii="Times New Roman" w:hAnsi="Times New Roman"/>
-              <w:color w:val="000000"/>
-            </w:rPr>
+            <w:rPr/>
           </w:pPr>
           <w:r>
             <w:fldChar w:fldCharType="begin"/>
@@ -238,46 +164,7 @@
         </w:rPr>
       </w:pPr>
       <w:r>
-        <w:rPr>
-          <w:rFonts w:ascii="Times New Roman" w:hAnsi="Times New Roman"/>
-          <w:color w:val="000000"/>
-        </w:rPr>
-      </w:r>
-    </w:p>
-    <w:p>
-      <w:pPr>
-        <w:pStyle w:val="Normal"/>
-        <w:spacing w:lineRule="auto" w:line="240" w:before="0" w:after="0"/>
-        <w:rPr>
-          <w:rFonts w:ascii="Times New Roman" w:hAnsi="Times New Roman"/>
-          <w:color w:val="000000"/>
-        </w:rPr>
-      </w:pPr>
-      <w:r>
-        <w:rPr>
-          <w:rFonts w:ascii="Times New Roman" w:hAnsi="Times New Roman"/>
-          <w:color w:val="000000"/>
-        </w:rPr>
-      </w:r>
-      <w:r>
-        <w:br w:type="page"/>
-      </w:r>
-    </w:p>
-    <w:p>
-      <w:pPr>
-        <w:pStyle w:val="Normal"/>
-        <w:spacing w:lineRule="auto" w:line="240" w:before="0" w:after="0"/>
-        <w:rPr>
-          <w:rFonts w:ascii="Times New Roman" w:hAnsi="Times New Roman"/>
-          <w:color w:val="000000"/>
-        </w:rPr>
-      </w:pPr>
-      <w:r>
-        <w:rPr>
-          <w:rFonts w:ascii="Times New Roman" w:hAnsi="Times New Roman"/>
-          <w:color w:val="000000"/>
-        </w:rPr>
-        <w:br/>
+        <w:rPr/>
       </w:r>
     </w:p>
     <w:p>
@@ -4938,19 +4825,6 @@
         <w:t>Always run curator.py first when adding new photos</w:t>
       </w:r>
       <w:r>
-        <w:br w:type="page"/>
-      </w:r>
-    </w:p>
-    <w:p>
-      <w:pPr>
-        <w:pStyle w:val="Normal"/>
-        <w:spacing w:lineRule="auto" w:line="240" w:before="0" w:after="0"/>
-        <w:rPr>
-          <w:rFonts w:ascii="Times New Roman" w:hAnsi="Times New Roman"/>
-          <w:color w:val="000000"/>
-        </w:rPr>
-      </w:pPr>
-      <w:r>
         <w:rPr>
           <w:rFonts w:ascii="Times New Roman" w:hAnsi="Times New Roman"/>
           <w:color w:val="000000"/>
@@ -5362,6 +5236,29 @@
           <w:rFonts w:ascii="Times New Roman" w:hAnsi="Times New Roman"/>
           <w:color w:val="000000"/>
         </w:rPr>
+      </w:r>
+    </w:p>
+    <w:p>
+      <w:pPr>
+        <w:pStyle w:val="Heading2"/>
+        <w:spacing w:lineRule="auto" w:line="240" w:before="0" w:after="0"/>
+        <w:rPr>
+          <w:rFonts w:ascii="Times New Roman" w:hAnsi="Times New Roman"/>
+          <w:color w:val="000000"/>
+        </w:rPr>
+      </w:pPr>
+      <w:r>
+        <w:rPr>
+          <w:rFonts w:eastAsia="Arial" w:cs="Arial" w:ascii="Times New Roman" w:hAnsi="Times New Roman"/>
+          <w:b/>
+          <w:bCs/>
+          <w:color w:val="000000"/>
+          <w:sz w:val="28"/>
+          <w:szCs w:val="28"/>
+        </w:rPr>
+      </w:r>
+      <w:r>
+        <w:br w:type="page"/>
       </w:r>
     </w:p>
     <w:p>
@@ -5420,16 +5317,15 @@
               <w:pStyle w:val="Normal"/>
               <w:spacing w:lineRule="auto" w:line="240" w:before="0" w:after="0"/>
               <w:rPr>
-                <w:rFonts w:ascii="Times New Roman" w:hAnsi="Times New Roman"/>
-                <w:color w:val="000000"/>
-              </w:rPr>
-            </w:pPr>
-            <w:r>
-              <w:rPr>
-                <w:rFonts w:eastAsia="Arial" w:cs="Arial" w:ascii="Times New Roman" w:hAnsi="Times New Roman"/>
-                <w:b/>
-                <w:bCs/>
-                <w:color w:val="000000"/>
+                <w:color w:val="FFFFFF"/>
+              </w:rPr>
+            </w:pPr>
+            <w:r>
+              <w:rPr>
+                <w:rFonts w:eastAsia="Arial" w:cs="Arial" w:ascii="Times New Roman" w:hAnsi="Times New Roman"/>
+                <w:b/>
+                <w:bCs/>
+                <w:color w:val="FFFFFF"/>
                 <w:sz w:val="24"/>
                 <w:szCs w:val="24"/>
               </w:rPr>
@@ -5453,16 +5349,15 @@
               <w:pStyle w:val="Normal"/>
               <w:spacing w:lineRule="auto" w:line="240" w:before="0" w:after="0"/>
               <w:rPr>
-                <w:rFonts w:ascii="Times New Roman" w:hAnsi="Times New Roman"/>
-                <w:color w:val="000000"/>
-              </w:rPr>
-            </w:pPr>
-            <w:r>
-              <w:rPr>
-                <w:rFonts w:eastAsia="Arial" w:cs="Arial" w:ascii="Times New Roman" w:hAnsi="Times New Roman"/>
-                <w:b/>
-                <w:bCs/>
-                <w:color w:val="000000"/>
+                <w:color w:val="FFFFFF"/>
+              </w:rPr>
+            </w:pPr>
+            <w:r>
+              <w:rPr>
+                <w:rFonts w:eastAsia="Arial" w:cs="Arial" w:ascii="Times New Roman" w:hAnsi="Times New Roman"/>
+                <w:b/>
+                <w:bCs/>
+                <w:color w:val="FFFFFF"/>
                 <w:sz w:val="24"/>
                 <w:szCs w:val="24"/>
               </w:rPr>
@@ -6066,9 +5961,6 @@
         </w:rPr>
         <w:t>}</w:t>
       </w:r>
-      <w:r>
-        <w:br w:type="page"/>
-      </w:r>
     </w:p>
     <w:p>
       <w:pPr>
@@ -6080,11 +5972,7 @@
         </w:rPr>
       </w:pPr>
       <w:r>
-        <w:rPr>
-          <w:rFonts w:ascii="Times New Roman" w:hAnsi="Times New Roman"/>
-          <w:color w:val="000000"/>
-        </w:rPr>
-        <w:br/>
+        <w:rPr/>
       </w:r>
     </w:p>
     <w:p>
@@ -6183,16 +6071,15 @@
               <w:pStyle w:val="Normal"/>
               <w:spacing w:lineRule="auto" w:line="240" w:before="0" w:after="0"/>
               <w:rPr>
-                <w:rFonts w:ascii="Times New Roman" w:hAnsi="Times New Roman"/>
-                <w:color w:val="000000"/>
-              </w:rPr>
-            </w:pPr>
-            <w:r>
-              <w:rPr>
-                <w:rFonts w:eastAsia="Arial" w:cs="Arial" w:ascii="Times New Roman" w:hAnsi="Times New Roman"/>
-                <w:b/>
-                <w:bCs/>
-                <w:color w:val="000000"/>
+                <w:color w:val="FFFFFF"/>
+              </w:rPr>
+            </w:pPr>
+            <w:r>
+              <w:rPr>
+                <w:rFonts w:eastAsia="Arial" w:cs="Arial" w:ascii="Times New Roman" w:hAnsi="Times New Roman"/>
+                <w:b/>
+                <w:bCs/>
+                <w:color w:val="FFFFFF"/>
                 <w:sz w:val="24"/>
                 <w:szCs w:val="24"/>
               </w:rPr>
@@ -6216,16 +6103,15 @@
               <w:pStyle w:val="Normal"/>
               <w:spacing w:lineRule="auto" w:line="240" w:before="0" w:after="0"/>
               <w:rPr>
-                <w:rFonts w:ascii="Times New Roman" w:hAnsi="Times New Roman"/>
-                <w:color w:val="000000"/>
-              </w:rPr>
-            </w:pPr>
-            <w:r>
-              <w:rPr>
-                <w:rFonts w:eastAsia="Arial" w:cs="Arial" w:ascii="Times New Roman" w:hAnsi="Times New Roman"/>
-                <w:b/>
-                <w:bCs/>
-                <w:color w:val="000000"/>
+                <w:color w:val="FFFFFF"/>
+              </w:rPr>
+            </w:pPr>
+            <w:r>
+              <w:rPr>
+                <w:rFonts w:eastAsia="Arial" w:cs="Arial" w:ascii="Times New Roman" w:hAnsi="Times New Roman"/>
+                <w:b/>
+                <w:bCs/>
+                <w:color w:val="FFFFFF"/>
                 <w:sz w:val="24"/>
                 <w:szCs w:val="24"/>
               </w:rPr>
@@ -6800,11 +6686,7 @@
         <w:br w:type="page"/>
       </w:r>
       <w:r>
-        <w:rPr>
-          <w:rFonts w:ascii="Times New Roman" w:hAnsi="Times New Roman"/>
-          <w:color w:val="000000"/>
-        </w:rPr>
-        <w:br/>
+        <w:rPr/>
       </w:r>
     </w:p>
     <w:p>
@@ -7725,11 +7607,7 @@
         </w:rPr>
       </w:pPr>
       <w:r>
-        <w:rPr>
-          <w:rFonts w:ascii="Times New Roman" w:hAnsi="Times New Roman"/>
-          <w:color w:val="000000"/>
-        </w:rPr>
-        <w:br/>
+        <w:rPr/>
       </w:r>
     </w:p>
     <w:p>
@@ -7958,6 +7836,26 @@
           <w:szCs w:val="24"/>
         </w:rPr>
         <w:t>All three Resend DNS records must be verified on GoDaddy for emails to send:</w:t>
+      </w:r>
+    </w:p>
+    <w:p>
+      <w:pPr>
+        <w:pStyle w:val="Normal"/>
+        <w:spacing w:lineRule="auto" w:line="240" w:before="0" w:after="0"/>
+        <w:rPr>
+          <w:rFonts w:ascii="Times New Roman" w:hAnsi="Times New Roman"/>
+          <w:color w:val="000000"/>
+        </w:rPr>
+      </w:pPr>
+      <w:r>
+        <w:rPr>
+          <w:rFonts w:eastAsia="Arial" w:cs="Arial" w:ascii="Times New Roman" w:hAnsi="Times New Roman"/>
+          <w:b w:val="false"/>
+          <w:bCs w:val="false"/>
+          <w:color w:val="000000"/>
+          <w:sz w:val="24"/>
+          <w:szCs w:val="24"/>
+        </w:rPr>
       </w:r>
     </w:p>
     <w:tbl>
@@ -7995,16 +7893,15 @@
               <w:pStyle w:val="Normal"/>
               <w:spacing w:lineRule="auto" w:line="240" w:before="0" w:after="0"/>
               <w:rPr>
-                <w:rFonts w:ascii="Times New Roman" w:hAnsi="Times New Roman"/>
-                <w:color w:val="000000"/>
-              </w:rPr>
-            </w:pPr>
-            <w:r>
-              <w:rPr>
-                <w:rFonts w:eastAsia="Arial" w:cs="Arial" w:ascii="Times New Roman" w:hAnsi="Times New Roman"/>
-                <w:b/>
-                <w:bCs/>
-                <w:color w:val="000000"/>
+                <w:color w:val="FFFFFF"/>
+              </w:rPr>
+            </w:pPr>
+            <w:r>
+              <w:rPr>
+                <w:rFonts w:eastAsia="Arial" w:cs="Arial" w:ascii="Times New Roman" w:hAnsi="Times New Roman"/>
+                <w:b/>
+                <w:bCs/>
+                <w:color w:val="FFFFFF"/>
                 <w:sz w:val="24"/>
                 <w:szCs w:val="24"/>
               </w:rPr>
@@ -8028,16 +7925,15 @@
               <w:pStyle w:val="Normal"/>
               <w:spacing w:lineRule="auto" w:line="240" w:before="0" w:after="0"/>
               <w:rPr>
-                <w:rFonts w:ascii="Times New Roman" w:hAnsi="Times New Roman"/>
-                <w:color w:val="000000"/>
-              </w:rPr>
-            </w:pPr>
-            <w:r>
-              <w:rPr>
-                <w:rFonts w:eastAsia="Arial" w:cs="Arial" w:ascii="Times New Roman" w:hAnsi="Times New Roman"/>
-                <w:b/>
-                <w:bCs/>
-                <w:color w:val="000000"/>
+                <w:color w:val="FFFFFF"/>
+              </w:rPr>
+            </w:pPr>
+            <w:r>
+              <w:rPr>
+                <w:rFonts w:eastAsia="Arial" w:cs="Arial" w:ascii="Times New Roman" w:hAnsi="Times New Roman"/>
+                <w:b/>
+                <w:bCs/>
+                <w:color w:val="FFFFFF"/>
                 <w:sz w:val="24"/>
                 <w:szCs w:val="24"/>
               </w:rPr>
@@ -8326,16 +8222,15 @@
               <w:pStyle w:val="Normal"/>
               <w:spacing w:lineRule="auto" w:line="240" w:before="0" w:after="0"/>
               <w:rPr>
-                <w:rFonts w:ascii="Times New Roman" w:hAnsi="Times New Roman"/>
-                <w:color w:val="000000"/>
-              </w:rPr>
-            </w:pPr>
-            <w:r>
-              <w:rPr>
-                <w:rFonts w:eastAsia="Arial" w:cs="Arial" w:ascii="Times New Roman" w:hAnsi="Times New Roman"/>
-                <w:b/>
-                <w:bCs/>
-                <w:color w:val="000000"/>
+                <w:color w:val="FFFFFF"/>
+              </w:rPr>
+            </w:pPr>
+            <w:r>
+              <w:rPr>
+                <w:rFonts w:eastAsia="Arial" w:cs="Arial" w:ascii="Times New Roman" w:hAnsi="Times New Roman"/>
+                <w:b/>
+                <w:bCs/>
+                <w:color w:val="FFFFFF"/>
                 <w:sz w:val="24"/>
                 <w:szCs w:val="24"/>
               </w:rPr>
@@ -8359,16 +8254,15 @@
               <w:pStyle w:val="Normal"/>
               <w:spacing w:lineRule="auto" w:line="240" w:before="0" w:after="0"/>
               <w:rPr>
-                <w:rFonts w:ascii="Times New Roman" w:hAnsi="Times New Roman"/>
-                <w:color w:val="000000"/>
-              </w:rPr>
-            </w:pPr>
-            <w:r>
-              <w:rPr>
-                <w:rFonts w:eastAsia="Arial" w:cs="Arial" w:ascii="Times New Roman" w:hAnsi="Times New Roman"/>
-                <w:b/>
-                <w:bCs/>
-                <w:color w:val="000000"/>
+                <w:color w:val="FFFFFF"/>
+              </w:rPr>
+            </w:pPr>
+            <w:r>
+              <w:rPr>
+                <w:rFonts w:eastAsia="Arial" w:cs="Arial" w:ascii="Times New Roman" w:hAnsi="Times New Roman"/>
+                <w:b/>
+                <w:bCs/>
+                <w:color w:val="FFFFFF"/>
                 <w:sz w:val="24"/>
                 <w:szCs w:val="24"/>
               </w:rPr>
@@ -8587,26 +8481,6 @@
     </w:tbl>
     <w:p>
       <w:pPr>
-        <w:pStyle w:val="Normal"/>
-        <w:spacing w:lineRule="auto" w:line="240" w:before="0" w:after="0"/>
-        <w:rPr>
-          <w:rFonts w:ascii="Times New Roman" w:hAnsi="Times New Roman"/>
-          <w:color w:val="000000"/>
-        </w:rPr>
-      </w:pPr>
-      <w:r>
-        <w:br w:type="page"/>
-      </w:r>
-      <w:r>
-        <w:rPr>
-          <w:rFonts w:ascii="Times New Roman" w:hAnsi="Times New Roman"/>
-          <w:color w:val="000000"/>
-        </w:rPr>
-        <w:br/>
-      </w:r>
-    </w:p>
-    <w:p>
-      <w:pPr>
         <w:pStyle w:val="Heading1"/>
         <w:pBdr>
           <w:bottom w:val="single" w:sz="6" w:space="4" w:color="C9A96E"/>
@@ -8617,6 +8491,9 @@
           <w:color w:val="000000"/>
         </w:rPr>
       </w:pPr>
+      <w:r>
+        <w:br w:type="page"/>
+      </w:r>
       <w:r>
         <w:rPr>
           <w:rFonts w:eastAsia="Arial" w:cs="Arial" w:ascii="Times New Roman" w:hAnsi="Times New Roman"/>
@@ -8917,16 +8794,15 @@
               <w:pStyle w:val="Normal"/>
               <w:spacing w:lineRule="auto" w:line="240" w:before="0" w:after="0"/>
               <w:rPr>
-                <w:rFonts w:ascii="Times New Roman" w:hAnsi="Times New Roman"/>
-                <w:color w:val="000000"/>
-              </w:rPr>
-            </w:pPr>
-            <w:r>
-              <w:rPr>
-                <w:rFonts w:eastAsia="Arial" w:cs="Arial" w:ascii="Times New Roman" w:hAnsi="Times New Roman"/>
-                <w:b/>
-                <w:bCs/>
-                <w:color w:val="000000"/>
+                <w:color w:val="FFFFFF"/>
+              </w:rPr>
+            </w:pPr>
+            <w:r>
+              <w:rPr>
+                <w:rFonts w:eastAsia="Arial" w:cs="Arial" w:ascii="Times New Roman" w:hAnsi="Times New Roman"/>
+                <w:b/>
+                <w:bCs/>
+                <w:color w:val="FFFFFF"/>
                 <w:sz w:val="24"/>
                 <w:szCs w:val="24"/>
               </w:rPr>
@@ -8950,16 +8826,15 @@
               <w:pStyle w:val="Normal"/>
               <w:spacing w:lineRule="auto" w:line="240" w:before="0" w:after="0"/>
               <w:rPr>
-                <w:rFonts w:ascii="Times New Roman" w:hAnsi="Times New Roman"/>
-                <w:color w:val="000000"/>
-              </w:rPr>
-            </w:pPr>
-            <w:r>
-              <w:rPr>
-                <w:rFonts w:eastAsia="Arial" w:cs="Arial" w:ascii="Times New Roman" w:hAnsi="Times New Roman"/>
-                <w:b/>
-                <w:bCs/>
-                <w:color w:val="000000"/>
+                <w:color w:val="FFFFFF"/>
+              </w:rPr>
+            </w:pPr>
+            <w:r>
+              <w:rPr>
+                <w:rFonts w:eastAsia="Arial" w:cs="Arial" w:ascii="Times New Roman" w:hAnsi="Times New Roman"/>
+                <w:b/>
+                <w:bCs/>
+                <w:color w:val="FFFFFF"/>
                 <w:sz w:val="24"/>
                 <w:szCs w:val="24"/>
               </w:rPr>
@@ -9356,25 +9231,45 @@
         </w:rPr>
         <w:t>SELECT policy "Allow admin read" must be enabled on the subscribers table in Supabase</w:t>
       </w:r>
-      <w:r>
-        <w:br w:type="page"/>
-      </w:r>
-    </w:p>
-    <w:p>
-      <w:pPr>
-        <w:pStyle w:val="Normal"/>
-        <w:spacing w:lineRule="auto" w:line="240" w:before="0" w:after="0"/>
-        <w:rPr>
-          <w:rFonts w:ascii="Times New Roman" w:hAnsi="Times New Roman"/>
-          <w:color w:val="000000"/>
-        </w:rPr>
-      </w:pPr>
-      <w:r>
-        <w:rPr>
-          <w:rFonts w:ascii="Times New Roman" w:hAnsi="Times New Roman"/>
-          <w:color w:val="000000"/>
-        </w:rPr>
-        <w:br/>
+    </w:p>
+    <w:p>
+      <w:pPr>
+        <w:pStyle w:val="ListParagraph"/>
+        <w:spacing w:lineRule="auto" w:line="240" w:before="0" w:after="0"/>
+        <w:rPr>
+          <w:rFonts w:ascii="Times New Roman" w:hAnsi="Times New Roman"/>
+          <w:color w:val="000000"/>
+        </w:rPr>
+      </w:pPr>
+      <w:r>
+        <w:rPr>
+          <w:rFonts w:eastAsia="Arial" w:cs="Arial" w:ascii="Times New Roman" w:hAnsi="Times New Roman"/>
+          <w:b w:val="false"/>
+          <w:bCs w:val="false"/>
+          <w:color w:val="000000"/>
+          <w:sz w:val="24"/>
+          <w:szCs w:val="24"/>
+        </w:rPr>
+      </w:r>
+    </w:p>
+    <w:p>
+      <w:pPr>
+        <w:pStyle w:val="ListParagraph"/>
+        <w:spacing w:lineRule="auto" w:line="240" w:before="0" w:after="0"/>
+        <w:rPr>
+          <w:rFonts w:ascii="Times New Roman" w:hAnsi="Times New Roman"/>
+          <w:color w:val="000000"/>
+        </w:rPr>
+      </w:pPr>
+      <w:r>
+        <w:rPr>
+          <w:rFonts w:eastAsia="Arial" w:cs="Arial" w:ascii="Times New Roman" w:hAnsi="Times New Roman"/>
+          <w:b w:val="false"/>
+          <w:bCs w:val="false"/>
+          <w:color w:val="000000"/>
+          <w:sz w:val="24"/>
+          <w:szCs w:val="24"/>
+        </w:rPr>
       </w:r>
     </w:p>
     <w:p>
@@ -9705,11 +9600,7 @@
         </w:rPr>
       </w:pPr>
       <w:r>
-        <w:rPr>
-          <w:rFonts w:ascii="Times New Roman" w:hAnsi="Times New Roman"/>
-          <w:color w:val="000000"/>
-        </w:rPr>
-        <w:br/>
+        <w:rPr/>
       </w:r>
     </w:p>
     <w:p>
@@ -9808,16 +9699,15 @@
               <w:pStyle w:val="Normal"/>
               <w:spacing w:lineRule="auto" w:line="240" w:before="0" w:after="0"/>
               <w:rPr>
-                <w:rFonts w:ascii="Times New Roman" w:hAnsi="Times New Roman"/>
-                <w:color w:val="000000"/>
-              </w:rPr>
-            </w:pPr>
-            <w:r>
-              <w:rPr>
-                <w:rFonts w:eastAsia="Arial" w:cs="Arial" w:ascii="Times New Roman" w:hAnsi="Times New Roman"/>
-                <w:b/>
-                <w:bCs/>
-                <w:color w:val="000000"/>
+                <w:color w:val="FFFFFF"/>
+              </w:rPr>
+            </w:pPr>
+            <w:r>
+              <w:rPr>
+                <w:rFonts w:eastAsia="Arial" w:cs="Arial" w:ascii="Times New Roman" w:hAnsi="Times New Roman"/>
+                <w:b/>
+                <w:bCs/>
+                <w:color w:val="FFFFFF"/>
                 <w:sz w:val="24"/>
                 <w:szCs w:val="24"/>
               </w:rPr>
@@ -9841,16 +9731,15 @@
               <w:pStyle w:val="Normal"/>
               <w:spacing w:lineRule="auto" w:line="240" w:before="0" w:after="0"/>
               <w:rPr>
-                <w:rFonts w:ascii="Times New Roman" w:hAnsi="Times New Roman"/>
-                <w:color w:val="000000"/>
-              </w:rPr>
-            </w:pPr>
-            <w:r>
-              <w:rPr>
-                <w:rFonts w:eastAsia="Arial" w:cs="Arial" w:ascii="Times New Roman" w:hAnsi="Times New Roman"/>
-                <w:b/>
-                <w:bCs/>
-                <w:color w:val="000000"/>
+                <w:color w:val="FFFFFF"/>
+              </w:rPr>
+            </w:pPr>
+            <w:r>
+              <w:rPr>
+                <w:rFonts w:eastAsia="Arial" w:cs="Arial" w:ascii="Times New Roman" w:hAnsi="Times New Roman"/>
+                <w:b/>
+                <w:bCs/>
+                <w:color w:val="FFFFFF"/>
                 <w:sz w:val="24"/>
                 <w:szCs w:val="24"/>
               </w:rPr>
@@ -10433,21 +10322,48 @@
     </w:tbl>
     <w:p>
       <w:pPr>
-        <w:pStyle w:val="Normal"/>
-        <w:spacing w:lineRule="auto" w:line="240" w:before="0" w:after="0"/>
-        <w:rPr>
-          <w:rFonts w:ascii="Times New Roman" w:hAnsi="Times New Roman"/>
-          <w:color w:val="000000"/>
-        </w:rPr>
-      </w:pPr>
-      <w:r>
-        <w:rPr>
-          <w:rFonts w:ascii="Times New Roman" w:hAnsi="Times New Roman"/>
-          <w:color w:val="000000"/>
-        </w:rPr>
-      </w:r>
-      <w:r>
-        <w:br w:type="page"/>
+        <w:pStyle w:val="Heading1"/>
+        <w:pBdr>
+          <w:bottom w:val="single" w:sz="6" w:space="4" w:color="C9A96E"/>
+        </w:pBdr>
+        <w:spacing w:lineRule="auto" w:line="240" w:before="0" w:after="0"/>
+        <w:rPr>
+          <w:b w:val="false"/>
+          <w:bCs w:val="false"/>
+          <w:sz w:val="24"/>
+          <w:szCs w:val="24"/>
+        </w:rPr>
+      </w:pPr>
+      <w:r>
+        <w:rPr>
+          <w:b w:val="false"/>
+          <w:bCs w:val="false"/>
+          <w:sz w:val="24"/>
+          <w:szCs w:val="24"/>
+        </w:rPr>
+      </w:r>
+    </w:p>
+    <w:p>
+      <w:pPr>
+        <w:pStyle w:val="Heading1"/>
+        <w:pBdr>
+          <w:bottom w:val="single" w:sz="6" w:space="4" w:color="C9A96E"/>
+        </w:pBdr>
+        <w:spacing w:lineRule="auto" w:line="240" w:before="0" w:after="0"/>
+        <w:rPr>
+          <w:b w:val="false"/>
+          <w:bCs w:val="false"/>
+          <w:sz w:val="24"/>
+          <w:szCs w:val="24"/>
+        </w:rPr>
+      </w:pPr>
+      <w:r>
+        <w:rPr>
+          <w:b w:val="false"/>
+          <w:bCs w:val="false"/>
+          <w:sz w:val="24"/>
+          <w:szCs w:val="24"/>
+        </w:rPr>
       </w:r>
     </w:p>
     <w:p>
@@ -10596,27 +10512,34 @@
           <w:sz w:val="24"/>
           <w:szCs w:val="24"/>
         </w:rPr>
-        <w:t>Canonical URL set to https://www.mohangraphy.com</w:t>
-      </w:r>
-      <w:r>
-        <w:br w:type="page"/>
-      </w:r>
-    </w:p>
-    <w:p>
-      <w:pPr>
-        <w:pStyle w:val="Normal"/>
-        <w:spacing w:lineRule="auto" w:line="240" w:before="0" w:after="0"/>
-        <w:rPr>
-          <w:rFonts w:ascii="Times New Roman" w:hAnsi="Times New Roman"/>
-          <w:color w:val="000000"/>
-        </w:rPr>
-      </w:pPr>
-      <w:r>
-        <w:rPr>
-          <w:rFonts w:ascii="Times New Roman" w:hAnsi="Times New Roman"/>
-          <w:color w:val="000000"/>
-        </w:rPr>
-        <w:br/>
+        <w:t xml:space="preserve">Canonical URL set to </w:t>
+      </w:r>
+      <w:hyperlink r:id="rId2">
+        <w:r>
+          <w:rPr>
+            <w:rStyle w:val="Hyperlink"/>
+            <w:rFonts w:eastAsia="Arial" w:cs="Arial" w:ascii="Times New Roman" w:hAnsi="Times New Roman"/>
+            <w:b w:val="false"/>
+            <w:bCs w:val="false"/>
+            <w:color w:val="000000"/>
+            <w:sz w:val="24"/>
+            <w:szCs w:val="24"/>
+          </w:rPr>
+          <w:t>https://www.mohangraphy.com</w:t>
+        </w:r>
+      </w:hyperlink>
+    </w:p>
+    <w:p>
+      <w:pPr>
+        <w:pStyle w:val="ListParagraph"/>
+        <w:spacing w:lineRule="auto" w:line="240" w:before="0" w:after="0"/>
+        <w:rPr>
+          <w:rFonts w:ascii="Times New Roman" w:hAnsi="Times New Roman"/>
+          <w:color w:val="000000"/>
+        </w:rPr>
+      </w:pPr>
+      <w:r>
+        <w:rPr/>
       </w:r>
     </w:p>
     <w:p>
@@ -11293,38 +11216,6 @@
     </w:p>
     <w:p>
       <w:pPr>
-        <w:pStyle w:val="Normal"/>
-        <w:spacing w:lineRule="auto" w:line="240" w:before="0" w:after="0"/>
-        <w:rPr>
-          <w:rFonts w:ascii="Times New Roman" w:hAnsi="Times New Roman"/>
-          <w:color w:val="000000"/>
-        </w:rPr>
-      </w:pPr>
-      <w:r>
-        <w:rPr>
-          <w:rFonts w:ascii="Times New Roman" w:hAnsi="Times New Roman"/>
-          <w:color w:val="000000"/>
-        </w:rPr>
-      </w:r>
-    </w:p>
-    <w:p>
-      <w:pPr>
-        <w:pStyle w:val="Normal"/>
-        <w:spacing w:lineRule="auto" w:line="240" w:before="0" w:after="0"/>
-        <w:rPr>
-          <w:rFonts w:ascii="Times New Roman" w:hAnsi="Times New Roman"/>
-          <w:color w:val="000000"/>
-        </w:rPr>
-      </w:pPr>
-      <w:r>
-        <w:rPr>
-          <w:rFonts w:ascii="Times New Roman" w:hAnsi="Times New Roman"/>
-          <w:color w:val="000000"/>
-        </w:rPr>
-      </w:r>
-    </w:p>
-    <w:p>
-      <w:pPr>
         <w:pStyle w:val="Heading1"/>
         <w:pBdr>
           <w:bottom w:val="single" w:sz="6" w:space="4" w:color="C9A96E"/>
@@ -11668,13 +11559,53 @@
         <w:t>grep 'subscribeVisitor' /Users/ncm/Pictures/Mohangraphy/Scripts/Claude_mohangraphy.py</w:t>
       </w:r>
     </w:p>
+    <w:p>
+      <w:pPr>
+        <w:pStyle w:val="Normal"/>
+        <w:shd w:val="clear" w:fill="F0F4F8"/>
+        <w:spacing w:lineRule="auto" w:line="240" w:before="0" w:after="0"/>
+        <w:ind w:start="360"/>
+        <w:rPr>
+          <w:rFonts w:ascii="Times New Roman" w:hAnsi="Times New Roman"/>
+          <w:color w:val="000000"/>
+        </w:rPr>
+      </w:pPr>
+      <w:r>
+        <w:rPr>
+          <w:rFonts w:eastAsia="Courier New" w:cs="Courier New" w:ascii="Times New Roman" w:hAnsi="Times New Roman"/>
+          <w:color w:val="000000"/>
+          <w:sz w:val="20"/>
+          <w:szCs w:val="20"/>
+        </w:rPr>
+      </w:r>
+    </w:p>
+    <w:p>
+      <w:pPr>
+        <w:pStyle w:val="Normal"/>
+        <w:shd w:val="clear" w:fill="F0F4F8"/>
+        <w:spacing w:lineRule="auto" w:line="240" w:before="0" w:after="0"/>
+        <w:ind w:start="360"/>
+        <w:rPr>
+          <w:rFonts w:ascii="Times New Roman" w:hAnsi="Times New Roman"/>
+          <w:color w:val="000000"/>
+        </w:rPr>
+      </w:pPr>
+      <w:r>
+        <w:rPr>
+          <w:rFonts w:eastAsia="Courier New" w:cs="Courier New" w:ascii="Times New Roman" w:hAnsi="Times New Roman"/>
+          <w:color w:val="000000"/>
+          <w:sz w:val="20"/>
+          <w:szCs w:val="20"/>
+        </w:rPr>
+      </w:r>
+    </w:p>
     <w:sectPr>
-      <w:headerReference w:type="even" r:id="rId2"/>
-      <w:headerReference w:type="default" r:id="rId3"/>
-      <w:headerReference w:type="first" r:id="rId4"/>
-      <w:footerReference w:type="even" r:id="rId5"/>
-      <w:footerReference w:type="default" r:id="rId6"/>
-      <w:footerReference w:type="first" r:id="rId7"/>
+      <w:headerReference w:type="even" r:id="rId3"/>
+      <w:headerReference w:type="default" r:id="rId4"/>
+      <w:headerReference w:type="first" r:id="rId5"/>
+      <w:footerReference w:type="even" r:id="rId6"/>
+      <w:footerReference w:type="default" r:id="rId7"/>
+      <w:footerReference w:type="first" r:id="rId8"/>
       <w:type w:val="nextPage"/>
       <w:pgSz w:w="12240" w:h="15840"/>
       <w:pgMar w:left="1260" w:right="1260" w:gutter="0" w:header="708" w:top="1440" w:footer="708" w:bottom="1440"/>
@@ -11814,7 +11745,7 @@
         <w:sz w:val="20"/>
         <w:szCs w:val="20"/>
       </w:rPr>
-      <w:t>13</w:t>
+      <w:t>9</w:t>
     </w:r>
     <w:r>
       <w:rPr>
@@ -11942,7 +11873,7 @@
         <w:sz w:val="20"/>
         <w:szCs w:val="20"/>
       </w:rPr>
-      <w:t>13</w:t>
+      <w:t>9</w:t>
     </w:r>
     <w:r>
       <w:rPr>

--- a/Mohangraphy_Technical_Documentation.docx
+++ b/Mohangraphy_Technical_Documentation.docx
@@ -4593,7 +4593,7 @@
         <w:pStyle w:val="ListParagraph"/>
         <w:numPr>
           <w:ilvl w:val="0"/>
-          <w:numId w:val="4"/>
+          <w:numId w:val="10"/>
         </w:numPr>
         <w:spacing w:lineRule="auto" w:line="240" w:before="0" w:after="0"/>
         <w:rPr>
@@ -11599,13 +11599,2098 @@
         </w:rPr>
       </w:r>
     </w:p>
+    <w:p>
+      <w:pPr>
+        <w:pStyle w:val="Normal"/>
+        <w:shd w:val="clear" w:fill="F0F4F8"/>
+        <w:spacing w:lineRule="auto" w:line="240" w:before="0" w:after="0"/>
+        <w:ind w:start="360"/>
+        <w:rPr>
+          <w:rFonts w:ascii="Times New Roman" w:hAnsi="Times New Roman"/>
+          <w:color w:val="000000"/>
+        </w:rPr>
+      </w:pPr>
+      <w:r>
+        <w:rPr>
+          <w:rFonts w:eastAsia="Courier New" w:cs="Courier New" w:ascii="Times New Roman" w:hAnsi="Times New Roman"/>
+          <w:color w:val="000000"/>
+          <w:sz w:val="20"/>
+          <w:szCs w:val="20"/>
+        </w:rPr>
+      </w:r>
+    </w:p>
+    <w:p>
+      <w:pPr>
+        <w:pStyle w:val="Heading2"/>
+        <w:spacing w:lineRule="auto" w:line="240" w:before="0" w:after="0"/>
+        <w:rPr>
+          <w:rFonts w:ascii="Times New Roman" w:hAnsi="Times New Roman"/>
+          <w:color w:val="000000"/>
+          <w:sz w:val="24"/>
+          <w:szCs w:val="24"/>
+        </w:rPr>
+      </w:pPr>
+      <w:r>
+        <w:rPr>
+          <w:rFonts w:ascii="Times New Roman" w:hAnsi="Times New Roman"/>
+          <w:color w:val="000000"/>
+          <w:sz w:val="24"/>
+          <w:szCs w:val="24"/>
+        </w:rPr>
+        <w:t xml:space="preserve">Running </w:t>
+      </w:r>
+      <w:r>
+        <w:rPr>
+          <w:rStyle w:val="SourceText"/>
+          <w:rFonts w:ascii="Times New Roman" w:hAnsi="Times New Roman"/>
+          <w:color w:val="000000"/>
+          <w:sz w:val="24"/>
+          <w:szCs w:val="24"/>
+        </w:rPr>
+        <w:t>blog_editor.py</w:t>
+      </w:r>
+    </w:p>
+    <w:p>
+      <w:pPr>
+        <w:pStyle w:val="BodyText"/>
+        <w:spacing w:lineRule="auto" w:line="240" w:before="0" w:after="0"/>
+        <w:ind w:hanging="0" w:start="0" w:end="0"/>
+        <w:rPr>
+          <w:rFonts w:ascii="Times New Roman" w:hAnsi="Times New Roman"/>
+          <w:color w:val="000000"/>
+        </w:rPr>
+      </w:pPr>
+      <w:r>
+        <w:rPr>
+          <w:rFonts w:ascii="Times New Roman" w:hAnsi="Times New Roman"/>
+          <w:color w:val="000000"/>
+        </w:rPr>
+        <w:t>bash</w:t>
+      </w:r>
+    </w:p>
+    <w:p>
+      <w:pPr>
+        <w:pStyle w:val="PreformattedText"/>
+        <w:spacing w:before="0" w:after="0"/>
+        <w:ind w:hanging="0" w:start="0" w:end="0"/>
+        <w:rPr>
+          <w:rFonts w:ascii="Times New Roman" w:hAnsi="Times New Roman" w:eastAsia="Arial" w:cs="Arial"/>
+          <w:color w:val="000000"/>
+          <w:sz w:val="24"/>
+          <w:szCs w:val="24"/>
+        </w:rPr>
+      </w:pPr>
+      <w:r>
+        <w:rPr>
+          <w:rStyle w:val="SourceText"/>
+          <w:rFonts w:ascii="var font-mono" w:hAnsi="var font-mono"/>
+          <w:color w:val="14181F"/>
+          <w:sz w:val="24"/>
+          <w:szCs w:val="24"/>
+          <w:shd w:fill="auto" w:val="clear"/>
+        </w:rPr>
+        <w:t>python3 /Users/ncm/Pictures/Mohangraphy/Scripts/blog_editor.py</w:t>
+      </w:r>
+    </w:p>
+    <w:p>
+      <w:pPr>
+        <w:pStyle w:val="BodyText"/>
+        <w:spacing w:lineRule="auto" w:line="240" w:before="0" w:after="0"/>
+        <w:rPr>
+          <w:rFonts w:ascii="Times New Roman" w:hAnsi="Times New Roman"/>
+          <w:color w:val="000000"/>
+        </w:rPr>
+      </w:pPr>
+      <w:r>
+        <w:rPr>
+          <w:rFonts w:ascii="Times New Roman" w:hAnsi="Times New Roman"/>
+          <w:color w:val="000000"/>
+        </w:rPr>
+        <w:t xml:space="preserve">When you run it, a series of </w:t>
+      </w:r>
+      <w:r>
+        <w:rPr>
+          <w:rStyle w:val="Strong"/>
+          <w:rFonts w:ascii="Times New Roman" w:hAnsi="Times New Roman"/>
+          <w:color w:val="000000"/>
+        </w:rPr>
+        <w:t>native Mac dialog boxes</w:t>
+      </w:r>
+      <w:r>
+        <w:rPr>
+          <w:rFonts w:ascii="Times New Roman" w:hAnsi="Times New Roman"/>
+          <w:color w:val="000000"/>
+        </w:rPr>
+        <w:t xml:space="preserve"> pop up (the same style as system alerts). It walks you through:</w:t>
+      </w:r>
+    </w:p>
+    <w:p>
+      <w:pPr>
+        <w:pStyle w:val="BodyText"/>
+        <w:numPr>
+          <w:ilvl w:val="0"/>
+          <w:numId w:val="3"/>
+        </w:numPr>
+        <w:tabs>
+          <w:tab w:val="clear" w:pos="720"/>
+          <w:tab w:val="left" w:pos="0" w:leader="none"/>
+        </w:tabs>
+        <w:spacing w:lineRule="auto" w:line="240" w:before="0" w:after="0"/>
+        <w:ind w:hanging="283" w:start="709"/>
+        <w:rPr>
+          <w:rFonts w:ascii="Times New Roman" w:hAnsi="Times New Roman"/>
+          <w:color w:val="000000"/>
+        </w:rPr>
+      </w:pPr>
+      <w:r>
+        <w:rPr>
+          <w:rStyle w:val="Strong"/>
+          <w:rFonts w:ascii="Times New Roman" w:hAnsi="Times New Roman"/>
+          <w:color w:val="000000"/>
+        </w:rPr>
+        <w:t>Select a place</w:t>
+      </w:r>
+      <w:r>
+        <w:rPr>
+          <w:rFonts w:ascii="Times New Roman" w:hAnsi="Times New Roman"/>
+          <w:color w:val="000000"/>
+        </w:rPr>
+        <w:t xml:space="preserve"> — pick from your tagged places or type a new one </w:t>
+      </w:r>
+    </w:p>
+    <w:p>
+      <w:pPr>
+        <w:pStyle w:val="BodyText"/>
+        <w:numPr>
+          <w:ilvl w:val="0"/>
+          <w:numId w:val="3"/>
+        </w:numPr>
+        <w:tabs>
+          <w:tab w:val="clear" w:pos="720"/>
+          <w:tab w:val="left" w:pos="0" w:leader="none"/>
+        </w:tabs>
+        <w:spacing w:lineRule="auto" w:line="240" w:before="0" w:after="0"/>
+        <w:ind w:hanging="283" w:start="709"/>
+        <w:rPr>
+          <w:rFonts w:ascii="Times New Roman" w:hAnsi="Times New Roman"/>
+          <w:color w:val="000000"/>
+        </w:rPr>
+      </w:pPr>
+      <w:r>
+        <w:rPr>
+          <w:rStyle w:val="Strong"/>
+          <w:rFonts w:ascii="Times New Roman" w:hAnsi="Times New Roman"/>
+          <w:color w:val="000000"/>
+        </w:rPr>
+        <w:t>Country</w:t>
+      </w:r>
+      <w:r>
+        <w:rPr>
+          <w:rFonts w:ascii="Times New Roman" w:hAnsi="Times New Roman"/>
+          <w:color w:val="000000"/>
+        </w:rPr>
+        <w:t xml:space="preserve"> — leave blank for India </w:t>
+      </w:r>
+    </w:p>
+    <w:p>
+      <w:pPr>
+        <w:pStyle w:val="BodyText"/>
+        <w:numPr>
+          <w:ilvl w:val="0"/>
+          <w:numId w:val="3"/>
+        </w:numPr>
+        <w:tabs>
+          <w:tab w:val="clear" w:pos="720"/>
+          <w:tab w:val="left" w:pos="0" w:leader="none"/>
+        </w:tabs>
+        <w:spacing w:lineRule="auto" w:line="240" w:before="0" w:after="0"/>
+        <w:ind w:hanging="283" w:start="709"/>
+        <w:rPr>
+          <w:rFonts w:ascii="Times New Roman" w:hAnsi="Times New Roman"/>
+          <w:color w:val="000000"/>
+        </w:rPr>
+      </w:pPr>
+      <w:r>
+        <w:rPr>
+          <w:rStyle w:val="Strong"/>
+          <w:rFonts w:ascii="Times New Roman" w:hAnsi="Times New Roman"/>
+          <w:color w:val="000000"/>
+        </w:rPr>
+        <w:t>Dates visited</w:t>
+      </w:r>
+      <w:r>
+        <w:rPr>
+          <w:rFonts w:ascii="Times New Roman" w:hAnsi="Times New Roman"/>
+          <w:color w:val="000000"/>
+        </w:rPr>
+        <w:t xml:space="preserve"> — e.g. "March 2026" </w:t>
+      </w:r>
+    </w:p>
+    <w:p>
+      <w:pPr>
+        <w:pStyle w:val="BodyText"/>
+        <w:numPr>
+          <w:ilvl w:val="0"/>
+          <w:numId w:val="3"/>
+        </w:numPr>
+        <w:tabs>
+          <w:tab w:val="clear" w:pos="720"/>
+          <w:tab w:val="left" w:pos="0" w:leader="none"/>
+        </w:tabs>
+        <w:spacing w:lineRule="auto" w:line="240" w:before="0" w:after="0"/>
+        <w:ind w:hanging="283" w:start="709"/>
+        <w:rPr>
+          <w:rFonts w:ascii="Times New Roman" w:hAnsi="Times New Roman"/>
+          <w:color w:val="000000"/>
+        </w:rPr>
+      </w:pPr>
+      <w:r>
+        <w:rPr>
+          <w:rStyle w:val="Strong"/>
+          <w:rFonts w:ascii="Times New Roman" w:hAnsi="Times New Roman"/>
+          <w:color w:val="000000"/>
+        </w:rPr>
+        <w:t>Post title</w:t>
+      </w:r>
+      <w:r>
+        <w:rPr>
+          <w:rFonts w:ascii="Times New Roman" w:hAnsi="Times New Roman"/>
+          <w:color w:val="000000"/>
+        </w:rPr>
+        <w:t xml:space="preserve"> — e.g. "Madurai - A 2500 year old city" </w:t>
+      </w:r>
+    </w:p>
+    <w:p>
+      <w:pPr>
+        <w:pStyle w:val="BodyText"/>
+        <w:numPr>
+          <w:ilvl w:val="0"/>
+          <w:numId w:val="3"/>
+        </w:numPr>
+        <w:tabs>
+          <w:tab w:val="clear" w:pos="720"/>
+          <w:tab w:val="left" w:pos="0" w:leader="none"/>
+        </w:tabs>
+        <w:spacing w:lineRule="auto" w:line="240" w:before="0" w:after="0"/>
+        <w:ind w:hanging="283" w:start="709"/>
+        <w:rPr>
+          <w:rFonts w:ascii="Times New Roman" w:hAnsi="Times New Roman"/>
+          <w:color w:val="000000"/>
+        </w:rPr>
+      </w:pPr>
+      <w:r>
+        <w:rPr>
+          <w:rStyle w:val="Strong"/>
+          <w:rFonts w:ascii="Times New Roman" w:hAnsi="Times New Roman"/>
+          <w:color w:val="000000"/>
+        </w:rPr>
+        <w:t>Place tag</w:t>
+      </w:r>
+      <w:r>
+        <w:rPr>
+          <w:rFonts w:ascii="Times New Roman" w:hAnsi="Times New Roman"/>
+          <w:color w:val="000000"/>
+        </w:rPr>
+        <w:t xml:space="preserve"> — must match the city/place in your photo metadata </w:t>
+      </w:r>
+    </w:p>
+    <w:p>
+      <w:pPr>
+        <w:pStyle w:val="BodyText"/>
+        <w:numPr>
+          <w:ilvl w:val="0"/>
+          <w:numId w:val="3"/>
+        </w:numPr>
+        <w:tabs>
+          <w:tab w:val="clear" w:pos="720"/>
+          <w:tab w:val="left" w:pos="0" w:leader="none"/>
+        </w:tabs>
+        <w:spacing w:lineRule="auto" w:line="240" w:before="0" w:after="0"/>
+        <w:ind w:hanging="283" w:start="709"/>
+        <w:rPr>
+          <w:rFonts w:ascii="Times New Roman" w:hAnsi="Times New Roman"/>
+          <w:color w:val="000000"/>
+        </w:rPr>
+      </w:pPr>
+      <w:r>
+        <w:rPr>
+          <w:rStyle w:val="Strong"/>
+          <w:rFonts w:ascii="Times New Roman" w:hAnsi="Times New Roman"/>
+          <w:color w:val="000000"/>
+        </w:rPr>
+        <w:t>Summary</w:t>
+      </w:r>
+      <w:r>
+        <w:rPr>
+          <w:rFonts w:ascii="Times New Roman" w:hAnsi="Times New Roman"/>
+          <w:color w:val="000000"/>
+        </w:rPr>
+        <w:t xml:space="preserve"> — 1-2 sentences shown on the index list </w:t>
+      </w:r>
+    </w:p>
+    <w:p>
+      <w:pPr>
+        <w:pStyle w:val="BodyText"/>
+        <w:numPr>
+          <w:ilvl w:val="0"/>
+          <w:numId w:val="3"/>
+        </w:numPr>
+        <w:tabs>
+          <w:tab w:val="clear" w:pos="720"/>
+          <w:tab w:val="left" w:pos="0" w:leader="none"/>
+        </w:tabs>
+        <w:spacing w:lineRule="auto" w:line="240" w:before="0" w:after="0"/>
+        <w:ind w:hanging="283" w:start="709"/>
+        <w:rPr>
+          <w:rFonts w:ascii="Times New Roman" w:hAnsi="Times New Roman"/>
+          <w:color w:val="000000"/>
+        </w:rPr>
+      </w:pPr>
+      <w:r>
+        <w:rPr>
+          <w:rStyle w:val="Strong"/>
+          <w:rFonts w:ascii="Times New Roman" w:hAnsi="Times New Roman"/>
+          <w:color w:val="000000"/>
+        </w:rPr>
+        <w:t>Article body</w:t>
+      </w:r>
+      <w:r>
+        <w:rPr>
+          <w:rFonts w:ascii="Times New Roman" w:hAnsi="Times New Roman"/>
+          <w:color w:val="000000"/>
+        </w:rPr>
+        <w:t xml:space="preserve"> — paste your write-up here </w:t>
+      </w:r>
+    </w:p>
+    <w:p>
+      <w:pPr>
+        <w:pStyle w:val="BodyText"/>
+        <w:numPr>
+          <w:ilvl w:val="0"/>
+          <w:numId w:val="3"/>
+        </w:numPr>
+        <w:tabs>
+          <w:tab w:val="clear" w:pos="720"/>
+          <w:tab w:val="left" w:pos="0" w:leader="none"/>
+        </w:tabs>
+        <w:spacing w:lineRule="auto" w:line="240" w:before="0" w:after="0"/>
+        <w:ind w:hanging="283" w:start="709"/>
+        <w:rPr>
+          <w:rFonts w:ascii="Times New Roman" w:hAnsi="Times New Roman"/>
+          <w:color w:val="000000"/>
+        </w:rPr>
+      </w:pPr>
+      <w:r>
+        <w:rPr>
+          <w:rStyle w:val="Strong"/>
+          <w:rFonts w:ascii="Times New Roman" w:hAnsi="Times New Roman"/>
+          <w:color w:val="000000"/>
+        </w:rPr>
+        <w:t>Collections links</w:t>
+      </w:r>
+      <w:r>
+        <w:rPr>
+          <w:rFonts w:ascii="Times New Roman" w:hAnsi="Times New Roman"/>
+          <w:color w:val="000000"/>
+        </w:rPr>
+        <w:t xml:space="preserve"> — which photo collections to link at the bottom </w:t>
+      </w:r>
+    </w:p>
+    <w:p>
+      <w:pPr>
+        <w:pStyle w:val="BodyText"/>
+        <w:spacing w:lineRule="auto" w:line="240" w:before="0" w:after="0"/>
+        <w:rPr>
+          <w:rFonts w:ascii="Times New Roman" w:hAnsi="Times New Roman"/>
+          <w:color w:val="000000"/>
+        </w:rPr>
+      </w:pPr>
+      <w:r>
+        <w:rPr>
+          <w:rFonts w:ascii="Times New Roman" w:hAnsi="Times New Roman"/>
+          <w:color w:val="000000"/>
+        </w:rPr>
+        <w:t xml:space="preserve">It saves everything to </w:t>
+      </w:r>
+      <w:r>
+        <w:rPr>
+          <w:rStyle w:val="SourceText"/>
+          <w:rFonts w:ascii="Times New Roman" w:hAnsi="Times New Roman"/>
+          <w:color w:val="000000"/>
+        </w:rPr>
+        <w:t>blog_posts.json</w:t>
+      </w:r>
+      <w:r>
+        <w:rPr>
+          <w:rFonts w:ascii="Times New Roman" w:hAnsi="Times New Roman"/>
+          <w:color w:val="000000"/>
+        </w:rPr>
+        <w:t xml:space="preserve">. Then you run </w:t>
+      </w:r>
+      <w:r>
+        <w:rPr>
+          <w:rStyle w:val="SourceText"/>
+          <w:rFonts w:ascii="Times New Roman" w:hAnsi="Times New Roman"/>
+          <w:color w:val="000000"/>
+        </w:rPr>
+        <w:t>Claude_mohangraphy.py</w:t>
+      </w:r>
+      <w:r>
+        <w:rPr>
+          <w:rFonts w:ascii="Times New Roman" w:hAnsi="Times New Roman"/>
+          <w:color w:val="000000"/>
+        </w:rPr>
+        <w:t xml:space="preserve"> to rebuild and publish the site.</w:t>
+      </w:r>
+    </w:p>
+    <w:p>
+      <w:pPr>
+        <w:pStyle w:val="Heading2"/>
+        <w:spacing w:lineRule="auto" w:line="240" w:before="0" w:after="0"/>
+        <w:rPr>
+          <w:rFonts w:ascii="Times New Roman" w:hAnsi="Times New Roman"/>
+          <w:color w:val="000000"/>
+          <w:sz w:val="24"/>
+          <w:szCs w:val="24"/>
+        </w:rPr>
+      </w:pPr>
+      <w:r>
+        <w:rPr>
+          <w:rFonts w:ascii="Times New Roman" w:hAnsi="Times New Roman"/>
+          <w:color w:val="000000"/>
+          <w:sz w:val="24"/>
+          <w:szCs w:val="24"/>
+        </w:rPr>
+        <w:t>Yes — run it each time for a new post</w:t>
+      </w:r>
+    </w:p>
+    <w:p>
+      <w:pPr>
+        <w:pStyle w:val="BodyText"/>
+        <w:spacing w:lineRule="auto" w:line="240" w:before="0" w:after="0"/>
+        <w:rPr>
+          <w:rFonts w:ascii="Times New Roman" w:hAnsi="Times New Roman"/>
+          <w:color w:val="000000"/>
+        </w:rPr>
+      </w:pPr>
+      <w:r>
+        <w:rPr>
+          <w:rFonts w:ascii="Times New Roman" w:hAnsi="Times New Roman"/>
+          <w:color w:val="000000"/>
+        </w:rPr>
+        <w:t>Every time you want to add a new article:</w:t>
+      </w:r>
+    </w:p>
+    <w:p>
+      <w:pPr>
+        <w:pStyle w:val="BodyText"/>
+        <w:numPr>
+          <w:ilvl w:val="0"/>
+          <w:numId w:val="4"/>
+        </w:numPr>
+        <w:tabs>
+          <w:tab w:val="clear" w:pos="720"/>
+          <w:tab w:val="left" w:pos="0" w:leader="none"/>
+        </w:tabs>
+        <w:spacing w:lineRule="auto" w:line="240" w:before="0" w:after="0"/>
+        <w:ind w:hanging="283" w:start="709"/>
+        <w:rPr>
+          <w:rFonts w:ascii="Times New Roman" w:hAnsi="Times New Roman"/>
+          <w:color w:val="000000"/>
+        </w:rPr>
+      </w:pPr>
+      <w:r>
+        <w:rPr>
+          <w:rFonts w:ascii="Times New Roman" w:hAnsi="Times New Roman"/>
+          <w:color w:val="000000"/>
+        </w:rPr>
+        <w:t xml:space="preserve">Run </w:t>
+      </w:r>
+      <w:r>
+        <w:rPr>
+          <w:rStyle w:val="SourceText"/>
+          <w:rFonts w:ascii="Times New Roman" w:hAnsi="Times New Roman"/>
+          <w:color w:val="000000"/>
+        </w:rPr>
+        <w:t>blog_editor.py</w:t>
+      </w:r>
+      <w:r>
+        <w:rPr>
+          <w:rFonts w:ascii="Times New Roman" w:hAnsi="Times New Roman"/>
+          <w:color w:val="000000"/>
+        </w:rPr>
+        <w:t xml:space="preserve"> → fill in the dialogs → saves to </w:t>
+      </w:r>
+      <w:r>
+        <w:rPr>
+          <w:rStyle w:val="SourceText"/>
+          <w:rFonts w:ascii="Times New Roman" w:hAnsi="Times New Roman"/>
+          <w:color w:val="000000"/>
+        </w:rPr>
+        <w:t>blog_posts.json</w:t>
+      </w:r>
+      <w:r>
+        <w:rPr>
+          <w:rFonts w:ascii="Times New Roman" w:hAnsi="Times New Roman"/>
+          <w:color w:val="000000"/>
+        </w:rPr>
+        <w:t xml:space="preserve"> </w:t>
+      </w:r>
+    </w:p>
+    <w:p>
+      <w:pPr>
+        <w:pStyle w:val="BodyText"/>
+        <w:numPr>
+          <w:ilvl w:val="0"/>
+          <w:numId w:val="4"/>
+        </w:numPr>
+        <w:tabs>
+          <w:tab w:val="clear" w:pos="720"/>
+          <w:tab w:val="left" w:pos="0" w:leader="none"/>
+        </w:tabs>
+        <w:spacing w:lineRule="auto" w:line="240" w:before="0" w:after="0"/>
+        <w:ind w:hanging="283" w:start="709"/>
+        <w:rPr>
+          <w:rFonts w:ascii="Times New Roman" w:hAnsi="Times New Roman"/>
+          <w:color w:val="000000"/>
+        </w:rPr>
+      </w:pPr>
+      <w:r>
+        <w:rPr>
+          <w:rFonts w:ascii="Times New Roman" w:hAnsi="Times New Roman"/>
+          <w:color w:val="000000"/>
+        </w:rPr>
+        <w:t xml:space="preserve">Run </w:t>
+      </w:r>
+      <w:r>
+        <w:rPr>
+          <w:rStyle w:val="SourceText"/>
+          <w:rFonts w:ascii="Times New Roman" w:hAnsi="Times New Roman"/>
+          <w:color w:val="000000"/>
+        </w:rPr>
+        <w:t>Claude_mohangraphy.py</w:t>
+      </w:r>
+      <w:r>
+        <w:rPr>
+          <w:rFonts w:ascii="Times New Roman" w:hAnsi="Times New Roman"/>
+          <w:color w:val="000000"/>
+        </w:rPr>
+        <w:t xml:space="preserve"> → rebuilds and publishes</w:t>
+      </w:r>
+    </w:p>
+    <w:p>
+      <w:pPr>
+        <w:pStyle w:val="Heading2"/>
+        <w:spacing w:lineRule="auto" w:line="240" w:before="0" w:after="0"/>
+        <w:rPr>
+          <w:rFonts w:ascii="Times New Roman" w:hAnsi="Times New Roman"/>
+          <w:color w:val="000000"/>
+          <w:sz w:val="24"/>
+          <w:szCs w:val="24"/>
+        </w:rPr>
+      </w:pPr>
+      <w:r>
+        <w:rPr>
+          <w:rFonts w:ascii="Times New Roman" w:hAnsi="Times New Roman"/>
+          <w:color w:val="000000"/>
+          <w:sz w:val="24"/>
+          <w:szCs w:val="24"/>
+        </w:rPr>
+        <w:t>Editing a previous blog</w:t>
+      </w:r>
+    </w:p>
+    <w:p>
+      <w:pPr>
+        <w:pStyle w:val="BodyText"/>
+        <w:spacing w:lineRule="auto" w:line="240" w:before="0" w:after="0"/>
+        <w:rPr>
+          <w:rFonts w:ascii="Times New Roman" w:hAnsi="Times New Roman"/>
+          <w:color w:val="000000"/>
+        </w:rPr>
+      </w:pPr>
+      <w:r>
+        <w:rPr>
+          <w:rFonts w:ascii="Times New Roman" w:hAnsi="Times New Roman"/>
+          <w:color w:val="000000"/>
+        </w:rPr>
+        <w:t xml:space="preserve">When you run </w:t>
+      </w:r>
+      <w:r>
+        <w:rPr>
+          <w:rStyle w:val="SourceText"/>
+          <w:rFonts w:ascii="Times New Roman" w:hAnsi="Times New Roman"/>
+          <w:color w:val="000000"/>
+        </w:rPr>
+        <w:t>blog_editor.py</w:t>
+      </w:r>
+      <w:r>
+        <w:rPr>
+          <w:rFonts w:ascii="Times New Roman" w:hAnsi="Times New Roman"/>
+          <w:color w:val="000000"/>
+        </w:rPr>
+        <w:t xml:space="preserve">, the </w:t>
+      </w:r>
+      <w:r>
+        <w:rPr>
+          <w:rStyle w:val="Strong"/>
+          <w:rFonts w:ascii="Times New Roman" w:hAnsi="Times New Roman"/>
+          <w:color w:val="000000"/>
+        </w:rPr>
+        <w:t>first dialog shows a menu</w:t>
+      </w:r>
+      <w:r>
+        <w:rPr>
+          <w:rFonts w:ascii="Times New Roman" w:hAnsi="Times New Roman"/>
+          <w:color w:val="000000"/>
+        </w:rPr>
+        <w:t xml:space="preserve"> with options like:</w:t>
+      </w:r>
+    </w:p>
+    <w:p>
+      <w:pPr>
+        <w:pStyle w:val="BodyText"/>
+        <w:numPr>
+          <w:ilvl w:val="0"/>
+          <w:numId w:val="5"/>
+        </w:numPr>
+        <w:tabs>
+          <w:tab w:val="clear" w:pos="720"/>
+          <w:tab w:val="left" w:pos="0" w:leader="none"/>
+        </w:tabs>
+        <w:spacing w:lineRule="auto" w:line="240" w:before="0" w:after="0"/>
+        <w:ind w:hanging="283" w:start="709"/>
+        <w:rPr>
+          <w:rFonts w:ascii="Times New Roman" w:hAnsi="Times New Roman"/>
+          <w:color w:val="000000"/>
+        </w:rPr>
+      </w:pPr>
+      <w:r>
+        <w:rPr>
+          <w:rStyle w:val="SourceText"/>
+          <w:rFonts w:ascii="Times New Roman" w:hAnsi="Times New Roman"/>
+          <w:color w:val="000000"/>
+        </w:rPr>
+        <w:t>New post</w:t>
+      </w:r>
+      <w:r>
+        <w:rPr>
+          <w:rFonts w:ascii="Times New Roman" w:hAnsi="Times New Roman"/>
+          <w:color w:val="000000"/>
+        </w:rPr>
+        <w:t xml:space="preserve"> </w:t>
+      </w:r>
+    </w:p>
+    <w:p>
+      <w:pPr>
+        <w:pStyle w:val="BodyText"/>
+        <w:numPr>
+          <w:ilvl w:val="0"/>
+          <w:numId w:val="5"/>
+        </w:numPr>
+        <w:tabs>
+          <w:tab w:val="clear" w:pos="720"/>
+          <w:tab w:val="left" w:pos="0" w:leader="none"/>
+        </w:tabs>
+        <w:spacing w:lineRule="auto" w:line="240" w:before="0" w:after="0"/>
+        <w:ind w:hanging="283" w:start="709"/>
+        <w:rPr>
+          <w:rFonts w:ascii="Times New Roman" w:hAnsi="Times New Roman"/>
+          <w:color w:val="000000"/>
+        </w:rPr>
+      </w:pPr>
+      <w:r>
+        <w:rPr>
+          <w:rStyle w:val="SourceText"/>
+          <w:rFonts w:ascii="Times New Roman" w:hAnsi="Times New Roman"/>
+          <w:color w:val="000000"/>
+        </w:rPr>
+        <w:t>Edit: Madurai - A 2500 year old city</w:t>
+      </w:r>
+      <w:r>
+        <w:rPr>
+          <w:rFonts w:ascii="Times New Roman" w:hAnsi="Times New Roman"/>
+          <w:color w:val="000000"/>
+        </w:rPr>
+        <w:t xml:space="preserve"> </w:t>
+      </w:r>
+    </w:p>
+    <w:p>
+      <w:pPr>
+        <w:pStyle w:val="BodyText"/>
+        <w:numPr>
+          <w:ilvl w:val="0"/>
+          <w:numId w:val="5"/>
+        </w:numPr>
+        <w:tabs>
+          <w:tab w:val="clear" w:pos="720"/>
+          <w:tab w:val="left" w:pos="0" w:leader="none"/>
+        </w:tabs>
+        <w:spacing w:lineRule="auto" w:line="240" w:before="0" w:after="0"/>
+        <w:ind w:hanging="283" w:start="709"/>
+        <w:rPr>
+          <w:rFonts w:ascii="Times New Roman" w:hAnsi="Times New Roman"/>
+          <w:color w:val="000000"/>
+        </w:rPr>
+      </w:pPr>
+      <w:r>
+        <w:rPr>
+          <w:rStyle w:val="SourceText"/>
+          <w:rFonts w:ascii="Times New Roman" w:hAnsi="Times New Roman"/>
+          <w:color w:val="000000"/>
+        </w:rPr>
+        <w:t>Delete: Madurai - A 2500 year old city</w:t>
+      </w:r>
+      <w:r>
+        <w:rPr>
+          <w:rFonts w:ascii="Times New Roman" w:hAnsi="Times New Roman"/>
+          <w:color w:val="000000"/>
+        </w:rPr>
+        <w:t xml:space="preserve"> </w:t>
+      </w:r>
+    </w:p>
+    <w:p>
+      <w:pPr>
+        <w:pStyle w:val="BodyText"/>
+        <w:numPr>
+          <w:ilvl w:val="0"/>
+          <w:numId w:val="5"/>
+        </w:numPr>
+        <w:tabs>
+          <w:tab w:val="clear" w:pos="720"/>
+          <w:tab w:val="left" w:pos="0" w:leader="none"/>
+        </w:tabs>
+        <w:spacing w:lineRule="auto" w:line="240" w:before="0" w:after="0"/>
+        <w:ind w:hanging="283" w:start="709"/>
+        <w:rPr>
+          <w:rFonts w:ascii="Times New Roman" w:hAnsi="Times New Roman"/>
+          <w:color w:val="000000"/>
+        </w:rPr>
+      </w:pPr>
+      <w:r>
+        <w:rPr>
+          <w:rStyle w:val="SourceText"/>
+          <w:rFonts w:ascii="Times New Roman" w:hAnsi="Times New Roman"/>
+          <w:color w:val="000000"/>
+        </w:rPr>
+        <w:t>Done</w:t>
+      </w:r>
+      <w:r>
+        <w:rPr>
+          <w:rFonts w:ascii="Times New Roman" w:hAnsi="Times New Roman"/>
+          <w:color w:val="000000"/>
+        </w:rPr>
+        <w:t xml:space="preserve"> </w:t>
+      </w:r>
+    </w:p>
+    <w:p>
+      <w:pPr>
+        <w:pStyle w:val="BodyText"/>
+        <w:spacing w:lineRule="auto" w:line="240" w:before="0" w:after="0"/>
+        <w:rPr>
+          <w:rFonts w:ascii="Times New Roman" w:hAnsi="Times New Roman"/>
+          <w:color w:val="000000"/>
+        </w:rPr>
+      </w:pPr>
+      <w:r>
+        <w:rPr>
+          <w:rFonts w:ascii="Times New Roman" w:hAnsi="Times New Roman"/>
+          <w:color w:val="000000"/>
+        </w:rPr>
+        <w:t xml:space="preserve">Select </w:t>
+      </w:r>
+      <w:r>
+        <w:rPr>
+          <w:rStyle w:val="Strong"/>
+          <w:rFonts w:ascii="Times New Roman" w:hAnsi="Times New Roman"/>
+          <w:color w:val="000000"/>
+        </w:rPr>
+        <w:t>Edit: [title]</w:t>
+      </w:r>
+      <w:r>
+        <w:rPr>
+          <w:rFonts w:ascii="Times New Roman" w:hAnsi="Times New Roman"/>
+          <w:color w:val="000000"/>
+        </w:rPr>
+        <w:t xml:space="preserve"> to re-open any existing post and change any field.</w:t>
+      </w:r>
+    </w:p>
+    <w:p>
+      <w:pPr>
+        <w:pStyle w:val="HorizontalLine"/>
+        <w:spacing w:before="0" w:after="0"/>
+        <w:rPr>
+          <w:rFonts w:ascii="Times New Roman" w:hAnsi="Times New Roman"/>
+          <w:color w:val="000000"/>
+          <w:sz w:val="24"/>
+          <w:szCs w:val="24"/>
+        </w:rPr>
+      </w:pPr>
+      <w:r>
+        <w:rPr>
+          <w:rFonts w:ascii="Times New Roman" w:hAnsi="Times New Roman"/>
+          <w:color w:val="000000"/>
+          <w:sz w:val="24"/>
+          <w:szCs w:val="24"/>
+        </w:rPr>
+      </w:r>
+    </w:p>
+    <w:p>
+      <w:pPr>
+        <w:pStyle w:val="Heading2"/>
+        <w:spacing w:before="0" w:after="0"/>
+        <w:rPr>
+          <w:rFonts w:ascii="Times New Roman" w:hAnsi="Times New Roman"/>
+          <w:color w:val="000000"/>
+          <w:sz w:val="24"/>
+          <w:szCs w:val="24"/>
+        </w:rPr>
+      </w:pPr>
+      <w:r>
+        <w:rPr>
+          <w:rFonts w:ascii="Times New Roman" w:hAnsi="Times New Roman"/>
+          <w:color w:val="000000"/>
+          <w:sz w:val="24"/>
+          <w:szCs w:val="24"/>
+        </w:rPr>
+        <w:t xml:space="preserve">For long articles — edit </w:t>
+      </w:r>
+      <w:r>
+        <w:rPr>
+          <w:rStyle w:val="SourceText"/>
+          <w:rFonts w:ascii="Times New Roman" w:hAnsi="Times New Roman"/>
+          <w:color w:val="000000"/>
+          <w:sz w:val="24"/>
+          <w:szCs w:val="24"/>
+        </w:rPr>
+        <w:t>blog_posts.json</w:t>
+      </w:r>
+      <w:r>
+        <w:rPr>
+          <w:rFonts w:ascii="Times New Roman" w:hAnsi="Times New Roman"/>
+          <w:color w:val="000000"/>
+          <w:sz w:val="24"/>
+          <w:szCs w:val="24"/>
+        </w:rPr>
+        <w:t xml:space="preserve"> directly</w:t>
+      </w:r>
+    </w:p>
+    <w:p>
+      <w:pPr>
+        <w:pStyle w:val="BodyText"/>
+        <w:spacing w:lineRule="auto" w:line="240" w:before="0" w:after="0"/>
+        <w:rPr>
+          <w:rFonts w:ascii="Times New Roman" w:hAnsi="Times New Roman"/>
+          <w:color w:val="000000"/>
+        </w:rPr>
+      </w:pPr>
+      <w:r>
+        <w:rPr>
+          <w:rFonts w:ascii="Times New Roman" w:hAnsi="Times New Roman"/>
+          <w:color w:val="000000"/>
+        </w:rPr>
+        <w:t xml:space="preserve">The dialog box is too small for a full article. For anything longer than a paragraph or two, </w:t>
+      </w:r>
+      <w:r>
+        <w:rPr>
+          <w:rStyle w:val="Strong"/>
+          <w:rFonts w:ascii="Times New Roman" w:hAnsi="Times New Roman"/>
+          <w:color w:val="000000"/>
+        </w:rPr>
+        <w:t xml:space="preserve">edit </w:t>
+      </w:r>
+      <w:r>
+        <w:rPr>
+          <w:rStyle w:val="SourceText"/>
+          <w:rFonts w:ascii="Times New Roman" w:hAnsi="Times New Roman"/>
+          <w:color w:val="000000"/>
+        </w:rPr>
+        <w:t>blog_posts.json</w:t>
+      </w:r>
+      <w:r>
+        <w:rPr>
+          <w:rStyle w:val="Strong"/>
+          <w:rFonts w:ascii="Times New Roman" w:hAnsi="Times New Roman"/>
+          <w:color w:val="000000"/>
+        </w:rPr>
+        <w:t xml:space="preserve"> directly</w:t>
+      </w:r>
+      <w:r>
+        <w:rPr>
+          <w:rFonts w:ascii="Times New Roman" w:hAnsi="Times New Roman"/>
+          <w:color w:val="000000"/>
+        </w:rPr>
+        <w:t xml:space="preserve">. The best app for this is </w:t>
+      </w:r>
+      <w:r>
+        <w:rPr>
+          <w:rStyle w:val="Strong"/>
+          <w:rFonts w:ascii="Times New Roman" w:hAnsi="Times New Roman"/>
+          <w:color w:val="000000"/>
+        </w:rPr>
+        <w:t>not TextEdit</w:t>
+      </w:r>
+      <w:r>
+        <w:rPr>
+          <w:rFonts w:ascii="Times New Roman" w:hAnsi="Times New Roman"/>
+          <w:color w:val="000000"/>
+        </w:rPr>
+        <w:t xml:space="preserve"> — use one of these instead:</w:t>
+      </w:r>
+    </w:p>
+    <w:p>
+      <w:pPr>
+        <w:pStyle w:val="Heading3"/>
+        <w:spacing w:before="0" w:after="0"/>
+        <w:rPr>
+          <w:rFonts w:ascii="Times New Roman" w:hAnsi="Times New Roman" w:eastAsia="Arial" w:cs="Arial"/>
+          <w:color w:val="000000"/>
+        </w:rPr>
+      </w:pPr>
+      <w:r>
+        <w:rPr>
+          <w:rFonts w:eastAsia="Arial" w:cs="Arial" w:ascii="Times New Roman" w:hAnsi="Times New Roman"/>
+          <w:color w:val="000000"/>
+        </w:rPr>
+        <w:t>Option 1 — VS Code (recommended, free)</w:t>
+      </w:r>
+    </w:p>
+    <w:p>
+      <w:pPr>
+        <w:pStyle w:val="BodyText"/>
+        <w:spacing w:lineRule="auto" w:line="240" w:before="0" w:after="0"/>
+        <w:rPr>
+          <w:rFonts w:ascii="Times New Roman" w:hAnsi="Times New Roman"/>
+          <w:color w:val="000000"/>
+        </w:rPr>
+      </w:pPr>
+      <w:r>
+        <w:rPr>
+          <w:rFonts w:ascii="Times New Roman" w:hAnsi="Times New Roman"/>
+          <w:color w:val="000000"/>
+        </w:rPr>
+        <w:t xml:space="preserve">Download from </w:t>
+      </w:r>
+      <w:hyperlink r:id="rId3">
+        <w:r>
+          <w:rPr>
+            <w:rStyle w:val="Hyperlink"/>
+            <w:rFonts w:ascii="Times New Roman" w:hAnsi="Times New Roman"/>
+            <w:color w:val="000000"/>
+          </w:rPr>
+          <w:t>code.visualstudio.com</w:t>
+        </w:r>
+      </w:hyperlink>
+      <w:r>
+        <w:rPr>
+          <w:rFonts w:ascii="Times New Roman" w:hAnsi="Times New Roman"/>
+          <w:color w:val="000000"/>
+        </w:rPr>
+        <w:t>. It colour-codes JSON, catches errors, and handles long text cleanly.</w:t>
+      </w:r>
+    </w:p>
+    <w:p>
+      <w:pPr>
+        <w:pStyle w:val="BodyText"/>
+        <w:spacing w:lineRule="auto" w:line="240" w:before="0" w:after="0"/>
+        <w:ind w:hanging="0" w:start="0" w:end="0"/>
+        <w:rPr>
+          <w:rFonts w:ascii="Times New Roman" w:hAnsi="Times New Roman"/>
+          <w:color w:val="000000"/>
+        </w:rPr>
+      </w:pPr>
+      <w:r>
+        <w:rPr>
+          <w:rFonts w:ascii="Times New Roman" w:hAnsi="Times New Roman"/>
+          <w:color w:val="000000"/>
+        </w:rPr>
+        <w:t>bash</w:t>
+      </w:r>
+    </w:p>
+    <w:p>
+      <w:pPr>
+        <w:pStyle w:val="PreformattedText"/>
+        <w:spacing w:before="0" w:after="0"/>
+        <w:ind w:hanging="0" w:start="0" w:end="0"/>
+        <w:rPr>
+          <w:rFonts w:ascii="Times New Roman" w:hAnsi="Times New Roman" w:eastAsia="Arial" w:cs="Arial"/>
+          <w:color w:val="000000"/>
+          <w:sz w:val="24"/>
+          <w:szCs w:val="24"/>
+        </w:rPr>
+      </w:pPr>
+      <w:r>
+        <w:rPr>
+          <w:rStyle w:val="SourceText"/>
+          <w:rFonts w:ascii="var font-mono" w:hAnsi="var font-mono"/>
+          <w:color w:val="6E7687"/>
+          <w:sz w:val="24"/>
+          <w:szCs w:val="24"/>
+          <w:shd w:fill="auto" w:val="clear"/>
+        </w:rPr>
+        <w:t># Open the file directly from Terminal:</w:t>
+      </w:r>
+    </w:p>
+    <w:p>
+      <w:pPr>
+        <w:pStyle w:val="PreformattedText"/>
+        <w:spacing w:before="0" w:after="0"/>
+        <w:rPr>
+          <w:rFonts w:ascii="Times New Roman" w:hAnsi="Times New Roman" w:eastAsia="Arial" w:cs="Arial"/>
+          <w:color w:val="000000"/>
+          <w:sz w:val="24"/>
+          <w:szCs w:val="24"/>
+        </w:rPr>
+      </w:pPr>
+      <w:r>
+        <w:rPr>
+          <w:rStyle w:val="SourceText"/>
+          <w:rFonts w:ascii="var font-mono" w:hAnsi="var font-mono"/>
+          <w:color w:val="14181F"/>
+          <w:sz w:val="24"/>
+          <w:szCs w:val="24"/>
+          <w:shd w:fill="auto" w:val="clear"/>
+        </w:rPr>
+        <w:t>code /Users/ncm/Pictures/Mohangraphy/Scripts/blog_posts.json</w:t>
+      </w:r>
+    </w:p>
+    <w:p>
+      <w:pPr>
+        <w:pStyle w:val="Heading3"/>
+        <w:spacing w:before="0" w:after="0"/>
+        <w:rPr>
+          <w:rFonts w:ascii="Times New Roman" w:hAnsi="Times New Roman" w:eastAsia="Arial" w:cs="Arial"/>
+          <w:color w:val="000000"/>
+        </w:rPr>
+      </w:pPr>
+      <w:r>
+        <w:rPr>
+          <w:rFonts w:eastAsia="Arial" w:cs="Arial" w:ascii="Times New Roman" w:hAnsi="Times New Roman"/>
+          <w:color w:val="000000"/>
+        </w:rPr>
+        <w:t>Option 2 — TextEdit (works but be careful)</w:t>
+      </w:r>
+    </w:p>
+    <w:p>
+      <w:pPr>
+        <w:pStyle w:val="BodyText"/>
+        <w:numPr>
+          <w:ilvl w:val="0"/>
+          <w:numId w:val="6"/>
+        </w:numPr>
+        <w:tabs>
+          <w:tab w:val="clear" w:pos="720"/>
+          <w:tab w:val="left" w:pos="0" w:leader="none"/>
+        </w:tabs>
+        <w:spacing w:lineRule="auto" w:line="240" w:before="0" w:after="0"/>
+        <w:ind w:hanging="283" w:start="709"/>
+        <w:rPr>
+          <w:rFonts w:ascii="Times New Roman" w:hAnsi="Times New Roman"/>
+          <w:color w:val="000000"/>
+        </w:rPr>
+      </w:pPr>
+      <w:r>
+        <w:rPr>
+          <w:rFonts w:ascii="Times New Roman" w:hAnsi="Times New Roman"/>
+          <w:color w:val="000000"/>
+        </w:rPr>
+        <w:t xml:space="preserve">Open TextEdit → </w:t>
+      </w:r>
+      <w:r>
+        <w:rPr>
+          <w:rStyle w:val="Strong"/>
+          <w:rFonts w:ascii="Times New Roman" w:hAnsi="Times New Roman"/>
+          <w:color w:val="000000"/>
+        </w:rPr>
+        <w:t>Format menu → Make Plain Text</w:t>
+      </w:r>
+      <w:r>
+        <w:rPr>
+          <w:rFonts w:ascii="Times New Roman" w:hAnsi="Times New Roman"/>
+          <w:color w:val="000000"/>
+        </w:rPr>
+        <w:t xml:space="preserve"> (critical — Rich Text will corrupt the file) </w:t>
+      </w:r>
+    </w:p>
+    <w:p>
+      <w:pPr>
+        <w:pStyle w:val="BodyText"/>
+        <w:numPr>
+          <w:ilvl w:val="0"/>
+          <w:numId w:val="6"/>
+        </w:numPr>
+        <w:tabs>
+          <w:tab w:val="clear" w:pos="720"/>
+          <w:tab w:val="left" w:pos="0" w:leader="none"/>
+        </w:tabs>
+        <w:spacing w:lineRule="auto" w:line="240" w:before="0" w:after="0"/>
+        <w:ind w:hanging="283" w:start="709"/>
+        <w:rPr>
+          <w:rFonts w:ascii="Times New Roman" w:hAnsi="Times New Roman"/>
+          <w:color w:val="000000"/>
+        </w:rPr>
+      </w:pPr>
+      <w:r>
+        <w:rPr>
+          <w:rFonts w:ascii="Times New Roman" w:hAnsi="Times New Roman"/>
+          <w:color w:val="000000"/>
+        </w:rPr>
+        <w:t xml:space="preserve">Open the file: File → Open → navigate to </w:t>
+      </w:r>
+      <w:r>
+        <w:rPr>
+          <w:rStyle w:val="SourceText"/>
+          <w:rFonts w:ascii="Times New Roman" w:hAnsi="Times New Roman"/>
+          <w:color w:val="000000"/>
+        </w:rPr>
+        <w:t>Scripts/blog_posts.json</w:t>
+      </w:r>
+      <w:r>
+        <w:rPr>
+          <w:rFonts w:ascii="Times New Roman" w:hAnsi="Times New Roman"/>
+          <w:color w:val="000000"/>
+        </w:rPr>
+        <w:t xml:space="preserve"> </w:t>
+      </w:r>
+    </w:p>
+    <w:p>
+      <w:pPr>
+        <w:pStyle w:val="BodyText"/>
+        <w:numPr>
+          <w:ilvl w:val="0"/>
+          <w:numId w:val="6"/>
+        </w:numPr>
+        <w:tabs>
+          <w:tab w:val="clear" w:pos="720"/>
+          <w:tab w:val="left" w:pos="0" w:leader="none"/>
+        </w:tabs>
+        <w:spacing w:lineRule="auto" w:line="240" w:before="0" w:after="0"/>
+        <w:ind w:hanging="283" w:start="709"/>
+        <w:rPr>
+          <w:rFonts w:ascii="Times New Roman" w:hAnsi="Times New Roman"/>
+          <w:color w:val="000000"/>
+        </w:rPr>
+      </w:pPr>
+      <w:r>
+        <w:rPr>
+          <w:rFonts w:ascii="Times New Roman" w:hAnsi="Times New Roman"/>
+          <w:color w:val="000000"/>
+        </w:rPr>
+        <w:t xml:space="preserve">Edit the </w:t>
+      </w:r>
+      <w:r>
+        <w:rPr>
+          <w:rStyle w:val="SourceText"/>
+          <w:rFonts w:ascii="Times New Roman" w:hAnsi="Times New Roman"/>
+          <w:color w:val="000000"/>
+        </w:rPr>
+        <w:t>"body"</w:t>
+      </w:r>
+      <w:r>
+        <w:rPr>
+          <w:rFonts w:ascii="Times New Roman" w:hAnsi="Times New Roman"/>
+          <w:color w:val="000000"/>
+        </w:rPr>
+        <w:t xml:space="preserve"> field </w:t>
+      </w:r>
+    </w:p>
+    <w:p>
+      <w:pPr>
+        <w:pStyle w:val="BodyText"/>
+        <w:numPr>
+          <w:ilvl w:val="0"/>
+          <w:numId w:val="6"/>
+        </w:numPr>
+        <w:tabs>
+          <w:tab w:val="clear" w:pos="720"/>
+          <w:tab w:val="left" w:pos="0" w:leader="none"/>
+        </w:tabs>
+        <w:spacing w:lineRule="auto" w:line="240" w:before="0" w:after="0"/>
+        <w:ind w:hanging="283" w:start="709"/>
+        <w:rPr>
+          <w:rFonts w:ascii="Times New Roman" w:hAnsi="Times New Roman"/>
+          <w:color w:val="000000"/>
+        </w:rPr>
+      </w:pPr>
+      <w:r>
+        <w:rPr>
+          <w:rFonts w:ascii="Times New Roman" w:hAnsi="Times New Roman"/>
+          <w:color w:val="000000"/>
+        </w:rPr>
+        <w:t xml:space="preserve">Save as </w:t>
+      </w:r>
+      <w:r>
+        <w:rPr>
+          <w:rStyle w:val="Strong"/>
+          <w:rFonts w:ascii="Times New Roman" w:hAnsi="Times New Roman"/>
+          <w:color w:val="000000"/>
+        </w:rPr>
+        <w:t>plain text</w:t>
+      </w:r>
+      <w:r>
+        <w:rPr>
+          <w:rFonts w:ascii="Times New Roman" w:hAnsi="Times New Roman"/>
+          <w:color w:val="000000"/>
+        </w:rPr>
+        <w:t xml:space="preserve">, keeping the </w:t>
+      </w:r>
+      <w:r>
+        <w:rPr>
+          <w:rStyle w:val="SourceText"/>
+          <w:rFonts w:ascii="Times New Roman" w:hAnsi="Times New Roman"/>
+          <w:color w:val="000000"/>
+        </w:rPr>
+        <w:t>.json</w:t>
+      </w:r>
+      <w:r>
+        <w:rPr>
+          <w:rFonts w:ascii="Times New Roman" w:hAnsi="Times New Roman"/>
+          <w:color w:val="000000"/>
+        </w:rPr>
+        <w:t xml:space="preserve"> extension </w:t>
+      </w:r>
+    </w:p>
+    <w:p>
+      <w:pPr>
+        <w:pStyle w:val="Heading3"/>
+        <w:spacing w:before="0" w:after="0"/>
+        <w:rPr>
+          <w:rFonts w:ascii="Times New Roman" w:hAnsi="Times New Roman" w:eastAsia="Arial" w:cs="Arial"/>
+          <w:color w:val="000000"/>
+        </w:rPr>
+      </w:pPr>
+      <w:r>
+        <w:rPr>
+          <w:rFonts w:eastAsia="Arial" w:cs="Arial" w:ascii="Times New Roman" w:hAnsi="Times New Roman"/>
+          <w:color w:val="000000"/>
+        </w:rPr>
+        <w:t>Option 3 — Terminal with nano (simplest, no download needed)</w:t>
+      </w:r>
+    </w:p>
+    <w:p>
+      <w:pPr>
+        <w:pStyle w:val="BodyText"/>
+        <w:spacing w:lineRule="auto" w:line="240" w:before="0" w:after="0"/>
+        <w:ind w:hanging="0" w:start="0" w:end="0"/>
+        <w:rPr>
+          <w:rFonts w:ascii="Times New Roman" w:hAnsi="Times New Roman"/>
+          <w:color w:val="000000"/>
+        </w:rPr>
+      </w:pPr>
+      <w:r>
+        <w:rPr>
+          <w:rFonts w:ascii="Times New Roman" w:hAnsi="Times New Roman"/>
+          <w:color w:val="000000"/>
+        </w:rPr>
+        <w:t>bash</w:t>
+      </w:r>
+    </w:p>
+    <w:p>
+      <w:pPr>
+        <w:pStyle w:val="PreformattedText"/>
+        <w:spacing w:before="0" w:after="0"/>
+        <w:ind w:hanging="0" w:start="0" w:end="0"/>
+        <w:rPr>
+          <w:rFonts w:ascii="Times New Roman" w:hAnsi="Times New Roman" w:eastAsia="Arial" w:cs="Arial"/>
+          <w:color w:val="000000"/>
+          <w:sz w:val="24"/>
+          <w:szCs w:val="24"/>
+        </w:rPr>
+      </w:pPr>
+      <w:r>
+        <w:rPr>
+          <w:rStyle w:val="SourceText"/>
+          <w:rFonts w:ascii="var font-mono" w:hAnsi="var font-mono"/>
+          <w:color w:val="0051C2"/>
+          <w:sz w:val="24"/>
+          <w:szCs w:val="24"/>
+          <w:shd w:fill="auto" w:val="clear"/>
+        </w:rPr>
+        <w:t>nano</w:t>
+      </w:r>
+      <w:r>
+        <w:rPr>
+          <w:rStyle w:val="SourceText"/>
+          <w:rFonts w:ascii="var font-mono" w:hAnsi="var font-mono"/>
+          <w:color w:val="14181F"/>
+          <w:sz w:val="24"/>
+          <w:szCs w:val="24"/>
+          <w:shd w:fill="auto" w:val="clear"/>
+        </w:rPr>
+        <w:t xml:space="preserve"> /Users/ncm/Pictures/Mohangraphy/Scripts/blog_posts.json</w:t>
+      </w:r>
+    </w:p>
+    <w:p>
+      <w:pPr>
+        <w:pStyle w:val="BodyText"/>
+        <w:spacing w:lineRule="auto" w:line="240" w:before="0" w:after="0"/>
+        <w:rPr>
+          <w:rFonts w:ascii="Times New Roman" w:hAnsi="Times New Roman"/>
+          <w:color w:val="000000"/>
+        </w:rPr>
+      </w:pPr>
+      <w:r>
+        <w:rPr>
+          <w:rFonts w:ascii="Times New Roman" w:hAnsi="Times New Roman"/>
+          <w:color w:val="000000"/>
+        </w:rPr>
+        <w:t xml:space="preserve">Use arrow keys to navigate, </w:t>
+      </w:r>
+      <w:r>
+        <w:rPr>
+          <w:rStyle w:val="SourceText"/>
+          <w:rFonts w:ascii="Times New Roman" w:hAnsi="Times New Roman"/>
+          <w:color w:val="000000"/>
+        </w:rPr>
+        <w:t>Ctrl+O</w:t>
+      </w:r>
+      <w:r>
+        <w:rPr>
+          <w:rFonts w:ascii="Times New Roman" w:hAnsi="Times New Roman"/>
+          <w:color w:val="000000"/>
+        </w:rPr>
+        <w:t xml:space="preserve"> to save, </w:t>
+      </w:r>
+      <w:r>
+        <w:rPr>
+          <w:rStyle w:val="SourceText"/>
+          <w:rFonts w:ascii="Times New Roman" w:hAnsi="Times New Roman"/>
+          <w:color w:val="000000"/>
+        </w:rPr>
+        <w:t>Ctrl+X</w:t>
+      </w:r>
+      <w:r>
+        <w:rPr>
+          <w:rFonts w:ascii="Times New Roman" w:hAnsi="Times New Roman"/>
+          <w:color w:val="000000"/>
+        </w:rPr>
+        <w:t xml:space="preserve"> to exit.</w:t>
+      </w:r>
+    </w:p>
+    <w:p>
+      <w:pPr>
+        <w:pStyle w:val="HorizontalLine"/>
+        <w:spacing w:before="0" w:after="0"/>
+        <w:rPr>
+          <w:rFonts w:ascii="Times New Roman" w:hAnsi="Times New Roman"/>
+          <w:color w:val="000000"/>
+          <w:sz w:val="24"/>
+          <w:szCs w:val="24"/>
+        </w:rPr>
+      </w:pPr>
+      <w:r>
+        <w:rPr>
+          <w:rFonts w:ascii="Times New Roman" w:hAnsi="Times New Roman"/>
+          <w:color w:val="000000"/>
+          <w:sz w:val="24"/>
+          <w:szCs w:val="24"/>
+        </w:rPr>
+      </w:r>
+    </w:p>
+    <w:p>
+      <w:pPr>
+        <w:pStyle w:val="Heading2"/>
+        <w:spacing w:before="0" w:after="0"/>
+        <w:rPr>
+          <w:rFonts w:ascii="Times New Roman" w:hAnsi="Times New Roman"/>
+          <w:color w:val="000000"/>
+          <w:sz w:val="24"/>
+          <w:szCs w:val="24"/>
+        </w:rPr>
+      </w:pPr>
+      <w:r>
+        <w:rPr>
+          <w:rFonts w:ascii="Times New Roman" w:hAnsi="Times New Roman"/>
+          <w:color w:val="000000"/>
+          <w:sz w:val="24"/>
+          <w:szCs w:val="24"/>
+        </w:rPr>
+        <w:t xml:space="preserve">The </w:t>
+      </w:r>
+      <w:r>
+        <w:rPr>
+          <w:rStyle w:val="SourceText"/>
+          <w:rFonts w:ascii="Times New Roman" w:hAnsi="Times New Roman"/>
+          <w:color w:val="000000"/>
+          <w:sz w:val="24"/>
+          <w:szCs w:val="24"/>
+        </w:rPr>
+        <w:t>"body"</w:t>
+      </w:r>
+      <w:r>
+        <w:rPr>
+          <w:rFonts w:ascii="Times New Roman" w:hAnsi="Times New Roman"/>
+          <w:color w:val="000000"/>
+          <w:sz w:val="24"/>
+          <w:szCs w:val="24"/>
+        </w:rPr>
+        <w:t xml:space="preserve"> field format</w:t>
+      </w:r>
+    </w:p>
+    <w:p>
+      <w:pPr>
+        <w:pStyle w:val="BodyText"/>
+        <w:spacing w:lineRule="auto" w:line="240" w:before="0" w:after="0"/>
+        <w:rPr>
+          <w:rFonts w:ascii="Times New Roman" w:hAnsi="Times New Roman"/>
+          <w:color w:val="000000"/>
+        </w:rPr>
+      </w:pPr>
+      <w:r>
+        <w:rPr>
+          <w:rFonts w:ascii="Times New Roman" w:hAnsi="Times New Roman"/>
+          <w:color w:val="000000"/>
+        </w:rPr>
+        <w:t xml:space="preserve">In </w:t>
+      </w:r>
+      <w:r>
+        <w:rPr>
+          <w:rStyle w:val="SourceText"/>
+          <w:rFonts w:ascii="Times New Roman" w:hAnsi="Times New Roman"/>
+          <w:color w:val="000000"/>
+        </w:rPr>
+        <w:t>blog_posts.json</w:t>
+      </w:r>
+      <w:r>
+        <w:rPr>
+          <w:rFonts w:ascii="Times New Roman" w:hAnsi="Times New Roman"/>
+          <w:color w:val="000000"/>
+        </w:rPr>
+        <w:t>, write your article like this:</w:t>
+      </w:r>
+    </w:p>
+    <w:p>
+      <w:pPr>
+        <w:pStyle w:val="BodyText"/>
+        <w:spacing w:lineRule="auto" w:line="240" w:before="0" w:after="0"/>
+        <w:ind w:hanging="0" w:start="0" w:end="0"/>
+        <w:rPr>
+          <w:rFonts w:ascii="Times New Roman" w:hAnsi="Times New Roman"/>
+          <w:color w:val="000000"/>
+        </w:rPr>
+      </w:pPr>
+      <w:r>
+        <w:rPr>
+          <w:rFonts w:ascii="Times New Roman" w:hAnsi="Times New Roman"/>
+          <w:color w:val="000000"/>
+        </w:rPr>
+        <w:t>json</w:t>
+      </w:r>
+    </w:p>
+    <w:p>
+      <w:pPr>
+        <w:pStyle w:val="PreformattedText"/>
+        <w:spacing w:before="0" w:after="0"/>
+        <w:ind w:hanging="0" w:start="0" w:end="0"/>
+        <w:rPr>
+          <w:rFonts w:ascii="Times New Roman" w:hAnsi="Times New Roman" w:eastAsia="Arial" w:cs="Arial"/>
+          <w:color w:val="000000"/>
+          <w:sz w:val="24"/>
+          <w:szCs w:val="24"/>
+        </w:rPr>
+      </w:pPr>
+      <w:r>
+        <w:rPr>
+          <w:rStyle w:val="SourceText"/>
+          <w:rFonts w:ascii="var font-mono" w:hAnsi="var font-mono"/>
+          <w:color w:val="B80A18"/>
+          <w:sz w:val="24"/>
+          <w:szCs w:val="24"/>
+          <w:shd w:fill="auto" w:val="clear"/>
+        </w:rPr>
+        <w:t>"body"</w:t>
+      </w:r>
+      <w:r>
+        <w:rPr>
+          <w:rStyle w:val="SourceText"/>
+          <w:rFonts w:ascii="var font-mono" w:hAnsi="var font-mono"/>
+          <w:color w:val="14181F"/>
+          <w:sz w:val="24"/>
+          <w:szCs w:val="24"/>
+          <w:shd w:fill="auto" w:val="clear"/>
+        </w:rPr>
+        <w:t xml:space="preserve">: </w:t>
+      </w:r>
+      <w:r>
+        <w:rPr>
+          <w:rStyle w:val="SourceText"/>
+          <w:rFonts w:ascii="var font-mono" w:hAnsi="var font-mono"/>
+          <w:color w:val="008000"/>
+          <w:sz w:val="24"/>
+          <w:szCs w:val="24"/>
+          <w:shd w:fill="auto" w:val="clear"/>
+        </w:rPr>
+        <w:t>"First paragraph text here.\n\nSecond paragraph after a blank line.\n\nThird paragraph."</w:t>
+      </w:r>
+    </w:p>
+    <w:p>
+      <w:pPr>
+        <w:pStyle w:val="BodyText"/>
+        <w:numPr>
+          <w:ilvl w:val="0"/>
+          <w:numId w:val="7"/>
+        </w:numPr>
+        <w:tabs>
+          <w:tab w:val="clear" w:pos="720"/>
+          <w:tab w:val="left" w:pos="0" w:leader="none"/>
+        </w:tabs>
+        <w:spacing w:lineRule="auto" w:line="240" w:before="0" w:after="0"/>
+        <w:ind w:hanging="283" w:start="709"/>
+        <w:rPr>
+          <w:rFonts w:ascii="Times New Roman" w:hAnsi="Times New Roman"/>
+          <w:color w:val="000000"/>
+        </w:rPr>
+      </w:pPr>
+      <w:r>
+        <w:rPr>
+          <w:rStyle w:val="SourceText"/>
+          <w:rFonts w:ascii="Times New Roman" w:hAnsi="Times New Roman"/>
+          <w:color w:val="000000"/>
+        </w:rPr>
+        <w:t>\n\n</w:t>
+      </w:r>
+      <w:r>
+        <w:rPr>
+          <w:rFonts w:ascii="Times New Roman" w:hAnsi="Times New Roman"/>
+          <w:color w:val="000000"/>
+        </w:rPr>
+        <w:t xml:space="preserve"> = blank line between paragraphs </w:t>
+      </w:r>
+    </w:p>
+    <w:p>
+      <w:pPr>
+        <w:pStyle w:val="BodyText"/>
+        <w:numPr>
+          <w:ilvl w:val="0"/>
+          <w:numId w:val="7"/>
+        </w:numPr>
+        <w:tabs>
+          <w:tab w:val="clear" w:pos="720"/>
+          <w:tab w:val="left" w:pos="0" w:leader="none"/>
+        </w:tabs>
+        <w:spacing w:lineRule="auto" w:line="240" w:before="0" w:after="0"/>
+        <w:ind w:hanging="283" w:start="709"/>
+        <w:rPr>
+          <w:rFonts w:ascii="Times New Roman" w:hAnsi="Times New Roman"/>
+          <w:color w:val="000000"/>
+        </w:rPr>
+      </w:pPr>
+      <w:r>
+        <w:rPr>
+          <w:rStyle w:val="SourceText"/>
+          <w:rFonts w:ascii="Times New Roman" w:hAnsi="Times New Roman"/>
+          <w:color w:val="000000"/>
+        </w:rPr>
+        <w:t>\n</w:t>
+      </w:r>
+      <w:r>
+        <w:rPr>
+          <w:rFonts w:ascii="Times New Roman" w:hAnsi="Times New Roman"/>
+          <w:color w:val="000000"/>
+        </w:rPr>
+        <w:t xml:space="preserve"> = line break within a paragraph </w:t>
+      </w:r>
+    </w:p>
+    <w:p>
+      <w:pPr>
+        <w:pStyle w:val="BodyText"/>
+        <w:numPr>
+          <w:ilvl w:val="0"/>
+          <w:numId w:val="7"/>
+        </w:numPr>
+        <w:tabs>
+          <w:tab w:val="clear" w:pos="720"/>
+          <w:tab w:val="left" w:pos="0" w:leader="none"/>
+        </w:tabs>
+        <w:spacing w:lineRule="auto" w:line="240" w:before="0" w:after="0"/>
+        <w:ind w:hanging="283" w:start="709"/>
+        <w:rPr>
+          <w:rFonts w:ascii="Times New Roman" w:hAnsi="Times New Roman"/>
+          <w:color w:val="000000"/>
+        </w:rPr>
+      </w:pPr>
+      <w:r>
+        <w:rPr>
+          <w:rFonts w:ascii="Times New Roman" w:hAnsi="Times New Roman"/>
+          <w:color w:val="000000"/>
+        </w:rPr>
+        <w:t xml:space="preserve">The site renders each paragraph as its own </w:t>
+      </w:r>
+      <w:r>
+        <w:rPr>
+          <w:rStyle w:val="SourceText"/>
+          <w:rFonts w:ascii="Times New Roman" w:hAnsi="Times New Roman"/>
+          <w:color w:val="000000"/>
+        </w:rPr>
+        <w:t>&lt;p&gt;</w:t>
+      </w:r>
+      <w:r>
+        <w:rPr>
+          <w:rFonts w:ascii="Times New Roman" w:hAnsi="Times New Roman"/>
+          <w:color w:val="000000"/>
+        </w:rPr>
+        <w:t xml:space="preserve"> block </w:t>
+      </w:r>
+    </w:p>
+    <w:p>
+      <w:pPr>
+        <w:pStyle w:val="HorizontalLine"/>
+        <w:spacing w:before="0" w:after="0"/>
+        <w:rPr>
+          <w:rFonts w:ascii="Times New Roman" w:hAnsi="Times New Roman"/>
+          <w:color w:val="000000"/>
+          <w:sz w:val="24"/>
+          <w:szCs w:val="24"/>
+        </w:rPr>
+      </w:pPr>
+      <w:r>
+        <w:rPr>
+          <w:rFonts w:ascii="Times New Roman" w:hAnsi="Times New Roman"/>
+          <w:color w:val="000000"/>
+          <w:sz w:val="24"/>
+          <w:szCs w:val="24"/>
+        </w:rPr>
+      </w:r>
+    </w:p>
+    <w:p>
+      <w:pPr>
+        <w:pStyle w:val="BodyText"/>
+        <w:spacing w:lineRule="auto" w:line="240" w:before="0" w:after="0"/>
+        <w:rPr>
+          <w:rFonts w:ascii="Times New Roman" w:hAnsi="Times New Roman"/>
+          <w:color w:val="000000"/>
+        </w:rPr>
+      </w:pPr>
+      <w:r>
+        <w:rPr>
+          <w:rStyle w:val="Strong"/>
+          <w:rFonts w:ascii="Times New Roman" w:hAnsi="Times New Roman"/>
+          <w:color w:val="000000"/>
+        </w:rPr>
+        <w:t>Recommended workflow for a long article:</w:t>
+      </w:r>
+    </w:p>
+    <w:p>
+      <w:pPr>
+        <w:pStyle w:val="BodyText"/>
+        <w:numPr>
+          <w:ilvl w:val="0"/>
+          <w:numId w:val="8"/>
+        </w:numPr>
+        <w:tabs>
+          <w:tab w:val="clear" w:pos="720"/>
+          <w:tab w:val="left" w:pos="0" w:leader="none"/>
+        </w:tabs>
+        <w:spacing w:lineRule="auto" w:line="240" w:before="0" w:after="0"/>
+        <w:ind w:hanging="283" w:start="709"/>
+        <w:rPr>
+          <w:rFonts w:ascii="Times New Roman" w:hAnsi="Times New Roman"/>
+          <w:color w:val="000000"/>
+        </w:rPr>
+      </w:pPr>
+      <w:r>
+        <w:rPr>
+          <w:rFonts w:ascii="Times New Roman" w:hAnsi="Times New Roman"/>
+          <w:color w:val="000000"/>
+        </w:rPr>
+        <w:t xml:space="preserve">Write it in Notes or Pages on your Mac </w:t>
+      </w:r>
+    </w:p>
+    <w:p>
+      <w:pPr>
+        <w:pStyle w:val="BodyText"/>
+        <w:numPr>
+          <w:ilvl w:val="0"/>
+          <w:numId w:val="8"/>
+        </w:numPr>
+        <w:tabs>
+          <w:tab w:val="clear" w:pos="720"/>
+          <w:tab w:val="left" w:pos="0" w:leader="none"/>
+        </w:tabs>
+        <w:spacing w:lineRule="auto" w:line="240" w:before="0" w:after="0"/>
+        <w:ind w:hanging="283" w:start="709"/>
+        <w:rPr>
+          <w:rFonts w:ascii="Times New Roman" w:hAnsi="Times New Roman"/>
+          <w:color w:val="000000"/>
+        </w:rPr>
+      </w:pPr>
+      <w:r>
+        <w:rPr>
+          <w:rFonts w:ascii="Times New Roman" w:hAnsi="Times New Roman"/>
+          <w:color w:val="000000"/>
+        </w:rPr>
+        <w:t xml:space="preserve">Open </w:t>
+      </w:r>
+      <w:r>
+        <w:rPr>
+          <w:rStyle w:val="SourceText"/>
+          <w:rFonts w:ascii="Times New Roman" w:hAnsi="Times New Roman"/>
+          <w:color w:val="000000"/>
+        </w:rPr>
+        <w:t>blog_posts.json</w:t>
+      </w:r>
+      <w:r>
+        <w:rPr>
+          <w:rFonts w:ascii="Times New Roman" w:hAnsi="Times New Roman"/>
+          <w:color w:val="000000"/>
+        </w:rPr>
+        <w:t xml:space="preserve"> in VS Code or nano </w:t>
+      </w:r>
+    </w:p>
+    <w:p>
+      <w:pPr>
+        <w:pStyle w:val="BodyText"/>
+        <w:numPr>
+          <w:ilvl w:val="0"/>
+          <w:numId w:val="8"/>
+        </w:numPr>
+        <w:tabs>
+          <w:tab w:val="clear" w:pos="720"/>
+          <w:tab w:val="left" w:pos="0" w:leader="none"/>
+        </w:tabs>
+        <w:spacing w:lineRule="auto" w:line="240" w:before="0" w:after="0"/>
+        <w:ind w:hanging="283" w:start="709"/>
+        <w:rPr>
+          <w:rFonts w:ascii="Times New Roman" w:hAnsi="Times New Roman"/>
+          <w:color w:val="000000"/>
+        </w:rPr>
+      </w:pPr>
+      <w:r>
+        <w:rPr>
+          <w:rFonts w:ascii="Times New Roman" w:hAnsi="Times New Roman"/>
+          <w:color w:val="000000"/>
+        </w:rPr>
+        <w:t xml:space="preserve">Paste the text into the </w:t>
+      </w:r>
+      <w:r>
+        <w:rPr>
+          <w:rStyle w:val="SourceText"/>
+          <w:rFonts w:ascii="Times New Roman" w:hAnsi="Times New Roman"/>
+          <w:color w:val="000000"/>
+        </w:rPr>
+        <w:t>"body"</w:t>
+      </w:r>
+      <w:r>
+        <w:rPr>
+          <w:rFonts w:ascii="Times New Roman" w:hAnsi="Times New Roman"/>
+          <w:color w:val="000000"/>
+        </w:rPr>
+        <w:t xml:space="preserve"> field, replacing </w:t>
+      </w:r>
+      <w:r>
+        <w:rPr>
+          <w:rStyle w:val="SourceText"/>
+          <w:rFonts w:ascii="Times New Roman" w:hAnsi="Times New Roman"/>
+          <w:color w:val="000000"/>
+        </w:rPr>
+        <w:t>\n</w:t>
+      </w:r>
+      <w:r>
+        <w:rPr>
+          <w:rFonts w:ascii="Times New Roman" w:hAnsi="Times New Roman"/>
+          <w:color w:val="000000"/>
+        </w:rPr>
+        <w:t xml:space="preserve"> for line breaks </w:t>
+      </w:r>
+    </w:p>
+    <w:p>
+      <w:pPr>
+        <w:pStyle w:val="BodyText"/>
+        <w:numPr>
+          <w:ilvl w:val="0"/>
+          <w:numId w:val="8"/>
+        </w:numPr>
+        <w:tabs>
+          <w:tab w:val="clear" w:pos="720"/>
+          <w:tab w:val="left" w:pos="0" w:leader="none"/>
+        </w:tabs>
+        <w:spacing w:lineRule="auto" w:line="240" w:before="0" w:after="0"/>
+        <w:ind w:hanging="283" w:start="709"/>
+        <w:rPr>
+          <w:rFonts w:ascii="Times New Roman" w:hAnsi="Times New Roman"/>
+          <w:color w:val="000000"/>
+        </w:rPr>
+      </w:pPr>
+      <w:r>
+        <w:rPr>
+          <w:rFonts w:ascii="Times New Roman" w:hAnsi="Times New Roman"/>
+          <w:color w:val="000000"/>
+        </w:rPr>
+        <w:t xml:space="preserve">Run </w:t>
+      </w:r>
+      <w:r>
+        <w:rPr>
+          <w:rStyle w:val="SourceText"/>
+          <w:rFonts w:ascii="Times New Roman" w:hAnsi="Times New Roman"/>
+          <w:color w:val="000000"/>
+        </w:rPr>
+        <w:t>Claude_mohangraphy.py</w:t>
+      </w:r>
+      <w:r>
+        <w:rPr>
+          <w:rFonts w:ascii="Times New Roman" w:hAnsi="Times New Roman"/>
+          <w:color w:val="000000"/>
+        </w:rPr>
+        <w:t xml:space="preserve"> to publish </w:t>
+      </w:r>
+    </w:p>
+    <w:p>
+      <w:pPr>
+        <w:pStyle w:val="BodyText"/>
+        <w:spacing w:lineRule="auto" w:line="240" w:before="0" w:after="0"/>
+        <w:rPr>
+          <w:rFonts w:ascii="Times New Roman" w:hAnsi="Times New Roman"/>
+          <w:color w:val="000000"/>
+        </w:rPr>
+      </w:pPr>
+      <w:r>
+        <w:rPr>
+          <w:rFonts w:ascii="Times New Roman" w:hAnsi="Times New Roman"/>
+          <w:color w:val="000000"/>
+        </w:rPr>
+      </w:r>
+    </w:p>
+    <w:p>
+      <w:pPr>
+        <w:pStyle w:val="BodyText"/>
+        <w:spacing w:lineRule="auto" w:line="240" w:before="0" w:after="0"/>
+        <w:rPr>
+          <w:rFonts w:ascii="Times New Roman" w:hAnsi="Times New Roman"/>
+          <w:b/>
+          <w:bCs/>
+          <w:color w:val="000000"/>
+        </w:rPr>
+      </w:pPr>
+      <w:r>
+        <w:rPr>
+          <w:rFonts w:ascii="Times New Roman" w:hAnsi="Times New Roman"/>
+          <w:b/>
+          <w:bCs/>
+          <w:color w:val="000000"/>
+        </w:rPr>
+        <w:t>To delete all posts in Blog</w:t>
+      </w:r>
+    </w:p>
+    <w:p>
+      <w:pPr>
+        <w:pStyle w:val="BodyText"/>
+        <w:spacing w:lineRule="auto" w:line="240" w:before="0" w:after="0"/>
+        <w:rPr>
+          <w:rFonts w:ascii="Times New Roman" w:hAnsi="Times New Roman"/>
+          <w:color w:val="000000"/>
+        </w:rPr>
+      </w:pPr>
+      <w:r>
+        <w:rPr>
+          <w:rFonts w:ascii="Times New Roman" w:hAnsi="Times New Roman"/>
+          <w:color w:val="000000"/>
+        </w:rPr>
+        <w:t xml:space="preserve">Open </w:t>
+      </w:r>
+      <w:r>
+        <w:rPr>
+          <w:rStyle w:val="SourceText"/>
+          <w:rFonts w:ascii="Times New Roman" w:hAnsi="Times New Roman"/>
+          <w:color w:val="000000"/>
+        </w:rPr>
+        <w:t>blog_posts.json</w:t>
+      </w:r>
+      <w:r>
+        <w:rPr>
+          <w:rFonts w:ascii="Times New Roman" w:hAnsi="Times New Roman"/>
+          <w:color w:val="000000"/>
+        </w:rPr>
+        <w:t xml:space="preserve"> and replace the entire contents with an empty array:</w:t>
+      </w:r>
+    </w:p>
+    <w:p>
+      <w:pPr>
+        <w:pStyle w:val="BodyText"/>
+        <w:spacing w:lineRule="auto" w:line="240" w:before="0" w:after="0"/>
+        <w:ind w:hanging="0" w:start="0" w:end="0"/>
+        <w:rPr>
+          <w:rFonts w:ascii="Times New Roman" w:hAnsi="Times New Roman"/>
+          <w:color w:val="000000"/>
+        </w:rPr>
+      </w:pPr>
+      <w:r>
+        <w:rPr>
+          <w:rFonts w:ascii="Times New Roman" w:hAnsi="Times New Roman"/>
+          <w:color w:val="000000"/>
+        </w:rPr>
+        <w:t>bash</w:t>
+      </w:r>
+    </w:p>
+    <w:p>
+      <w:pPr>
+        <w:pStyle w:val="PreformattedText"/>
+        <w:spacing w:before="0" w:after="0"/>
+        <w:ind w:hanging="0" w:start="0" w:end="0"/>
+        <w:rPr>
+          <w:rFonts w:ascii="Times New Roman" w:hAnsi="Times New Roman" w:eastAsia="Arial" w:cs="Arial"/>
+          <w:color w:val="000000"/>
+          <w:sz w:val="24"/>
+          <w:szCs w:val="24"/>
+        </w:rPr>
+      </w:pPr>
+      <w:r>
+        <w:rPr>
+          <w:rStyle w:val="SourceText"/>
+          <w:rFonts w:ascii="var font-mono" w:hAnsi="var font-mono"/>
+          <w:color w:val="B34A00"/>
+          <w:sz w:val="24"/>
+          <w:szCs w:val="24"/>
+          <w:shd w:fill="auto" w:val="clear"/>
+        </w:rPr>
+        <w:t>echo</w:t>
+      </w:r>
+      <w:r>
+        <w:rPr>
+          <w:rStyle w:val="SourceText"/>
+          <w:rFonts w:ascii="var font-mono" w:hAnsi="var font-mono"/>
+          <w:color w:val="14181F"/>
+          <w:sz w:val="24"/>
+          <w:szCs w:val="24"/>
+          <w:shd w:fill="auto" w:val="clear"/>
+        </w:rPr>
+        <w:t xml:space="preserve"> </w:t>
+      </w:r>
+      <w:r>
+        <w:rPr>
+          <w:rStyle w:val="SourceText"/>
+          <w:rFonts w:ascii="var font-mono" w:hAnsi="var font-mono"/>
+          <w:color w:val="008000"/>
+          <w:sz w:val="24"/>
+          <w:szCs w:val="24"/>
+          <w:shd w:fill="auto" w:val="clear"/>
+        </w:rPr>
+        <w:t>'[]'</w:t>
+      </w:r>
+      <w:r>
+        <w:rPr>
+          <w:rStyle w:val="SourceText"/>
+          <w:rFonts w:ascii="var font-mono" w:hAnsi="var font-mono"/>
+          <w:color w:val="14181F"/>
+          <w:sz w:val="24"/>
+          <w:szCs w:val="24"/>
+          <w:shd w:fill="auto" w:val="clear"/>
+        </w:rPr>
+        <w:t xml:space="preserve"> &gt; /Users/ncm/Pictures/Mohangraphy/Scripts/blog_posts.json</w:t>
+      </w:r>
+    </w:p>
+    <w:p>
+      <w:pPr>
+        <w:pStyle w:val="BodyText"/>
+        <w:spacing w:lineRule="auto" w:line="240" w:before="0" w:after="0"/>
+        <w:rPr>
+          <w:rFonts w:ascii="Times New Roman" w:hAnsi="Times New Roman"/>
+          <w:color w:val="000000"/>
+        </w:rPr>
+      </w:pPr>
+      <w:r>
+        <w:rPr>
+          <w:rFonts w:ascii="Times New Roman" w:hAnsi="Times New Roman"/>
+          <w:color w:val="000000"/>
+        </w:rPr>
+        <w:t>Then redeploy:</w:t>
+      </w:r>
+    </w:p>
+    <w:p>
+      <w:pPr>
+        <w:pStyle w:val="BodyText"/>
+        <w:spacing w:lineRule="auto" w:line="240" w:before="0" w:after="0"/>
+        <w:ind w:hanging="0" w:start="0" w:end="0"/>
+        <w:rPr>
+          <w:rFonts w:ascii="Times New Roman" w:hAnsi="Times New Roman"/>
+          <w:color w:val="000000"/>
+        </w:rPr>
+      </w:pPr>
+      <w:r>
+        <w:rPr>
+          <w:rFonts w:ascii="Times New Roman" w:hAnsi="Times New Roman"/>
+          <w:color w:val="000000"/>
+        </w:rPr>
+        <w:t>bash</w:t>
+      </w:r>
+    </w:p>
+    <w:p>
+      <w:pPr>
+        <w:pStyle w:val="PreformattedText"/>
+        <w:spacing w:before="0" w:after="0"/>
+        <w:ind w:hanging="0" w:start="0" w:end="0"/>
+        <w:rPr>
+          <w:rFonts w:ascii="Times New Roman" w:hAnsi="Times New Roman" w:eastAsia="Arial" w:cs="Arial"/>
+          <w:color w:val="000000"/>
+          <w:sz w:val="24"/>
+          <w:szCs w:val="24"/>
+        </w:rPr>
+      </w:pPr>
+      <w:r>
+        <w:rPr>
+          <w:rStyle w:val="SourceText"/>
+          <w:rFonts w:ascii="var font-mono" w:hAnsi="var font-mono"/>
+          <w:color w:val="14181F"/>
+          <w:sz w:val="24"/>
+          <w:szCs w:val="24"/>
+          <w:shd w:fill="auto" w:val="clear"/>
+        </w:rPr>
+        <w:t>python3 /Users/ncm/Pictures/Mohangraphy/Scripts/Claude_mohangraphy.py</w:t>
+      </w:r>
+    </w:p>
+    <w:p>
+      <w:pPr>
+        <w:pStyle w:val="BodyText"/>
+        <w:spacing w:lineRule="auto" w:line="240" w:before="0" w:after="0"/>
+        <w:rPr>
+          <w:rFonts w:ascii="Times New Roman" w:hAnsi="Times New Roman"/>
+          <w:color w:val="000000"/>
+        </w:rPr>
+      </w:pPr>
+      <w:r>
+        <w:rPr>
+          <w:rFonts w:ascii="Times New Roman" w:hAnsi="Times New Roman"/>
+          <w:color w:val="000000"/>
+        </w:rPr>
+        <w:t xml:space="preserve">That's it — the Travel Stories page will show "No Stories Yet" until you add a new post via </w:t>
+      </w:r>
+      <w:r>
+        <w:rPr>
+          <w:rStyle w:val="SourceText"/>
+          <w:rFonts w:ascii="Times New Roman" w:hAnsi="Times New Roman"/>
+          <w:color w:val="000000"/>
+        </w:rPr>
+        <w:t>blog_editor.py</w:t>
+      </w:r>
+      <w:r>
+        <w:rPr>
+          <w:rFonts w:ascii="Times New Roman" w:hAnsi="Times New Roman"/>
+          <w:color w:val="000000"/>
+        </w:rPr>
+        <w:t>.</w:t>
+      </w:r>
+    </w:p>
+    <w:p>
+      <w:pPr>
+        <w:pStyle w:val="Normal"/>
+        <w:spacing w:lineRule="auto" w:line="240" w:before="0" w:after="0"/>
+        <w:rPr>
+          <w:rFonts w:ascii="Times New Roman" w:hAnsi="Times New Roman"/>
+          <w:color w:val="000000"/>
+        </w:rPr>
+      </w:pPr>
+      <w:r>
+        <w:rPr>
+          <w:rFonts w:ascii="Times New Roman" w:hAnsi="Times New Roman"/>
+          <w:color w:val="000000"/>
+        </w:rPr>
+      </w:r>
+    </w:p>
     <w:sectPr>
-      <w:headerReference w:type="even" r:id="rId3"/>
-      <w:headerReference w:type="default" r:id="rId4"/>
-      <w:headerReference w:type="first" r:id="rId5"/>
-      <w:footerReference w:type="even" r:id="rId6"/>
-      <w:footerReference w:type="default" r:id="rId7"/>
-      <w:footerReference w:type="first" r:id="rId8"/>
+      <w:headerReference w:type="even" r:id="rId4"/>
+      <w:headerReference w:type="default" r:id="rId5"/>
+      <w:headerReference w:type="first" r:id="rId6"/>
+      <w:footerReference w:type="even" r:id="rId7"/>
+      <w:footerReference w:type="default" r:id="rId8"/>
+      <w:footerReference w:type="first" r:id="rId9"/>
       <w:type w:val="nextPage"/>
       <w:pgSz w:w="12240" w:h="15840"/>
       <w:pgMar w:left="1260" w:right="1260" w:gutter="0" w:header="708" w:top="1440" w:footer="708" w:bottom="1440"/>
@@ -11745,7 +13830,7 @@
         <w:sz w:val="20"/>
         <w:szCs w:val="20"/>
       </w:rPr>
-      <w:t>9</w:t>
+      <w:t>11</w:t>
     </w:r>
     <w:r>
       <w:rPr>
@@ -11873,7 +13958,7 @@
         <w:sz w:val="20"/>
         <w:szCs w:val="20"/>
       </w:rPr>
-      <w:t>9</w:t>
+      <w:t>11</w:t>
     </w:r>
     <w:r>
       <w:rPr>
@@ -12227,6 +14312,774 @@
   <w:abstractNum w:abstractNumId="3">
     <w:lvl w:ilvl="0">
       <w:start w:val="1"/>
+      <w:numFmt w:val="decimal"/>
+      <w:lvlText w:val="%1."/>
+      <w:lvlJc w:val="start"/>
+      <w:pPr>
+        <w:tabs>
+          <w:tab w:val="num" w:pos="709"/>
+        </w:tabs>
+        <w:ind w:start="709" w:hanging="283"/>
+      </w:pPr>
+      <w:rPr/>
+    </w:lvl>
+    <w:lvl w:ilvl="1">
+      <w:start w:val="1"/>
+      <w:numFmt w:val="decimal"/>
+      <w:lvlText w:val="%2."/>
+      <w:lvlJc w:val="start"/>
+      <w:pPr>
+        <w:tabs>
+          <w:tab w:val="num" w:pos="1418"/>
+        </w:tabs>
+        <w:ind w:start="1418" w:hanging="283"/>
+      </w:pPr>
+      <w:rPr/>
+    </w:lvl>
+    <w:lvl w:ilvl="2">
+      <w:start w:val="1"/>
+      <w:numFmt w:val="decimal"/>
+      <w:lvlText w:val="%3."/>
+      <w:lvlJc w:val="start"/>
+      <w:pPr>
+        <w:tabs>
+          <w:tab w:val="num" w:pos="2127"/>
+        </w:tabs>
+        <w:ind w:start="2127" w:hanging="283"/>
+      </w:pPr>
+      <w:rPr/>
+    </w:lvl>
+    <w:lvl w:ilvl="3">
+      <w:start w:val="1"/>
+      <w:numFmt w:val="decimal"/>
+      <w:lvlText w:val="%4."/>
+      <w:lvlJc w:val="start"/>
+      <w:pPr>
+        <w:tabs>
+          <w:tab w:val="num" w:pos="2836"/>
+        </w:tabs>
+        <w:ind w:start="2836" w:hanging="283"/>
+      </w:pPr>
+      <w:rPr/>
+    </w:lvl>
+    <w:lvl w:ilvl="4">
+      <w:start w:val="1"/>
+      <w:numFmt w:val="decimal"/>
+      <w:lvlText w:val="%5."/>
+      <w:lvlJc w:val="start"/>
+      <w:pPr>
+        <w:tabs>
+          <w:tab w:val="num" w:pos="3545"/>
+        </w:tabs>
+        <w:ind w:start="3545" w:hanging="283"/>
+      </w:pPr>
+      <w:rPr/>
+    </w:lvl>
+    <w:lvl w:ilvl="5">
+      <w:start w:val="1"/>
+      <w:numFmt w:val="decimal"/>
+      <w:lvlText w:val="%6."/>
+      <w:lvlJc w:val="start"/>
+      <w:pPr>
+        <w:tabs>
+          <w:tab w:val="num" w:pos="4254"/>
+        </w:tabs>
+        <w:ind w:start="4254" w:hanging="283"/>
+      </w:pPr>
+      <w:rPr/>
+    </w:lvl>
+    <w:lvl w:ilvl="6">
+      <w:start w:val="1"/>
+      <w:numFmt w:val="decimal"/>
+      <w:lvlText w:val="%7."/>
+      <w:lvlJc w:val="start"/>
+      <w:pPr>
+        <w:tabs>
+          <w:tab w:val="num" w:pos="4963"/>
+        </w:tabs>
+        <w:ind w:start="4963" w:hanging="283"/>
+      </w:pPr>
+      <w:rPr/>
+    </w:lvl>
+    <w:lvl w:ilvl="7">
+      <w:start w:val="1"/>
+      <w:numFmt w:val="decimal"/>
+      <w:lvlText w:val="%8."/>
+      <w:lvlJc w:val="start"/>
+      <w:pPr>
+        <w:tabs>
+          <w:tab w:val="num" w:pos="5672"/>
+        </w:tabs>
+        <w:ind w:start="5672" w:hanging="283"/>
+      </w:pPr>
+      <w:rPr/>
+    </w:lvl>
+    <w:lvl w:ilvl="8">
+      <w:start w:val="1"/>
+      <w:numFmt w:val="decimal"/>
+      <w:lvlText w:val="%9."/>
+      <w:lvlJc w:val="start"/>
+      <w:pPr>
+        <w:tabs>
+          <w:tab w:val="num" w:pos="6381"/>
+        </w:tabs>
+        <w:ind w:start="6381" w:hanging="283"/>
+      </w:pPr>
+      <w:rPr/>
+    </w:lvl>
+  </w:abstractNum>
+  <w:abstractNum w:abstractNumId="4">
+    <w:lvl w:ilvl="0">
+      <w:start w:val="1"/>
+      <w:numFmt w:val="decimal"/>
+      <w:lvlText w:val="%1."/>
+      <w:lvlJc w:val="start"/>
+      <w:pPr>
+        <w:tabs>
+          <w:tab w:val="num" w:pos="709"/>
+        </w:tabs>
+        <w:ind w:start="709" w:hanging="283"/>
+      </w:pPr>
+      <w:rPr/>
+    </w:lvl>
+    <w:lvl w:ilvl="1">
+      <w:start w:val="1"/>
+      <w:numFmt w:val="decimal"/>
+      <w:lvlText w:val="%2."/>
+      <w:lvlJc w:val="start"/>
+      <w:pPr>
+        <w:tabs>
+          <w:tab w:val="num" w:pos="1418"/>
+        </w:tabs>
+        <w:ind w:start="1418" w:hanging="283"/>
+      </w:pPr>
+      <w:rPr/>
+    </w:lvl>
+    <w:lvl w:ilvl="2">
+      <w:start w:val="1"/>
+      <w:numFmt w:val="decimal"/>
+      <w:lvlText w:val="%3."/>
+      <w:lvlJc w:val="start"/>
+      <w:pPr>
+        <w:tabs>
+          <w:tab w:val="num" w:pos="2127"/>
+        </w:tabs>
+        <w:ind w:start="2127" w:hanging="283"/>
+      </w:pPr>
+      <w:rPr/>
+    </w:lvl>
+    <w:lvl w:ilvl="3">
+      <w:start w:val="1"/>
+      <w:numFmt w:val="decimal"/>
+      <w:lvlText w:val="%4."/>
+      <w:lvlJc w:val="start"/>
+      <w:pPr>
+        <w:tabs>
+          <w:tab w:val="num" w:pos="2836"/>
+        </w:tabs>
+        <w:ind w:start="2836" w:hanging="283"/>
+      </w:pPr>
+      <w:rPr/>
+    </w:lvl>
+    <w:lvl w:ilvl="4">
+      <w:start w:val="1"/>
+      <w:numFmt w:val="decimal"/>
+      <w:lvlText w:val="%5."/>
+      <w:lvlJc w:val="start"/>
+      <w:pPr>
+        <w:tabs>
+          <w:tab w:val="num" w:pos="3545"/>
+        </w:tabs>
+        <w:ind w:start="3545" w:hanging="283"/>
+      </w:pPr>
+      <w:rPr/>
+    </w:lvl>
+    <w:lvl w:ilvl="5">
+      <w:start w:val="1"/>
+      <w:numFmt w:val="decimal"/>
+      <w:lvlText w:val="%6."/>
+      <w:lvlJc w:val="start"/>
+      <w:pPr>
+        <w:tabs>
+          <w:tab w:val="num" w:pos="4254"/>
+        </w:tabs>
+        <w:ind w:start="4254" w:hanging="283"/>
+      </w:pPr>
+      <w:rPr/>
+    </w:lvl>
+    <w:lvl w:ilvl="6">
+      <w:start w:val="1"/>
+      <w:numFmt w:val="decimal"/>
+      <w:lvlText w:val="%7."/>
+      <w:lvlJc w:val="start"/>
+      <w:pPr>
+        <w:tabs>
+          <w:tab w:val="num" w:pos="4963"/>
+        </w:tabs>
+        <w:ind w:start="4963" w:hanging="283"/>
+      </w:pPr>
+      <w:rPr/>
+    </w:lvl>
+    <w:lvl w:ilvl="7">
+      <w:start w:val="1"/>
+      <w:numFmt w:val="decimal"/>
+      <w:lvlText w:val="%8."/>
+      <w:lvlJc w:val="start"/>
+      <w:pPr>
+        <w:tabs>
+          <w:tab w:val="num" w:pos="5672"/>
+        </w:tabs>
+        <w:ind w:start="5672" w:hanging="283"/>
+      </w:pPr>
+      <w:rPr/>
+    </w:lvl>
+    <w:lvl w:ilvl="8">
+      <w:start w:val="1"/>
+      <w:numFmt w:val="decimal"/>
+      <w:lvlText w:val="%9."/>
+      <w:lvlJc w:val="start"/>
+      <w:pPr>
+        <w:tabs>
+          <w:tab w:val="num" w:pos="6381"/>
+        </w:tabs>
+        <w:ind w:start="6381" w:hanging="283"/>
+      </w:pPr>
+      <w:rPr/>
+    </w:lvl>
+  </w:abstractNum>
+  <w:abstractNum w:abstractNumId="5">
+    <w:lvl w:ilvl="0">
+      <w:start w:val="1"/>
+      <w:numFmt w:val="bullet"/>
+      <w:lvlText w:val=""/>
+      <w:lvlJc w:val="start"/>
+      <w:pPr>
+        <w:tabs>
+          <w:tab w:val="num" w:pos="709"/>
+        </w:tabs>
+        <w:ind w:start="709" w:hanging="283"/>
+      </w:pPr>
+      <w:rPr>
+        <w:rFonts w:ascii="Symbol" w:hAnsi="Symbol" w:cs="Symbol" w:hint="default"/>
+      </w:rPr>
+    </w:lvl>
+    <w:lvl w:ilvl="1">
+      <w:start w:val="1"/>
+      <w:numFmt w:val="bullet"/>
+      <w:lvlText w:val=""/>
+      <w:lvlJc w:val="start"/>
+      <w:pPr>
+        <w:tabs>
+          <w:tab w:val="num" w:pos="1418"/>
+        </w:tabs>
+        <w:ind w:start="1418" w:hanging="283"/>
+      </w:pPr>
+      <w:rPr>
+        <w:rFonts w:ascii="Symbol" w:hAnsi="Symbol" w:cs="Symbol" w:hint="default"/>
+      </w:rPr>
+    </w:lvl>
+    <w:lvl w:ilvl="2">
+      <w:start w:val="1"/>
+      <w:numFmt w:val="bullet"/>
+      <w:lvlText w:val=""/>
+      <w:lvlJc w:val="start"/>
+      <w:pPr>
+        <w:tabs>
+          <w:tab w:val="num" w:pos="2127"/>
+        </w:tabs>
+        <w:ind w:start="2127" w:hanging="283"/>
+      </w:pPr>
+      <w:rPr>
+        <w:rFonts w:ascii="Symbol" w:hAnsi="Symbol" w:cs="Symbol" w:hint="default"/>
+      </w:rPr>
+    </w:lvl>
+    <w:lvl w:ilvl="3">
+      <w:start w:val="1"/>
+      <w:numFmt w:val="bullet"/>
+      <w:lvlText w:val=""/>
+      <w:lvlJc w:val="start"/>
+      <w:pPr>
+        <w:tabs>
+          <w:tab w:val="num" w:pos="2836"/>
+        </w:tabs>
+        <w:ind w:start="2836" w:hanging="283"/>
+      </w:pPr>
+      <w:rPr>
+        <w:rFonts w:ascii="Symbol" w:hAnsi="Symbol" w:cs="Symbol" w:hint="default"/>
+      </w:rPr>
+    </w:lvl>
+    <w:lvl w:ilvl="4">
+      <w:start w:val="1"/>
+      <w:numFmt w:val="bullet"/>
+      <w:lvlText w:val=""/>
+      <w:lvlJc w:val="start"/>
+      <w:pPr>
+        <w:tabs>
+          <w:tab w:val="num" w:pos="3545"/>
+        </w:tabs>
+        <w:ind w:start="3545" w:hanging="283"/>
+      </w:pPr>
+      <w:rPr>
+        <w:rFonts w:ascii="Symbol" w:hAnsi="Symbol" w:cs="Symbol" w:hint="default"/>
+      </w:rPr>
+    </w:lvl>
+    <w:lvl w:ilvl="5">
+      <w:start w:val="1"/>
+      <w:numFmt w:val="bullet"/>
+      <w:lvlText w:val=""/>
+      <w:lvlJc w:val="start"/>
+      <w:pPr>
+        <w:tabs>
+          <w:tab w:val="num" w:pos="4254"/>
+        </w:tabs>
+        <w:ind w:start="4254" w:hanging="283"/>
+      </w:pPr>
+      <w:rPr>
+        <w:rFonts w:ascii="Symbol" w:hAnsi="Symbol" w:cs="Symbol" w:hint="default"/>
+      </w:rPr>
+    </w:lvl>
+    <w:lvl w:ilvl="6">
+      <w:start w:val="1"/>
+      <w:numFmt w:val="bullet"/>
+      <w:lvlText w:val=""/>
+      <w:lvlJc w:val="start"/>
+      <w:pPr>
+        <w:tabs>
+          <w:tab w:val="num" w:pos="4963"/>
+        </w:tabs>
+        <w:ind w:start="4963" w:hanging="283"/>
+      </w:pPr>
+      <w:rPr>
+        <w:rFonts w:ascii="Symbol" w:hAnsi="Symbol" w:cs="Symbol" w:hint="default"/>
+      </w:rPr>
+    </w:lvl>
+    <w:lvl w:ilvl="7">
+      <w:start w:val="1"/>
+      <w:numFmt w:val="bullet"/>
+      <w:lvlText w:val=""/>
+      <w:lvlJc w:val="start"/>
+      <w:pPr>
+        <w:tabs>
+          <w:tab w:val="num" w:pos="5672"/>
+        </w:tabs>
+        <w:ind w:start="5672" w:hanging="283"/>
+      </w:pPr>
+      <w:rPr>
+        <w:rFonts w:ascii="Symbol" w:hAnsi="Symbol" w:cs="Symbol" w:hint="default"/>
+      </w:rPr>
+    </w:lvl>
+    <w:lvl w:ilvl="8">
+      <w:start w:val="1"/>
+      <w:numFmt w:val="bullet"/>
+      <w:lvlText w:val=""/>
+      <w:lvlJc w:val="start"/>
+      <w:pPr>
+        <w:tabs>
+          <w:tab w:val="num" w:pos="6381"/>
+        </w:tabs>
+        <w:ind w:start="6381" w:hanging="283"/>
+      </w:pPr>
+      <w:rPr>
+        <w:rFonts w:ascii="Symbol" w:hAnsi="Symbol" w:cs="Symbol" w:hint="default"/>
+      </w:rPr>
+    </w:lvl>
+  </w:abstractNum>
+  <w:abstractNum w:abstractNumId="6">
+    <w:lvl w:ilvl="0">
+      <w:start w:val="1"/>
+      <w:numFmt w:val="bullet"/>
+      <w:lvlText w:val=""/>
+      <w:lvlJc w:val="start"/>
+      <w:pPr>
+        <w:tabs>
+          <w:tab w:val="num" w:pos="709"/>
+        </w:tabs>
+        <w:ind w:start="709" w:hanging="283"/>
+      </w:pPr>
+      <w:rPr>
+        <w:rFonts w:ascii="Symbol" w:hAnsi="Symbol" w:cs="Symbol" w:hint="default"/>
+      </w:rPr>
+    </w:lvl>
+    <w:lvl w:ilvl="1">
+      <w:start w:val="1"/>
+      <w:numFmt w:val="bullet"/>
+      <w:lvlText w:val=""/>
+      <w:lvlJc w:val="start"/>
+      <w:pPr>
+        <w:tabs>
+          <w:tab w:val="num" w:pos="1418"/>
+        </w:tabs>
+        <w:ind w:start="1418" w:hanging="283"/>
+      </w:pPr>
+      <w:rPr>
+        <w:rFonts w:ascii="Symbol" w:hAnsi="Symbol" w:cs="Symbol" w:hint="default"/>
+      </w:rPr>
+    </w:lvl>
+    <w:lvl w:ilvl="2">
+      <w:start w:val="1"/>
+      <w:numFmt w:val="bullet"/>
+      <w:lvlText w:val=""/>
+      <w:lvlJc w:val="start"/>
+      <w:pPr>
+        <w:tabs>
+          <w:tab w:val="num" w:pos="2127"/>
+        </w:tabs>
+        <w:ind w:start="2127" w:hanging="283"/>
+      </w:pPr>
+      <w:rPr>
+        <w:rFonts w:ascii="Symbol" w:hAnsi="Symbol" w:cs="Symbol" w:hint="default"/>
+      </w:rPr>
+    </w:lvl>
+    <w:lvl w:ilvl="3">
+      <w:start w:val="1"/>
+      <w:numFmt w:val="bullet"/>
+      <w:lvlText w:val=""/>
+      <w:lvlJc w:val="start"/>
+      <w:pPr>
+        <w:tabs>
+          <w:tab w:val="num" w:pos="2836"/>
+        </w:tabs>
+        <w:ind w:start="2836" w:hanging="283"/>
+      </w:pPr>
+      <w:rPr>
+        <w:rFonts w:ascii="Symbol" w:hAnsi="Symbol" w:cs="Symbol" w:hint="default"/>
+      </w:rPr>
+    </w:lvl>
+    <w:lvl w:ilvl="4">
+      <w:start w:val="1"/>
+      <w:numFmt w:val="bullet"/>
+      <w:lvlText w:val=""/>
+      <w:lvlJc w:val="start"/>
+      <w:pPr>
+        <w:tabs>
+          <w:tab w:val="num" w:pos="3545"/>
+        </w:tabs>
+        <w:ind w:start="3545" w:hanging="283"/>
+      </w:pPr>
+      <w:rPr>
+        <w:rFonts w:ascii="Symbol" w:hAnsi="Symbol" w:cs="Symbol" w:hint="default"/>
+      </w:rPr>
+    </w:lvl>
+    <w:lvl w:ilvl="5">
+      <w:start w:val="1"/>
+      <w:numFmt w:val="bullet"/>
+      <w:lvlText w:val=""/>
+      <w:lvlJc w:val="start"/>
+      <w:pPr>
+        <w:tabs>
+          <w:tab w:val="num" w:pos="4254"/>
+        </w:tabs>
+        <w:ind w:start="4254" w:hanging="283"/>
+      </w:pPr>
+      <w:rPr>
+        <w:rFonts w:ascii="Symbol" w:hAnsi="Symbol" w:cs="Symbol" w:hint="default"/>
+      </w:rPr>
+    </w:lvl>
+    <w:lvl w:ilvl="6">
+      <w:start w:val="1"/>
+      <w:numFmt w:val="bullet"/>
+      <w:lvlText w:val=""/>
+      <w:lvlJc w:val="start"/>
+      <w:pPr>
+        <w:tabs>
+          <w:tab w:val="num" w:pos="4963"/>
+        </w:tabs>
+        <w:ind w:start="4963" w:hanging="283"/>
+      </w:pPr>
+      <w:rPr>
+        <w:rFonts w:ascii="Symbol" w:hAnsi="Symbol" w:cs="Symbol" w:hint="default"/>
+      </w:rPr>
+    </w:lvl>
+    <w:lvl w:ilvl="7">
+      <w:start w:val="1"/>
+      <w:numFmt w:val="bullet"/>
+      <w:lvlText w:val=""/>
+      <w:lvlJc w:val="start"/>
+      <w:pPr>
+        <w:tabs>
+          <w:tab w:val="num" w:pos="5672"/>
+        </w:tabs>
+        <w:ind w:start="5672" w:hanging="283"/>
+      </w:pPr>
+      <w:rPr>
+        <w:rFonts w:ascii="Symbol" w:hAnsi="Symbol" w:cs="Symbol" w:hint="default"/>
+      </w:rPr>
+    </w:lvl>
+    <w:lvl w:ilvl="8">
+      <w:start w:val="1"/>
+      <w:numFmt w:val="bullet"/>
+      <w:lvlText w:val=""/>
+      <w:lvlJc w:val="start"/>
+      <w:pPr>
+        <w:tabs>
+          <w:tab w:val="num" w:pos="6381"/>
+        </w:tabs>
+        <w:ind w:start="6381" w:hanging="283"/>
+      </w:pPr>
+      <w:rPr>
+        <w:rFonts w:ascii="Symbol" w:hAnsi="Symbol" w:cs="Symbol" w:hint="default"/>
+      </w:rPr>
+    </w:lvl>
+  </w:abstractNum>
+  <w:abstractNum w:abstractNumId="7">
+    <w:lvl w:ilvl="0">
+      <w:start w:val="1"/>
+      <w:numFmt w:val="bullet"/>
+      <w:lvlText w:val=""/>
+      <w:lvlJc w:val="start"/>
+      <w:pPr>
+        <w:tabs>
+          <w:tab w:val="num" w:pos="709"/>
+        </w:tabs>
+        <w:ind w:start="709" w:hanging="283"/>
+      </w:pPr>
+      <w:rPr>
+        <w:rFonts w:ascii="Symbol" w:hAnsi="Symbol" w:cs="Symbol" w:hint="default"/>
+      </w:rPr>
+    </w:lvl>
+    <w:lvl w:ilvl="1">
+      <w:start w:val="1"/>
+      <w:numFmt w:val="bullet"/>
+      <w:lvlText w:val=""/>
+      <w:lvlJc w:val="start"/>
+      <w:pPr>
+        <w:tabs>
+          <w:tab w:val="num" w:pos="1418"/>
+        </w:tabs>
+        <w:ind w:start="1418" w:hanging="283"/>
+      </w:pPr>
+      <w:rPr>
+        <w:rFonts w:ascii="Symbol" w:hAnsi="Symbol" w:cs="Symbol" w:hint="default"/>
+      </w:rPr>
+    </w:lvl>
+    <w:lvl w:ilvl="2">
+      <w:start w:val="1"/>
+      <w:numFmt w:val="bullet"/>
+      <w:lvlText w:val=""/>
+      <w:lvlJc w:val="start"/>
+      <w:pPr>
+        <w:tabs>
+          <w:tab w:val="num" w:pos="2127"/>
+        </w:tabs>
+        <w:ind w:start="2127" w:hanging="283"/>
+      </w:pPr>
+      <w:rPr>
+        <w:rFonts w:ascii="Symbol" w:hAnsi="Symbol" w:cs="Symbol" w:hint="default"/>
+      </w:rPr>
+    </w:lvl>
+    <w:lvl w:ilvl="3">
+      <w:start w:val="1"/>
+      <w:numFmt w:val="bullet"/>
+      <w:lvlText w:val=""/>
+      <w:lvlJc w:val="start"/>
+      <w:pPr>
+        <w:tabs>
+          <w:tab w:val="num" w:pos="2836"/>
+        </w:tabs>
+        <w:ind w:start="2836" w:hanging="283"/>
+      </w:pPr>
+      <w:rPr>
+        <w:rFonts w:ascii="Symbol" w:hAnsi="Symbol" w:cs="Symbol" w:hint="default"/>
+      </w:rPr>
+    </w:lvl>
+    <w:lvl w:ilvl="4">
+      <w:start w:val="1"/>
+      <w:numFmt w:val="bullet"/>
+      <w:lvlText w:val=""/>
+      <w:lvlJc w:val="start"/>
+      <w:pPr>
+        <w:tabs>
+          <w:tab w:val="num" w:pos="3545"/>
+        </w:tabs>
+        <w:ind w:start="3545" w:hanging="283"/>
+      </w:pPr>
+      <w:rPr>
+        <w:rFonts w:ascii="Symbol" w:hAnsi="Symbol" w:cs="Symbol" w:hint="default"/>
+      </w:rPr>
+    </w:lvl>
+    <w:lvl w:ilvl="5">
+      <w:start w:val="1"/>
+      <w:numFmt w:val="bullet"/>
+      <w:lvlText w:val=""/>
+      <w:lvlJc w:val="start"/>
+      <w:pPr>
+        <w:tabs>
+          <w:tab w:val="num" w:pos="4254"/>
+        </w:tabs>
+        <w:ind w:start="4254" w:hanging="283"/>
+      </w:pPr>
+      <w:rPr>
+        <w:rFonts w:ascii="Symbol" w:hAnsi="Symbol" w:cs="Symbol" w:hint="default"/>
+      </w:rPr>
+    </w:lvl>
+    <w:lvl w:ilvl="6">
+      <w:start w:val="1"/>
+      <w:numFmt w:val="bullet"/>
+      <w:lvlText w:val=""/>
+      <w:lvlJc w:val="start"/>
+      <w:pPr>
+        <w:tabs>
+          <w:tab w:val="num" w:pos="4963"/>
+        </w:tabs>
+        <w:ind w:start="4963" w:hanging="283"/>
+      </w:pPr>
+      <w:rPr>
+        <w:rFonts w:ascii="Symbol" w:hAnsi="Symbol" w:cs="Symbol" w:hint="default"/>
+      </w:rPr>
+    </w:lvl>
+    <w:lvl w:ilvl="7">
+      <w:start w:val="1"/>
+      <w:numFmt w:val="bullet"/>
+      <w:lvlText w:val=""/>
+      <w:lvlJc w:val="start"/>
+      <w:pPr>
+        <w:tabs>
+          <w:tab w:val="num" w:pos="5672"/>
+        </w:tabs>
+        <w:ind w:start="5672" w:hanging="283"/>
+      </w:pPr>
+      <w:rPr>
+        <w:rFonts w:ascii="Symbol" w:hAnsi="Symbol" w:cs="Symbol" w:hint="default"/>
+      </w:rPr>
+    </w:lvl>
+    <w:lvl w:ilvl="8">
+      <w:start w:val="1"/>
+      <w:numFmt w:val="bullet"/>
+      <w:lvlText w:val=""/>
+      <w:lvlJc w:val="start"/>
+      <w:pPr>
+        <w:tabs>
+          <w:tab w:val="num" w:pos="6381"/>
+        </w:tabs>
+        <w:ind w:start="6381" w:hanging="283"/>
+      </w:pPr>
+      <w:rPr>
+        <w:rFonts w:ascii="Symbol" w:hAnsi="Symbol" w:cs="Symbol" w:hint="default"/>
+      </w:rPr>
+    </w:lvl>
+  </w:abstractNum>
+  <w:abstractNum w:abstractNumId="8">
+    <w:lvl w:ilvl="0">
+      <w:start w:val="1"/>
+      <w:numFmt w:val="decimal"/>
+      <w:lvlText w:val="%1."/>
+      <w:lvlJc w:val="start"/>
+      <w:pPr>
+        <w:tabs>
+          <w:tab w:val="num" w:pos="709"/>
+        </w:tabs>
+        <w:ind w:start="709" w:hanging="283"/>
+      </w:pPr>
+      <w:rPr/>
+    </w:lvl>
+    <w:lvl w:ilvl="1">
+      <w:start w:val="1"/>
+      <w:numFmt w:val="decimal"/>
+      <w:lvlText w:val="%2."/>
+      <w:lvlJc w:val="start"/>
+      <w:pPr>
+        <w:tabs>
+          <w:tab w:val="num" w:pos="1418"/>
+        </w:tabs>
+        <w:ind w:start="1418" w:hanging="283"/>
+      </w:pPr>
+      <w:rPr/>
+    </w:lvl>
+    <w:lvl w:ilvl="2">
+      <w:start w:val="1"/>
+      <w:numFmt w:val="decimal"/>
+      <w:lvlText w:val="%3."/>
+      <w:lvlJc w:val="start"/>
+      <w:pPr>
+        <w:tabs>
+          <w:tab w:val="num" w:pos="2127"/>
+        </w:tabs>
+        <w:ind w:start="2127" w:hanging="283"/>
+      </w:pPr>
+      <w:rPr/>
+    </w:lvl>
+    <w:lvl w:ilvl="3">
+      <w:start w:val="1"/>
+      <w:numFmt w:val="decimal"/>
+      <w:lvlText w:val="%4."/>
+      <w:lvlJc w:val="start"/>
+      <w:pPr>
+        <w:tabs>
+          <w:tab w:val="num" w:pos="2836"/>
+        </w:tabs>
+        <w:ind w:start="2836" w:hanging="283"/>
+      </w:pPr>
+      <w:rPr/>
+    </w:lvl>
+    <w:lvl w:ilvl="4">
+      <w:start w:val="1"/>
+      <w:numFmt w:val="decimal"/>
+      <w:lvlText w:val="%5."/>
+      <w:lvlJc w:val="start"/>
+      <w:pPr>
+        <w:tabs>
+          <w:tab w:val="num" w:pos="3545"/>
+        </w:tabs>
+        <w:ind w:start="3545" w:hanging="283"/>
+      </w:pPr>
+      <w:rPr/>
+    </w:lvl>
+    <w:lvl w:ilvl="5">
+      <w:start w:val="1"/>
+      <w:numFmt w:val="decimal"/>
+      <w:lvlText w:val="%6."/>
+      <w:lvlJc w:val="start"/>
+      <w:pPr>
+        <w:tabs>
+          <w:tab w:val="num" w:pos="4254"/>
+        </w:tabs>
+        <w:ind w:start="4254" w:hanging="283"/>
+      </w:pPr>
+      <w:rPr/>
+    </w:lvl>
+    <w:lvl w:ilvl="6">
+      <w:start w:val="1"/>
+      <w:numFmt w:val="decimal"/>
+      <w:lvlText w:val="%7."/>
+      <w:lvlJc w:val="start"/>
+      <w:pPr>
+        <w:tabs>
+          <w:tab w:val="num" w:pos="4963"/>
+        </w:tabs>
+        <w:ind w:start="4963" w:hanging="283"/>
+      </w:pPr>
+      <w:rPr/>
+    </w:lvl>
+    <w:lvl w:ilvl="7">
+      <w:start w:val="1"/>
+      <w:numFmt w:val="decimal"/>
+      <w:lvlText w:val="%8."/>
+      <w:lvlJc w:val="start"/>
+      <w:pPr>
+        <w:tabs>
+          <w:tab w:val="num" w:pos="5672"/>
+        </w:tabs>
+        <w:ind w:start="5672" w:hanging="283"/>
+      </w:pPr>
+      <w:rPr/>
+    </w:lvl>
+    <w:lvl w:ilvl="8">
+      <w:start w:val="1"/>
+      <w:numFmt w:val="decimal"/>
+      <w:lvlText w:val="%9."/>
+      <w:lvlJc w:val="start"/>
+      <w:pPr>
+        <w:tabs>
+          <w:tab w:val="num" w:pos="6381"/>
+        </w:tabs>
+        <w:ind w:start="6381" w:hanging="283"/>
+      </w:pPr>
+      <w:rPr/>
+    </w:lvl>
+  </w:abstractNum>
+  <w:abstractNum w:abstractNumId="9">
+    <w:lvl w:ilvl="0">
+      <w:start w:val="1"/>
       <w:numFmt w:val="none"/>
       <w:suff w:val="nothing"/>
       <w:lvlText w:val=""/>
@@ -12353,6 +15206,24 @@
     <w:abstractNumId w:val="3"/>
   </w:num>
   <w:num w:numId="4">
+    <w:abstractNumId w:val="4"/>
+  </w:num>
+  <w:num w:numId="5">
+    <w:abstractNumId w:val="5"/>
+  </w:num>
+  <w:num w:numId="6">
+    <w:abstractNumId w:val="6"/>
+  </w:num>
+  <w:num w:numId="7">
+    <w:abstractNumId w:val="7"/>
+  </w:num>
+  <w:num w:numId="8">
+    <w:abstractNumId w:val="8"/>
+  </w:num>
+  <w:num w:numId="9">
+    <w:abstractNumId w:val="9"/>
+  </w:num>
+  <w:num w:numId="10">
     <w:abstractNumId w:val="2"/>
     <w:lvlOverride w:ilvl="0">
       <w:startOverride w:val="1"/>
@@ -12514,6 +15385,33 @@
     <w:rPr>
       <w:sz w:val="20"/>
       <w:szCs w:val="20"/>
+    </w:rPr>
+  </w:style>
+  <w:style w:type="character" w:styleId="SourceText">
+    <w:name w:val="Source Text"/>
+    <w:qFormat/>
+    <w:rPr>
+      <w:rFonts w:ascii="Liberation Mono" w:hAnsi="Liberation Mono" w:eastAsia="Liberation Mono" w:cs="Liberation Mono"/>
+    </w:rPr>
+  </w:style>
+  <w:style w:type="character" w:styleId="Strong">
+    <w:name w:val="Strong"/>
+    <w:qFormat/>
+    <w:rPr>
+      <w:b/>
+      <w:bCs/>
+    </w:rPr>
+  </w:style>
+  <w:style w:type="character" w:styleId="NumberingSymbols">
+    <w:name w:val="Numbering Symbols"/>
+    <w:qFormat/>
+    <w:rPr/>
+  </w:style>
+  <w:style w:type="character" w:styleId="Bullets">
+    <w:name w:val="Bullets"/>
+    <w:qFormat/>
+    <w:rPr>
+      <w:rFonts w:ascii="OpenSymbol" w:hAnsi="OpenSymbol" w:eastAsia="OpenSymbol" w:cs="OpenSymbol"/>
     </w:rPr>
   </w:style>
   <w:style w:type="paragraph" w:styleId="Heading">
@@ -12658,6 +15556,36 @@
     <w:pPr/>
     <w:rPr/>
   </w:style>
+  <w:style w:type="paragraph" w:styleId="PreformattedText">
+    <w:name w:val="Preformatted Text"/>
+    <w:basedOn w:val="Normal"/>
+    <w:qFormat/>
+    <w:pPr>
+      <w:spacing w:before="0" w:after="0"/>
+    </w:pPr>
+    <w:rPr>
+      <w:rFonts w:ascii="Liberation Mono" w:hAnsi="Liberation Mono" w:eastAsia="Liberation Mono" w:cs="Liberation Mono"/>
+      <w:sz w:val="20"/>
+      <w:szCs w:val="20"/>
+    </w:rPr>
+  </w:style>
+  <w:style w:type="paragraph" w:styleId="HorizontalLine">
+    <w:name w:val="Horizontal Line"/>
+    <w:basedOn w:val="Normal"/>
+    <w:next w:val="BodyText"/>
+    <w:qFormat/>
+    <w:pPr>
+      <w:suppressLineNumbers/>
+      <w:pBdr>
+        <w:bottom w:val="double" w:sz="2" w:space="0" w:color="808080"/>
+      </w:pBdr>
+      <w:spacing w:before="0" w:after="283"/>
+    </w:pPr>
+    <w:rPr>
+      <w:sz w:val="12"/>
+      <w:szCs w:val="12"/>
+    </w:rPr>
+  </w:style>
 </w:styles>
 </file>
 

--- a/Mohangraphy_Technical_Documentation.docx
+++ b/Mohangraphy_Technical_Documentation.docx
@@ -4593,7 +4593,7 @@
         <w:pStyle w:val="ListParagraph"/>
         <w:numPr>
           <w:ilvl w:val="0"/>
-          <w:numId w:val="10"/>
+          <w:numId w:val="13"/>
         </w:numPr>
         <w:spacing w:lineRule="auto" w:line="240" w:before="0" w:after="0"/>
         <w:rPr>
@@ -13682,6 +13682,2640 @@
           <w:rFonts w:ascii="Times New Roman" w:hAnsi="Times New Roman"/>
           <w:color w:val="000000"/>
         </w:rPr>
+      </w:r>
+    </w:p>
+    <w:p>
+      <w:pPr>
+        <w:pStyle w:val="Normal"/>
+        <w:spacing w:lineRule="auto" w:line="240" w:before="0" w:after="0"/>
+        <w:rPr>
+          <w:rFonts w:ascii="Times New Roman" w:hAnsi="Times New Roman"/>
+          <w:color w:val="000000"/>
+        </w:rPr>
+      </w:pPr>
+      <w:r>
+        <w:rPr>
+          <w:rFonts w:ascii="Times New Roman" w:hAnsi="Times New Roman"/>
+          <w:color w:val="000000"/>
+        </w:rPr>
+      </w:r>
+    </w:p>
+    <w:p>
+      <w:pPr>
+        <w:pStyle w:val="BodyText"/>
+        <w:spacing w:lineRule="auto" w:line="240" w:before="0" w:after="0"/>
+        <w:rPr>
+          <w:rFonts w:ascii="Times New Roman" w:hAnsi="Times New Roman"/>
+          <w:color w:val="000000"/>
+        </w:rPr>
+      </w:pPr>
+      <w:r>
+        <w:rPr>
+          <w:rFonts w:ascii="Times New Roman" w:hAnsi="Times New Roman"/>
+          <w:color w:val="000000"/>
+        </w:rPr>
+        <w:t xml:space="preserve">Yes, the write-up goes inside the square brackets </w:t>
+      </w:r>
+      <w:r>
+        <w:rPr>
+          <w:rStyle w:val="SourceText"/>
+          <w:rFonts w:ascii="Times New Roman" w:hAnsi="Times New Roman"/>
+          <w:color w:val="000000"/>
+        </w:rPr>
+        <w:t>[]</w:t>
+      </w:r>
+      <w:r>
+        <w:rPr>
+          <w:rFonts w:ascii="Times New Roman" w:hAnsi="Times New Roman"/>
+          <w:color w:val="000000"/>
+        </w:rPr>
+        <w:t xml:space="preserve">. Here's a complete sample you can copy, paste into </w:t>
+      </w:r>
+      <w:r>
+        <w:rPr>
+          <w:rStyle w:val="SourceText"/>
+          <w:rFonts w:ascii="Times New Roman" w:hAnsi="Times New Roman"/>
+          <w:color w:val="000000"/>
+        </w:rPr>
+        <w:t>blog_posts.json</w:t>
+      </w:r>
+      <w:r>
+        <w:rPr>
+          <w:rFonts w:ascii="Times New Roman" w:hAnsi="Times New Roman"/>
+          <w:color w:val="000000"/>
+        </w:rPr>
+        <w:t>, and edit with your own content:</w:t>
+      </w:r>
+    </w:p>
+    <w:p>
+      <w:pPr>
+        <w:pStyle w:val="BodyText"/>
+        <w:spacing w:lineRule="auto" w:line="240"/>
+        <w:ind w:hanging="0" w:start="0" w:end="0"/>
+        <w:rPr>
+          <w:rFonts w:ascii="Times New Roman" w:hAnsi="Times New Roman"/>
+          <w:color w:val="000000"/>
+        </w:rPr>
+      </w:pPr>
+      <w:r>
+        <w:rPr>
+          <w:rFonts w:ascii="Times New Roman" w:hAnsi="Times New Roman"/>
+          <w:color w:val="000000"/>
+        </w:rPr>
+        <w:t>json</w:t>
+      </w:r>
+    </w:p>
+    <w:p>
+      <w:pPr>
+        <w:pStyle w:val="PreformattedText"/>
+        <w:ind w:hanging="0" w:start="0" w:end="0"/>
+        <w:rPr>
+          <w:rFonts w:ascii="Times New Roman" w:hAnsi="Times New Roman" w:eastAsia="Arial" w:cs="Arial"/>
+          <w:color w:val="000000"/>
+          <w:sz w:val="24"/>
+          <w:szCs w:val="24"/>
+        </w:rPr>
+      </w:pPr>
+      <w:r>
+        <w:rPr>
+          <w:rStyle w:val="SourceText"/>
+          <w:rFonts w:ascii="var font-mono" w:hAnsi="var font-mono"/>
+          <w:color w:val="2B303B"/>
+          <w:sz w:val="24"/>
+          <w:szCs w:val="24"/>
+          <w:shd w:fill="auto" w:val="clear"/>
+        </w:rPr>
+        <w:t>[</w:t>
+      </w:r>
+    </w:p>
+    <w:p>
+      <w:pPr>
+        <w:pStyle w:val="PreformattedText"/>
+        <w:ind w:hanging="0" w:start="0" w:end="0"/>
+        <w:rPr>
+          <w:rFonts w:ascii="Times New Roman" w:hAnsi="Times New Roman" w:eastAsia="Arial" w:cs="Arial"/>
+          <w:color w:val="000000"/>
+          <w:sz w:val="24"/>
+          <w:szCs w:val="24"/>
+        </w:rPr>
+      </w:pPr>
+      <w:r>
+        <w:rPr>
+          <w:rStyle w:val="SourceText"/>
+          <w:rFonts w:ascii="Times New Roman" w:hAnsi="Times New Roman"/>
+          <w:color w:val="14181F"/>
+          <w:sz w:val="24"/>
+          <w:szCs w:val="24"/>
+          <w:shd w:fill="auto" w:val="clear"/>
+        </w:rPr>
+        <w:t xml:space="preserve">    </w:t>
+      </w:r>
+      <w:r>
+        <w:rPr>
+          <w:rStyle w:val="SourceText"/>
+          <w:rFonts w:ascii="var font-mono" w:hAnsi="var font-mono"/>
+          <w:color w:val="2B303B"/>
+          <w:sz w:val="24"/>
+          <w:szCs w:val="24"/>
+          <w:shd w:fill="auto" w:val="clear"/>
+        </w:rPr>
+        <w:t>{</w:t>
+      </w:r>
+    </w:p>
+    <w:p>
+      <w:pPr>
+        <w:pStyle w:val="PreformattedText"/>
+        <w:ind w:hanging="0" w:start="0" w:end="0"/>
+        <w:rPr>
+          <w:rFonts w:ascii="Times New Roman" w:hAnsi="Times New Roman" w:eastAsia="Arial" w:cs="Arial"/>
+          <w:color w:val="000000"/>
+          <w:sz w:val="24"/>
+          <w:szCs w:val="24"/>
+        </w:rPr>
+      </w:pPr>
+      <w:r>
+        <w:rPr>
+          <w:rStyle w:val="SourceText"/>
+          <w:rFonts w:ascii="Times New Roman" w:hAnsi="Times New Roman"/>
+          <w:color w:val="14181F"/>
+          <w:sz w:val="24"/>
+          <w:szCs w:val="24"/>
+          <w:shd w:fill="auto" w:val="clear"/>
+        </w:rPr>
+        <w:t xml:space="preserve">        </w:t>
+      </w:r>
+      <w:r>
+        <w:rPr>
+          <w:rStyle w:val="SourceText"/>
+          <w:rFonts w:ascii="var font-mono" w:hAnsi="var font-mono"/>
+          <w:color w:val="B80A18"/>
+          <w:sz w:val="24"/>
+          <w:szCs w:val="24"/>
+          <w:shd w:fill="auto" w:val="clear"/>
+        </w:rPr>
+        <w:t>"id"</w:t>
+      </w:r>
+      <w:r>
+        <w:rPr>
+          <w:rStyle w:val="SourceText"/>
+          <w:rFonts w:ascii="var font-mono" w:hAnsi="var font-mono"/>
+          <w:color w:val="14181F"/>
+          <w:sz w:val="24"/>
+          <w:szCs w:val="24"/>
+          <w:shd w:fill="auto" w:val="clear"/>
+        </w:rPr>
+        <w:t xml:space="preserve">: </w:t>
+      </w:r>
+      <w:r>
+        <w:rPr>
+          <w:rStyle w:val="SourceText"/>
+          <w:rFonts w:ascii="var font-mono" w:hAnsi="var font-mono"/>
+          <w:color w:val="008000"/>
+          <w:sz w:val="24"/>
+          <w:szCs w:val="24"/>
+          <w:shd w:fill="auto" w:val="clear"/>
+        </w:rPr>
+        <w:t>"madurai-2026"</w:t>
+      </w:r>
+      <w:r>
+        <w:rPr>
+          <w:rStyle w:val="SourceText"/>
+          <w:rFonts w:ascii="var font-mono" w:hAnsi="var font-mono"/>
+          <w:color w:val="2B303B"/>
+          <w:sz w:val="24"/>
+          <w:szCs w:val="24"/>
+          <w:shd w:fill="auto" w:val="clear"/>
+        </w:rPr>
+        <w:t>,</w:t>
+      </w:r>
+    </w:p>
+    <w:p>
+      <w:pPr>
+        <w:pStyle w:val="PreformattedText"/>
+        <w:ind w:hanging="0" w:start="0" w:end="0"/>
+        <w:rPr>
+          <w:rFonts w:ascii="Times New Roman" w:hAnsi="Times New Roman" w:eastAsia="Arial" w:cs="Arial"/>
+          <w:color w:val="000000"/>
+          <w:sz w:val="24"/>
+          <w:szCs w:val="24"/>
+        </w:rPr>
+      </w:pPr>
+      <w:r>
+        <w:rPr>
+          <w:rStyle w:val="SourceText"/>
+          <w:rFonts w:ascii="Times New Roman" w:hAnsi="Times New Roman"/>
+          <w:color w:val="14181F"/>
+          <w:sz w:val="24"/>
+          <w:szCs w:val="24"/>
+          <w:shd w:fill="auto" w:val="clear"/>
+        </w:rPr>
+        <w:t xml:space="preserve">        </w:t>
+      </w:r>
+      <w:r>
+        <w:rPr>
+          <w:rStyle w:val="SourceText"/>
+          <w:rFonts w:ascii="var font-mono" w:hAnsi="var font-mono"/>
+          <w:color w:val="B80A18"/>
+          <w:sz w:val="24"/>
+          <w:szCs w:val="24"/>
+          <w:shd w:fill="auto" w:val="clear"/>
+        </w:rPr>
+        <w:t>"title"</w:t>
+      </w:r>
+      <w:r>
+        <w:rPr>
+          <w:rStyle w:val="SourceText"/>
+          <w:rFonts w:ascii="var font-mono" w:hAnsi="var font-mono"/>
+          <w:color w:val="14181F"/>
+          <w:sz w:val="24"/>
+          <w:szCs w:val="24"/>
+          <w:shd w:fill="auto" w:val="clear"/>
+        </w:rPr>
+        <w:t xml:space="preserve">: </w:t>
+      </w:r>
+      <w:r>
+        <w:rPr>
+          <w:rStyle w:val="SourceText"/>
+          <w:rFonts w:ascii="var font-mono" w:hAnsi="var font-mono"/>
+          <w:color w:val="008000"/>
+          <w:sz w:val="24"/>
+          <w:szCs w:val="24"/>
+          <w:shd w:fill="auto" w:val="clear"/>
+        </w:rPr>
+        <w:t>"Madurai - A 2500 Year Old City"</w:t>
+      </w:r>
+      <w:r>
+        <w:rPr>
+          <w:rStyle w:val="SourceText"/>
+          <w:rFonts w:ascii="var font-mono" w:hAnsi="var font-mono"/>
+          <w:color w:val="2B303B"/>
+          <w:sz w:val="24"/>
+          <w:szCs w:val="24"/>
+          <w:shd w:fill="auto" w:val="clear"/>
+        </w:rPr>
+        <w:t>,</w:t>
+      </w:r>
+    </w:p>
+    <w:p>
+      <w:pPr>
+        <w:pStyle w:val="PreformattedText"/>
+        <w:ind w:hanging="0" w:start="0" w:end="0"/>
+        <w:rPr>
+          <w:rFonts w:ascii="Times New Roman" w:hAnsi="Times New Roman" w:eastAsia="Arial" w:cs="Arial"/>
+          <w:color w:val="000000"/>
+          <w:sz w:val="24"/>
+          <w:szCs w:val="24"/>
+        </w:rPr>
+      </w:pPr>
+      <w:r>
+        <w:rPr>
+          <w:rStyle w:val="SourceText"/>
+          <w:rFonts w:ascii="Times New Roman" w:hAnsi="Times New Roman"/>
+          <w:color w:val="14181F"/>
+          <w:sz w:val="24"/>
+          <w:szCs w:val="24"/>
+          <w:shd w:fill="auto" w:val="clear"/>
+        </w:rPr>
+        <w:t xml:space="preserve">        </w:t>
+      </w:r>
+      <w:r>
+        <w:rPr>
+          <w:rStyle w:val="SourceText"/>
+          <w:rFonts w:ascii="var font-mono" w:hAnsi="var font-mono"/>
+          <w:color w:val="B80A18"/>
+          <w:sz w:val="24"/>
+          <w:szCs w:val="24"/>
+          <w:shd w:fill="auto" w:val="clear"/>
+        </w:rPr>
+        <w:t>"place"</w:t>
+      </w:r>
+      <w:r>
+        <w:rPr>
+          <w:rStyle w:val="SourceText"/>
+          <w:rFonts w:ascii="var font-mono" w:hAnsi="var font-mono"/>
+          <w:color w:val="14181F"/>
+          <w:sz w:val="24"/>
+          <w:szCs w:val="24"/>
+          <w:shd w:fill="auto" w:val="clear"/>
+        </w:rPr>
+        <w:t xml:space="preserve">: </w:t>
+      </w:r>
+      <w:r>
+        <w:rPr>
+          <w:rStyle w:val="SourceText"/>
+          <w:rFonts w:ascii="var font-mono" w:hAnsi="var font-mono"/>
+          <w:color w:val="008000"/>
+          <w:sz w:val="24"/>
+          <w:szCs w:val="24"/>
+          <w:shd w:fill="auto" w:val="clear"/>
+        </w:rPr>
+        <w:t>"Madurai"</w:t>
+      </w:r>
+      <w:r>
+        <w:rPr>
+          <w:rStyle w:val="SourceText"/>
+          <w:rFonts w:ascii="var font-mono" w:hAnsi="var font-mono"/>
+          <w:color w:val="2B303B"/>
+          <w:sz w:val="24"/>
+          <w:szCs w:val="24"/>
+          <w:shd w:fill="auto" w:val="clear"/>
+        </w:rPr>
+        <w:t>,</w:t>
+      </w:r>
+    </w:p>
+    <w:p>
+      <w:pPr>
+        <w:pStyle w:val="PreformattedText"/>
+        <w:ind w:hanging="0" w:start="0" w:end="0"/>
+        <w:rPr>
+          <w:rFonts w:ascii="Times New Roman" w:hAnsi="Times New Roman" w:eastAsia="Arial" w:cs="Arial"/>
+          <w:color w:val="000000"/>
+          <w:sz w:val="24"/>
+          <w:szCs w:val="24"/>
+        </w:rPr>
+      </w:pPr>
+      <w:r>
+        <w:rPr>
+          <w:rStyle w:val="SourceText"/>
+          <w:rFonts w:ascii="Times New Roman" w:hAnsi="Times New Roman"/>
+          <w:color w:val="14181F"/>
+          <w:sz w:val="24"/>
+          <w:szCs w:val="24"/>
+          <w:shd w:fill="auto" w:val="clear"/>
+        </w:rPr>
+        <w:t xml:space="preserve">        </w:t>
+      </w:r>
+      <w:r>
+        <w:rPr>
+          <w:rStyle w:val="SourceText"/>
+          <w:rFonts w:ascii="var font-mono" w:hAnsi="var font-mono"/>
+          <w:color w:val="B80A18"/>
+          <w:sz w:val="24"/>
+          <w:szCs w:val="24"/>
+          <w:shd w:fill="auto" w:val="clear"/>
+        </w:rPr>
+        <w:t>"country"</w:t>
+      </w:r>
+      <w:r>
+        <w:rPr>
+          <w:rStyle w:val="SourceText"/>
+          <w:rFonts w:ascii="var font-mono" w:hAnsi="var font-mono"/>
+          <w:color w:val="14181F"/>
+          <w:sz w:val="24"/>
+          <w:szCs w:val="24"/>
+          <w:shd w:fill="auto" w:val="clear"/>
+        </w:rPr>
+        <w:t xml:space="preserve">: </w:t>
+      </w:r>
+      <w:r>
+        <w:rPr>
+          <w:rStyle w:val="SourceText"/>
+          <w:rFonts w:ascii="var font-mono" w:hAnsi="var font-mono"/>
+          <w:color w:val="008000"/>
+          <w:sz w:val="24"/>
+          <w:szCs w:val="24"/>
+          <w:shd w:fill="auto" w:val="clear"/>
+        </w:rPr>
+        <w:t>""</w:t>
+      </w:r>
+      <w:r>
+        <w:rPr>
+          <w:rStyle w:val="SourceText"/>
+          <w:rFonts w:ascii="var font-mono" w:hAnsi="var font-mono"/>
+          <w:color w:val="2B303B"/>
+          <w:sz w:val="24"/>
+          <w:szCs w:val="24"/>
+          <w:shd w:fill="auto" w:val="clear"/>
+        </w:rPr>
+        <w:t>,</w:t>
+      </w:r>
+    </w:p>
+    <w:p>
+      <w:pPr>
+        <w:pStyle w:val="PreformattedText"/>
+        <w:ind w:hanging="0" w:start="0" w:end="0"/>
+        <w:rPr>
+          <w:rFonts w:ascii="Times New Roman" w:hAnsi="Times New Roman" w:eastAsia="Arial" w:cs="Arial"/>
+          <w:color w:val="000000"/>
+          <w:sz w:val="24"/>
+          <w:szCs w:val="24"/>
+        </w:rPr>
+      </w:pPr>
+      <w:r>
+        <w:rPr>
+          <w:rStyle w:val="SourceText"/>
+          <w:rFonts w:ascii="Times New Roman" w:hAnsi="Times New Roman"/>
+          <w:color w:val="14181F"/>
+          <w:sz w:val="24"/>
+          <w:szCs w:val="24"/>
+          <w:shd w:fill="auto" w:val="clear"/>
+        </w:rPr>
+        <w:t xml:space="preserve">        </w:t>
+      </w:r>
+      <w:r>
+        <w:rPr>
+          <w:rStyle w:val="SourceText"/>
+          <w:rFonts w:ascii="var font-mono" w:hAnsi="var font-mono"/>
+          <w:color w:val="B80A18"/>
+          <w:sz w:val="24"/>
+          <w:szCs w:val="24"/>
+          <w:shd w:fill="auto" w:val="clear"/>
+        </w:rPr>
+        <w:t>"dates_visited"</w:t>
+      </w:r>
+      <w:r>
+        <w:rPr>
+          <w:rStyle w:val="SourceText"/>
+          <w:rFonts w:ascii="var font-mono" w:hAnsi="var font-mono"/>
+          <w:color w:val="14181F"/>
+          <w:sz w:val="24"/>
+          <w:szCs w:val="24"/>
+          <w:shd w:fill="auto" w:val="clear"/>
+        </w:rPr>
+        <w:t xml:space="preserve">: </w:t>
+      </w:r>
+      <w:r>
+        <w:rPr>
+          <w:rStyle w:val="SourceText"/>
+          <w:rFonts w:ascii="var font-mono" w:hAnsi="var font-mono"/>
+          <w:color w:val="008000"/>
+          <w:sz w:val="24"/>
+          <w:szCs w:val="24"/>
+          <w:shd w:fill="auto" w:val="clear"/>
+        </w:rPr>
+        <w:t>"March 2026"</w:t>
+      </w:r>
+      <w:r>
+        <w:rPr>
+          <w:rStyle w:val="SourceText"/>
+          <w:rFonts w:ascii="var font-mono" w:hAnsi="var font-mono"/>
+          <w:color w:val="2B303B"/>
+          <w:sz w:val="24"/>
+          <w:szCs w:val="24"/>
+          <w:shd w:fill="auto" w:val="clear"/>
+        </w:rPr>
+        <w:t>,</w:t>
+      </w:r>
+    </w:p>
+    <w:p>
+      <w:pPr>
+        <w:pStyle w:val="PreformattedText"/>
+        <w:ind w:hanging="0" w:start="0" w:end="0"/>
+        <w:rPr>
+          <w:rFonts w:ascii="Times New Roman" w:hAnsi="Times New Roman" w:eastAsia="Arial" w:cs="Arial"/>
+          <w:color w:val="000000"/>
+          <w:sz w:val="24"/>
+          <w:szCs w:val="24"/>
+        </w:rPr>
+      </w:pPr>
+      <w:r>
+        <w:rPr>
+          <w:rStyle w:val="SourceText"/>
+          <w:rFonts w:ascii="Times New Roman" w:hAnsi="Times New Roman"/>
+          <w:color w:val="14181F"/>
+          <w:sz w:val="24"/>
+          <w:szCs w:val="24"/>
+          <w:shd w:fill="auto" w:val="clear"/>
+        </w:rPr>
+        <w:t xml:space="preserve">        </w:t>
+      </w:r>
+      <w:r>
+        <w:rPr>
+          <w:rStyle w:val="SourceText"/>
+          <w:rFonts w:ascii="var font-mono" w:hAnsi="var font-mono"/>
+          <w:color w:val="B80A18"/>
+          <w:sz w:val="24"/>
+          <w:szCs w:val="24"/>
+          <w:shd w:fill="auto" w:val="clear"/>
+        </w:rPr>
+        <w:t>"place_tag"</w:t>
+      </w:r>
+      <w:r>
+        <w:rPr>
+          <w:rStyle w:val="SourceText"/>
+          <w:rFonts w:ascii="var font-mono" w:hAnsi="var font-mono"/>
+          <w:color w:val="14181F"/>
+          <w:sz w:val="24"/>
+          <w:szCs w:val="24"/>
+          <w:shd w:fill="auto" w:val="clear"/>
+        </w:rPr>
+        <w:t xml:space="preserve">: </w:t>
+      </w:r>
+      <w:r>
+        <w:rPr>
+          <w:rStyle w:val="SourceText"/>
+          <w:rFonts w:ascii="var font-mono" w:hAnsi="var font-mono"/>
+          <w:color w:val="008000"/>
+          <w:sz w:val="24"/>
+          <w:szCs w:val="24"/>
+          <w:shd w:fill="auto" w:val="clear"/>
+        </w:rPr>
+        <w:t>"Madurai"</w:t>
+      </w:r>
+      <w:r>
+        <w:rPr>
+          <w:rStyle w:val="SourceText"/>
+          <w:rFonts w:ascii="var font-mono" w:hAnsi="var font-mono"/>
+          <w:color w:val="2B303B"/>
+          <w:sz w:val="24"/>
+          <w:szCs w:val="24"/>
+          <w:shd w:fill="auto" w:val="clear"/>
+        </w:rPr>
+        <w:t>,</w:t>
+      </w:r>
+    </w:p>
+    <w:p>
+      <w:pPr>
+        <w:pStyle w:val="PreformattedText"/>
+        <w:ind w:hanging="0" w:start="0" w:end="0"/>
+        <w:rPr>
+          <w:rFonts w:ascii="Times New Roman" w:hAnsi="Times New Roman" w:eastAsia="Arial" w:cs="Arial"/>
+          <w:color w:val="000000"/>
+          <w:sz w:val="24"/>
+          <w:szCs w:val="24"/>
+        </w:rPr>
+      </w:pPr>
+      <w:r>
+        <w:rPr>
+          <w:rStyle w:val="SourceText"/>
+          <w:rFonts w:ascii="Times New Roman" w:hAnsi="Times New Roman"/>
+          <w:color w:val="14181F"/>
+          <w:sz w:val="24"/>
+          <w:szCs w:val="24"/>
+          <w:shd w:fill="auto" w:val="clear"/>
+        </w:rPr>
+        <w:t xml:space="preserve">        </w:t>
+      </w:r>
+      <w:r>
+        <w:rPr>
+          <w:rStyle w:val="SourceText"/>
+          <w:rFonts w:ascii="var font-mono" w:hAnsi="var font-mono"/>
+          <w:color w:val="B80A18"/>
+          <w:sz w:val="24"/>
+          <w:szCs w:val="24"/>
+          <w:shd w:fill="auto" w:val="clear"/>
+        </w:rPr>
+        <w:t>"summary"</w:t>
+      </w:r>
+      <w:r>
+        <w:rPr>
+          <w:rStyle w:val="SourceText"/>
+          <w:rFonts w:ascii="var font-mono" w:hAnsi="var font-mono"/>
+          <w:color w:val="14181F"/>
+          <w:sz w:val="24"/>
+          <w:szCs w:val="24"/>
+          <w:shd w:fill="auto" w:val="clear"/>
+        </w:rPr>
+        <w:t xml:space="preserve">: </w:t>
+      </w:r>
+      <w:r>
+        <w:rPr>
+          <w:rStyle w:val="SourceText"/>
+          <w:rFonts w:ascii="var font-mono" w:hAnsi="var font-mono"/>
+          <w:color w:val="008000"/>
+          <w:sz w:val="24"/>
+          <w:szCs w:val="24"/>
+          <w:shd w:fill="auto" w:val="clear"/>
+        </w:rPr>
+        <w:t>"Located on the banks of the Vaigai river, this city is steeped in Tamil history, literature, and tradition."</w:t>
+      </w:r>
+      <w:r>
+        <w:rPr>
+          <w:rStyle w:val="SourceText"/>
+          <w:rFonts w:ascii="var font-mono" w:hAnsi="var font-mono"/>
+          <w:color w:val="2B303B"/>
+          <w:sz w:val="24"/>
+          <w:szCs w:val="24"/>
+          <w:shd w:fill="auto" w:val="clear"/>
+        </w:rPr>
+        <w:t>,</w:t>
+      </w:r>
+    </w:p>
+    <w:p>
+      <w:pPr>
+        <w:pStyle w:val="PreformattedText"/>
+        <w:ind w:hanging="0" w:start="0" w:end="0"/>
+        <w:rPr>
+          <w:rFonts w:ascii="Times New Roman" w:hAnsi="Times New Roman" w:eastAsia="Arial" w:cs="Arial"/>
+          <w:color w:val="000000"/>
+          <w:sz w:val="24"/>
+          <w:szCs w:val="24"/>
+        </w:rPr>
+      </w:pPr>
+      <w:r>
+        <w:rPr>
+          <w:rStyle w:val="SourceText"/>
+          <w:rFonts w:ascii="Times New Roman" w:hAnsi="Times New Roman"/>
+          <w:color w:val="14181F"/>
+          <w:sz w:val="24"/>
+          <w:szCs w:val="24"/>
+          <w:shd w:fill="auto" w:val="clear"/>
+        </w:rPr>
+        <w:t xml:space="preserve">        </w:t>
+      </w:r>
+      <w:r>
+        <w:rPr>
+          <w:rStyle w:val="SourceText"/>
+          <w:rFonts w:ascii="var font-mono" w:hAnsi="var font-mono"/>
+          <w:color w:val="B80A18"/>
+          <w:sz w:val="24"/>
+          <w:szCs w:val="24"/>
+          <w:shd w:fill="auto" w:val="clear"/>
+        </w:rPr>
+        <w:t>"collections_links"</w:t>
+      </w:r>
+      <w:r>
+        <w:rPr>
+          <w:rStyle w:val="SourceText"/>
+          <w:rFonts w:ascii="var font-mono" w:hAnsi="var font-mono"/>
+          <w:color w:val="14181F"/>
+          <w:sz w:val="24"/>
+          <w:szCs w:val="24"/>
+          <w:shd w:fill="auto" w:val="clear"/>
+        </w:rPr>
+        <w:t xml:space="preserve">: </w:t>
+      </w:r>
+      <w:r>
+        <w:rPr>
+          <w:rStyle w:val="SourceText"/>
+          <w:rFonts w:ascii="var font-mono" w:hAnsi="var font-mono"/>
+          <w:color w:val="2B303B"/>
+          <w:sz w:val="24"/>
+          <w:szCs w:val="24"/>
+          <w:shd w:fill="auto" w:val="clear"/>
+        </w:rPr>
+        <w:t>[</w:t>
+      </w:r>
+      <w:r>
+        <w:rPr>
+          <w:rStyle w:val="SourceText"/>
+          <w:rFonts w:ascii="var font-mono" w:hAnsi="var font-mono"/>
+          <w:color w:val="008000"/>
+          <w:sz w:val="24"/>
+          <w:szCs w:val="24"/>
+          <w:shd w:fill="auto" w:val="clear"/>
+        </w:rPr>
+        <w:t>"Places"</w:t>
+      </w:r>
+      <w:r>
+        <w:rPr>
+          <w:rStyle w:val="SourceText"/>
+          <w:rFonts w:ascii="var font-mono" w:hAnsi="var font-mono"/>
+          <w:color w:val="2B303B"/>
+          <w:sz w:val="24"/>
+          <w:szCs w:val="24"/>
+          <w:shd w:fill="auto" w:val="clear"/>
+        </w:rPr>
+        <w:t>,</w:t>
+      </w:r>
+      <w:r>
+        <w:rPr>
+          <w:rStyle w:val="SourceText"/>
+          <w:rFonts w:ascii="var font-mono" w:hAnsi="var font-mono"/>
+          <w:color w:val="14181F"/>
+          <w:sz w:val="24"/>
+          <w:szCs w:val="24"/>
+          <w:shd w:fill="auto" w:val="clear"/>
+        </w:rPr>
+        <w:t xml:space="preserve"> </w:t>
+      </w:r>
+      <w:r>
+        <w:rPr>
+          <w:rStyle w:val="SourceText"/>
+          <w:rFonts w:ascii="var font-mono" w:hAnsi="var font-mono"/>
+          <w:color w:val="008000"/>
+          <w:sz w:val="24"/>
+          <w:szCs w:val="24"/>
+          <w:shd w:fill="auto" w:val="clear"/>
+        </w:rPr>
+        <w:t>"Architecture"</w:t>
+      </w:r>
+      <w:r>
+        <w:rPr>
+          <w:rStyle w:val="SourceText"/>
+          <w:rFonts w:ascii="var font-mono" w:hAnsi="var font-mono"/>
+          <w:color w:val="2B303B"/>
+          <w:sz w:val="24"/>
+          <w:szCs w:val="24"/>
+          <w:shd w:fill="auto" w:val="clear"/>
+        </w:rPr>
+        <w:t>],</w:t>
+      </w:r>
+    </w:p>
+    <w:p>
+      <w:pPr>
+        <w:pStyle w:val="PreformattedText"/>
+        <w:ind w:hanging="0" w:start="0" w:end="0"/>
+        <w:rPr>
+          <w:rFonts w:ascii="Times New Roman" w:hAnsi="Times New Roman" w:eastAsia="Arial" w:cs="Arial"/>
+          <w:color w:val="000000"/>
+          <w:sz w:val="24"/>
+          <w:szCs w:val="24"/>
+        </w:rPr>
+      </w:pPr>
+      <w:r>
+        <w:rPr>
+          <w:rStyle w:val="SourceText"/>
+          <w:rFonts w:ascii="Times New Roman" w:hAnsi="Times New Roman"/>
+          <w:color w:val="14181F"/>
+          <w:sz w:val="24"/>
+          <w:szCs w:val="24"/>
+          <w:shd w:fill="auto" w:val="clear"/>
+        </w:rPr>
+        <w:t xml:space="preserve">        </w:t>
+      </w:r>
+      <w:r>
+        <w:rPr>
+          <w:rStyle w:val="SourceText"/>
+          <w:rFonts w:ascii="var font-mono" w:hAnsi="var font-mono"/>
+          <w:color w:val="B80A18"/>
+          <w:sz w:val="24"/>
+          <w:szCs w:val="24"/>
+          <w:shd w:fill="auto" w:val="clear"/>
+        </w:rPr>
+        <w:t>"body"</w:t>
+      </w:r>
+      <w:r>
+        <w:rPr>
+          <w:rStyle w:val="SourceText"/>
+          <w:rFonts w:ascii="var font-mono" w:hAnsi="var font-mono"/>
+          <w:color w:val="14181F"/>
+          <w:sz w:val="24"/>
+          <w:szCs w:val="24"/>
+          <w:shd w:fill="auto" w:val="clear"/>
+        </w:rPr>
+        <w:t xml:space="preserve">: </w:t>
+      </w:r>
+      <w:r>
+        <w:rPr>
+          <w:rStyle w:val="SourceText"/>
+          <w:rFonts w:ascii="var font-mono" w:hAnsi="var font-mono"/>
+          <w:color w:val="008000"/>
+          <w:sz w:val="24"/>
+          <w:szCs w:val="24"/>
+          <w:shd w:fill="auto" w:val="clear"/>
+        </w:rPr>
+        <w:t>"Madurai is one of the oldest continuously inhabited cities in the world. Situated on the banks of the Vaigai river in Tamil Nadu, it has been a centre of Tamil culture, literature, and trade for over 2500 years.\n\nThe city revolves around the magnificent Meenakshi Sundareswarar Temple, a sprawling complex of towering gopurams covered in thousands of sculpted figures. Whether you visit at dawn or dusk, the temple never fails to overwhelm the senses.\n\nBeyond the temple, the city has a quiet, unhurried charm. The streets around the temple are lined with flower sellers, silk merchants, and small eateries serving authentic Chettinad and Madurai cuisine.\n\nIf you have time, the Thirumalai Nayakkar Mahal is worth a visit — a 17th century palace that hints at the grandeur of the Nayak dynasty. The Indo-Saracenic architecture is unlike anything else in Tamil Nadu.\n\nMadurai is best visited between October and February when the weather is cooler. Avoid the summer months from March onwards as temperatures can be punishing."</w:t>
+      </w:r>
+    </w:p>
+    <w:p>
+      <w:pPr>
+        <w:pStyle w:val="PreformattedText"/>
+        <w:ind w:hanging="0" w:start="0" w:end="0"/>
+        <w:rPr>
+          <w:rFonts w:ascii="Times New Roman" w:hAnsi="Times New Roman" w:eastAsia="Arial" w:cs="Arial"/>
+          <w:color w:val="000000"/>
+          <w:sz w:val="24"/>
+          <w:szCs w:val="24"/>
+        </w:rPr>
+      </w:pPr>
+      <w:r>
+        <w:rPr>
+          <w:rStyle w:val="SourceText"/>
+          <w:rFonts w:ascii="Times New Roman" w:hAnsi="Times New Roman"/>
+          <w:color w:val="14181F"/>
+          <w:sz w:val="24"/>
+          <w:szCs w:val="24"/>
+          <w:shd w:fill="auto" w:val="clear"/>
+        </w:rPr>
+        <w:t xml:space="preserve">    </w:t>
+      </w:r>
+      <w:r>
+        <w:rPr>
+          <w:rStyle w:val="SourceText"/>
+          <w:rFonts w:ascii="var font-mono" w:hAnsi="var font-mono"/>
+          <w:color w:val="2B303B"/>
+          <w:sz w:val="24"/>
+          <w:szCs w:val="24"/>
+          <w:shd w:fill="auto" w:val="clear"/>
+        </w:rPr>
+        <w:t>}</w:t>
+      </w:r>
+    </w:p>
+    <w:p>
+      <w:pPr>
+        <w:pStyle w:val="PreformattedText"/>
+        <w:spacing w:before="0" w:after="283"/>
+        <w:ind w:hanging="0" w:start="0" w:end="0"/>
+        <w:rPr>
+          <w:rFonts w:ascii="Times New Roman" w:hAnsi="Times New Roman" w:eastAsia="Arial" w:cs="Arial"/>
+          <w:color w:val="000000"/>
+          <w:sz w:val="24"/>
+          <w:szCs w:val="24"/>
+        </w:rPr>
+      </w:pPr>
+      <w:r>
+        <w:rPr>
+          <w:rStyle w:val="SourceText"/>
+          <w:rFonts w:ascii="var font-mono" w:hAnsi="var font-mono"/>
+          <w:color w:val="2B303B"/>
+          <w:sz w:val="24"/>
+          <w:szCs w:val="24"/>
+          <w:shd w:fill="auto" w:val="clear"/>
+        </w:rPr>
+        <w:t>]</w:t>
+      </w:r>
+    </w:p>
+    <w:p>
+      <w:pPr>
+        <w:pStyle w:val="HorizontalLine"/>
+        <w:spacing w:before="0" w:after="0"/>
+        <w:rPr>
+          <w:rFonts w:ascii="Times New Roman" w:hAnsi="Times New Roman"/>
+          <w:color w:val="000000"/>
+          <w:sz w:val="24"/>
+          <w:szCs w:val="24"/>
+        </w:rPr>
+      </w:pPr>
+      <w:r>
+        <w:rPr>
+          <w:rFonts w:ascii="Times New Roman" w:hAnsi="Times New Roman"/>
+          <w:color w:val="000000"/>
+          <w:sz w:val="24"/>
+          <w:szCs w:val="24"/>
+        </w:rPr>
+      </w:r>
+    </w:p>
+    <w:p>
+      <w:pPr>
+        <w:pStyle w:val="BodyText"/>
+        <w:spacing w:lineRule="auto" w:line="240"/>
+        <w:rPr>
+          <w:rFonts w:ascii="Times New Roman" w:hAnsi="Times New Roman"/>
+          <w:color w:val="000000"/>
+        </w:rPr>
+      </w:pPr>
+      <w:r>
+        <w:rPr>
+          <w:rStyle w:val="Strong"/>
+          <w:rFonts w:ascii="Times New Roman" w:hAnsi="Times New Roman"/>
+          <w:color w:val="000000"/>
+        </w:rPr>
+        <w:t>Key things to note:</w:t>
+      </w:r>
+    </w:p>
+    <w:p>
+      <w:pPr>
+        <w:pStyle w:val="BodyText"/>
+        <w:numPr>
+          <w:ilvl w:val="0"/>
+          <w:numId w:val="11"/>
+        </w:numPr>
+        <w:tabs>
+          <w:tab w:val="clear" w:pos="720"/>
+          <w:tab w:val="left" w:pos="0" w:leader="none"/>
+        </w:tabs>
+        <w:spacing w:lineRule="auto" w:line="240" w:before="0" w:after="0"/>
+        <w:ind w:hanging="283" w:start="709"/>
+        <w:rPr>
+          <w:rFonts w:ascii="Times New Roman" w:hAnsi="Times New Roman"/>
+          <w:color w:val="000000"/>
+        </w:rPr>
+      </w:pPr>
+      <w:r>
+        <w:rPr>
+          <w:rFonts w:ascii="Times New Roman" w:hAnsi="Times New Roman"/>
+          <w:color w:val="000000"/>
+        </w:rPr>
+        <w:t xml:space="preserve">The entire article goes in the </w:t>
+      </w:r>
+      <w:r>
+        <w:rPr>
+          <w:rStyle w:val="SourceText"/>
+          <w:rFonts w:ascii="Times New Roman" w:hAnsi="Times New Roman"/>
+          <w:color w:val="000000"/>
+        </w:rPr>
+        <w:t>"body"</w:t>
+      </w:r>
+      <w:r>
+        <w:rPr>
+          <w:rFonts w:ascii="Times New Roman" w:hAnsi="Times New Roman"/>
+          <w:color w:val="000000"/>
+        </w:rPr>
+        <w:t xml:space="preserve"> field as </w:t>
+      </w:r>
+      <w:r>
+        <w:rPr>
+          <w:rStyle w:val="Strong"/>
+          <w:rFonts w:ascii="Times New Roman" w:hAnsi="Times New Roman"/>
+          <w:color w:val="000000"/>
+        </w:rPr>
+        <w:t>one continuous string</w:t>
+      </w:r>
+      <w:r>
+        <w:rPr>
+          <w:rFonts w:ascii="Times New Roman" w:hAnsi="Times New Roman"/>
+          <w:color w:val="000000"/>
+        </w:rPr>
+        <w:t xml:space="preserve"> with </w:t>
+      </w:r>
+      <w:r>
+        <w:rPr>
+          <w:rStyle w:val="SourceText"/>
+          <w:rFonts w:ascii="Times New Roman" w:hAnsi="Times New Roman"/>
+          <w:color w:val="000000"/>
+        </w:rPr>
+        <w:t>\n\n</w:t>
+      </w:r>
+      <w:r>
+        <w:rPr>
+          <w:rFonts w:ascii="Times New Roman" w:hAnsi="Times New Roman"/>
+          <w:color w:val="000000"/>
+        </w:rPr>
+        <w:t xml:space="preserve"> between paragraphs — no actual line breaks inside the quotes </w:t>
+      </w:r>
+    </w:p>
+    <w:p>
+      <w:pPr>
+        <w:pStyle w:val="BodyText"/>
+        <w:numPr>
+          <w:ilvl w:val="0"/>
+          <w:numId w:val="11"/>
+        </w:numPr>
+        <w:tabs>
+          <w:tab w:val="clear" w:pos="720"/>
+          <w:tab w:val="left" w:pos="0" w:leader="none"/>
+        </w:tabs>
+        <w:spacing w:lineRule="auto" w:line="240" w:before="0" w:after="0"/>
+        <w:ind w:hanging="283" w:start="709"/>
+        <w:rPr>
+          <w:rFonts w:ascii="Times New Roman" w:hAnsi="Times New Roman"/>
+          <w:color w:val="000000"/>
+        </w:rPr>
+      </w:pPr>
+      <w:r>
+        <w:rPr>
+          <w:rStyle w:val="SourceText"/>
+          <w:rFonts w:ascii="Times New Roman" w:hAnsi="Times New Roman"/>
+          <w:color w:val="000000"/>
+        </w:rPr>
+        <w:t>"country": ""</w:t>
+      </w:r>
+      <w:r>
+        <w:rPr>
+          <w:rFonts w:ascii="Times New Roman" w:hAnsi="Times New Roman"/>
+          <w:color w:val="000000"/>
+        </w:rPr>
+        <w:t xml:space="preserve"> — leave blank for India </w:t>
+      </w:r>
+    </w:p>
+    <w:p>
+      <w:pPr>
+        <w:pStyle w:val="BodyText"/>
+        <w:numPr>
+          <w:ilvl w:val="0"/>
+          <w:numId w:val="11"/>
+        </w:numPr>
+        <w:tabs>
+          <w:tab w:val="clear" w:pos="720"/>
+          <w:tab w:val="left" w:pos="0" w:leader="none"/>
+        </w:tabs>
+        <w:spacing w:lineRule="auto" w:line="240" w:before="0" w:after="0"/>
+        <w:ind w:hanging="283" w:start="709"/>
+        <w:rPr>
+          <w:rFonts w:ascii="Times New Roman" w:hAnsi="Times New Roman"/>
+          <w:color w:val="000000"/>
+        </w:rPr>
+      </w:pPr>
+      <w:r>
+        <w:rPr>
+          <w:rStyle w:val="SourceText"/>
+          <w:rFonts w:ascii="Times New Roman" w:hAnsi="Times New Roman"/>
+          <w:color w:val="000000"/>
+        </w:rPr>
+        <w:t>"place_tag"</w:t>
+      </w:r>
+      <w:r>
+        <w:rPr>
+          <w:rFonts w:ascii="Times New Roman" w:hAnsi="Times New Roman"/>
+          <w:color w:val="000000"/>
+        </w:rPr>
+        <w:t xml:space="preserve"> must match exactly how the city is tagged in your photos </w:t>
+      </w:r>
+    </w:p>
+    <w:p>
+      <w:pPr>
+        <w:pStyle w:val="BodyText"/>
+        <w:numPr>
+          <w:ilvl w:val="0"/>
+          <w:numId w:val="11"/>
+        </w:numPr>
+        <w:tabs>
+          <w:tab w:val="clear" w:pos="720"/>
+          <w:tab w:val="left" w:pos="0" w:leader="none"/>
+        </w:tabs>
+        <w:spacing w:lineRule="auto" w:line="240"/>
+        <w:ind w:hanging="283" w:start="709"/>
+        <w:rPr>
+          <w:rFonts w:ascii="Times New Roman" w:hAnsi="Times New Roman"/>
+          <w:color w:val="000000"/>
+        </w:rPr>
+      </w:pPr>
+      <w:r>
+        <w:rPr>
+          <w:rStyle w:val="SourceText"/>
+          <w:rFonts w:ascii="Times New Roman" w:hAnsi="Times New Roman"/>
+          <w:color w:val="000000"/>
+        </w:rPr>
+        <w:t>"collections_links"</w:t>
+      </w:r>
+      <w:r>
+        <w:rPr>
+          <w:rFonts w:ascii="Times New Roman" w:hAnsi="Times New Roman"/>
+          <w:color w:val="000000"/>
+        </w:rPr>
+        <w:t xml:space="preserve"> — these become the buttons at the bottom of the article linking to your photo collections </w:t>
+      </w:r>
+    </w:p>
+    <w:p>
+      <w:pPr>
+        <w:pStyle w:val="BodyText"/>
+        <w:spacing w:lineRule="auto" w:line="240"/>
+        <w:rPr>
+          <w:rFonts w:ascii="Times New Roman" w:hAnsi="Times New Roman"/>
+          <w:color w:val="000000"/>
+        </w:rPr>
+      </w:pPr>
+      <w:r>
+        <w:rPr>
+          <w:rFonts w:ascii="Times New Roman" w:hAnsi="Times New Roman"/>
+          <w:color w:val="000000"/>
+        </w:rPr>
+        <w:t>Once you've pasted and saved the file, run:</w:t>
+      </w:r>
+    </w:p>
+    <w:p>
+      <w:pPr>
+        <w:pStyle w:val="BodyText"/>
+        <w:spacing w:lineRule="auto" w:line="240"/>
+        <w:ind w:hanging="0" w:start="0" w:end="0"/>
+        <w:rPr>
+          <w:rFonts w:ascii="Times New Roman" w:hAnsi="Times New Roman"/>
+          <w:color w:val="000000"/>
+        </w:rPr>
+      </w:pPr>
+      <w:r>
+        <w:rPr>
+          <w:rFonts w:ascii="Times New Roman" w:hAnsi="Times New Roman"/>
+          <w:color w:val="000000"/>
+        </w:rPr>
+        <w:t>bash</w:t>
+      </w:r>
+    </w:p>
+    <w:p>
+      <w:pPr>
+        <w:pStyle w:val="PreformattedText"/>
+        <w:spacing w:before="0" w:after="283"/>
+        <w:ind w:hanging="0" w:start="0" w:end="0"/>
+        <w:rPr>
+          <w:rFonts w:ascii="Times New Roman" w:hAnsi="Times New Roman" w:eastAsia="Arial" w:cs="Arial"/>
+          <w:color w:val="000000"/>
+          <w:sz w:val="24"/>
+          <w:szCs w:val="24"/>
+        </w:rPr>
+      </w:pPr>
+      <w:r>
+        <w:rPr>
+          <w:rStyle w:val="SourceText"/>
+          <w:rFonts w:ascii="var font-mono" w:hAnsi="var font-mono"/>
+          <w:color w:val="14181F"/>
+          <w:sz w:val="24"/>
+          <w:szCs w:val="24"/>
+          <w:shd w:fill="auto" w:val="clear"/>
+        </w:rPr>
+        <w:t>python3 /Users/ncm/Pictures/Mohangraphy/Scripts/Claude_mohangraphy.py</w:t>
+      </w:r>
+    </w:p>
+    <w:p>
+      <w:pPr>
+        <w:pStyle w:val="Normal"/>
+        <w:spacing w:lineRule="auto" w:line="240" w:before="0" w:after="0"/>
+        <w:rPr>
+          <w:rFonts w:ascii="Times New Roman" w:hAnsi="Times New Roman"/>
+          <w:color w:val="000000"/>
+        </w:rPr>
+      </w:pPr>
+      <w:r>
+        <w:rPr>
+          <w:rFonts w:ascii="Times New Roman" w:hAnsi="Times New Roman"/>
+          <w:color w:val="000000"/>
+        </w:rPr>
+      </w:r>
+    </w:p>
+    <w:p>
+      <w:pPr>
+        <w:pStyle w:val="Normal"/>
+        <w:spacing w:lineRule="auto" w:line="240" w:before="0" w:after="0"/>
+        <w:rPr>
+          <w:rFonts w:ascii="Times New Roman" w:hAnsi="Times New Roman"/>
+          <w:color w:val="000000"/>
+        </w:rPr>
+      </w:pPr>
+      <w:r>
+        <w:rPr>
+          <w:rFonts w:ascii="Times New Roman" w:hAnsi="Times New Roman"/>
+          <w:color w:val="000000"/>
+        </w:rPr>
+      </w:r>
+    </w:p>
+    <w:p>
+      <w:pPr>
+        <w:pStyle w:val="Normal"/>
+        <w:spacing w:lineRule="auto" w:line="240" w:before="0" w:after="0"/>
+        <w:rPr>
+          <w:rFonts w:ascii="Times New Roman" w:hAnsi="Times New Roman"/>
+          <w:color w:val="000000"/>
+        </w:rPr>
+      </w:pPr>
+      <w:r>
+        <w:rPr>
+          <w:rFonts w:ascii="Times New Roman" w:hAnsi="Times New Roman"/>
+          <w:color w:val="000000"/>
+        </w:rPr>
+      </w:r>
+    </w:p>
+    <w:p>
+      <w:pPr>
+        <w:pStyle w:val="BodyText"/>
+        <w:spacing w:lineRule="auto" w:line="240" w:before="0" w:after="0"/>
+        <w:rPr>
+          <w:rFonts w:ascii="Times New Roman" w:hAnsi="Times New Roman"/>
+          <w:color w:val="000000"/>
+        </w:rPr>
+      </w:pPr>
+      <w:r>
+        <w:rPr>
+          <w:rFonts w:ascii="Times New Roman" w:hAnsi="Times New Roman"/>
+          <w:color w:val="000000"/>
+        </w:rPr>
+        <w:t xml:space="preserve">All blogs go in </w:t>
+      </w:r>
+      <w:r>
+        <w:rPr>
+          <w:rStyle w:val="Strong"/>
+          <w:rFonts w:ascii="Times New Roman" w:hAnsi="Times New Roman"/>
+          <w:color w:val="000000"/>
+        </w:rPr>
+        <w:t>one single file</w:t>
+      </w:r>
+      <w:r>
+        <w:rPr>
+          <w:rFonts w:ascii="Times New Roman" w:hAnsi="Times New Roman"/>
+          <w:color w:val="000000"/>
+        </w:rPr>
+        <w:t xml:space="preserve"> — </w:t>
+      </w:r>
+      <w:r>
+        <w:rPr>
+          <w:rStyle w:val="SourceText"/>
+          <w:rFonts w:ascii="Times New Roman" w:hAnsi="Times New Roman"/>
+          <w:color w:val="000000"/>
+        </w:rPr>
+        <w:t>blog_posts.json</w:t>
+      </w:r>
+      <w:r>
+        <w:rPr>
+          <w:rFonts w:ascii="Times New Roman" w:hAnsi="Times New Roman"/>
+          <w:color w:val="000000"/>
+        </w:rPr>
+        <w:t>.</w:t>
+      </w:r>
+    </w:p>
+    <w:p>
+      <w:pPr>
+        <w:pStyle w:val="BodyText"/>
+        <w:spacing w:lineRule="auto" w:line="240"/>
+        <w:rPr>
+          <w:rFonts w:ascii="Times New Roman" w:hAnsi="Times New Roman"/>
+          <w:color w:val="000000"/>
+        </w:rPr>
+      </w:pPr>
+      <w:r>
+        <w:rPr>
+          <w:rFonts w:ascii="Times New Roman" w:hAnsi="Times New Roman"/>
+          <w:color w:val="000000"/>
+        </w:rPr>
+        <w:t xml:space="preserve">Think of it like a notebook with multiple pages. The </w:t>
+      </w:r>
+      <w:r>
+        <w:rPr>
+          <w:rStyle w:val="SourceText"/>
+          <w:rFonts w:ascii="Times New Roman" w:hAnsi="Times New Roman"/>
+          <w:color w:val="000000"/>
+        </w:rPr>
+        <w:t>[]</w:t>
+      </w:r>
+      <w:r>
+        <w:rPr>
+          <w:rFonts w:ascii="Times New Roman" w:hAnsi="Times New Roman"/>
+          <w:color w:val="000000"/>
+        </w:rPr>
+        <w:t xml:space="preserve"> square brackets hold all your articles, separated by commas:</w:t>
+      </w:r>
+    </w:p>
+    <w:p>
+      <w:pPr>
+        <w:pStyle w:val="BodyText"/>
+        <w:spacing w:lineRule="auto" w:line="240"/>
+        <w:ind w:hanging="0" w:start="0" w:end="0"/>
+        <w:rPr>
+          <w:rFonts w:ascii="Times New Roman" w:hAnsi="Times New Roman"/>
+          <w:color w:val="000000"/>
+        </w:rPr>
+      </w:pPr>
+      <w:r>
+        <w:rPr>
+          <w:rFonts w:ascii="Times New Roman" w:hAnsi="Times New Roman"/>
+          <w:color w:val="000000"/>
+        </w:rPr>
+        <w:t>json</w:t>
+      </w:r>
+    </w:p>
+    <w:p>
+      <w:pPr>
+        <w:pStyle w:val="PreformattedText"/>
+        <w:ind w:hanging="0" w:start="0" w:end="0"/>
+        <w:rPr>
+          <w:rFonts w:ascii="Times New Roman" w:hAnsi="Times New Roman" w:eastAsia="Arial" w:cs="Arial"/>
+          <w:color w:val="000000"/>
+          <w:sz w:val="24"/>
+          <w:szCs w:val="24"/>
+        </w:rPr>
+      </w:pPr>
+      <w:r>
+        <w:rPr>
+          <w:rStyle w:val="SourceText"/>
+          <w:rFonts w:ascii="var font-mono" w:hAnsi="var font-mono"/>
+          <w:color w:val="2B303B"/>
+          <w:sz w:val="24"/>
+          <w:szCs w:val="24"/>
+          <w:shd w:fill="auto" w:val="clear"/>
+        </w:rPr>
+        <w:t>[</w:t>
+      </w:r>
+    </w:p>
+    <w:p>
+      <w:pPr>
+        <w:pStyle w:val="PreformattedText"/>
+        <w:ind w:hanging="0" w:start="0" w:end="0"/>
+        <w:rPr>
+          <w:rFonts w:ascii="Times New Roman" w:hAnsi="Times New Roman" w:eastAsia="Arial" w:cs="Arial"/>
+          <w:color w:val="000000"/>
+          <w:sz w:val="24"/>
+          <w:szCs w:val="24"/>
+        </w:rPr>
+      </w:pPr>
+      <w:r>
+        <w:rPr>
+          <w:rStyle w:val="SourceText"/>
+          <w:rFonts w:ascii="Times New Roman" w:hAnsi="Times New Roman"/>
+          <w:color w:val="14181F"/>
+          <w:sz w:val="24"/>
+          <w:szCs w:val="24"/>
+          <w:shd w:fill="auto" w:val="clear"/>
+        </w:rPr>
+        <w:t xml:space="preserve">    </w:t>
+      </w:r>
+      <w:r>
+        <w:rPr>
+          <w:rStyle w:val="SourceText"/>
+          <w:rFonts w:ascii="var font-mono" w:hAnsi="var font-mono"/>
+          <w:color w:val="2B303B"/>
+          <w:sz w:val="24"/>
+          <w:szCs w:val="24"/>
+          <w:shd w:fill="auto" w:val="clear"/>
+        </w:rPr>
+        <w:t>{</w:t>
+      </w:r>
+    </w:p>
+    <w:p>
+      <w:pPr>
+        <w:pStyle w:val="PreformattedText"/>
+        <w:ind w:hanging="0" w:start="0" w:end="0"/>
+        <w:rPr>
+          <w:rFonts w:ascii="Times New Roman" w:hAnsi="Times New Roman" w:eastAsia="Arial" w:cs="Arial"/>
+          <w:color w:val="000000"/>
+          <w:sz w:val="24"/>
+          <w:szCs w:val="24"/>
+        </w:rPr>
+      </w:pPr>
+      <w:r>
+        <w:rPr>
+          <w:rStyle w:val="SourceText"/>
+          <w:rFonts w:ascii="Times New Roman" w:hAnsi="Times New Roman"/>
+          <w:color w:val="14181F"/>
+          <w:sz w:val="24"/>
+          <w:szCs w:val="24"/>
+          <w:shd w:fill="auto" w:val="clear"/>
+        </w:rPr>
+        <w:t xml:space="preserve">        </w:t>
+      </w:r>
+      <w:r>
+        <w:rPr>
+          <w:rStyle w:val="SourceText"/>
+          <w:rFonts w:ascii="var font-mono" w:hAnsi="var font-mono"/>
+          <w:color w:val="B80A18"/>
+          <w:sz w:val="24"/>
+          <w:szCs w:val="24"/>
+          <w:shd w:fill="auto" w:val="clear"/>
+        </w:rPr>
+        <w:t>"id"</w:t>
+      </w:r>
+      <w:r>
+        <w:rPr>
+          <w:rStyle w:val="SourceText"/>
+          <w:rFonts w:ascii="var font-mono" w:hAnsi="var font-mono"/>
+          <w:color w:val="14181F"/>
+          <w:sz w:val="24"/>
+          <w:szCs w:val="24"/>
+          <w:shd w:fill="auto" w:val="clear"/>
+        </w:rPr>
+        <w:t xml:space="preserve">: </w:t>
+      </w:r>
+      <w:r>
+        <w:rPr>
+          <w:rStyle w:val="SourceText"/>
+          <w:rFonts w:ascii="var font-mono" w:hAnsi="var font-mono"/>
+          <w:color w:val="008000"/>
+          <w:sz w:val="24"/>
+          <w:szCs w:val="24"/>
+          <w:shd w:fill="auto" w:val="clear"/>
+        </w:rPr>
+        <w:t>"madurai-2026"</w:t>
+      </w:r>
+      <w:r>
+        <w:rPr>
+          <w:rStyle w:val="SourceText"/>
+          <w:rFonts w:ascii="var font-mono" w:hAnsi="var font-mono"/>
+          <w:color w:val="2B303B"/>
+          <w:sz w:val="24"/>
+          <w:szCs w:val="24"/>
+          <w:shd w:fill="auto" w:val="clear"/>
+        </w:rPr>
+        <w:t>,</w:t>
+      </w:r>
+    </w:p>
+    <w:p>
+      <w:pPr>
+        <w:pStyle w:val="PreformattedText"/>
+        <w:ind w:hanging="0" w:start="0" w:end="0"/>
+        <w:rPr>
+          <w:rFonts w:ascii="Times New Roman" w:hAnsi="Times New Roman" w:eastAsia="Arial" w:cs="Arial"/>
+          <w:color w:val="000000"/>
+          <w:sz w:val="24"/>
+          <w:szCs w:val="24"/>
+        </w:rPr>
+      </w:pPr>
+      <w:r>
+        <w:rPr>
+          <w:rStyle w:val="SourceText"/>
+          <w:rFonts w:ascii="Times New Roman" w:hAnsi="Times New Roman"/>
+          <w:color w:val="14181F"/>
+          <w:sz w:val="24"/>
+          <w:szCs w:val="24"/>
+          <w:shd w:fill="auto" w:val="clear"/>
+        </w:rPr>
+        <w:t xml:space="preserve">        </w:t>
+      </w:r>
+      <w:r>
+        <w:rPr>
+          <w:rStyle w:val="SourceText"/>
+          <w:rFonts w:ascii="var font-mono" w:hAnsi="var font-mono"/>
+          <w:color w:val="B80A18"/>
+          <w:sz w:val="24"/>
+          <w:szCs w:val="24"/>
+          <w:shd w:fill="auto" w:val="clear"/>
+        </w:rPr>
+        <w:t>"title"</w:t>
+      </w:r>
+      <w:r>
+        <w:rPr>
+          <w:rStyle w:val="SourceText"/>
+          <w:rFonts w:ascii="var font-mono" w:hAnsi="var font-mono"/>
+          <w:color w:val="14181F"/>
+          <w:sz w:val="24"/>
+          <w:szCs w:val="24"/>
+          <w:shd w:fill="auto" w:val="clear"/>
+        </w:rPr>
+        <w:t xml:space="preserve">: </w:t>
+      </w:r>
+      <w:r>
+        <w:rPr>
+          <w:rStyle w:val="SourceText"/>
+          <w:rFonts w:ascii="var font-mono" w:hAnsi="var font-mono"/>
+          <w:color w:val="008000"/>
+          <w:sz w:val="24"/>
+          <w:szCs w:val="24"/>
+          <w:shd w:fill="auto" w:val="clear"/>
+        </w:rPr>
+        <w:t>"Madurai - A 2500 Year Old City"</w:t>
+      </w:r>
+      <w:r>
+        <w:rPr>
+          <w:rStyle w:val="SourceText"/>
+          <w:rFonts w:ascii="var font-mono" w:hAnsi="var font-mono"/>
+          <w:color w:val="2B303B"/>
+          <w:sz w:val="24"/>
+          <w:szCs w:val="24"/>
+          <w:shd w:fill="auto" w:val="clear"/>
+        </w:rPr>
+        <w:t>,</w:t>
+      </w:r>
+    </w:p>
+    <w:p>
+      <w:pPr>
+        <w:pStyle w:val="PreformattedText"/>
+        <w:ind w:hanging="0" w:start="0" w:end="0"/>
+        <w:rPr>
+          <w:rFonts w:ascii="Times New Roman" w:hAnsi="Times New Roman" w:eastAsia="Arial" w:cs="Arial"/>
+          <w:color w:val="000000"/>
+          <w:sz w:val="24"/>
+          <w:szCs w:val="24"/>
+        </w:rPr>
+      </w:pPr>
+      <w:r>
+        <w:rPr>
+          <w:rStyle w:val="SourceText"/>
+          <w:rFonts w:ascii="Times New Roman" w:hAnsi="Times New Roman"/>
+          <w:color w:val="14181F"/>
+          <w:sz w:val="24"/>
+          <w:szCs w:val="24"/>
+          <w:shd w:fill="auto" w:val="clear"/>
+        </w:rPr>
+        <w:t xml:space="preserve">        </w:t>
+      </w:r>
+      <w:r>
+        <w:rPr>
+          <w:rStyle w:val="SourceText"/>
+          <w:rFonts w:ascii="var font-mono" w:hAnsi="var font-mono"/>
+          <w:color w:val="B80A18"/>
+          <w:sz w:val="24"/>
+          <w:szCs w:val="24"/>
+          <w:shd w:fill="auto" w:val="clear"/>
+        </w:rPr>
+        <w:t>"body"</w:t>
+      </w:r>
+      <w:r>
+        <w:rPr>
+          <w:rStyle w:val="SourceText"/>
+          <w:rFonts w:ascii="var font-mono" w:hAnsi="var font-mono"/>
+          <w:color w:val="14181F"/>
+          <w:sz w:val="24"/>
+          <w:szCs w:val="24"/>
+          <w:shd w:fill="auto" w:val="clear"/>
+        </w:rPr>
+        <w:t xml:space="preserve">: </w:t>
+      </w:r>
+      <w:r>
+        <w:rPr>
+          <w:rStyle w:val="SourceText"/>
+          <w:rFonts w:ascii="var font-mono" w:hAnsi="var font-mono"/>
+          <w:color w:val="008000"/>
+          <w:sz w:val="24"/>
+          <w:szCs w:val="24"/>
+          <w:shd w:fill="auto" w:val="clear"/>
+        </w:rPr>
+        <w:t>"Your Madurai article here..."</w:t>
+      </w:r>
+    </w:p>
+    <w:p>
+      <w:pPr>
+        <w:pStyle w:val="PreformattedText"/>
+        <w:ind w:hanging="0" w:start="0" w:end="0"/>
+        <w:rPr>
+          <w:rFonts w:ascii="Times New Roman" w:hAnsi="Times New Roman" w:eastAsia="Arial" w:cs="Arial"/>
+          <w:color w:val="000000"/>
+          <w:sz w:val="24"/>
+          <w:szCs w:val="24"/>
+        </w:rPr>
+      </w:pPr>
+      <w:r>
+        <w:rPr>
+          <w:rStyle w:val="SourceText"/>
+          <w:rFonts w:ascii="Times New Roman" w:hAnsi="Times New Roman"/>
+          <w:color w:val="14181F"/>
+          <w:sz w:val="24"/>
+          <w:szCs w:val="24"/>
+          <w:shd w:fill="auto" w:val="clear"/>
+        </w:rPr>
+        <w:t xml:space="preserve">    </w:t>
+      </w:r>
+      <w:r>
+        <w:rPr>
+          <w:rStyle w:val="SourceText"/>
+          <w:rFonts w:ascii="var font-mono" w:hAnsi="var font-mono"/>
+          <w:color w:val="2B303B"/>
+          <w:sz w:val="24"/>
+          <w:szCs w:val="24"/>
+          <w:shd w:fill="auto" w:val="clear"/>
+        </w:rPr>
+        <w:t>},</w:t>
+      </w:r>
+    </w:p>
+    <w:p>
+      <w:pPr>
+        <w:pStyle w:val="PreformattedText"/>
+        <w:ind w:hanging="0" w:start="0" w:end="0"/>
+        <w:rPr>
+          <w:rFonts w:ascii="Times New Roman" w:hAnsi="Times New Roman" w:eastAsia="Arial" w:cs="Arial"/>
+          <w:color w:val="000000"/>
+          <w:sz w:val="24"/>
+          <w:szCs w:val="24"/>
+        </w:rPr>
+      </w:pPr>
+      <w:r>
+        <w:rPr>
+          <w:rStyle w:val="SourceText"/>
+          <w:rFonts w:ascii="Times New Roman" w:hAnsi="Times New Roman"/>
+          <w:color w:val="14181F"/>
+          <w:sz w:val="24"/>
+          <w:szCs w:val="24"/>
+          <w:shd w:fill="auto" w:val="clear"/>
+        </w:rPr>
+        <w:t xml:space="preserve">    </w:t>
+      </w:r>
+      <w:r>
+        <w:rPr>
+          <w:rStyle w:val="SourceText"/>
+          <w:rFonts w:ascii="var font-mono" w:hAnsi="var font-mono"/>
+          <w:color w:val="2B303B"/>
+          <w:sz w:val="24"/>
+          <w:szCs w:val="24"/>
+          <w:shd w:fill="auto" w:val="clear"/>
+        </w:rPr>
+        <w:t>{</w:t>
+      </w:r>
+    </w:p>
+    <w:p>
+      <w:pPr>
+        <w:pStyle w:val="PreformattedText"/>
+        <w:ind w:hanging="0" w:start="0" w:end="0"/>
+        <w:rPr>
+          <w:rFonts w:ascii="Times New Roman" w:hAnsi="Times New Roman" w:eastAsia="Arial" w:cs="Arial"/>
+          <w:color w:val="000000"/>
+          <w:sz w:val="24"/>
+          <w:szCs w:val="24"/>
+        </w:rPr>
+      </w:pPr>
+      <w:r>
+        <w:rPr>
+          <w:rStyle w:val="SourceText"/>
+          <w:rFonts w:ascii="Times New Roman" w:hAnsi="Times New Roman"/>
+          <w:color w:val="14181F"/>
+          <w:sz w:val="24"/>
+          <w:szCs w:val="24"/>
+          <w:shd w:fill="auto" w:val="clear"/>
+        </w:rPr>
+        <w:t xml:space="preserve">        </w:t>
+      </w:r>
+      <w:r>
+        <w:rPr>
+          <w:rStyle w:val="SourceText"/>
+          <w:rFonts w:ascii="var font-mono" w:hAnsi="var font-mono"/>
+          <w:color w:val="B80A18"/>
+          <w:sz w:val="24"/>
+          <w:szCs w:val="24"/>
+          <w:shd w:fill="auto" w:val="clear"/>
+        </w:rPr>
+        <w:t>"id"</w:t>
+      </w:r>
+      <w:r>
+        <w:rPr>
+          <w:rStyle w:val="SourceText"/>
+          <w:rFonts w:ascii="var font-mono" w:hAnsi="var font-mono"/>
+          <w:color w:val="14181F"/>
+          <w:sz w:val="24"/>
+          <w:szCs w:val="24"/>
+          <w:shd w:fill="auto" w:val="clear"/>
+        </w:rPr>
+        <w:t xml:space="preserve">: </w:t>
+      </w:r>
+      <w:r>
+        <w:rPr>
+          <w:rStyle w:val="SourceText"/>
+          <w:rFonts w:ascii="var font-mono" w:hAnsi="var font-mono"/>
+          <w:color w:val="008000"/>
+          <w:sz w:val="24"/>
+          <w:szCs w:val="24"/>
+          <w:shd w:fill="auto" w:val="clear"/>
+        </w:rPr>
+        <w:t>"megamalai-2023"</w:t>
+      </w:r>
+      <w:r>
+        <w:rPr>
+          <w:rStyle w:val="SourceText"/>
+          <w:rFonts w:ascii="var font-mono" w:hAnsi="var font-mono"/>
+          <w:color w:val="2B303B"/>
+          <w:sz w:val="24"/>
+          <w:szCs w:val="24"/>
+          <w:shd w:fill="auto" w:val="clear"/>
+        </w:rPr>
+        <w:t>,</w:t>
+      </w:r>
+    </w:p>
+    <w:p>
+      <w:pPr>
+        <w:pStyle w:val="PreformattedText"/>
+        <w:ind w:hanging="0" w:start="0" w:end="0"/>
+        <w:rPr>
+          <w:rFonts w:ascii="Times New Roman" w:hAnsi="Times New Roman" w:eastAsia="Arial" w:cs="Arial"/>
+          <w:color w:val="000000"/>
+          <w:sz w:val="24"/>
+          <w:szCs w:val="24"/>
+        </w:rPr>
+      </w:pPr>
+      <w:r>
+        <w:rPr>
+          <w:rStyle w:val="SourceText"/>
+          <w:rFonts w:ascii="Times New Roman" w:hAnsi="Times New Roman"/>
+          <w:color w:val="14181F"/>
+          <w:sz w:val="24"/>
+          <w:szCs w:val="24"/>
+          <w:shd w:fill="auto" w:val="clear"/>
+        </w:rPr>
+        <w:t xml:space="preserve">        </w:t>
+      </w:r>
+      <w:r>
+        <w:rPr>
+          <w:rStyle w:val="SourceText"/>
+          <w:rFonts w:ascii="var font-mono" w:hAnsi="var font-mono"/>
+          <w:color w:val="B80A18"/>
+          <w:sz w:val="24"/>
+          <w:szCs w:val="24"/>
+          <w:shd w:fill="auto" w:val="clear"/>
+        </w:rPr>
+        <w:t>"title"</w:t>
+      </w:r>
+      <w:r>
+        <w:rPr>
+          <w:rStyle w:val="SourceText"/>
+          <w:rFonts w:ascii="var font-mono" w:hAnsi="var font-mono"/>
+          <w:color w:val="14181F"/>
+          <w:sz w:val="24"/>
+          <w:szCs w:val="24"/>
+          <w:shd w:fill="auto" w:val="clear"/>
+        </w:rPr>
+        <w:t xml:space="preserve">: </w:t>
+      </w:r>
+      <w:r>
+        <w:rPr>
+          <w:rStyle w:val="SourceText"/>
+          <w:rFonts w:ascii="var font-mono" w:hAnsi="var font-mono"/>
+          <w:color w:val="008000"/>
+          <w:sz w:val="24"/>
+          <w:szCs w:val="24"/>
+          <w:shd w:fill="auto" w:val="clear"/>
+        </w:rPr>
+        <w:t>"Megamalai - Into the Wild"</w:t>
+      </w:r>
+      <w:r>
+        <w:rPr>
+          <w:rStyle w:val="SourceText"/>
+          <w:rFonts w:ascii="var font-mono" w:hAnsi="var font-mono"/>
+          <w:color w:val="2B303B"/>
+          <w:sz w:val="24"/>
+          <w:szCs w:val="24"/>
+          <w:shd w:fill="auto" w:val="clear"/>
+        </w:rPr>
+        <w:t>,</w:t>
+      </w:r>
+    </w:p>
+    <w:p>
+      <w:pPr>
+        <w:pStyle w:val="PreformattedText"/>
+        <w:ind w:hanging="0" w:start="0" w:end="0"/>
+        <w:rPr>
+          <w:rFonts w:ascii="Times New Roman" w:hAnsi="Times New Roman" w:eastAsia="Arial" w:cs="Arial"/>
+          <w:color w:val="000000"/>
+          <w:sz w:val="24"/>
+          <w:szCs w:val="24"/>
+        </w:rPr>
+      </w:pPr>
+      <w:r>
+        <w:rPr>
+          <w:rStyle w:val="SourceText"/>
+          <w:rFonts w:ascii="Times New Roman" w:hAnsi="Times New Roman"/>
+          <w:color w:val="14181F"/>
+          <w:sz w:val="24"/>
+          <w:szCs w:val="24"/>
+          <w:shd w:fill="auto" w:val="clear"/>
+        </w:rPr>
+        <w:t xml:space="preserve">        </w:t>
+      </w:r>
+      <w:r>
+        <w:rPr>
+          <w:rStyle w:val="SourceText"/>
+          <w:rFonts w:ascii="var font-mono" w:hAnsi="var font-mono"/>
+          <w:color w:val="B80A18"/>
+          <w:sz w:val="24"/>
+          <w:szCs w:val="24"/>
+          <w:shd w:fill="auto" w:val="clear"/>
+        </w:rPr>
+        <w:t>"body"</w:t>
+      </w:r>
+      <w:r>
+        <w:rPr>
+          <w:rStyle w:val="SourceText"/>
+          <w:rFonts w:ascii="var font-mono" w:hAnsi="var font-mono"/>
+          <w:color w:val="14181F"/>
+          <w:sz w:val="24"/>
+          <w:szCs w:val="24"/>
+          <w:shd w:fill="auto" w:val="clear"/>
+        </w:rPr>
+        <w:t xml:space="preserve">: </w:t>
+      </w:r>
+      <w:r>
+        <w:rPr>
+          <w:rStyle w:val="SourceText"/>
+          <w:rFonts w:ascii="var font-mono" w:hAnsi="var font-mono"/>
+          <w:color w:val="008000"/>
+          <w:sz w:val="24"/>
+          <w:szCs w:val="24"/>
+          <w:shd w:fill="auto" w:val="clear"/>
+        </w:rPr>
+        <w:t>"Your Megamalai article here..."</w:t>
+      </w:r>
+    </w:p>
+    <w:p>
+      <w:pPr>
+        <w:pStyle w:val="PreformattedText"/>
+        <w:ind w:hanging="0" w:start="0" w:end="0"/>
+        <w:rPr>
+          <w:rFonts w:ascii="Times New Roman" w:hAnsi="Times New Roman" w:eastAsia="Arial" w:cs="Arial"/>
+          <w:color w:val="000000"/>
+          <w:sz w:val="24"/>
+          <w:szCs w:val="24"/>
+        </w:rPr>
+      </w:pPr>
+      <w:r>
+        <w:rPr>
+          <w:rStyle w:val="SourceText"/>
+          <w:rFonts w:ascii="Times New Roman" w:hAnsi="Times New Roman"/>
+          <w:color w:val="14181F"/>
+          <w:sz w:val="24"/>
+          <w:szCs w:val="24"/>
+          <w:shd w:fill="auto" w:val="clear"/>
+        </w:rPr>
+        <w:t xml:space="preserve">    </w:t>
+      </w:r>
+      <w:r>
+        <w:rPr>
+          <w:rStyle w:val="SourceText"/>
+          <w:rFonts w:ascii="var font-mono" w:hAnsi="var font-mono"/>
+          <w:color w:val="2B303B"/>
+          <w:sz w:val="24"/>
+          <w:szCs w:val="24"/>
+          <w:shd w:fill="auto" w:val="clear"/>
+        </w:rPr>
+        <w:t>},</w:t>
+      </w:r>
+    </w:p>
+    <w:p>
+      <w:pPr>
+        <w:pStyle w:val="PreformattedText"/>
+        <w:ind w:hanging="0" w:start="0" w:end="0"/>
+        <w:rPr>
+          <w:rFonts w:ascii="Times New Roman" w:hAnsi="Times New Roman" w:eastAsia="Arial" w:cs="Arial"/>
+          <w:color w:val="000000"/>
+          <w:sz w:val="24"/>
+          <w:szCs w:val="24"/>
+        </w:rPr>
+      </w:pPr>
+      <w:r>
+        <w:rPr>
+          <w:rStyle w:val="SourceText"/>
+          <w:rFonts w:ascii="Times New Roman" w:hAnsi="Times New Roman"/>
+          <w:color w:val="14181F"/>
+          <w:sz w:val="24"/>
+          <w:szCs w:val="24"/>
+          <w:shd w:fill="auto" w:val="clear"/>
+        </w:rPr>
+        <w:t xml:space="preserve">    </w:t>
+      </w:r>
+      <w:r>
+        <w:rPr>
+          <w:rStyle w:val="SourceText"/>
+          <w:rFonts w:ascii="var font-mono" w:hAnsi="var font-mono"/>
+          <w:color w:val="2B303B"/>
+          <w:sz w:val="24"/>
+          <w:szCs w:val="24"/>
+          <w:shd w:fill="auto" w:val="clear"/>
+        </w:rPr>
+        <w:t>{</w:t>
+      </w:r>
+    </w:p>
+    <w:p>
+      <w:pPr>
+        <w:pStyle w:val="PreformattedText"/>
+        <w:ind w:hanging="0" w:start="0" w:end="0"/>
+        <w:rPr>
+          <w:rFonts w:ascii="Times New Roman" w:hAnsi="Times New Roman" w:eastAsia="Arial" w:cs="Arial"/>
+          <w:color w:val="000000"/>
+          <w:sz w:val="24"/>
+          <w:szCs w:val="24"/>
+        </w:rPr>
+      </w:pPr>
+      <w:r>
+        <w:rPr>
+          <w:rStyle w:val="SourceText"/>
+          <w:rFonts w:ascii="Times New Roman" w:hAnsi="Times New Roman"/>
+          <w:color w:val="14181F"/>
+          <w:sz w:val="24"/>
+          <w:szCs w:val="24"/>
+          <w:shd w:fill="auto" w:val="clear"/>
+        </w:rPr>
+        <w:t xml:space="preserve">        </w:t>
+      </w:r>
+      <w:r>
+        <w:rPr>
+          <w:rStyle w:val="SourceText"/>
+          <w:rFonts w:ascii="var font-mono" w:hAnsi="var font-mono"/>
+          <w:color w:val="B80A18"/>
+          <w:sz w:val="24"/>
+          <w:szCs w:val="24"/>
+          <w:shd w:fill="auto" w:val="clear"/>
+        </w:rPr>
+        <w:t>"id"</w:t>
+      </w:r>
+      <w:r>
+        <w:rPr>
+          <w:rStyle w:val="SourceText"/>
+          <w:rFonts w:ascii="var font-mono" w:hAnsi="var font-mono"/>
+          <w:color w:val="14181F"/>
+          <w:sz w:val="24"/>
+          <w:szCs w:val="24"/>
+          <w:shd w:fill="auto" w:val="clear"/>
+        </w:rPr>
+        <w:t xml:space="preserve">: </w:t>
+      </w:r>
+      <w:r>
+        <w:rPr>
+          <w:rStyle w:val="SourceText"/>
+          <w:rFonts w:ascii="var font-mono" w:hAnsi="var font-mono"/>
+          <w:color w:val="008000"/>
+          <w:sz w:val="24"/>
+          <w:szCs w:val="24"/>
+          <w:shd w:fill="auto" w:val="clear"/>
+        </w:rPr>
+        <w:t>"banff-2024"</w:t>
+      </w:r>
+      <w:r>
+        <w:rPr>
+          <w:rStyle w:val="SourceText"/>
+          <w:rFonts w:ascii="var font-mono" w:hAnsi="var font-mono"/>
+          <w:color w:val="2B303B"/>
+          <w:sz w:val="24"/>
+          <w:szCs w:val="24"/>
+          <w:shd w:fill="auto" w:val="clear"/>
+        </w:rPr>
+        <w:t>,</w:t>
+      </w:r>
+    </w:p>
+    <w:p>
+      <w:pPr>
+        <w:pStyle w:val="PreformattedText"/>
+        <w:ind w:hanging="0" w:start="0" w:end="0"/>
+        <w:rPr>
+          <w:rFonts w:ascii="Times New Roman" w:hAnsi="Times New Roman" w:eastAsia="Arial" w:cs="Arial"/>
+          <w:color w:val="000000"/>
+          <w:sz w:val="24"/>
+          <w:szCs w:val="24"/>
+        </w:rPr>
+      </w:pPr>
+      <w:r>
+        <w:rPr>
+          <w:rStyle w:val="SourceText"/>
+          <w:rFonts w:ascii="Times New Roman" w:hAnsi="Times New Roman"/>
+          <w:color w:val="14181F"/>
+          <w:sz w:val="24"/>
+          <w:szCs w:val="24"/>
+          <w:shd w:fill="auto" w:val="clear"/>
+        </w:rPr>
+        <w:t xml:space="preserve">        </w:t>
+      </w:r>
+      <w:r>
+        <w:rPr>
+          <w:rStyle w:val="SourceText"/>
+          <w:rFonts w:ascii="var font-mono" w:hAnsi="var font-mono"/>
+          <w:color w:val="B80A18"/>
+          <w:sz w:val="24"/>
+          <w:szCs w:val="24"/>
+          <w:shd w:fill="auto" w:val="clear"/>
+        </w:rPr>
+        <w:t>"title"</w:t>
+      </w:r>
+      <w:r>
+        <w:rPr>
+          <w:rStyle w:val="SourceText"/>
+          <w:rFonts w:ascii="var font-mono" w:hAnsi="var font-mono"/>
+          <w:color w:val="14181F"/>
+          <w:sz w:val="24"/>
+          <w:szCs w:val="24"/>
+          <w:shd w:fill="auto" w:val="clear"/>
+        </w:rPr>
+        <w:t xml:space="preserve">: </w:t>
+      </w:r>
+      <w:r>
+        <w:rPr>
+          <w:rStyle w:val="SourceText"/>
+          <w:rFonts w:ascii="var font-mono" w:hAnsi="var font-mono"/>
+          <w:color w:val="008000"/>
+          <w:sz w:val="24"/>
+          <w:szCs w:val="24"/>
+          <w:shd w:fill="auto" w:val="clear"/>
+        </w:rPr>
+        <w:t>"Banff - The Canadian Rockies"</w:t>
+      </w:r>
+      <w:r>
+        <w:rPr>
+          <w:rStyle w:val="SourceText"/>
+          <w:rFonts w:ascii="var font-mono" w:hAnsi="var font-mono"/>
+          <w:color w:val="2B303B"/>
+          <w:sz w:val="24"/>
+          <w:szCs w:val="24"/>
+          <w:shd w:fill="auto" w:val="clear"/>
+        </w:rPr>
+        <w:t>,</w:t>
+      </w:r>
+    </w:p>
+    <w:p>
+      <w:pPr>
+        <w:pStyle w:val="PreformattedText"/>
+        <w:ind w:hanging="0" w:start="0" w:end="0"/>
+        <w:rPr>
+          <w:rFonts w:ascii="Times New Roman" w:hAnsi="Times New Roman" w:eastAsia="Arial" w:cs="Arial"/>
+          <w:color w:val="000000"/>
+          <w:sz w:val="24"/>
+          <w:szCs w:val="24"/>
+        </w:rPr>
+      </w:pPr>
+      <w:r>
+        <w:rPr>
+          <w:rStyle w:val="SourceText"/>
+          <w:rFonts w:ascii="Times New Roman" w:hAnsi="Times New Roman"/>
+          <w:color w:val="14181F"/>
+          <w:sz w:val="24"/>
+          <w:szCs w:val="24"/>
+          <w:shd w:fill="auto" w:val="clear"/>
+        </w:rPr>
+        <w:t xml:space="preserve">        </w:t>
+      </w:r>
+      <w:r>
+        <w:rPr>
+          <w:rStyle w:val="SourceText"/>
+          <w:rFonts w:ascii="var font-mono" w:hAnsi="var font-mono"/>
+          <w:color w:val="B80A18"/>
+          <w:sz w:val="24"/>
+          <w:szCs w:val="24"/>
+          <w:shd w:fill="auto" w:val="clear"/>
+        </w:rPr>
+        <w:t>"body"</w:t>
+      </w:r>
+      <w:r>
+        <w:rPr>
+          <w:rStyle w:val="SourceText"/>
+          <w:rFonts w:ascii="var font-mono" w:hAnsi="var font-mono"/>
+          <w:color w:val="14181F"/>
+          <w:sz w:val="24"/>
+          <w:szCs w:val="24"/>
+          <w:shd w:fill="auto" w:val="clear"/>
+        </w:rPr>
+        <w:t xml:space="preserve">: </w:t>
+      </w:r>
+      <w:r>
+        <w:rPr>
+          <w:rStyle w:val="SourceText"/>
+          <w:rFonts w:ascii="var font-mono" w:hAnsi="var font-mono"/>
+          <w:color w:val="008000"/>
+          <w:sz w:val="24"/>
+          <w:szCs w:val="24"/>
+          <w:shd w:fill="auto" w:val="clear"/>
+        </w:rPr>
+        <w:t>"Your Banff article here..."</w:t>
+      </w:r>
+    </w:p>
+    <w:p>
+      <w:pPr>
+        <w:pStyle w:val="PreformattedText"/>
+        <w:ind w:hanging="0" w:start="0" w:end="0"/>
+        <w:rPr>
+          <w:rFonts w:ascii="Times New Roman" w:hAnsi="Times New Roman" w:eastAsia="Arial" w:cs="Arial"/>
+          <w:color w:val="000000"/>
+          <w:sz w:val="24"/>
+          <w:szCs w:val="24"/>
+        </w:rPr>
+      </w:pPr>
+      <w:r>
+        <w:rPr>
+          <w:rStyle w:val="SourceText"/>
+          <w:rFonts w:ascii="Times New Roman" w:hAnsi="Times New Roman"/>
+          <w:color w:val="14181F"/>
+          <w:sz w:val="24"/>
+          <w:szCs w:val="24"/>
+          <w:shd w:fill="auto" w:val="clear"/>
+        </w:rPr>
+        <w:t xml:space="preserve">    </w:t>
+      </w:r>
+      <w:r>
+        <w:rPr>
+          <w:rStyle w:val="SourceText"/>
+          <w:rFonts w:ascii="var font-mono" w:hAnsi="var font-mono"/>
+          <w:color w:val="2B303B"/>
+          <w:sz w:val="24"/>
+          <w:szCs w:val="24"/>
+          <w:shd w:fill="auto" w:val="clear"/>
+        </w:rPr>
+        <w:t>}</w:t>
+      </w:r>
+    </w:p>
+    <w:p>
+      <w:pPr>
+        <w:pStyle w:val="PreformattedText"/>
+        <w:spacing w:before="0" w:after="283"/>
+        <w:ind w:hanging="0" w:start="0" w:end="0"/>
+        <w:rPr>
+          <w:rFonts w:ascii="Times New Roman" w:hAnsi="Times New Roman" w:eastAsia="Arial" w:cs="Arial"/>
+          <w:color w:val="000000"/>
+          <w:sz w:val="24"/>
+          <w:szCs w:val="24"/>
+        </w:rPr>
+      </w:pPr>
+      <w:r>
+        <w:rPr>
+          <w:rStyle w:val="SourceText"/>
+          <w:rFonts w:ascii="var font-mono" w:hAnsi="var font-mono"/>
+          <w:color w:val="2B303B"/>
+          <w:sz w:val="24"/>
+          <w:szCs w:val="24"/>
+          <w:shd w:fill="auto" w:val="clear"/>
+        </w:rPr>
+        <w:t>]</w:t>
+      </w:r>
+    </w:p>
+    <w:p>
+      <w:pPr>
+        <w:pStyle w:val="HorizontalLine"/>
+        <w:spacing w:before="0" w:after="0"/>
+        <w:rPr>
+          <w:rFonts w:ascii="Times New Roman" w:hAnsi="Times New Roman"/>
+          <w:color w:val="000000"/>
+          <w:sz w:val="24"/>
+          <w:szCs w:val="24"/>
+        </w:rPr>
+      </w:pPr>
+      <w:r>
+        <w:rPr>
+          <w:rFonts w:ascii="Times New Roman" w:hAnsi="Times New Roman"/>
+          <w:color w:val="000000"/>
+          <w:sz w:val="24"/>
+          <w:szCs w:val="24"/>
+        </w:rPr>
+      </w:r>
+    </w:p>
+    <w:p>
+      <w:pPr>
+        <w:pStyle w:val="BodyText"/>
+        <w:spacing w:lineRule="auto" w:line="240"/>
+        <w:rPr>
+          <w:rFonts w:ascii="Times New Roman" w:hAnsi="Times New Roman"/>
+          <w:color w:val="000000"/>
+        </w:rPr>
+      </w:pPr>
+      <w:r>
+        <w:rPr>
+          <w:rStyle w:val="Strong"/>
+          <w:rFonts w:ascii="Times New Roman" w:hAnsi="Times New Roman"/>
+          <w:color w:val="000000"/>
+        </w:rPr>
+        <w:t>The simple rule:</w:t>
+      </w:r>
+    </w:p>
+    <w:p>
+      <w:pPr>
+        <w:pStyle w:val="BodyText"/>
+        <w:numPr>
+          <w:ilvl w:val="0"/>
+          <w:numId w:val="9"/>
+        </w:numPr>
+        <w:tabs>
+          <w:tab w:val="clear" w:pos="720"/>
+          <w:tab w:val="left" w:pos="0" w:leader="none"/>
+        </w:tabs>
+        <w:spacing w:lineRule="auto" w:line="240" w:before="0" w:after="0"/>
+        <w:ind w:hanging="283" w:start="709"/>
+        <w:rPr>
+          <w:rFonts w:ascii="Times New Roman" w:hAnsi="Times New Roman"/>
+          <w:color w:val="000000"/>
+        </w:rPr>
+      </w:pPr>
+      <w:r>
+        <w:rPr>
+          <w:rFonts w:ascii="Times New Roman" w:hAnsi="Times New Roman"/>
+          <w:color w:val="000000"/>
+        </w:rPr>
+        <w:t xml:space="preserve">One </w:t>
+      </w:r>
+      <w:r>
+        <w:rPr>
+          <w:rStyle w:val="SourceText"/>
+          <w:rFonts w:ascii="Times New Roman" w:hAnsi="Times New Roman"/>
+          <w:color w:val="000000"/>
+        </w:rPr>
+        <w:t>blog_posts.json</w:t>
+      </w:r>
+      <w:r>
+        <w:rPr>
+          <w:rFonts w:ascii="Times New Roman" w:hAnsi="Times New Roman"/>
+          <w:color w:val="000000"/>
+        </w:rPr>
+        <w:t xml:space="preserve"> file — always </w:t>
+      </w:r>
+    </w:p>
+    <w:p>
+      <w:pPr>
+        <w:pStyle w:val="BodyText"/>
+        <w:numPr>
+          <w:ilvl w:val="0"/>
+          <w:numId w:val="9"/>
+        </w:numPr>
+        <w:tabs>
+          <w:tab w:val="clear" w:pos="720"/>
+          <w:tab w:val="left" w:pos="0" w:leader="none"/>
+        </w:tabs>
+        <w:spacing w:lineRule="auto" w:line="240" w:before="0" w:after="0"/>
+        <w:ind w:hanging="283" w:start="709"/>
+        <w:rPr>
+          <w:rFonts w:ascii="Times New Roman" w:hAnsi="Times New Roman"/>
+          <w:color w:val="000000"/>
+        </w:rPr>
+      </w:pPr>
+      <w:r>
+        <w:rPr>
+          <w:rFonts w:ascii="Times New Roman" w:hAnsi="Times New Roman"/>
+          <w:color w:val="000000"/>
+        </w:rPr>
+        <w:t xml:space="preserve">Each article is a </w:t>
+      </w:r>
+      <w:r>
+        <w:rPr>
+          <w:rStyle w:val="SourceText"/>
+          <w:rFonts w:ascii="Times New Roman" w:hAnsi="Times New Roman"/>
+          <w:color w:val="000000"/>
+        </w:rPr>
+        <w:t>{ }</w:t>
+      </w:r>
+      <w:r>
+        <w:rPr>
+          <w:rFonts w:ascii="Times New Roman" w:hAnsi="Times New Roman"/>
+          <w:color w:val="000000"/>
+        </w:rPr>
+        <w:t xml:space="preserve"> block inside the </w:t>
+      </w:r>
+      <w:r>
+        <w:rPr>
+          <w:rStyle w:val="SourceText"/>
+          <w:rFonts w:ascii="Times New Roman" w:hAnsi="Times New Roman"/>
+          <w:color w:val="000000"/>
+        </w:rPr>
+        <w:t>[ ]</w:t>
+      </w:r>
+      <w:r>
+        <w:rPr>
+          <w:rFonts w:ascii="Times New Roman" w:hAnsi="Times New Roman"/>
+          <w:color w:val="000000"/>
+        </w:rPr>
+        <w:t xml:space="preserve"> </w:t>
+      </w:r>
+    </w:p>
+    <w:p>
+      <w:pPr>
+        <w:pStyle w:val="BodyText"/>
+        <w:numPr>
+          <w:ilvl w:val="0"/>
+          <w:numId w:val="9"/>
+        </w:numPr>
+        <w:tabs>
+          <w:tab w:val="clear" w:pos="720"/>
+          <w:tab w:val="left" w:pos="0" w:leader="none"/>
+        </w:tabs>
+        <w:spacing w:lineRule="auto" w:line="240" w:before="0" w:after="0"/>
+        <w:ind w:hanging="283" w:start="709"/>
+        <w:rPr>
+          <w:rFonts w:ascii="Times New Roman" w:hAnsi="Times New Roman"/>
+          <w:color w:val="000000"/>
+        </w:rPr>
+      </w:pPr>
+      <w:r>
+        <w:rPr>
+          <w:rFonts w:ascii="Times New Roman" w:hAnsi="Times New Roman"/>
+          <w:color w:val="000000"/>
+        </w:rPr>
+        <w:t xml:space="preserve">Separate each article block with a comma </w:t>
+      </w:r>
+    </w:p>
+    <w:p>
+      <w:pPr>
+        <w:pStyle w:val="BodyText"/>
+        <w:numPr>
+          <w:ilvl w:val="0"/>
+          <w:numId w:val="9"/>
+        </w:numPr>
+        <w:tabs>
+          <w:tab w:val="clear" w:pos="720"/>
+          <w:tab w:val="left" w:pos="0" w:leader="none"/>
+        </w:tabs>
+        <w:spacing w:lineRule="auto" w:line="240"/>
+        <w:ind w:hanging="283" w:start="709"/>
+        <w:rPr>
+          <w:rFonts w:ascii="Times New Roman" w:hAnsi="Times New Roman"/>
+          <w:color w:val="000000"/>
+        </w:rPr>
+      </w:pPr>
+      <w:r>
+        <w:rPr>
+          <w:rFonts w:ascii="Times New Roman" w:hAnsi="Times New Roman"/>
+          <w:color w:val="000000"/>
+        </w:rPr>
+        <w:t xml:space="preserve">The last article has </w:t>
+      </w:r>
+      <w:r>
+        <w:rPr>
+          <w:rStyle w:val="Strong"/>
+          <w:rFonts w:ascii="Times New Roman" w:hAnsi="Times New Roman"/>
+          <w:color w:val="000000"/>
+        </w:rPr>
+        <w:t>no comma</w:t>
+      </w:r>
+      <w:r>
+        <w:rPr>
+          <w:rFonts w:ascii="Times New Roman" w:hAnsi="Times New Roman"/>
+          <w:color w:val="000000"/>
+        </w:rPr>
+        <w:t xml:space="preserve"> after its </w:t>
+      </w:r>
+      <w:r>
+        <w:rPr>
+          <w:rStyle w:val="SourceText"/>
+          <w:rFonts w:ascii="Times New Roman" w:hAnsi="Times New Roman"/>
+          <w:color w:val="000000"/>
+        </w:rPr>
+        <w:t>}</w:t>
+      </w:r>
+      <w:r>
+        <w:rPr>
+          <w:rFonts w:ascii="Times New Roman" w:hAnsi="Times New Roman"/>
+          <w:color w:val="000000"/>
+        </w:rPr>
+        <w:t xml:space="preserve"> </w:t>
+      </w:r>
+    </w:p>
+    <w:p>
+      <w:pPr>
+        <w:pStyle w:val="HorizontalLine"/>
+        <w:spacing w:before="0" w:after="0"/>
+        <w:rPr>
+          <w:rFonts w:ascii="Times New Roman" w:hAnsi="Times New Roman"/>
+          <w:color w:val="000000"/>
+          <w:sz w:val="24"/>
+          <w:szCs w:val="24"/>
+        </w:rPr>
+      </w:pPr>
+      <w:r>
+        <w:rPr>
+          <w:rFonts w:ascii="Times New Roman" w:hAnsi="Times New Roman"/>
+          <w:color w:val="000000"/>
+          <w:sz w:val="24"/>
+          <w:szCs w:val="24"/>
+        </w:rPr>
+      </w:r>
+    </w:p>
+    <w:p>
+      <w:pPr>
+        <w:pStyle w:val="BodyText"/>
+        <w:spacing w:lineRule="auto" w:line="240"/>
+        <w:rPr>
+          <w:rFonts w:ascii="Times New Roman" w:hAnsi="Times New Roman"/>
+          <w:color w:val="000000"/>
+        </w:rPr>
+      </w:pPr>
+      <w:r>
+        <w:rPr>
+          <w:rStyle w:val="Strong"/>
+          <w:rFonts w:ascii="Times New Roman" w:hAnsi="Times New Roman"/>
+          <w:color w:val="000000"/>
+        </w:rPr>
+        <w:t>Your workflow each time you write a new article:</w:t>
+      </w:r>
+    </w:p>
+    <w:p>
+      <w:pPr>
+        <w:pStyle w:val="BodyText"/>
+        <w:numPr>
+          <w:ilvl w:val="0"/>
+          <w:numId w:val="10"/>
+        </w:numPr>
+        <w:tabs>
+          <w:tab w:val="clear" w:pos="720"/>
+          <w:tab w:val="left" w:pos="0" w:leader="none"/>
+        </w:tabs>
+        <w:spacing w:lineRule="auto" w:line="240" w:before="0" w:after="0"/>
+        <w:ind w:hanging="283" w:start="709"/>
+        <w:rPr>
+          <w:rFonts w:ascii="Times New Roman" w:hAnsi="Times New Roman"/>
+          <w:color w:val="000000"/>
+        </w:rPr>
+      </w:pPr>
+      <w:r>
+        <w:rPr>
+          <w:rFonts w:ascii="Times New Roman" w:hAnsi="Times New Roman"/>
+          <w:color w:val="000000"/>
+        </w:rPr>
+        <w:t xml:space="preserve">Open </w:t>
+      </w:r>
+      <w:r>
+        <w:rPr>
+          <w:rStyle w:val="SourceText"/>
+          <w:rFonts w:ascii="Times New Roman" w:hAnsi="Times New Roman"/>
+          <w:color w:val="000000"/>
+        </w:rPr>
+        <w:t>blog_posts.json</w:t>
+      </w:r>
+      <w:r>
+        <w:rPr>
+          <w:rFonts w:ascii="Times New Roman" w:hAnsi="Times New Roman"/>
+          <w:color w:val="000000"/>
+        </w:rPr>
+        <w:t xml:space="preserve"> </w:t>
+      </w:r>
+    </w:p>
+    <w:p>
+      <w:pPr>
+        <w:pStyle w:val="BodyText"/>
+        <w:numPr>
+          <w:ilvl w:val="0"/>
+          <w:numId w:val="10"/>
+        </w:numPr>
+        <w:tabs>
+          <w:tab w:val="clear" w:pos="720"/>
+          <w:tab w:val="left" w:pos="0" w:leader="none"/>
+        </w:tabs>
+        <w:spacing w:lineRule="auto" w:line="240" w:before="0" w:after="0"/>
+        <w:ind w:hanging="283" w:start="709"/>
+        <w:rPr>
+          <w:rFonts w:ascii="Times New Roman" w:hAnsi="Times New Roman"/>
+          <w:color w:val="000000"/>
+        </w:rPr>
+      </w:pPr>
+      <w:r>
+        <w:rPr>
+          <w:rFonts w:ascii="Times New Roman" w:hAnsi="Times New Roman"/>
+          <w:color w:val="000000"/>
+        </w:rPr>
+        <w:t xml:space="preserve">Add a new </w:t>
+      </w:r>
+      <w:r>
+        <w:rPr>
+          <w:rStyle w:val="SourceText"/>
+          <w:rFonts w:ascii="Times New Roman" w:hAnsi="Times New Roman"/>
+          <w:color w:val="000000"/>
+        </w:rPr>
+        <w:t>{ }</w:t>
+      </w:r>
+      <w:r>
+        <w:rPr>
+          <w:rFonts w:ascii="Times New Roman" w:hAnsi="Times New Roman"/>
+          <w:color w:val="000000"/>
+        </w:rPr>
+        <w:t xml:space="preserve"> block before the final </w:t>
+      </w:r>
+      <w:r>
+        <w:rPr>
+          <w:rStyle w:val="SourceText"/>
+          <w:rFonts w:ascii="Times New Roman" w:hAnsi="Times New Roman"/>
+          <w:color w:val="000000"/>
+        </w:rPr>
+        <w:t>]</w:t>
+      </w:r>
+      <w:r>
+        <w:rPr>
+          <w:rFonts w:ascii="Times New Roman" w:hAnsi="Times New Roman"/>
+          <w:color w:val="000000"/>
+        </w:rPr>
+        <w:t xml:space="preserve"> </w:t>
+      </w:r>
+    </w:p>
+    <w:p>
+      <w:pPr>
+        <w:pStyle w:val="BodyText"/>
+        <w:numPr>
+          <w:ilvl w:val="0"/>
+          <w:numId w:val="10"/>
+        </w:numPr>
+        <w:tabs>
+          <w:tab w:val="clear" w:pos="720"/>
+          <w:tab w:val="left" w:pos="0" w:leader="none"/>
+        </w:tabs>
+        <w:spacing w:lineRule="auto" w:line="240" w:before="0" w:after="0"/>
+        <w:ind w:hanging="283" w:start="709"/>
+        <w:rPr>
+          <w:rFonts w:ascii="Times New Roman" w:hAnsi="Times New Roman"/>
+          <w:color w:val="000000"/>
+        </w:rPr>
+      </w:pPr>
+      <w:r>
+        <w:rPr>
+          <w:rFonts w:ascii="Times New Roman" w:hAnsi="Times New Roman"/>
+          <w:color w:val="000000"/>
+        </w:rPr>
+        <w:t xml:space="preserve">Remember the comma after the previous article's </w:t>
+      </w:r>
+      <w:r>
+        <w:rPr>
+          <w:rStyle w:val="SourceText"/>
+          <w:rFonts w:ascii="Times New Roman" w:hAnsi="Times New Roman"/>
+          <w:color w:val="000000"/>
+        </w:rPr>
+        <w:t>}</w:t>
+      </w:r>
+      <w:r>
+        <w:rPr>
+          <w:rFonts w:ascii="Times New Roman" w:hAnsi="Times New Roman"/>
+          <w:color w:val="000000"/>
+        </w:rPr>
+        <w:t xml:space="preserve"> </w:t>
+      </w:r>
+    </w:p>
+    <w:p>
+      <w:pPr>
+        <w:pStyle w:val="BodyText"/>
+        <w:numPr>
+          <w:ilvl w:val="0"/>
+          <w:numId w:val="10"/>
+        </w:numPr>
+        <w:tabs>
+          <w:tab w:val="clear" w:pos="720"/>
+          <w:tab w:val="left" w:pos="0" w:leader="none"/>
+        </w:tabs>
+        <w:spacing w:lineRule="auto" w:line="240"/>
+        <w:ind w:hanging="283" w:start="709"/>
+        <w:rPr>
+          <w:rFonts w:ascii="Times New Roman" w:hAnsi="Times New Roman"/>
+          <w:color w:val="000000"/>
+        </w:rPr>
+      </w:pPr>
+      <w:r>
+        <w:rPr>
+          <w:rFonts w:ascii="Times New Roman" w:hAnsi="Times New Roman"/>
+          <w:color w:val="000000"/>
+        </w:rPr>
+        <w:t xml:space="preserve">Run </w:t>
+      </w:r>
+      <w:r>
+        <w:rPr>
+          <w:rStyle w:val="SourceText"/>
+          <w:rFonts w:ascii="Times New Roman" w:hAnsi="Times New Roman"/>
+          <w:color w:val="000000"/>
+        </w:rPr>
+        <w:t>Claude_mohangraphy.py</w:t>
+      </w:r>
+      <w:r>
+        <w:rPr>
+          <w:rFonts w:ascii="Times New Roman" w:hAnsi="Times New Roman"/>
+          <w:color w:val="000000"/>
+        </w:rPr>
+        <w:t xml:space="preserve"> to publish </w:t>
+      </w:r>
+    </w:p>
+    <w:p>
+      <w:pPr>
+        <w:pStyle w:val="BodyText"/>
+        <w:spacing w:lineRule="auto" w:line="240"/>
+        <w:rPr>
+          <w:rFonts w:ascii="Times New Roman" w:hAnsi="Times New Roman"/>
+          <w:color w:val="000000"/>
+        </w:rPr>
+      </w:pPr>
+      <w:r>
+        <w:rPr>
+          <w:rFonts w:ascii="Times New Roman" w:hAnsi="Times New Roman"/>
+          <w:color w:val="000000"/>
+        </w:rPr>
+        <w:t>That's it — one file, all articles, forever.</w:t>
+      </w:r>
+    </w:p>
+    <w:p>
+      <w:pPr>
+        <w:pStyle w:val="Normal"/>
+        <w:spacing w:lineRule="auto" w:line="240" w:before="0" w:after="0"/>
+        <w:rPr>
+          <w:rFonts w:ascii="Times New Roman" w:hAnsi="Times New Roman"/>
+          <w:color w:val="000000"/>
+        </w:rPr>
+      </w:pPr>
+      <w:r>
+        <w:rPr>
+          <w:rFonts w:ascii="Times New Roman" w:hAnsi="Times New Roman"/>
+          <w:color w:val="000000"/>
+        </w:rPr>
+      </w:r>
+    </w:p>
+    <w:p>
+      <w:pPr>
+        <w:pStyle w:val="BodyText"/>
+        <w:spacing w:lineRule="auto" w:line="240" w:before="0" w:after="0"/>
+        <w:rPr>
+          <w:rFonts w:ascii="Times New Roman" w:hAnsi="Times New Roman"/>
+          <w:color w:val="000000"/>
+        </w:rPr>
+      </w:pPr>
+      <w:r>
+        <w:rPr>
+          <w:rFonts w:ascii="Times New Roman" w:hAnsi="Times New Roman"/>
+          <w:color w:val="000000"/>
+        </w:rPr>
+        <w:t xml:space="preserve">Or simply run </w:t>
+      </w:r>
+      <w:r>
+        <w:rPr>
+          <w:rStyle w:val="SourceText"/>
+          <w:rFonts w:ascii="Times New Roman" w:hAnsi="Times New Roman"/>
+          <w:color w:val="000000"/>
+        </w:rPr>
+        <w:t>blog_editor.py</w:t>
+      </w:r>
+      <w:r>
+        <w:rPr>
+          <w:rFonts w:ascii="Times New Roman" w:hAnsi="Times New Roman"/>
+          <w:color w:val="000000"/>
+        </w:rPr>
+        <w:t xml:space="preserve"> and paste your article into the dialog — it handles the encoding automatically.</w:t>
+      </w:r>
+    </w:p>
+    <w:p>
+      <w:pPr>
+        <w:pStyle w:val="Normal"/>
+        <w:spacing w:lineRule="auto" w:line="240" w:before="0" w:after="0"/>
+        <w:rPr>
+          <w:rFonts w:ascii="Times New Roman" w:hAnsi="Times New Roman"/>
+          <w:color w:val="000000"/>
+        </w:rPr>
+      </w:pPr>
+      <w:r>
+        <w:rPr>
+          <w:rFonts w:ascii="Times New Roman" w:hAnsi="Times New Roman"/>
+          <w:color w:val="000000"/>
+        </w:rPr>
+      </w:r>
+    </w:p>
+    <w:p>
+      <w:pPr>
+        <w:pStyle w:val="Normal"/>
+        <w:spacing w:lineRule="auto" w:line="240" w:before="0" w:after="0"/>
+        <w:rPr>
+          <w:rFonts w:ascii="Times New Roman" w:hAnsi="Times New Roman"/>
+          <w:color w:val="000000"/>
+        </w:rPr>
+      </w:pPr>
+      <w:r>
+        <w:rPr>
+          <w:rFonts w:ascii="Times New Roman" w:hAnsi="Times New Roman"/>
+          <w:color w:val="000000"/>
+        </w:rPr>
+        <w:t>cp ~/Downloads/Claude_mohangraphy.py /Users/ncm/Pictures/Mohangraphy/Scripts/</w:t>
+      </w:r>
+    </w:p>
+    <w:p>
+      <w:pPr>
+        <w:pStyle w:val="Normal"/>
+        <w:spacing w:lineRule="auto" w:line="240" w:before="0" w:after="0"/>
+        <w:rPr>
+          <w:rFonts w:ascii="Times New Roman" w:hAnsi="Times New Roman"/>
+          <w:color w:val="000000"/>
+        </w:rPr>
+      </w:pPr>
+      <w:r>
+        <w:rPr>
+          <w:rFonts w:ascii="Times New Roman" w:hAnsi="Times New Roman"/>
+          <w:color w:val="000000"/>
+        </w:rPr>
+        <w:t>cp ~/Downloads/blog_posts.json /Users/ncm/Pictures/Mohangraphy/Scripts/</w:t>
+      </w:r>
+    </w:p>
+    <w:p>
+      <w:pPr>
+        <w:pStyle w:val="Normal"/>
+        <w:spacing w:lineRule="auto" w:line="240" w:before="0" w:after="0"/>
+        <w:rPr>
+          <w:rFonts w:ascii="Times New Roman" w:hAnsi="Times New Roman"/>
+          <w:color w:val="000000"/>
+        </w:rPr>
+      </w:pPr>
+      <w:r>
+        <w:rPr>
+          <w:rFonts w:ascii="Times New Roman" w:hAnsi="Times New Roman"/>
+          <w:color w:val="000000"/>
+        </w:rPr>
+        <w:t>python3 /Users/ncm/Pictures/Mohangraphy/Scripts/Claude_mohangraphy.py</w:t>
       </w:r>
     </w:p>
     <w:sectPr>
@@ -13830,7 +16464,7 @@
         <w:sz w:val="20"/>
         <w:szCs w:val="20"/>
       </w:rPr>
-      <w:t>11</w:t>
+      <w:t>13</w:t>
     </w:r>
     <w:r>
       <w:rPr>
@@ -13958,7 +16592,7 @@
         <w:sz w:val="20"/>
         <w:szCs w:val="20"/>
       </w:rPr>
-      <w:t>11</w:t>
+      <w:t>13</w:t>
     </w:r>
     <w:r>
       <w:rPr>
@@ -15080,6 +17714,399 @@
   <w:abstractNum w:abstractNumId="9">
     <w:lvl w:ilvl="0">
       <w:start w:val="1"/>
+      <w:numFmt w:val="bullet"/>
+      <w:lvlText w:val=""/>
+      <w:lvlJc w:val="start"/>
+      <w:pPr>
+        <w:tabs>
+          <w:tab w:val="num" w:pos="709"/>
+        </w:tabs>
+        <w:ind w:start="709" w:hanging="283"/>
+      </w:pPr>
+      <w:rPr>
+        <w:rFonts w:ascii="Symbol" w:hAnsi="Symbol" w:cs="Symbol" w:hint="default"/>
+      </w:rPr>
+    </w:lvl>
+    <w:lvl w:ilvl="1">
+      <w:start w:val="1"/>
+      <w:numFmt w:val="bullet"/>
+      <w:lvlText w:val=""/>
+      <w:lvlJc w:val="start"/>
+      <w:pPr>
+        <w:tabs>
+          <w:tab w:val="num" w:pos="1418"/>
+        </w:tabs>
+        <w:ind w:start="1418" w:hanging="283"/>
+      </w:pPr>
+      <w:rPr>
+        <w:rFonts w:ascii="Symbol" w:hAnsi="Symbol" w:cs="Symbol" w:hint="default"/>
+      </w:rPr>
+    </w:lvl>
+    <w:lvl w:ilvl="2">
+      <w:start w:val="1"/>
+      <w:numFmt w:val="bullet"/>
+      <w:lvlText w:val=""/>
+      <w:lvlJc w:val="start"/>
+      <w:pPr>
+        <w:tabs>
+          <w:tab w:val="num" w:pos="2127"/>
+        </w:tabs>
+        <w:ind w:start="2127" w:hanging="283"/>
+      </w:pPr>
+      <w:rPr>
+        <w:rFonts w:ascii="Symbol" w:hAnsi="Symbol" w:cs="Symbol" w:hint="default"/>
+      </w:rPr>
+    </w:lvl>
+    <w:lvl w:ilvl="3">
+      <w:start w:val="1"/>
+      <w:numFmt w:val="bullet"/>
+      <w:lvlText w:val=""/>
+      <w:lvlJc w:val="start"/>
+      <w:pPr>
+        <w:tabs>
+          <w:tab w:val="num" w:pos="2836"/>
+        </w:tabs>
+        <w:ind w:start="2836" w:hanging="283"/>
+      </w:pPr>
+      <w:rPr>
+        <w:rFonts w:ascii="Symbol" w:hAnsi="Symbol" w:cs="Symbol" w:hint="default"/>
+      </w:rPr>
+    </w:lvl>
+    <w:lvl w:ilvl="4">
+      <w:start w:val="1"/>
+      <w:numFmt w:val="bullet"/>
+      <w:lvlText w:val=""/>
+      <w:lvlJc w:val="start"/>
+      <w:pPr>
+        <w:tabs>
+          <w:tab w:val="num" w:pos="3545"/>
+        </w:tabs>
+        <w:ind w:start="3545" w:hanging="283"/>
+      </w:pPr>
+      <w:rPr>
+        <w:rFonts w:ascii="Symbol" w:hAnsi="Symbol" w:cs="Symbol" w:hint="default"/>
+      </w:rPr>
+    </w:lvl>
+    <w:lvl w:ilvl="5">
+      <w:start w:val="1"/>
+      <w:numFmt w:val="bullet"/>
+      <w:lvlText w:val=""/>
+      <w:lvlJc w:val="start"/>
+      <w:pPr>
+        <w:tabs>
+          <w:tab w:val="num" w:pos="4254"/>
+        </w:tabs>
+        <w:ind w:start="4254" w:hanging="283"/>
+      </w:pPr>
+      <w:rPr>
+        <w:rFonts w:ascii="Symbol" w:hAnsi="Symbol" w:cs="Symbol" w:hint="default"/>
+      </w:rPr>
+    </w:lvl>
+    <w:lvl w:ilvl="6">
+      <w:start w:val="1"/>
+      <w:numFmt w:val="bullet"/>
+      <w:lvlText w:val=""/>
+      <w:lvlJc w:val="start"/>
+      <w:pPr>
+        <w:tabs>
+          <w:tab w:val="num" w:pos="4963"/>
+        </w:tabs>
+        <w:ind w:start="4963" w:hanging="283"/>
+      </w:pPr>
+      <w:rPr>
+        <w:rFonts w:ascii="Symbol" w:hAnsi="Symbol" w:cs="Symbol" w:hint="default"/>
+      </w:rPr>
+    </w:lvl>
+    <w:lvl w:ilvl="7">
+      <w:start w:val="1"/>
+      <w:numFmt w:val="bullet"/>
+      <w:lvlText w:val=""/>
+      <w:lvlJc w:val="start"/>
+      <w:pPr>
+        <w:tabs>
+          <w:tab w:val="num" w:pos="5672"/>
+        </w:tabs>
+        <w:ind w:start="5672" w:hanging="283"/>
+      </w:pPr>
+      <w:rPr>
+        <w:rFonts w:ascii="Symbol" w:hAnsi="Symbol" w:cs="Symbol" w:hint="default"/>
+      </w:rPr>
+    </w:lvl>
+    <w:lvl w:ilvl="8">
+      <w:start w:val="1"/>
+      <w:numFmt w:val="bullet"/>
+      <w:lvlText w:val=""/>
+      <w:lvlJc w:val="start"/>
+      <w:pPr>
+        <w:tabs>
+          <w:tab w:val="num" w:pos="6381"/>
+        </w:tabs>
+        <w:ind w:start="6381" w:hanging="283"/>
+      </w:pPr>
+      <w:rPr>
+        <w:rFonts w:ascii="Symbol" w:hAnsi="Symbol" w:cs="Symbol" w:hint="default"/>
+      </w:rPr>
+    </w:lvl>
+  </w:abstractNum>
+  <w:abstractNum w:abstractNumId="10">
+    <w:lvl w:ilvl="0">
+      <w:start w:val="1"/>
+      <w:numFmt w:val="decimal"/>
+      <w:lvlText w:val="%1."/>
+      <w:lvlJc w:val="start"/>
+      <w:pPr>
+        <w:tabs>
+          <w:tab w:val="num" w:pos="709"/>
+        </w:tabs>
+        <w:ind w:start="709" w:hanging="283"/>
+      </w:pPr>
+      <w:rPr/>
+    </w:lvl>
+    <w:lvl w:ilvl="1">
+      <w:start w:val="1"/>
+      <w:numFmt w:val="decimal"/>
+      <w:lvlText w:val="%2."/>
+      <w:lvlJc w:val="start"/>
+      <w:pPr>
+        <w:tabs>
+          <w:tab w:val="num" w:pos="1418"/>
+        </w:tabs>
+        <w:ind w:start="1418" w:hanging="283"/>
+      </w:pPr>
+      <w:rPr/>
+    </w:lvl>
+    <w:lvl w:ilvl="2">
+      <w:start w:val="1"/>
+      <w:numFmt w:val="decimal"/>
+      <w:lvlText w:val="%3."/>
+      <w:lvlJc w:val="start"/>
+      <w:pPr>
+        <w:tabs>
+          <w:tab w:val="num" w:pos="2127"/>
+        </w:tabs>
+        <w:ind w:start="2127" w:hanging="283"/>
+      </w:pPr>
+      <w:rPr/>
+    </w:lvl>
+    <w:lvl w:ilvl="3">
+      <w:start w:val="1"/>
+      <w:numFmt w:val="decimal"/>
+      <w:lvlText w:val="%4."/>
+      <w:lvlJc w:val="start"/>
+      <w:pPr>
+        <w:tabs>
+          <w:tab w:val="num" w:pos="2836"/>
+        </w:tabs>
+        <w:ind w:start="2836" w:hanging="283"/>
+      </w:pPr>
+      <w:rPr/>
+    </w:lvl>
+    <w:lvl w:ilvl="4">
+      <w:start w:val="1"/>
+      <w:numFmt w:val="decimal"/>
+      <w:lvlText w:val="%5."/>
+      <w:lvlJc w:val="start"/>
+      <w:pPr>
+        <w:tabs>
+          <w:tab w:val="num" w:pos="3545"/>
+        </w:tabs>
+        <w:ind w:start="3545" w:hanging="283"/>
+      </w:pPr>
+      <w:rPr/>
+    </w:lvl>
+    <w:lvl w:ilvl="5">
+      <w:start w:val="1"/>
+      <w:numFmt w:val="decimal"/>
+      <w:lvlText w:val="%6."/>
+      <w:lvlJc w:val="start"/>
+      <w:pPr>
+        <w:tabs>
+          <w:tab w:val="num" w:pos="4254"/>
+        </w:tabs>
+        <w:ind w:start="4254" w:hanging="283"/>
+      </w:pPr>
+      <w:rPr/>
+    </w:lvl>
+    <w:lvl w:ilvl="6">
+      <w:start w:val="1"/>
+      <w:numFmt w:val="decimal"/>
+      <w:lvlText w:val="%7."/>
+      <w:lvlJc w:val="start"/>
+      <w:pPr>
+        <w:tabs>
+          <w:tab w:val="num" w:pos="4963"/>
+        </w:tabs>
+        <w:ind w:start="4963" w:hanging="283"/>
+      </w:pPr>
+      <w:rPr/>
+    </w:lvl>
+    <w:lvl w:ilvl="7">
+      <w:start w:val="1"/>
+      <w:numFmt w:val="decimal"/>
+      <w:lvlText w:val="%8."/>
+      <w:lvlJc w:val="start"/>
+      <w:pPr>
+        <w:tabs>
+          <w:tab w:val="num" w:pos="5672"/>
+        </w:tabs>
+        <w:ind w:start="5672" w:hanging="283"/>
+      </w:pPr>
+      <w:rPr/>
+    </w:lvl>
+    <w:lvl w:ilvl="8">
+      <w:start w:val="1"/>
+      <w:numFmt w:val="decimal"/>
+      <w:lvlText w:val="%9."/>
+      <w:lvlJc w:val="start"/>
+      <w:pPr>
+        <w:tabs>
+          <w:tab w:val="num" w:pos="6381"/>
+        </w:tabs>
+        <w:ind w:start="6381" w:hanging="283"/>
+      </w:pPr>
+      <w:rPr/>
+    </w:lvl>
+  </w:abstractNum>
+  <w:abstractNum w:abstractNumId="11">
+    <w:lvl w:ilvl="0">
+      <w:start w:val="1"/>
+      <w:numFmt w:val="bullet"/>
+      <w:lvlText w:val=""/>
+      <w:lvlJc w:val="start"/>
+      <w:pPr>
+        <w:tabs>
+          <w:tab w:val="num" w:pos="709"/>
+        </w:tabs>
+        <w:ind w:start="709" w:hanging="283"/>
+      </w:pPr>
+      <w:rPr>
+        <w:rFonts w:ascii="Symbol" w:hAnsi="Symbol" w:cs="Symbol" w:hint="default"/>
+      </w:rPr>
+    </w:lvl>
+    <w:lvl w:ilvl="1">
+      <w:start w:val="1"/>
+      <w:numFmt w:val="bullet"/>
+      <w:lvlText w:val=""/>
+      <w:lvlJc w:val="start"/>
+      <w:pPr>
+        <w:tabs>
+          <w:tab w:val="num" w:pos="1418"/>
+        </w:tabs>
+        <w:ind w:start="1418" w:hanging="283"/>
+      </w:pPr>
+      <w:rPr>
+        <w:rFonts w:ascii="Symbol" w:hAnsi="Symbol" w:cs="Symbol" w:hint="default"/>
+      </w:rPr>
+    </w:lvl>
+    <w:lvl w:ilvl="2">
+      <w:start w:val="1"/>
+      <w:numFmt w:val="bullet"/>
+      <w:lvlText w:val=""/>
+      <w:lvlJc w:val="start"/>
+      <w:pPr>
+        <w:tabs>
+          <w:tab w:val="num" w:pos="2127"/>
+        </w:tabs>
+        <w:ind w:start="2127" w:hanging="283"/>
+      </w:pPr>
+      <w:rPr>
+        <w:rFonts w:ascii="Symbol" w:hAnsi="Symbol" w:cs="Symbol" w:hint="default"/>
+      </w:rPr>
+    </w:lvl>
+    <w:lvl w:ilvl="3">
+      <w:start w:val="1"/>
+      <w:numFmt w:val="bullet"/>
+      <w:lvlText w:val=""/>
+      <w:lvlJc w:val="start"/>
+      <w:pPr>
+        <w:tabs>
+          <w:tab w:val="num" w:pos="2836"/>
+        </w:tabs>
+        <w:ind w:start="2836" w:hanging="283"/>
+      </w:pPr>
+      <w:rPr>
+        <w:rFonts w:ascii="Symbol" w:hAnsi="Symbol" w:cs="Symbol" w:hint="default"/>
+      </w:rPr>
+    </w:lvl>
+    <w:lvl w:ilvl="4">
+      <w:start w:val="1"/>
+      <w:numFmt w:val="bullet"/>
+      <w:lvlText w:val=""/>
+      <w:lvlJc w:val="start"/>
+      <w:pPr>
+        <w:tabs>
+          <w:tab w:val="num" w:pos="3545"/>
+        </w:tabs>
+        <w:ind w:start="3545" w:hanging="283"/>
+      </w:pPr>
+      <w:rPr>
+        <w:rFonts w:ascii="Symbol" w:hAnsi="Symbol" w:cs="Symbol" w:hint="default"/>
+      </w:rPr>
+    </w:lvl>
+    <w:lvl w:ilvl="5">
+      <w:start w:val="1"/>
+      <w:numFmt w:val="bullet"/>
+      <w:lvlText w:val=""/>
+      <w:lvlJc w:val="start"/>
+      <w:pPr>
+        <w:tabs>
+          <w:tab w:val="num" w:pos="4254"/>
+        </w:tabs>
+        <w:ind w:start="4254" w:hanging="283"/>
+      </w:pPr>
+      <w:rPr>
+        <w:rFonts w:ascii="Symbol" w:hAnsi="Symbol" w:cs="Symbol" w:hint="default"/>
+      </w:rPr>
+    </w:lvl>
+    <w:lvl w:ilvl="6">
+      <w:start w:val="1"/>
+      <w:numFmt w:val="bullet"/>
+      <w:lvlText w:val=""/>
+      <w:lvlJc w:val="start"/>
+      <w:pPr>
+        <w:tabs>
+          <w:tab w:val="num" w:pos="4963"/>
+        </w:tabs>
+        <w:ind w:start="4963" w:hanging="283"/>
+      </w:pPr>
+      <w:rPr>
+        <w:rFonts w:ascii="Symbol" w:hAnsi="Symbol" w:cs="Symbol" w:hint="default"/>
+      </w:rPr>
+    </w:lvl>
+    <w:lvl w:ilvl="7">
+      <w:start w:val="1"/>
+      <w:numFmt w:val="bullet"/>
+      <w:lvlText w:val=""/>
+      <w:lvlJc w:val="start"/>
+      <w:pPr>
+        <w:tabs>
+          <w:tab w:val="num" w:pos="5672"/>
+        </w:tabs>
+        <w:ind w:start="5672" w:hanging="283"/>
+      </w:pPr>
+      <w:rPr>
+        <w:rFonts w:ascii="Symbol" w:hAnsi="Symbol" w:cs="Symbol" w:hint="default"/>
+      </w:rPr>
+    </w:lvl>
+    <w:lvl w:ilvl="8">
+      <w:start w:val="1"/>
+      <w:numFmt w:val="bullet"/>
+      <w:lvlText w:val=""/>
+      <w:lvlJc w:val="start"/>
+      <w:pPr>
+        <w:tabs>
+          <w:tab w:val="num" w:pos="6381"/>
+        </w:tabs>
+        <w:ind w:start="6381" w:hanging="283"/>
+      </w:pPr>
+      <w:rPr>
+        <w:rFonts w:ascii="Symbol" w:hAnsi="Symbol" w:cs="Symbol" w:hint="default"/>
+      </w:rPr>
+    </w:lvl>
+  </w:abstractNum>
+  <w:abstractNum w:abstractNumId="12">
+    <w:lvl w:ilvl="0">
+      <w:start w:val="1"/>
       <w:numFmt w:val="none"/>
       <w:suff w:val="nothing"/>
       <w:lvlText w:val=""/>
@@ -15224,6 +18251,15 @@
     <w:abstractNumId w:val="9"/>
   </w:num>
   <w:num w:numId="10">
+    <w:abstractNumId w:val="10"/>
+  </w:num>
+  <w:num w:numId="11">
+    <w:abstractNumId w:val="11"/>
+  </w:num>
+  <w:num w:numId="12">
+    <w:abstractNumId w:val="12"/>
+  </w:num>
+  <w:num w:numId="13">
     <w:abstractNumId w:val="2"/>
     <w:lvlOverride w:ilvl="0">
       <w:startOverride w:val="1"/>

--- a/Mohangraphy_Technical_Documentation.docx
+++ b/Mohangraphy_Technical_Documentation.docx
@@ -4593,7 +4593,7 @@
         <w:pStyle w:val="ListParagraph"/>
         <w:numPr>
           <w:ilvl w:val="0"/>
-          <w:numId w:val="13"/>
+          <w:numId w:val="14"/>
         </w:numPr>
         <w:spacing w:lineRule="auto" w:line="240" w:before="0" w:after="0"/>
         <w:rPr>
@@ -16316,6 +16316,1532 @@
           <w:color w:val="000000"/>
         </w:rPr>
         <w:t>python3 /Users/ncm/Pictures/Mohangraphy/Scripts/Claude_mohangraphy.py</w:t>
+      </w:r>
+    </w:p>
+    <w:p>
+      <w:pPr>
+        <w:pStyle w:val="Normal"/>
+        <w:spacing w:lineRule="auto" w:line="240" w:before="0" w:after="0"/>
+        <w:rPr>
+          <w:rFonts w:ascii="Times New Roman" w:hAnsi="Times New Roman"/>
+          <w:color w:val="000000"/>
+        </w:rPr>
+      </w:pPr>
+      <w:r>
+        <w:rPr>
+          <w:rFonts w:ascii="Times New Roman" w:hAnsi="Times New Roman"/>
+          <w:color w:val="000000"/>
+        </w:rPr>
+      </w:r>
+    </w:p>
+    <w:p>
+      <w:pPr>
+        <w:pStyle w:val="Normal"/>
+        <w:spacing w:lineRule="auto" w:line="240" w:before="0" w:after="0"/>
+        <w:rPr>
+          <w:rFonts w:ascii="Times New Roman" w:hAnsi="Times New Roman"/>
+          <w:color w:val="000000"/>
+        </w:rPr>
+      </w:pPr>
+      <w:r>
+        <w:rPr>
+          <w:rFonts w:ascii="Times New Roman" w:hAnsi="Times New Roman"/>
+          <w:color w:val="000000"/>
+        </w:rPr>
+        <w:t>Dear friends,</w:t>
+      </w:r>
+    </w:p>
+    <w:p>
+      <w:pPr>
+        <w:pStyle w:val="Normal"/>
+        <w:spacing w:lineRule="auto" w:line="240" w:before="0" w:after="0"/>
+        <w:rPr>
+          <w:rFonts w:ascii="Times New Roman" w:hAnsi="Times New Roman"/>
+          <w:color w:val="000000"/>
+        </w:rPr>
+      </w:pPr>
+      <w:r>
+        <w:rPr>
+          <w:rFonts w:ascii="Times New Roman" w:hAnsi="Times New Roman"/>
+          <w:color w:val="000000"/>
+        </w:rPr>
+      </w:r>
+    </w:p>
+    <w:p>
+      <w:pPr>
+        <w:pStyle w:val="Normal"/>
+        <w:spacing w:lineRule="auto" w:line="240" w:before="0" w:after="0"/>
+        <w:rPr>
+          <w:rFonts w:ascii="Times New Roman" w:hAnsi="Times New Roman"/>
+          <w:color w:val="000000"/>
+        </w:rPr>
+      </w:pPr>
+      <w:r>
+        <w:rPr>
+          <w:rFonts w:ascii="Times New Roman" w:hAnsi="Times New Roman"/>
+          <w:color w:val="000000"/>
+        </w:rPr>
+        <w:t>I have been actively travelling since 1985 (yes, 40 years!) across our beautiful country and also to a few countries overseas. I started travelling when there was no mobile phones to click photos at your will. In the early days of my travel using a film camera was not only expensive but also ensurd that I am mindful of the photos that I take, not only for its quality but also for the cost per photo developed. I migrated from a compact shoot at sight film camera to a SLR film camera in 1995 and then on to a Digital SLR camera in 2000. Over these 35 years, I have been capturing moments that appealed to me based on three elements : Light, Moment and Story. The time has come now to share them across the globe. And, therefore this website of mine “mohangraphy.com” is now up and running. It is a work in progress. I greatly appreciate your input, support, referral, and also signing up for future uploads.</w:t>
+      </w:r>
+    </w:p>
+    <w:p>
+      <w:pPr>
+        <w:pStyle w:val="Normal"/>
+        <w:spacing w:lineRule="auto" w:line="240" w:before="0" w:after="0"/>
+        <w:rPr>
+          <w:rFonts w:ascii="Times New Roman" w:hAnsi="Times New Roman"/>
+          <w:color w:val="000000"/>
+        </w:rPr>
+      </w:pPr>
+      <w:r>
+        <w:rPr>
+          <w:rFonts w:ascii="Times New Roman" w:hAnsi="Times New Roman"/>
+          <w:color w:val="000000"/>
+        </w:rPr>
+      </w:r>
+    </w:p>
+    <w:p>
+      <w:pPr>
+        <w:pStyle w:val="Normal"/>
+        <w:spacing w:lineRule="auto" w:line="240" w:before="0" w:after="0"/>
+        <w:rPr>
+          <w:rFonts w:ascii="Times New Roman" w:hAnsi="Times New Roman"/>
+          <w:color w:val="000000"/>
+        </w:rPr>
+      </w:pPr>
+      <w:r>
+        <w:rPr>
+          <w:rFonts w:ascii="Times New Roman" w:hAnsi="Times New Roman"/>
+          <w:color w:val="000000"/>
+        </w:rPr>
+        <w:t>While I believe in simplicity in terms of navigating around the website, I have also included “Travel Stories” where I plan to recall my trips and upload them in the days to come. Take y our time to travel with my memories and through my lens.</w:t>
+      </w:r>
+    </w:p>
+    <w:p>
+      <w:pPr>
+        <w:pStyle w:val="Normal"/>
+        <w:spacing w:lineRule="auto" w:line="240" w:before="0" w:after="0"/>
+        <w:rPr>
+          <w:rFonts w:ascii="Times New Roman" w:hAnsi="Times New Roman"/>
+          <w:color w:val="000000"/>
+        </w:rPr>
+      </w:pPr>
+      <w:r>
+        <w:rPr>
+          <w:rFonts w:ascii="Times New Roman" w:hAnsi="Times New Roman"/>
+          <w:color w:val="000000"/>
+        </w:rPr>
+      </w:r>
+    </w:p>
+    <w:p>
+      <w:pPr>
+        <w:pStyle w:val="Normal"/>
+        <w:spacing w:lineRule="auto" w:line="240" w:before="0" w:after="0"/>
+        <w:rPr>
+          <w:rFonts w:ascii="Times New Roman" w:hAnsi="Times New Roman"/>
+          <w:color w:val="000000"/>
+        </w:rPr>
+      </w:pPr>
+      <w:r>
+        <w:rPr>
+          <w:rFonts w:ascii="Times New Roman" w:hAnsi="Times New Roman"/>
+          <w:color w:val="000000"/>
+        </w:rPr>
+        <w:t>Warm Regards.</w:t>
+      </w:r>
+    </w:p>
+    <w:p>
+      <w:pPr>
+        <w:pStyle w:val="Normal"/>
+        <w:spacing w:lineRule="auto" w:line="240" w:before="0" w:after="0"/>
+        <w:rPr>
+          <w:rFonts w:ascii="Times New Roman" w:hAnsi="Times New Roman"/>
+          <w:color w:val="000000"/>
+        </w:rPr>
+      </w:pPr>
+      <w:r>
+        <w:rPr>
+          <w:rFonts w:ascii="Times New Roman" w:hAnsi="Times New Roman"/>
+          <w:color w:val="000000"/>
+        </w:rPr>
+      </w:r>
+      <w:r>
+        <w:br w:type="page"/>
+      </w:r>
+    </w:p>
+    <w:p>
+      <w:pPr>
+        <w:pStyle w:val="Heading2"/>
+        <w:spacing w:lineRule="auto" w:line="240" w:before="0" w:after="0"/>
+        <w:rPr>
+          <w:rFonts w:ascii="Times New Roman" w:hAnsi="Times New Roman"/>
+          <w:color w:val="000000"/>
+          <w:sz w:val="24"/>
+          <w:szCs w:val="24"/>
+        </w:rPr>
+      </w:pPr>
+      <w:r>
+        <w:rPr>
+          <w:rFonts w:ascii="Times New Roman" w:hAnsi="Times New Roman"/>
+          <w:color w:val="000000"/>
+          <w:sz w:val="24"/>
+          <w:szCs w:val="24"/>
+        </w:rPr>
+        <w:t>When your hard drive fills up — the right solution</w:t>
+      </w:r>
+    </w:p>
+    <w:p>
+      <w:pPr>
+        <w:pStyle w:val="BodyText"/>
+        <w:spacing w:lineRule="auto" w:line="240"/>
+        <w:rPr>
+          <w:rFonts w:ascii="Times New Roman" w:hAnsi="Times New Roman"/>
+          <w:color w:val="000000"/>
+        </w:rPr>
+      </w:pPr>
+      <w:r>
+        <w:rPr>
+          <w:rStyle w:val="Strong"/>
+          <w:rFonts w:ascii="Times New Roman" w:hAnsi="Times New Roman"/>
+          <w:color w:val="000000"/>
+        </w:rPr>
+        <w:t>Buy an external hard drive.</w:t>
+      </w:r>
+      <w:r>
+        <w:rPr>
+          <w:rFonts w:ascii="Times New Roman" w:hAnsi="Times New Roman"/>
+          <w:color w:val="000000"/>
+        </w:rPr>
+        <w:t xml:space="preserve"> A 4TB external drive costs around ₹7,000–8,000 ($80–90) and will last you a decade of photography.</w:t>
+      </w:r>
+    </w:p>
+    <w:p>
+      <w:pPr>
+        <w:pStyle w:val="PreformattedText"/>
+        <w:ind w:hanging="0" w:start="0" w:end="0"/>
+        <w:rPr>
+          <w:rFonts w:ascii="Times New Roman" w:hAnsi="Times New Roman" w:eastAsia="Arial" w:cs="Arial"/>
+          <w:color w:val="000000"/>
+          <w:sz w:val="24"/>
+          <w:szCs w:val="24"/>
+        </w:rPr>
+      </w:pPr>
+      <w:r>
+        <w:rPr>
+          <w:rStyle w:val="SourceText"/>
+          <w:rFonts w:ascii="var font-mono" w:hAnsi="var font-mono"/>
+          <w:color w:val="14181F"/>
+          <w:sz w:val="24"/>
+          <w:szCs w:val="24"/>
+          <w:shd w:fill="auto" w:val="clear"/>
+        </w:rPr>
+        <w:t>External Drive/</w:t>
+      </w:r>
+    </w:p>
+    <w:p>
+      <w:pPr>
+        <w:pStyle w:val="PreformattedText"/>
+        <w:rPr>
+          <w:rFonts w:ascii="Times New Roman" w:hAnsi="Times New Roman" w:eastAsia="Arial" w:cs="Arial"/>
+          <w:color w:val="000000"/>
+          <w:sz w:val="24"/>
+          <w:szCs w:val="24"/>
+        </w:rPr>
+      </w:pPr>
+      <w:r>
+        <w:rPr>
+          <w:rStyle w:val="SourceText"/>
+          <w:rFonts w:ascii="Times New Roman" w:hAnsi="Times New Roman"/>
+          <w:color w:val="14181F"/>
+          <w:sz w:val="24"/>
+          <w:szCs w:val="24"/>
+          <w:shd w:fill="auto" w:val="clear"/>
+        </w:rPr>
+        <w:t xml:space="preserve">  </w:t>
+      </w:r>
+      <w:r>
+        <w:rPr>
+          <w:rStyle w:val="SourceText"/>
+          <w:rFonts w:ascii="var font-mono" w:hAnsi="var font-mono"/>
+          <w:color w:val="14181F"/>
+          <w:sz w:val="24"/>
+          <w:szCs w:val="24"/>
+          <w:shd w:fill="auto" w:val="clear"/>
+        </w:rPr>
+        <w:t>Mohangraphy/</w:t>
+      </w:r>
+    </w:p>
+    <w:p>
+      <w:pPr>
+        <w:pStyle w:val="PreformattedText"/>
+        <w:rPr>
+          <w:rFonts w:ascii="Times New Roman" w:hAnsi="Times New Roman" w:eastAsia="Arial" w:cs="Arial"/>
+          <w:color w:val="000000"/>
+          <w:sz w:val="24"/>
+          <w:szCs w:val="24"/>
+        </w:rPr>
+      </w:pPr>
+      <w:r>
+        <w:rPr>
+          <w:rStyle w:val="SourceText"/>
+          <w:rFonts w:ascii="Times New Roman" w:hAnsi="Times New Roman"/>
+          <w:color w:val="14181F"/>
+          <w:sz w:val="24"/>
+          <w:szCs w:val="24"/>
+          <w:shd w:fill="auto" w:val="clear"/>
+        </w:rPr>
+        <w:t xml:space="preserve">    </w:t>
+      </w:r>
+      <w:r>
+        <w:rPr>
+          <w:rStyle w:val="SourceText"/>
+          <w:rFonts w:ascii="var font-mono" w:hAnsi="var font-mono"/>
+          <w:color w:val="14181F"/>
+          <w:sz w:val="24"/>
+          <w:szCs w:val="24"/>
+          <w:shd w:fill="auto" w:val="clear"/>
+        </w:rPr>
+        <w:t>Photos/          ← move originals here</w:t>
+      </w:r>
+    </w:p>
+    <w:p>
+      <w:pPr>
+        <w:pStyle w:val="PreformattedText"/>
+        <w:rPr>
+          <w:rFonts w:ascii="Times New Roman" w:hAnsi="Times New Roman" w:eastAsia="Arial" w:cs="Arial"/>
+          <w:color w:val="000000"/>
+          <w:sz w:val="24"/>
+          <w:szCs w:val="24"/>
+        </w:rPr>
+      </w:pPr>
+      <w:r>
+        <w:rPr>
+          <w:rStyle w:val="SourceText"/>
+          <w:rFonts w:ascii="Times New Roman" w:hAnsi="Times New Roman"/>
+          <w:color w:val="14181F"/>
+          <w:sz w:val="24"/>
+          <w:szCs w:val="24"/>
+          <w:shd w:fill="auto" w:val="clear"/>
+        </w:rPr>
+        <w:t xml:space="preserve">    </w:t>
+      </w:r>
+      <w:r>
+        <w:rPr>
+          <w:rStyle w:val="SourceText"/>
+          <w:rFonts w:ascii="var font-mono" w:hAnsi="var font-mono"/>
+          <w:color w:val="14181F"/>
+          <w:sz w:val="24"/>
+          <w:szCs w:val="24"/>
+          <w:shd w:fill="auto" w:val="clear"/>
+        </w:rPr>
+        <w:t>Scripts/         ← keep scripts here too</w:t>
+      </w:r>
+    </w:p>
+    <w:p>
+      <w:pPr>
+        <w:pStyle w:val="PreformattedText"/>
+        <w:rPr>
+          <w:rFonts w:ascii="Times New Roman" w:hAnsi="Times New Roman" w:eastAsia="Arial" w:cs="Arial"/>
+          <w:color w:val="000000"/>
+          <w:sz w:val="24"/>
+          <w:szCs w:val="24"/>
+        </w:rPr>
+      </w:pPr>
+      <w:r>
+        <w:rPr>
+          <w:rStyle w:val="SourceText"/>
+          <w:rFonts w:ascii="Times New Roman" w:hAnsi="Times New Roman"/>
+          <w:color w:val="14181F"/>
+          <w:sz w:val="24"/>
+          <w:szCs w:val="24"/>
+          <w:shd w:fill="auto" w:val="clear"/>
+        </w:rPr>
+        <w:t xml:space="preserve">    </w:t>
+      </w:r>
+      <w:r>
+        <w:rPr>
+          <w:rStyle w:val="SourceText"/>
+          <w:rFonts w:ascii="var font-mono" w:hAnsi="var font-mono"/>
+          <w:color w:val="14181F"/>
+          <w:sz w:val="24"/>
+          <w:szCs w:val="24"/>
+          <w:shd w:fill="auto" w:val="clear"/>
+        </w:rPr>
+        <w:t>Thumbs/          ← regenerated automatically</w:t>
+      </w:r>
+    </w:p>
+    <w:p>
+      <w:pPr>
+        <w:pStyle w:val="PreformattedText"/>
+        <w:spacing w:before="0" w:after="283"/>
+        <w:rPr>
+          <w:rFonts w:ascii="Times New Roman" w:hAnsi="Times New Roman" w:eastAsia="Arial" w:cs="Arial"/>
+          <w:color w:val="000000"/>
+          <w:sz w:val="24"/>
+          <w:szCs w:val="24"/>
+        </w:rPr>
+      </w:pPr>
+      <w:r>
+        <w:rPr>
+          <w:rStyle w:val="SourceText"/>
+          <w:rFonts w:ascii="Times New Roman" w:hAnsi="Times New Roman"/>
+          <w:color w:val="14181F"/>
+          <w:sz w:val="24"/>
+          <w:szCs w:val="24"/>
+          <w:shd w:fill="auto" w:val="clear"/>
+        </w:rPr>
+        <w:t xml:space="preserve">    </w:t>
+      </w:r>
+      <w:r>
+        <w:rPr>
+          <w:rStyle w:val="SourceText"/>
+          <w:rFonts w:ascii="var font-mono" w:hAnsi="var font-mono"/>
+          <w:color w:val="14181F"/>
+          <w:sz w:val="24"/>
+          <w:szCs w:val="24"/>
+          <w:shd w:fill="auto" w:val="clear"/>
+        </w:rPr>
+        <w:t>Web/             ← regenerated automatically</w:t>
+      </w:r>
+    </w:p>
+    <w:p>
+      <w:pPr>
+        <w:pStyle w:val="BodyText"/>
+        <w:spacing w:lineRule="auto" w:line="240"/>
+        <w:rPr>
+          <w:rFonts w:ascii="Times New Roman" w:hAnsi="Times New Roman"/>
+          <w:color w:val="000000"/>
+        </w:rPr>
+      </w:pPr>
+      <w:r>
+        <w:rPr>
+          <w:rFonts w:ascii="Times New Roman" w:hAnsi="Times New Roman"/>
+          <w:color w:val="000000"/>
+        </w:rPr>
+        <w:t xml:space="preserve">Then just update one line in </w:t>
+      </w:r>
+      <w:r>
+        <w:rPr>
+          <w:rStyle w:val="SourceText"/>
+          <w:rFonts w:ascii="Times New Roman" w:hAnsi="Times New Roman"/>
+          <w:color w:val="000000"/>
+        </w:rPr>
+        <w:t>Claude_mohangraphy.py</w:t>
+      </w:r>
+      <w:r>
+        <w:rPr>
+          <w:rFonts w:ascii="Times New Roman" w:hAnsi="Times New Roman"/>
+          <w:color w:val="000000"/>
+        </w:rPr>
+        <w:t>:</w:t>
+      </w:r>
+    </w:p>
+    <w:p>
+      <w:pPr>
+        <w:pStyle w:val="BodyText"/>
+        <w:spacing w:lineRule="auto" w:line="240"/>
+        <w:ind w:hanging="0" w:start="0" w:end="0"/>
+        <w:rPr>
+          <w:rFonts w:ascii="Times New Roman" w:hAnsi="Times New Roman"/>
+          <w:color w:val="000000"/>
+        </w:rPr>
+      </w:pPr>
+      <w:r>
+        <w:rPr>
+          <w:rFonts w:ascii="Times New Roman" w:hAnsi="Times New Roman"/>
+          <w:color w:val="000000"/>
+        </w:rPr>
+        <w:t>python</w:t>
+      </w:r>
+    </w:p>
+    <w:p>
+      <w:pPr>
+        <w:pStyle w:val="PreformattedText"/>
+        <w:ind w:hanging="0" w:start="0" w:end="0"/>
+        <w:rPr>
+          <w:rFonts w:ascii="Times New Roman" w:hAnsi="Times New Roman" w:eastAsia="Arial" w:cs="Arial"/>
+          <w:color w:val="000000"/>
+          <w:sz w:val="24"/>
+          <w:szCs w:val="24"/>
+        </w:rPr>
+      </w:pPr>
+      <w:r>
+        <w:rPr>
+          <w:rStyle w:val="SourceText"/>
+          <w:rFonts w:ascii="var font-mono" w:hAnsi="var font-mono"/>
+          <w:color w:val="6E7687"/>
+          <w:sz w:val="24"/>
+          <w:szCs w:val="24"/>
+          <w:shd w:fill="auto" w:val="clear"/>
+        </w:rPr>
+        <w:t># Change this:</w:t>
+      </w:r>
+    </w:p>
+    <w:p>
+      <w:pPr>
+        <w:pStyle w:val="PreformattedText"/>
+        <w:ind w:hanging="0" w:start="0" w:end="0"/>
+        <w:rPr>
+          <w:rFonts w:ascii="Times New Roman" w:hAnsi="Times New Roman" w:eastAsia="Arial" w:cs="Arial"/>
+          <w:color w:val="000000"/>
+          <w:sz w:val="24"/>
+          <w:szCs w:val="24"/>
+        </w:rPr>
+      </w:pPr>
+      <w:r>
+        <w:rPr>
+          <w:rStyle w:val="SourceText"/>
+          <w:rFonts w:ascii="var font-mono" w:hAnsi="var font-mono"/>
+          <w:color w:val="14181F"/>
+          <w:sz w:val="24"/>
+          <w:szCs w:val="24"/>
+          <w:shd w:fill="auto" w:val="clear"/>
+        </w:rPr>
+        <w:t xml:space="preserve">ROOT_DIR = </w:t>
+      </w:r>
+      <w:r>
+        <w:rPr>
+          <w:rStyle w:val="SourceText"/>
+          <w:rFonts w:ascii="var font-mono" w:hAnsi="var font-mono"/>
+          <w:color w:val="008000"/>
+          <w:sz w:val="24"/>
+          <w:szCs w:val="24"/>
+          <w:shd w:fill="auto" w:val="clear"/>
+        </w:rPr>
+        <w:t>"/Users/ncm/Pictures/Mohangraphy"</w:t>
+      </w:r>
+    </w:p>
+    <w:p>
+      <w:pPr>
+        <w:pStyle w:val="PreformattedText"/>
+        <w:rPr>
+          <w:rFonts w:ascii="Times New Roman" w:hAnsi="Times New Roman" w:eastAsia="Arial" w:cs="Arial"/>
+          <w:color w:val="000000"/>
+          <w:sz w:val="24"/>
+          <w:szCs w:val="24"/>
+        </w:rPr>
+      </w:pPr>
+      <w:r>
+        <w:rPr>
+          <w:rFonts w:eastAsia="Arial" w:cs="Arial" w:ascii="Times New Roman" w:hAnsi="Times New Roman"/>
+          <w:color w:val="000000"/>
+          <w:sz w:val="24"/>
+          <w:szCs w:val="24"/>
+        </w:rPr>
+      </w:r>
+    </w:p>
+    <w:p>
+      <w:pPr>
+        <w:pStyle w:val="PreformattedText"/>
+        <w:ind w:hanging="0" w:start="0" w:end="0"/>
+        <w:rPr>
+          <w:rFonts w:ascii="Times New Roman" w:hAnsi="Times New Roman" w:eastAsia="Arial" w:cs="Arial"/>
+          <w:color w:val="000000"/>
+          <w:sz w:val="24"/>
+          <w:szCs w:val="24"/>
+        </w:rPr>
+      </w:pPr>
+      <w:r>
+        <w:rPr>
+          <w:rStyle w:val="SourceText"/>
+          <w:rFonts w:ascii="var font-mono" w:hAnsi="var font-mono"/>
+          <w:color w:val="6E7687"/>
+          <w:sz w:val="24"/>
+          <w:szCs w:val="24"/>
+          <w:shd w:fill="auto" w:val="clear"/>
+        </w:rPr>
+        <w:t># To wherever your external drive mounts, e.g.:</w:t>
+      </w:r>
+    </w:p>
+    <w:p>
+      <w:pPr>
+        <w:pStyle w:val="PreformattedText"/>
+        <w:spacing w:before="0" w:after="283"/>
+        <w:ind w:hanging="0" w:start="0" w:end="0"/>
+        <w:rPr>
+          <w:rFonts w:ascii="Times New Roman" w:hAnsi="Times New Roman" w:eastAsia="Arial" w:cs="Arial"/>
+          <w:color w:val="000000"/>
+          <w:sz w:val="24"/>
+          <w:szCs w:val="24"/>
+        </w:rPr>
+      </w:pPr>
+      <w:r>
+        <w:rPr>
+          <w:rStyle w:val="SourceText"/>
+          <w:rFonts w:ascii="var font-mono" w:hAnsi="var font-mono"/>
+          <w:color w:val="14181F"/>
+          <w:sz w:val="24"/>
+          <w:szCs w:val="24"/>
+          <w:shd w:fill="auto" w:val="clear"/>
+        </w:rPr>
+        <w:t xml:space="preserve">ROOT_DIR = </w:t>
+      </w:r>
+      <w:r>
+        <w:rPr>
+          <w:rStyle w:val="SourceText"/>
+          <w:rFonts w:ascii="var font-mono" w:hAnsi="var font-mono"/>
+          <w:color w:val="008000"/>
+          <w:sz w:val="24"/>
+          <w:szCs w:val="24"/>
+          <w:shd w:fill="auto" w:val="clear"/>
+        </w:rPr>
+        <w:t>"/Volumes/MyDrive/Mohangraphy"</w:t>
+      </w:r>
+    </w:p>
+    <w:p>
+      <w:pPr>
+        <w:pStyle w:val="BodyText"/>
+        <w:spacing w:lineRule="auto" w:line="240"/>
+        <w:rPr>
+          <w:rFonts w:ascii="Times New Roman" w:hAnsi="Times New Roman"/>
+          <w:color w:val="000000"/>
+        </w:rPr>
+      </w:pPr>
+      <w:r>
+        <w:rPr>
+          <w:rFonts w:ascii="Times New Roman" w:hAnsi="Times New Roman"/>
+          <w:color w:val="000000"/>
+        </w:rPr>
+        <w:t>Redeploy once and everything works exactly as before.</w:t>
+      </w:r>
+    </w:p>
+    <w:p>
+      <w:pPr>
+        <w:pStyle w:val="HorizontalLine"/>
+        <w:spacing w:before="0" w:after="0"/>
+        <w:rPr>
+          <w:rFonts w:ascii="Times New Roman" w:hAnsi="Times New Roman"/>
+          <w:color w:val="000000"/>
+          <w:sz w:val="24"/>
+          <w:szCs w:val="24"/>
+        </w:rPr>
+      </w:pPr>
+      <w:r>
+        <w:rPr>
+          <w:rFonts w:ascii="Times New Roman" w:hAnsi="Times New Roman"/>
+          <w:color w:val="000000"/>
+          <w:sz w:val="24"/>
+          <w:szCs w:val="24"/>
+        </w:rPr>
+      </w:r>
+    </w:p>
+    <w:p>
+      <w:pPr>
+        <w:pStyle w:val="Heading2"/>
+        <w:spacing w:before="0" w:after="283"/>
+        <w:rPr>
+          <w:rFonts w:ascii="Times New Roman" w:hAnsi="Times New Roman"/>
+          <w:color w:val="000000"/>
+          <w:sz w:val="24"/>
+          <w:szCs w:val="24"/>
+        </w:rPr>
+      </w:pPr>
+      <w:r>
+        <w:rPr>
+          <w:rFonts w:ascii="Times New Roman" w:hAnsi="Times New Roman"/>
+          <w:color w:val="000000"/>
+          <w:sz w:val="24"/>
+          <w:szCs w:val="24"/>
+        </w:rPr>
+        <w:t>What goes to GitHub (the website)</w:t>
+      </w:r>
+    </w:p>
+    <w:p>
+      <w:pPr>
+        <w:pStyle w:val="BodyText"/>
+        <w:spacing w:lineRule="auto" w:line="240"/>
+        <w:rPr>
+          <w:rFonts w:ascii="Times New Roman" w:hAnsi="Times New Roman"/>
+          <w:color w:val="000000"/>
+        </w:rPr>
+      </w:pPr>
+      <w:r>
+        <w:rPr>
+          <w:rFonts w:ascii="Times New Roman" w:hAnsi="Times New Roman"/>
+          <w:color w:val="000000"/>
+        </w:rPr>
+        <w:t>GitHub only receives:</w:t>
+      </w:r>
+    </w:p>
+    <w:p>
+      <w:pPr>
+        <w:pStyle w:val="PreformattedText"/>
+        <w:ind w:hanging="0" w:start="0" w:end="0"/>
+        <w:rPr>
+          <w:rFonts w:ascii="Times New Roman" w:hAnsi="Times New Roman" w:eastAsia="Arial" w:cs="Arial"/>
+          <w:color w:val="000000"/>
+          <w:sz w:val="24"/>
+          <w:szCs w:val="24"/>
+        </w:rPr>
+      </w:pPr>
+      <w:r>
+        <w:rPr>
+          <w:rStyle w:val="SourceText"/>
+          <w:rFonts w:ascii="var font-mono" w:hAnsi="var font-mono"/>
+          <w:color w:val="14181F"/>
+          <w:sz w:val="24"/>
+          <w:szCs w:val="24"/>
+          <w:shd w:fill="auto" w:val="clear"/>
+        </w:rPr>
+        <w:t>index.html        ← the entire website (one file)</w:t>
+      </w:r>
+    </w:p>
+    <w:p>
+      <w:pPr>
+        <w:pStyle w:val="PreformattedText"/>
+        <w:rPr>
+          <w:rFonts w:ascii="Times New Roman" w:hAnsi="Times New Roman" w:eastAsia="Arial" w:cs="Arial"/>
+          <w:color w:val="000000"/>
+          <w:sz w:val="24"/>
+          <w:szCs w:val="24"/>
+        </w:rPr>
+      </w:pPr>
+      <w:r>
+        <w:rPr>
+          <w:rStyle w:val="SourceText"/>
+          <w:rFonts w:ascii="var font-mono" w:hAnsi="var font-mono"/>
+          <w:color w:val="14181F"/>
+          <w:sz w:val="24"/>
+          <w:szCs w:val="24"/>
+          <w:shd w:fill="auto" w:val="clear"/>
+        </w:rPr>
+        <w:t>Thumbs/           ← 800px thumbnails</w:t>
+      </w:r>
+    </w:p>
+    <w:p>
+      <w:pPr>
+        <w:pStyle w:val="PreformattedText"/>
+        <w:rPr>
+          <w:rFonts w:ascii="Times New Roman" w:hAnsi="Times New Roman" w:eastAsia="Arial" w:cs="Arial"/>
+          <w:color w:val="000000"/>
+          <w:sz w:val="24"/>
+          <w:szCs w:val="24"/>
+        </w:rPr>
+      </w:pPr>
+      <w:r>
+        <w:rPr>
+          <w:rStyle w:val="SourceText"/>
+          <w:rFonts w:ascii="var font-mono" w:hAnsi="var font-mono"/>
+          <w:color w:val="14181F"/>
+          <w:sz w:val="24"/>
+          <w:szCs w:val="24"/>
+          <w:shd w:fill="auto" w:val="clear"/>
+        </w:rPr>
+        <w:t>Web/              ← 2048px web copies</w:t>
+      </w:r>
+    </w:p>
+    <w:p>
+      <w:pPr>
+        <w:pStyle w:val="PreformattedText"/>
+        <w:spacing w:before="0" w:after="283"/>
+        <w:rPr>
+          <w:rFonts w:ascii="Times New Roman" w:hAnsi="Times New Roman" w:eastAsia="Arial" w:cs="Arial"/>
+          <w:color w:val="000000"/>
+          <w:sz w:val="24"/>
+          <w:szCs w:val="24"/>
+        </w:rPr>
+      </w:pPr>
+      <w:r>
+        <w:rPr>
+          <w:rStyle w:val="SourceText"/>
+          <w:rFonts w:ascii="var font-mono" w:hAnsi="var font-mono"/>
+          <w:color w:val="14181F"/>
+          <w:sz w:val="24"/>
+          <w:szCs w:val="24"/>
+          <w:shd w:fill="auto" w:val="clear"/>
+        </w:rPr>
+        <w:t>CNAME             ← your domain name</w:t>
+      </w:r>
+    </w:p>
+    <w:p>
+      <w:pPr>
+        <w:pStyle w:val="BodyText"/>
+        <w:spacing w:lineRule="auto" w:line="240"/>
+        <w:rPr>
+          <w:rFonts w:ascii="Times New Roman" w:hAnsi="Times New Roman"/>
+          <w:color w:val="000000"/>
+        </w:rPr>
+      </w:pPr>
+      <w:r>
+        <w:rPr>
+          <w:rFonts w:ascii="Times New Roman" w:hAnsi="Times New Roman"/>
+          <w:color w:val="000000"/>
+        </w:rPr>
+        <w:t xml:space="preserve">Your </w:t>
+      </w:r>
+      <w:r>
+        <w:rPr>
+          <w:rStyle w:val="Strong"/>
+          <w:rFonts w:ascii="Times New Roman" w:hAnsi="Times New Roman"/>
+          <w:color w:val="000000"/>
+        </w:rPr>
+        <w:t>original full-resolution photos never leave your Mac</w:t>
+      </w:r>
+      <w:r>
+        <w:rPr>
+          <w:rFonts w:ascii="Times New Roman" w:hAnsi="Times New Roman"/>
+          <w:color w:val="000000"/>
+        </w:rPr>
+        <w:t>. GitHub only gets the smaller web copies. This means:</w:t>
+      </w:r>
+    </w:p>
+    <w:p>
+      <w:pPr>
+        <w:pStyle w:val="BodyText"/>
+        <w:numPr>
+          <w:ilvl w:val="0"/>
+          <w:numId w:val="12"/>
+        </w:numPr>
+        <w:tabs>
+          <w:tab w:val="clear" w:pos="720"/>
+          <w:tab w:val="left" w:pos="0" w:leader="none"/>
+        </w:tabs>
+        <w:spacing w:lineRule="auto" w:line="240" w:before="0" w:after="0"/>
+        <w:ind w:hanging="283" w:start="709"/>
+        <w:rPr>
+          <w:rFonts w:ascii="Times New Roman" w:hAnsi="Times New Roman"/>
+          <w:color w:val="000000"/>
+        </w:rPr>
+      </w:pPr>
+      <w:r>
+        <w:rPr>
+          <w:rFonts w:ascii="Times New Roman" w:hAnsi="Times New Roman"/>
+          <w:color w:val="000000"/>
+        </w:rPr>
+        <w:t xml:space="preserve">Your originals are always safe on your drive </w:t>
+      </w:r>
+    </w:p>
+    <w:p>
+      <w:pPr>
+        <w:pStyle w:val="BodyText"/>
+        <w:numPr>
+          <w:ilvl w:val="0"/>
+          <w:numId w:val="12"/>
+        </w:numPr>
+        <w:tabs>
+          <w:tab w:val="clear" w:pos="720"/>
+          <w:tab w:val="left" w:pos="0" w:leader="none"/>
+        </w:tabs>
+        <w:spacing w:lineRule="auto" w:line="240" w:before="0" w:after="0"/>
+        <w:ind w:hanging="283" w:start="709"/>
+        <w:rPr>
+          <w:rFonts w:ascii="Times New Roman" w:hAnsi="Times New Roman"/>
+          <w:color w:val="000000"/>
+        </w:rPr>
+      </w:pPr>
+      <w:r>
+        <w:rPr>
+          <w:rFonts w:ascii="Times New Roman" w:hAnsi="Times New Roman"/>
+          <w:color w:val="000000"/>
+        </w:rPr>
+        <w:t xml:space="preserve">GitHub storage stays manageable </w:t>
+      </w:r>
+    </w:p>
+    <w:p>
+      <w:pPr>
+        <w:pStyle w:val="BodyText"/>
+        <w:numPr>
+          <w:ilvl w:val="0"/>
+          <w:numId w:val="12"/>
+        </w:numPr>
+        <w:tabs>
+          <w:tab w:val="clear" w:pos="720"/>
+          <w:tab w:val="left" w:pos="0" w:leader="none"/>
+        </w:tabs>
+        <w:spacing w:lineRule="auto" w:line="240"/>
+        <w:ind w:hanging="283" w:start="709"/>
+        <w:rPr>
+          <w:rFonts w:ascii="Times New Roman" w:hAnsi="Times New Roman"/>
+          <w:color w:val="000000"/>
+        </w:rPr>
+      </w:pPr>
+      <w:r>
+        <w:rPr>
+          <w:rFonts w:ascii="Times New Roman" w:hAnsi="Times New Roman"/>
+          <w:color w:val="000000"/>
+        </w:rPr>
+        <w:t xml:space="preserve">Visitors only ever download the 2048px versions anyway </w:t>
+      </w:r>
+    </w:p>
+    <w:p>
+      <w:pPr>
+        <w:pStyle w:val="HorizontalLine"/>
+        <w:spacing w:before="0" w:after="0"/>
+        <w:rPr>
+          <w:rFonts w:ascii="Times New Roman" w:hAnsi="Times New Roman"/>
+          <w:color w:val="000000"/>
+          <w:sz w:val="24"/>
+          <w:szCs w:val="24"/>
+        </w:rPr>
+      </w:pPr>
+      <w:r>
+        <w:rPr>
+          <w:rFonts w:ascii="Times New Roman" w:hAnsi="Times New Roman"/>
+          <w:color w:val="000000"/>
+          <w:sz w:val="24"/>
+          <w:szCs w:val="24"/>
+        </w:rPr>
+      </w:r>
+    </w:p>
+    <w:p>
+      <w:pPr>
+        <w:pStyle w:val="Heading2"/>
+        <w:spacing w:before="0" w:after="283"/>
+        <w:rPr>
+          <w:rFonts w:ascii="Times New Roman" w:hAnsi="Times New Roman"/>
+          <w:color w:val="000000"/>
+          <w:sz w:val="24"/>
+          <w:szCs w:val="24"/>
+        </w:rPr>
+      </w:pPr>
+      <w:r>
+        <w:rPr>
+          <w:rFonts w:ascii="Times New Roman" w:hAnsi="Times New Roman"/>
+          <w:color w:val="000000"/>
+          <w:sz w:val="24"/>
+          <w:szCs w:val="24"/>
+        </w:rPr>
+        <w:t>Practical storage estimate</w:t>
+      </w:r>
+    </w:p>
+    <w:tbl>
+      <w:tblPr>
+        <w:tblW w:w="6369" w:type="dxa"/>
+        <w:jc w:val="start"/>
+        <w:tblInd w:w="0" w:type="dxa"/>
+        <w:tblLayout w:type="fixed"/>
+        <w:tblCellMar>
+          <w:top w:w="28" w:type="dxa"/>
+          <w:start w:w="28" w:type="dxa"/>
+          <w:bottom w:w="28" w:type="dxa"/>
+          <w:end w:w="28" w:type="dxa"/>
+        </w:tblCellMar>
+      </w:tblPr>
+      <w:tblGrid>
+        <w:gridCol w:w="2198"/>
+        <w:gridCol w:w="2622"/>
+        <w:gridCol w:w="1549"/>
+      </w:tblGrid>
+      <w:tr>
+        <w:trPr>
+          <w:tblHeader w:val="true"/>
+        </w:trPr>
+        <w:tc>
+          <w:tcPr>
+            <w:tcW w:w="2198" w:type="dxa"/>
+            <w:tcBorders/>
+            <w:vAlign w:val="center"/>
+          </w:tcPr>
+          <w:p>
+            <w:pPr>
+              <w:pStyle w:val="TableHeading"/>
+              <w:rPr/>
+            </w:pPr>
+            <w:r>
+              <w:rPr/>
+              <w:t>Item</w:t>
+            </w:r>
+          </w:p>
+        </w:tc>
+        <w:tc>
+          <w:tcPr>
+            <w:tcW w:w="2622" w:type="dxa"/>
+            <w:tcBorders/>
+            <w:vAlign w:val="center"/>
+          </w:tcPr>
+          <w:p>
+            <w:pPr>
+              <w:pStyle w:val="TableHeading"/>
+              <w:rPr/>
+            </w:pPr>
+            <w:r>
+              <w:rPr/>
+              <w:t>Typical size per photo</w:t>
+            </w:r>
+          </w:p>
+        </w:tc>
+        <w:tc>
+          <w:tcPr>
+            <w:tcW w:w="1549" w:type="dxa"/>
+            <w:tcBorders/>
+            <w:vAlign w:val="center"/>
+          </w:tcPr>
+          <w:p>
+            <w:pPr>
+              <w:pStyle w:val="TableHeading"/>
+              <w:rPr/>
+            </w:pPr>
+            <w:r>
+              <w:rPr/>
+              <w:t>1000 photos</w:t>
+            </w:r>
+          </w:p>
+        </w:tc>
+      </w:tr>
+      <w:tr>
+        <w:trPr/>
+        <w:tc>
+          <w:tcPr>
+            <w:tcW w:w="2198" w:type="dxa"/>
+            <w:tcBorders/>
+            <w:vAlign w:val="center"/>
+          </w:tcPr>
+          <w:p>
+            <w:pPr>
+              <w:pStyle w:val="TableContents"/>
+              <w:rPr/>
+            </w:pPr>
+            <w:r>
+              <w:rPr/>
+              <w:t>Original (RAW)</w:t>
+            </w:r>
+          </w:p>
+        </w:tc>
+        <w:tc>
+          <w:tcPr>
+            <w:tcW w:w="2622" w:type="dxa"/>
+            <w:tcBorders/>
+            <w:vAlign w:val="center"/>
+          </w:tcPr>
+          <w:p>
+            <w:pPr>
+              <w:pStyle w:val="TableContents"/>
+              <w:rPr/>
+            </w:pPr>
+            <w:r>
+              <w:rPr/>
+              <w:t>25–40 MB</w:t>
+            </w:r>
+          </w:p>
+        </w:tc>
+        <w:tc>
+          <w:tcPr>
+            <w:tcW w:w="1549" w:type="dxa"/>
+            <w:tcBorders/>
+            <w:vAlign w:val="center"/>
+          </w:tcPr>
+          <w:p>
+            <w:pPr>
+              <w:pStyle w:val="TableContents"/>
+              <w:rPr/>
+            </w:pPr>
+            <w:r>
+              <w:rPr/>
+              <w:t>25–40 GB</w:t>
+            </w:r>
+          </w:p>
+        </w:tc>
+      </w:tr>
+      <w:tr>
+        <w:trPr/>
+        <w:tc>
+          <w:tcPr>
+            <w:tcW w:w="2198" w:type="dxa"/>
+            <w:tcBorders/>
+            <w:vAlign w:val="center"/>
+          </w:tcPr>
+          <w:p>
+            <w:pPr>
+              <w:pStyle w:val="TableContents"/>
+              <w:rPr/>
+            </w:pPr>
+            <w:r>
+              <w:rPr/>
+              <w:t>Original (JPG)</w:t>
+            </w:r>
+          </w:p>
+        </w:tc>
+        <w:tc>
+          <w:tcPr>
+            <w:tcW w:w="2622" w:type="dxa"/>
+            <w:tcBorders/>
+            <w:vAlign w:val="center"/>
+          </w:tcPr>
+          <w:p>
+            <w:pPr>
+              <w:pStyle w:val="TableContents"/>
+              <w:rPr/>
+            </w:pPr>
+            <w:r>
+              <w:rPr/>
+              <w:t>8–15 MB</w:t>
+            </w:r>
+          </w:p>
+        </w:tc>
+        <w:tc>
+          <w:tcPr>
+            <w:tcW w:w="1549" w:type="dxa"/>
+            <w:tcBorders/>
+            <w:vAlign w:val="center"/>
+          </w:tcPr>
+          <w:p>
+            <w:pPr>
+              <w:pStyle w:val="TableContents"/>
+              <w:rPr/>
+            </w:pPr>
+            <w:r>
+              <w:rPr/>
+              <w:t>8–15 GB</w:t>
+            </w:r>
+          </w:p>
+        </w:tc>
+      </w:tr>
+      <w:tr>
+        <w:trPr/>
+        <w:tc>
+          <w:tcPr>
+            <w:tcW w:w="2198" w:type="dxa"/>
+            <w:tcBorders/>
+            <w:vAlign w:val="center"/>
+          </w:tcPr>
+          <w:p>
+            <w:pPr>
+              <w:pStyle w:val="TableContents"/>
+              <w:rPr/>
+            </w:pPr>
+            <w:r>
+              <w:rPr/>
+              <w:t>Web copy (2048px)</w:t>
+            </w:r>
+          </w:p>
+        </w:tc>
+        <w:tc>
+          <w:tcPr>
+            <w:tcW w:w="2622" w:type="dxa"/>
+            <w:tcBorders/>
+            <w:vAlign w:val="center"/>
+          </w:tcPr>
+          <w:p>
+            <w:pPr>
+              <w:pStyle w:val="TableContents"/>
+              <w:rPr/>
+            </w:pPr>
+            <w:r>
+              <w:rPr/>
+              <w:t>1–3 MB</w:t>
+            </w:r>
+          </w:p>
+        </w:tc>
+        <w:tc>
+          <w:tcPr>
+            <w:tcW w:w="1549" w:type="dxa"/>
+            <w:tcBorders/>
+            <w:vAlign w:val="center"/>
+          </w:tcPr>
+          <w:p>
+            <w:pPr>
+              <w:pStyle w:val="TableContents"/>
+              <w:rPr/>
+            </w:pPr>
+            <w:r>
+              <w:rPr/>
+              <w:t>1–3 GB</w:t>
+            </w:r>
+          </w:p>
+        </w:tc>
+      </w:tr>
+      <w:tr>
+        <w:trPr/>
+        <w:tc>
+          <w:tcPr>
+            <w:tcW w:w="2198" w:type="dxa"/>
+            <w:tcBorders/>
+            <w:vAlign w:val="center"/>
+          </w:tcPr>
+          <w:p>
+            <w:pPr>
+              <w:pStyle w:val="TableContents"/>
+              <w:rPr/>
+            </w:pPr>
+            <w:r>
+              <w:rPr/>
+              <w:t>Thumbnail (800px)</w:t>
+            </w:r>
+          </w:p>
+        </w:tc>
+        <w:tc>
+          <w:tcPr>
+            <w:tcW w:w="2622" w:type="dxa"/>
+            <w:tcBorders/>
+            <w:vAlign w:val="center"/>
+          </w:tcPr>
+          <w:p>
+            <w:pPr>
+              <w:pStyle w:val="TableContents"/>
+              <w:rPr/>
+            </w:pPr>
+            <w:r>
+              <w:rPr/>
+              <w:t>200–400 KB</w:t>
+            </w:r>
+          </w:p>
+        </w:tc>
+        <w:tc>
+          <w:tcPr>
+            <w:tcW w:w="1549" w:type="dxa"/>
+            <w:tcBorders/>
+            <w:vAlign w:val="center"/>
+          </w:tcPr>
+          <w:p>
+            <w:pPr>
+              <w:pStyle w:val="TableContents"/>
+              <w:rPr/>
+            </w:pPr>
+            <w:r>
+              <w:rPr/>
+              <w:t>200–400 MB</w:t>
+            </w:r>
+          </w:p>
+        </w:tc>
+      </w:tr>
+    </w:tbl>
+    <w:p>
+      <w:pPr>
+        <w:pStyle w:val="BodyText"/>
+        <w:spacing w:lineRule="auto" w:line="240"/>
+        <w:rPr>
+          <w:rFonts w:ascii="Times New Roman" w:hAnsi="Times New Roman"/>
+          <w:color w:val="000000"/>
+        </w:rPr>
+      </w:pPr>
+      <w:r>
+        <w:rPr>
+          <w:rFonts w:ascii="Times New Roman" w:hAnsi="Times New Roman"/>
+          <w:color w:val="000000"/>
+        </w:rPr>
+        <w:t xml:space="preserve">So 1000 photos in RAW needs about </w:t>
+      </w:r>
+      <w:r>
+        <w:rPr>
+          <w:rStyle w:val="Strong"/>
+          <w:rFonts w:ascii="Times New Roman" w:hAnsi="Times New Roman"/>
+          <w:color w:val="000000"/>
+        </w:rPr>
+        <w:t>30GB on your Mac</w:t>
+      </w:r>
+      <w:r>
+        <w:rPr>
+          <w:rFonts w:ascii="Times New Roman" w:hAnsi="Times New Roman"/>
+          <w:color w:val="000000"/>
+        </w:rPr>
+        <w:t xml:space="preserve"> and only </w:t>
+      </w:r>
+      <w:r>
+        <w:rPr>
+          <w:rStyle w:val="Strong"/>
+          <w:rFonts w:ascii="Times New Roman" w:hAnsi="Times New Roman"/>
+          <w:color w:val="000000"/>
+        </w:rPr>
+        <w:t>1–3GB on GitHub</w:t>
+      </w:r>
+      <w:r>
+        <w:rPr>
+          <w:rFonts w:ascii="Times New Roman" w:hAnsi="Times New Roman"/>
+          <w:color w:val="000000"/>
+        </w:rPr>
+        <w:t>.</w:t>
+      </w:r>
+    </w:p>
+    <w:p>
+      <w:pPr>
+        <w:pStyle w:val="HorizontalLine"/>
+        <w:spacing w:before="0" w:after="0"/>
+        <w:rPr>
+          <w:rFonts w:ascii="Times New Roman" w:hAnsi="Times New Roman"/>
+          <w:color w:val="000000"/>
+          <w:sz w:val="24"/>
+          <w:szCs w:val="24"/>
+        </w:rPr>
+      </w:pPr>
+      <w:r>
+        <w:rPr>
+          <w:rFonts w:ascii="Times New Roman" w:hAnsi="Times New Roman"/>
+          <w:color w:val="000000"/>
+          <w:sz w:val="24"/>
+          <w:szCs w:val="24"/>
+        </w:rPr>
+      </w:r>
+    </w:p>
+    <w:p>
+      <w:pPr>
+        <w:pStyle w:val="Heading2"/>
+        <w:spacing w:before="0" w:after="283"/>
+        <w:rPr>
+          <w:rFonts w:ascii="Times New Roman" w:hAnsi="Times New Roman"/>
+          <w:color w:val="000000"/>
+          <w:sz w:val="24"/>
+          <w:szCs w:val="24"/>
+        </w:rPr>
+      </w:pPr>
+      <w:r>
+        <w:rPr>
+          <w:rFonts w:ascii="Times New Roman" w:hAnsi="Times New Roman"/>
+          <w:color w:val="000000"/>
+          <w:sz w:val="24"/>
+          <w:szCs w:val="24"/>
+        </w:rPr>
+        <w:t>Bottom line</w:t>
+      </w:r>
+    </w:p>
+    <w:tbl>
+      <w:tblPr>
+        <w:tblW w:w="7970" w:type="dxa"/>
+        <w:jc w:val="start"/>
+        <w:tblInd w:w="0" w:type="dxa"/>
+        <w:tblLayout w:type="fixed"/>
+        <w:tblCellMar>
+          <w:top w:w="28" w:type="dxa"/>
+          <w:start w:w="28" w:type="dxa"/>
+          <w:bottom w:w="28" w:type="dxa"/>
+          <w:end w:w="28" w:type="dxa"/>
+        </w:tblCellMar>
+      </w:tblPr>
+      <w:tblGrid>
+        <w:gridCol w:w="2225"/>
+        <w:gridCol w:w="5745"/>
+      </w:tblGrid>
+      <w:tr>
+        <w:trPr>
+          <w:tblHeader w:val="true"/>
+        </w:trPr>
+        <w:tc>
+          <w:tcPr>
+            <w:tcW w:w="2225" w:type="dxa"/>
+            <w:tcBorders/>
+            <w:vAlign w:val="center"/>
+          </w:tcPr>
+          <w:p>
+            <w:pPr>
+              <w:pStyle w:val="TableHeading"/>
+              <w:rPr/>
+            </w:pPr>
+            <w:r>
+              <w:rPr/>
+              <w:t>Problem</w:t>
+            </w:r>
+          </w:p>
+        </w:tc>
+        <w:tc>
+          <w:tcPr>
+            <w:tcW w:w="5745" w:type="dxa"/>
+            <w:tcBorders/>
+            <w:vAlign w:val="center"/>
+          </w:tcPr>
+          <w:p>
+            <w:pPr>
+              <w:pStyle w:val="TableHeading"/>
+              <w:rPr/>
+            </w:pPr>
+            <w:r>
+              <w:rPr/>
+              <w:t>Solution</w:t>
+            </w:r>
+          </w:p>
+        </w:tc>
+      </w:tr>
+      <w:tr>
+        <w:trPr/>
+        <w:tc>
+          <w:tcPr>
+            <w:tcW w:w="2225" w:type="dxa"/>
+            <w:tcBorders/>
+            <w:vAlign w:val="center"/>
+          </w:tcPr>
+          <w:p>
+            <w:pPr>
+              <w:pStyle w:val="TableContents"/>
+              <w:rPr/>
+            </w:pPr>
+            <w:r>
+              <w:rPr/>
+              <w:t>Mac hard drive full</w:t>
+            </w:r>
+          </w:p>
+        </w:tc>
+        <w:tc>
+          <w:tcPr>
+            <w:tcW w:w="5745" w:type="dxa"/>
+            <w:tcBorders/>
+            <w:vAlign w:val="center"/>
+          </w:tcPr>
+          <w:p>
+            <w:pPr>
+              <w:pStyle w:val="TableContents"/>
+              <w:rPr/>
+            </w:pPr>
+            <w:r>
+              <w:rPr/>
+              <w:t>External drive ~₹7,000</w:t>
+            </w:r>
+          </w:p>
+        </w:tc>
+      </w:tr>
+      <w:tr>
+        <w:trPr/>
+        <w:tc>
+          <w:tcPr>
+            <w:tcW w:w="2225" w:type="dxa"/>
+            <w:tcBorders/>
+            <w:vAlign w:val="center"/>
+          </w:tcPr>
+          <w:p>
+            <w:pPr>
+              <w:pStyle w:val="TableContents"/>
+              <w:rPr/>
+            </w:pPr>
+            <w:r>
+              <w:rPr/>
+              <w:t>Too many originals</w:t>
+            </w:r>
+          </w:p>
+        </w:tc>
+        <w:tc>
+          <w:tcPr>
+            <w:tcW w:w="5745" w:type="dxa"/>
+            <w:tcBorders/>
+            <w:vAlign w:val="center"/>
+          </w:tcPr>
+          <w:p>
+            <w:pPr>
+              <w:pStyle w:val="TableContents"/>
+              <w:rPr/>
+            </w:pPr>
+            <w:r>
+              <w:rPr/>
+              <w:t>Archive older shoots to external, keep recent on Mac</w:t>
+            </w:r>
+          </w:p>
+        </w:tc>
+      </w:tr>
+      <w:tr>
+        <w:trPr/>
+        <w:tc>
+          <w:tcPr>
+            <w:tcW w:w="2225" w:type="dxa"/>
+            <w:tcBorders/>
+            <w:vAlign w:val="center"/>
+          </w:tcPr>
+          <w:p>
+            <w:pPr>
+              <w:pStyle w:val="TableContents"/>
+              <w:rPr/>
+            </w:pPr>
+            <w:r>
+              <w:rPr/>
+              <w:t>GitHub storage limit</w:t>
+            </w:r>
+          </w:p>
+        </w:tc>
+        <w:tc>
+          <w:tcPr>
+            <w:tcW w:w="5745" w:type="dxa"/>
+            <w:tcBorders/>
+            <w:vAlign w:val="center"/>
+          </w:tcPr>
+          <w:p>
+            <w:pPr>
+              <w:pStyle w:val="TableContents"/>
+              <w:rPr/>
+            </w:pPr>
+            <w:r>
+              <w:rPr/>
+              <w:t>Years away — web copies are small</w:t>
+            </w:r>
+          </w:p>
+        </w:tc>
+      </w:tr>
+      <w:tr>
+        <w:trPr/>
+        <w:tc>
+          <w:tcPr>
+            <w:tcW w:w="2225" w:type="dxa"/>
+            <w:tcBorders/>
+            <w:vAlign w:val="center"/>
+          </w:tcPr>
+          <w:p>
+            <w:pPr>
+              <w:pStyle w:val="TableContents"/>
+              <w:rPr/>
+            </w:pPr>
+            <w:r>
+              <w:rPr/>
+              <w:t>Originals lost</w:t>
+            </w:r>
+          </w:p>
+        </w:tc>
+        <w:tc>
+          <w:tcPr>
+            <w:tcW w:w="5745" w:type="dxa"/>
+            <w:tcBorders/>
+            <w:vAlign w:val="center"/>
+          </w:tcPr>
+          <w:p>
+            <w:pPr>
+              <w:pStyle w:val="TableContents"/>
+              <w:rPr/>
+            </w:pPr>
+            <w:r>
+              <w:rPr/>
+              <w:t>External drive + Time Machine backup</w:t>
+            </w:r>
+          </w:p>
+        </w:tc>
+      </w:tr>
+    </w:tbl>
+    <w:p>
+      <w:pPr>
+        <w:pStyle w:val="BodyText"/>
+        <w:spacing w:lineRule="auto" w:line="240"/>
+        <w:rPr>
+          <w:rFonts w:ascii="Times New Roman" w:hAnsi="Times New Roman"/>
+          <w:color w:val="000000"/>
+        </w:rPr>
+      </w:pPr>
+      <w:r>
+        <w:rPr>
+          <w:rStyle w:val="Strong"/>
+          <w:rFonts w:ascii="Times New Roman" w:hAnsi="Times New Roman"/>
+          <w:color w:val="000000"/>
+        </w:rPr>
+        <w:t>The most important thing</w:t>
+      </w:r>
+      <w:r>
+        <w:rPr>
+          <w:rFonts w:ascii="Times New Roman" w:hAnsi="Times New Roman"/>
+          <w:color w:val="000000"/>
+        </w:rPr>
+        <w:t xml:space="preserve"> — whatever you do, always have your originals backed up in </w:t>
+      </w:r>
+      <w:r>
+        <w:rPr>
+          <w:rStyle w:val="Strong"/>
+          <w:rFonts w:ascii="Times New Roman" w:hAnsi="Times New Roman"/>
+          <w:color w:val="000000"/>
+        </w:rPr>
+        <w:t>two places</w:t>
+      </w:r>
+      <w:r>
+        <w:rPr>
+          <w:rFonts w:ascii="Times New Roman" w:hAnsi="Times New Roman"/>
+          <w:color w:val="000000"/>
+        </w:rPr>
+        <w:t>. An external drive for working files and a second backup (another drive or cloud like iCloud/Google Photos for originals). Hard drives do fail.</w:t>
+      </w:r>
+    </w:p>
+    <w:p>
+      <w:pPr>
+        <w:pStyle w:val="Normal"/>
+        <w:spacing w:lineRule="auto" w:line="240" w:before="0" w:after="0"/>
+        <w:rPr>
+          <w:rFonts w:ascii="Times New Roman" w:hAnsi="Times New Roman"/>
+          <w:color w:val="000000"/>
+        </w:rPr>
+      </w:pPr>
+      <w:r>
+        <w:rPr>
+          <w:rFonts w:ascii="Times New Roman" w:hAnsi="Times New Roman"/>
+          <w:color w:val="000000"/>
+        </w:rPr>
       </w:r>
     </w:p>
     <w:sectPr>
@@ -16464,7 +17990,7 @@
         <w:sz w:val="20"/>
         <w:szCs w:val="20"/>
       </w:rPr>
-      <w:t>13</w:t>
+      <w:t>15</w:t>
     </w:r>
     <w:r>
       <w:rPr>
@@ -16592,7 +18118,7 @@
         <w:sz w:val="20"/>
         <w:szCs w:val="20"/>
       </w:rPr>
-      <w:t>13</w:t>
+      <w:t>15</w:t>
     </w:r>
     <w:r>
       <w:rPr>
@@ -18107,6 +19633,143 @@
   <w:abstractNum w:abstractNumId="12">
     <w:lvl w:ilvl="0">
       <w:start w:val="1"/>
+      <w:numFmt w:val="bullet"/>
+      <w:lvlText w:val=""/>
+      <w:lvlJc w:val="start"/>
+      <w:pPr>
+        <w:tabs>
+          <w:tab w:val="num" w:pos="709"/>
+        </w:tabs>
+        <w:ind w:start="709" w:hanging="283"/>
+      </w:pPr>
+      <w:rPr>
+        <w:rFonts w:ascii="Symbol" w:hAnsi="Symbol" w:cs="Symbol" w:hint="default"/>
+      </w:rPr>
+    </w:lvl>
+    <w:lvl w:ilvl="1">
+      <w:start w:val="1"/>
+      <w:numFmt w:val="bullet"/>
+      <w:lvlText w:val=""/>
+      <w:lvlJc w:val="start"/>
+      <w:pPr>
+        <w:tabs>
+          <w:tab w:val="num" w:pos="1418"/>
+        </w:tabs>
+        <w:ind w:start="1418" w:hanging="283"/>
+      </w:pPr>
+      <w:rPr>
+        <w:rFonts w:ascii="Symbol" w:hAnsi="Symbol" w:cs="Symbol" w:hint="default"/>
+      </w:rPr>
+    </w:lvl>
+    <w:lvl w:ilvl="2">
+      <w:start w:val="1"/>
+      <w:numFmt w:val="bullet"/>
+      <w:lvlText w:val=""/>
+      <w:lvlJc w:val="start"/>
+      <w:pPr>
+        <w:tabs>
+          <w:tab w:val="num" w:pos="2127"/>
+        </w:tabs>
+        <w:ind w:start="2127" w:hanging="283"/>
+      </w:pPr>
+      <w:rPr>
+        <w:rFonts w:ascii="Symbol" w:hAnsi="Symbol" w:cs="Symbol" w:hint="default"/>
+      </w:rPr>
+    </w:lvl>
+    <w:lvl w:ilvl="3">
+      <w:start w:val="1"/>
+      <w:numFmt w:val="bullet"/>
+      <w:lvlText w:val=""/>
+      <w:lvlJc w:val="start"/>
+      <w:pPr>
+        <w:tabs>
+          <w:tab w:val="num" w:pos="2836"/>
+        </w:tabs>
+        <w:ind w:start="2836" w:hanging="283"/>
+      </w:pPr>
+      <w:rPr>
+        <w:rFonts w:ascii="Symbol" w:hAnsi="Symbol" w:cs="Symbol" w:hint="default"/>
+      </w:rPr>
+    </w:lvl>
+    <w:lvl w:ilvl="4">
+      <w:start w:val="1"/>
+      <w:numFmt w:val="bullet"/>
+      <w:lvlText w:val=""/>
+      <w:lvlJc w:val="start"/>
+      <w:pPr>
+        <w:tabs>
+          <w:tab w:val="num" w:pos="3545"/>
+        </w:tabs>
+        <w:ind w:start="3545" w:hanging="283"/>
+      </w:pPr>
+      <w:rPr>
+        <w:rFonts w:ascii="Symbol" w:hAnsi="Symbol" w:cs="Symbol" w:hint="default"/>
+      </w:rPr>
+    </w:lvl>
+    <w:lvl w:ilvl="5">
+      <w:start w:val="1"/>
+      <w:numFmt w:val="bullet"/>
+      <w:lvlText w:val=""/>
+      <w:lvlJc w:val="start"/>
+      <w:pPr>
+        <w:tabs>
+          <w:tab w:val="num" w:pos="4254"/>
+        </w:tabs>
+        <w:ind w:start="4254" w:hanging="283"/>
+      </w:pPr>
+      <w:rPr>
+        <w:rFonts w:ascii="Symbol" w:hAnsi="Symbol" w:cs="Symbol" w:hint="default"/>
+      </w:rPr>
+    </w:lvl>
+    <w:lvl w:ilvl="6">
+      <w:start w:val="1"/>
+      <w:numFmt w:val="bullet"/>
+      <w:lvlText w:val=""/>
+      <w:lvlJc w:val="start"/>
+      <w:pPr>
+        <w:tabs>
+          <w:tab w:val="num" w:pos="4963"/>
+        </w:tabs>
+        <w:ind w:start="4963" w:hanging="283"/>
+      </w:pPr>
+      <w:rPr>
+        <w:rFonts w:ascii="Symbol" w:hAnsi="Symbol" w:cs="Symbol" w:hint="default"/>
+      </w:rPr>
+    </w:lvl>
+    <w:lvl w:ilvl="7">
+      <w:start w:val="1"/>
+      <w:numFmt w:val="bullet"/>
+      <w:lvlText w:val=""/>
+      <w:lvlJc w:val="start"/>
+      <w:pPr>
+        <w:tabs>
+          <w:tab w:val="num" w:pos="5672"/>
+        </w:tabs>
+        <w:ind w:start="5672" w:hanging="283"/>
+      </w:pPr>
+      <w:rPr>
+        <w:rFonts w:ascii="Symbol" w:hAnsi="Symbol" w:cs="Symbol" w:hint="default"/>
+      </w:rPr>
+    </w:lvl>
+    <w:lvl w:ilvl="8">
+      <w:start w:val="1"/>
+      <w:numFmt w:val="bullet"/>
+      <w:lvlText w:val=""/>
+      <w:lvlJc w:val="start"/>
+      <w:pPr>
+        <w:tabs>
+          <w:tab w:val="num" w:pos="6381"/>
+        </w:tabs>
+        <w:ind w:start="6381" w:hanging="283"/>
+      </w:pPr>
+      <w:rPr>
+        <w:rFonts w:ascii="Symbol" w:hAnsi="Symbol" w:cs="Symbol" w:hint="default"/>
+      </w:rPr>
+    </w:lvl>
+  </w:abstractNum>
+  <w:abstractNum w:abstractNumId="13">
+    <w:lvl w:ilvl="0">
+      <w:start w:val="1"/>
       <w:numFmt w:val="none"/>
       <w:suff w:val="nothing"/>
       <w:lvlText w:val=""/>
@@ -18260,6 +19923,9 @@
     <w:abstractNumId w:val="12"/>
   </w:num>
   <w:num w:numId="13">
+    <w:abstractNumId w:val="13"/>
+  </w:num>
+  <w:num w:numId="14">
     <w:abstractNumId w:val="2"/>
     <w:lvlOverride w:ilvl="0">
       <w:startOverride w:val="1"/>
@@ -18622,6 +20288,29 @@
       <w:szCs w:val="12"/>
     </w:rPr>
   </w:style>
+  <w:style w:type="paragraph" w:styleId="TableContents">
+    <w:name w:val="Table Contents"/>
+    <w:basedOn w:val="Normal"/>
+    <w:qFormat/>
+    <w:pPr>
+      <w:widowControl w:val="false"/>
+      <w:suppressLineNumbers/>
+    </w:pPr>
+    <w:rPr/>
+  </w:style>
+  <w:style w:type="paragraph" w:styleId="TableHeading">
+    <w:name w:val="Table Heading"/>
+    <w:basedOn w:val="TableContents"/>
+    <w:qFormat/>
+    <w:pPr>
+      <w:suppressLineNumbers/>
+      <w:jc w:val="center"/>
+    </w:pPr>
+    <w:rPr>
+      <w:b/>
+      <w:bCs/>
+    </w:rPr>
+  </w:style>
 </w:styles>
 </file>
 
